--- a/essencial receitas.docx
+++ b/essencial receitas.docx
@@ -317,7 +317,7 @@
           <w:szCs w:val="24"/>
           <w:rtl w:val="0"/>
         </w:rPr>
-        <w:t xml:space="preserve"> Prof.norberto</w:t>
+        <w:t xml:space="preserve"> Prof.norbertoa</w:t>
       </w:r>
     </w:p>
     <w:p>
@@ -7301,48 +7301,132 @@
           </w:tcPr>
           <w:p>
             <w:pPr>
-              <w:spacing w:after="420" w:before="180" w:line="360" w:lineRule="auto"/>
-              <w:ind w:left="0" w:firstLine="0"/>
-              <w:rPr>
-                <w:sz w:val="24"/>
-                <w:szCs w:val="24"/>
-              </w:rPr>
-            </w:pPr>
-            <w:r>
-              <w:rPr>
-                <w:rtl w:val="0"/>
-              </w:rPr>
-            </w:r>
-          </w:p>
-          <w:p>
-            <w:pPr>
-              <w:widowControl w:val="0"/>
-              <w:spacing w:line="240" w:lineRule="auto"/>
-              <w:ind w:left="0" w:firstLine="0"/>
-              <w:rPr>
-                <w:sz w:val="24"/>
-                <w:szCs w:val="24"/>
-              </w:rPr>
-            </w:pPr>
-            <w:r>
-              <w:rPr>
-                <w:rtl w:val="0"/>
-              </w:rPr>
-            </w:r>
-          </w:p>
-          <w:p>
-            <w:pPr>
-              <w:widowControl w:val="0"/>
-              <w:spacing w:line="240" w:lineRule="auto"/>
-              <w:rPr>
-                <w:sz w:val="24"/>
-                <w:szCs w:val="24"/>
-              </w:rPr>
-            </w:pPr>
-            <w:r>
-              <w:rPr>
-                <w:rtl w:val="0"/>
-              </w:rPr>
+              <w:numPr>
+                <w:ilvl w:val="0"/>
+                <w:numId w:val="8"/>
+              </w:numPr>
+              <w:spacing w:after="0" w:afterAutospacing="0" w:before="180" w:line="360" w:lineRule="auto"/>
+              <w:ind w:left="720" w:hanging="360"/>
+            </w:pPr>
+            <w:r>
+              <w:rPr>
+                <w:b w:val="1"/>
+                <w:bCs w:val="1"/>
+                <w:sz w:val="24"/>
+                <w:szCs w:val="24"/>
+                <w:rtl w:val="0"/>
+              </w:rPr>
+              <w:t xml:space="preserve">Fluxo Alternativo 2a: Permissão de GPS negada pelo usuário</w:t>
+            </w:r>
+          </w:p>
+          <w:p>
+            <w:pPr>
+              <w:numPr>
+                <w:ilvl w:val="1"/>
+                <w:numId w:val="8"/>
+              </w:numPr>
+              <w:spacing w:after="0" w:afterAutospacing="0" w:before="0" w:beforeAutospacing="0" w:line="360" w:lineRule="auto"/>
+              <w:ind w:left="1440" w:hanging="360"/>
+            </w:pPr>
+            <w:r>
+              <w:rPr>
+                <w:sz w:val="24"/>
+                <w:szCs w:val="24"/>
+                <w:rtl w:val="0"/>
+              </w:rPr>
+              <w:t xml:space="preserve">O sistema identifica que a permissão de localização foi recusada.</w:t>
+            </w:r>
+          </w:p>
+          <w:p>
+            <w:pPr>
+              <w:numPr>
+                <w:ilvl w:val="1"/>
+                <w:numId w:val="8"/>
+              </w:numPr>
+              <w:spacing w:after="0" w:afterAutospacing="0" w:before="0" w:beforeAutospacing="0" w:line="360" w:lineRule="auto"/>
+              <w:ind w:left="1440" w:hanging="360"/>
+            </w:pPr>
+            <w:r>
+              <w:rPr>
+                <w:sz w:val="24"/>
+                <w:szCs w:val="24"/>
+                <w:rtl w:val="0"/>
+              </w:rPr>
+              <w:t xml:space="preserve">O sistema exibe uma mensagem solicitando que o Cliente insira um endereço manualmente (Ex: CEP ou Nome da Rua).</w:t>
+            </w:r>
+          </w:p>
+          <w:p>
+            <w:pPr>
+              <w:numPr>
+                <w:ilvl w:val="1"/>
+                <w:numId w:val="8"/>
+              </w:numPr>
+              <w:spacing w:after="0" w:afterAutospacing="0" w:before="0" w:beforeAutospacing="0" w:line="360" w:lineRule="auto"/>
+              <w:ind w:left="1440" w:hanging="360"/>
+            </w:pPr>
+            <w:r>
+              <w:rPr>
+                <w:sz w:val="24"/>
+                <w:szCs w:val="24"/>
+                <w:rtl w:val="0"/>
+              </w:rPr>
+              <w:t xml:space="preserve">O Cliente insira o endereço.</w:t>
+            </w:r>
+          </w:p>
+          <w:p>
+            <w:pPr>
+              <w:numPr>
+                <w:ilvl w:val="1"/>
+                <w:numId w:val="8"/>
+              </w:numPr>
+              <w:spacing w:after="0" w:afterAutospacing="0" w:before="0" w:beforeAutospacing="0" w:line="360" w:lineRule="auto"/>
+              <w:ind w:left="1440" w:hanging="360"/>
+            </w:pPr>
+            <w:r>
+              <w:rPr>
+                <w:sz w:val="24"/>
+                <w:szCs w:val="24"/>
+                <w:rtl w:val="0"/>
+              </w:rPr>
+              <w:t xml:space="preserve">O sistema valida o endereço e prossegue para o passo 4 do fluxo principal.</w:t>
+            </w:r>
+          </w:p>
+          <w:p>
+            <w:pPr>
+              <w:numPr>
+                <w:ilvl w:val="0"/>
+                <w:numId w:val="8"/>
+              </w:numPr>
+              <w:spacing w:after="0" w:afterAutospacing="0" w:before="0" w:beforeAutospacing="0" w:line="360" w:lineRule="auto"/>
+              <w:ind w:left="720" w:hanging="360"/>
+            </w:pPr>
+            <w:r>
+              <w:rPr>
+                <w:b w:val="1"/>
+                <w:bCs w:val="1"/>
+                <w:sz w:val="24"/>
+                <w:szCs w:val="24"/>
+                <w:rtl w:val="0"/>
+              </w:rPr>
+              <w:t xml:space="preserve">Fluxo de Exceção 3a: Baixa precisão do sinal de GPS (Raio maior que 50 metros)</w:t>
+            </w:r>
+          </w:p>
+          <w:p>
+            <w:pPr>
+              <w:numPr>
+                <w:ilvl w:val="1"/>
+                <w:numId w:val="8"/>
+              </w:numPr>
+              <w:spacing w:after="840" w:before="0" w:beforeAutospacing="0" w:line="360" w:lineRule="auto"/>
+              <w:ind w:left="1440" w:hanging="360"/>
+            </w:pPr>
+            <w:r>
+              <w:rPr>
+                <w:sz w:val="24"/>
+                <w:szCs w:val="24"/>
+                <w:rtl w:val="0"/>
+              </w:rPr>
+              <w:t xml:space="preserve">O sistema detecta que o sinal do GPS está fraco ou impreciso.</w:t>
             </w:r>
           </w:p>
         </w:tc>
@@ -7399,19 +7483,94 @@
           </w:tcPr>
           <w:p>
             <w:pPr>
-              <w:spacing w:after="420" w:before="180" w:line="360" w:lineRule="auto"/>
-              <w:ind w:left="0" w:firstLine="0"/>
-              <w:rPr>
-                <w:b w:val="1"/>
-                <w:bCs w:val="1"/>
-                <w:sz w:val="24"/>
-                <w:szCs w:val="24"/>
-              </w:rPr>
-            </w:pPr>
-            <w:r>
-              <w:rPr>
-                <w:rtl w:val="0"/>
-              </w:rPr>
+              <w:numPr>
+                <w:ilvl w:val="0"/>
+                <w:numId w:val="8"/>
+              </w:numPr>
+              <w:spacing w:after="0" w:afterAutospacing="0" w:before="180" w:line="360" w:lineRule="auto"/>
+              <w:ind w:left="720" w:hanging="360"/>
+            </w:pPr>
+            <w:r>
+              <w:rPr>
+                <w:b w:val="1"/>
+                <w:bCs w:val="1"/>
+                <w:sz w:val="24"/>
+                <w:szCs w:val="24"/>
+                <w:rtl w:val="0"/>
+              </w:rPr>
+              <w:t xml:space="preserve">Fluxo Alternativo 2a: Permissão de GPS negada pelo usuário</w:t>
+            </w:r>
+          </w:p>
+          <w:p>
+            <w:pPr>
+              <w:numPr>
+                <w:ilvl w:val="1"/>
+                <w:numId w:val="8"/>
+              </w:numPr>
+              <w:spacing w:after="0" w:afterAutospacing="0" w:before="0" w:beforeAutospacing="0" w:line="360" w:lineRule="auto"/>
+              <w:ind w:left="1440" w:hanging="360"/>
+            </w:pPr>
+            <w:r>
+              <w:rPr>
+                <w:sz w:val="24"/>
+                <w:szCs w:val="24"/>
+                <w:rtl w:val="0"/>
+              </w:rPr>
+              <w:t xml:space="preserve">O sistema identifica que a permissão de localização foi recusada.</w:t>
+            </w:r>
+          </w:p>
+          <w:p>
+            <w:pPr>
+              <w:numPr>
+                <w:ilvl w:val="1"/>
+                <w:numId w:val="8"/>
+              </w:numPr>
+              <w:spacing w:after="0" w:afterAutospacing="0" w:before="0" w:beforeAutospacing="0" w:line="360" w:lineRule="auto"/>
+              <w:ind w:left="1440" w:hanging="360"/>
+            </w:pPr>
+            <w:r>
+              <w:rPr>
+                <w:sz w:val="24"/>
+                <w:szCs w:val="24"/>
+                <w:rtl w:val="0"/>
+              </w:rPr>
+              <w:t xml:space="preserve">O sistema exibe uma mensagem solicitando que o Cliente insira um endereço manualmente (Ex: CEP ou Nome da Rua).</w:t>
+            </w:r>
+          </w:p>
+          <w:p>
+            <w:pPr>
+              <w:numPr>
+                <w:ilvl w:val="1"/>
+                <w:numId w:val="8"/>
+              </w:numPr>
+              <w:spacing w:after="0" w:afterAutospacing="0" w:before="0" w:beforeAutospacing="0" w:line="360" w:lineRule="auto"/>
+              <w:ind w:left="1440" w:hanging="360"/>
+            </w:pPr>
+            <w:r>
+              <w:rPr>
+                <w:sz w:val="24"/>
+                <w:szCs w:val="24"/>
+                <w:rtl w:val="0"/>
+              </w:rPr>
+              <w:t xml:space="preserve">O Cliente insira o endereço.</w:t>
+            </w:r>
+          </w:p>
+          <w:p>
+            <w:pPr>
+              <w:numPr>
+                <w:ilvl w:val="1"/>
+                <w:numId w:val="8"/>
+              </w:numPr>
+              <w:spacing w:after="660" w:before="0" w:beforeAutospacing="0" w:line="360" w:lineRule="auto"/>
+              <w:ind w:left="1440" w:hanging="360"/>
+            </w:pPr>
+            <w:r>
+              <w:rPr>
+                <w:sz w:val="24"/>
+                <w:szCs w:val="24"/>
+                <w:rtl w:val="0"/>
+              </w:rPr>
+              <w:t xml:space="preserve">O sistema valida o endereço e prossegue para o passo 4 do fluxo principal</w:t>
             </w:r>
           </w:p>
         </w:tc>

--- a/essencial receitas.docx
+++ b/essencial receitas.docx
@@ -6382,7 +6382,7 @@
               <w:widowControl w:val="0"/>
               <w:numPr>
                 <w:ilvl w:val="0"/>
-                <w:numId w:val="3"/>
+                <w:numId w:val="4"/>
               </w:numPr>
               <w:spacing w:line="240" w:lineRule="auto"/>
               <w:ind w:left="720" w:hanging="360"/>
@@ -6431,7 +6431,7 @@
               <w:widowControl w:val="0"/>
               <w:numPr>
                 <w:ilvl w:val="0"/>
-                <w:numId w:val="3"/>
+                <w:numId w:val="4"/>
               </w:numPr>
               <w:spacing w:line="240" w:lineRule="auto"/>
               <w:ind w:left="720" w:hanging="360"/>
@@ -7161,7 +7161,7 @@
             <w:pPr>
               <w:numPr>
                 <w:ilvl w:val="0"/>
-                <w:numId w:val="5"/>
+                <w:numId w:val="6"/>
               </w:numPr>
               <w:spacing w:after="0" w:afterAutospacing="0" w:before="180" w:line="360" w:lineRule="auto"/>
               <w:ind w:left="720" w:hanging="360"/>
@@ -7179,7 +7179,7 @@
             <w:pPr>
               <w:numPr>
                 <w:ilvl w:val="0"/>
-                <w:numId w:val="5"/>
+                <w:numId w:val="6"/>
               </w:numPr>
               <w:spacing w:after="0" w:afterAutospacing="0" w:before="0" w:beforeAutospacing="0" w:line="360" w:lineRule="auto"/>
               <w:ind w:left="720" w:hanging="360"/>
@@ -7197,7 +7197,7 @@
             <w:pPr>
               <w:numPr>
                 <w:ilvl w:val="0"/>
-                <w:numId w:val="5"/>
+                <w:numId w:val="6"/>
               </w:numPr>
               <w:spacing w:after="0" w:afterAutospacing="0" w:before="0" w:beforeAutospacing="0" w:line="360" w:lineRule="auto"/>
               <w:ind w:left="720" w:hanging="360"/>
@@ -7233,7 +7233,7 @@
             <w:pPr>
               <w:numPr>
                 <w:ilvl w:val="0"/>
-                <w:numId w:val="5"/>
+                <w:numId w:val="6"/>
               </w:numPr>
               <w:spacing w:after="420" w:before="0" w:beforeAutospacing="0" w:line="360" w:lineRule="auto"/>
               <w:ind w:left="720" w:hanging="360"/>
@@ -7303,7 +7303,7 @@
             <w:pPr>
               <w:numPr>
                 <w:ilvl w:val="0"/>
-                <w:numId w:val="8"/>
+                <w:numId w:val="9"/>
               </w:numPr>
               <w:spacing w:after="0" w:afterAutospacing="0" w:before="180" w:line="360" w:lineRule="auto"/>
               <w:ind w:left="720" w:hanging="360"/>
@@ -7323,7 +7323,7 @@
             <w:pPr>
               <w:numPr>
                 <w:ilvl w:val="1"/>
-                <w:numId w:val="8"/>
+                <w:numId w:val="9"/>
               </w:numPr>
               <w:spacing w:after="0" w:afterAutospacing="0" w:before="0" w:beforeAutospacing="0" w:line="360" w:lineRule="auto"/>
               <w:ind w:left="1440" w:hanging="360"/>
@@ -7341,7 +7341,7 @@
             <w:pPr>
               <w:numPr>
                 <w:ilvl w:val="1"/>
-                <w:numId w:val="8"/>
+                <w:numId w:val="9"/>
               </w:numPr>
               <w:spacing w:after="0" w:afterAutospacing="0" w:before="0" w:beforeAutospacing="0" w:line="360" w:lineRule="auto"/>
               <w:ind w:left="1440" w:hanging="360"/>
@@ -7359,7 +7359,7 @@
             <w:pPr>
               <w:numPr>
                 <w:ilvl w:val="1"/>
-                <w:numId w:val="8"/>
+                <w:numId w:val="9"/>
               </w:numPr>
               <w:spacing w:after="0" w:afterAutospacing="0" w:before="0" w:beforeAutospacing="0" w:line="360" w:lineRule="auto"/>
               <w:ind w:left="1440" w:hanging="360"/>
@@ -7377,7 +7377,7 @@
             <w:pPr>
               <w:numPr>
                 <w:ilvl w:val="1"/>
-                <w:numId w:val="8"/>
+                <w:numId w:val="9"/>
               </w:numPr>
               <w:spacing w:after="0" w:afterAutospacing="0" w:before="0" w:beforeAutospacing="0" w:line="360" w:lineRule="auto"/>
               <w:ind w:left="1440" w:hanging="360"/>
@@ -7395,7 +7395,7 @@
             <w:pPr>
               <w:numPr>
                 <w:ilvl w:val="0"/>
-                <w:numId w:val="8"/>
+                <w:numId w:val="9"/>
               </w:numPr>
               <w:spacing w:after="0" w:afterAutospacing="0" w:before="0" w:beforeAutospacing="0" w:line="360" w:lineRule="auto"/>
               <w:ind w:left="720" w:hanging="360"/>
@@ -7415,7 +7415,7 @@
             <w:pPr>
               <w:numPr>
                 <w:ilvl w:val="1"/>
-                <w:numId w:val="8"/>
+                <w:numId w:val="9"/>
               </w:numPr>
               <w:spacing w:after="840" w:before="0" w:beforeAutospacing="0" w:line="360" w:lineRule="auto"/>
               <w:ind w:left="1440" w:hanging="360"/>
@@ -7485,7 +7485,7 @@
             <w:pPr>
               <w:numPr>
                 <w:ilvl w:val="0"/>
-                <w:numId w:val="8"/>
+                <w:numId w:val="9"/>
               </w:numPr>
               <w:spacing w:after="0" w:afterAutospacing="0" w:before="180" w:line="360" w:lineRule="auto"/>
               <w:ind w:left="720" w:hanging="360"/>
@@ -7505,7 +7505,7 @@
             <w:pPr>
               <w:numPr>
                 <w:ilvl w:val="1"/>
-                <w:numId w:val="8"/>
+                <w:numId w:val="9"/>
               </w:numPr>
               <w:spacing w:after="0" w:afterAutospacing="0" w:before="0" w:beforeAutospacing="0" w:line="360" w:lineRule="auto"/>
               <w:ind w:left="1440" w:hanging="360"/>
@@ -7523,7 +7523,7 @@
             <w:pPr>
               <w:numPr>
                 <w:ilvl w:val="1"/>
-                <w:numId w:val="8"/>
+                <w:numId w:val="9"/>
               </w:numPr>
               <w:spacing w:after="0" w:afterAutospacing="0" w:before="0" w:beforeAutospacing="0" w:line="360" w:lineRule="auto"/>
               <w:ind w:left="1440" w:hanging="360"/>
@@ -7541,7 +7541,7 @@
             <w:pPr>
               <w:numPr>
                 <w:ilvl w:val="1"/>
-                <w:numId w:val="8"/>
+                <w:numId w:val="9"/>
               </w:numPr>
               <w:spacing w:after="0" w:afterAutospacing="0" w:before="0" w:beforeAutospacing="0" w:line="360" w:lineRule="auto"/>
               <w:ind w:left="1440" w:hanging="360"/>
@@ -7559,7 +7559,7 @@
             <w:pPr>
               <w:numPr>
                 <w:ilvl w:val="1"/>
-                <w:numId w:val="8"/>
+                <w:numId w:val="9"/>
               </w:numPr>
               <w:spacing w:after="660" w:before="0" w:beforeAutospacing="0" w:line="360" w:lineRule="auto"/>
               <w:ind w:left="1440" w:hanging="360"/>
@@ -7628,15 +7628,118 @@
           <w:p>
             <w:pPr>
               <w:widowControl w:val="0"/>
-              <w:spacing w:after="240" w:before="180" w:line="240" w:lineRule="auto"/>
-              <w:ind w:left="0" w:firstLine="0"/>
-              <w:rPr>
-                <w:b w:val="1"/>
-                <w:bCs w:val="1"/>
-                <w:sz w:val="24"/>
-                <w:szCs w:val="24"/>
-              </w:rPr>
-            </w:pPr>
+              <w:numPr>
+                <w:ilvl w:val="0"/>
+                <w:numId w:val="3"/>
+              </w:numPr>
+              <w:spacing w:after="0" w:afterAutospacing="0" w:before="180" w:line="240" w:lineRule="auto"/>
+              <w:ind w:left="720" w:hanging="360"/>
+            </w:pPr>
+            <w:r>
+              <w:rPr>
+                <w:b w:val="1"/>
+                <w:bCs w:val="1"/>
+                <w:sz w:val="24"/>
+                <w:szCs w:val="24"/>
+                <w:rtl w:val="0"/>
+              </w:rPr>
+              <w:t xml:space="preserve">[RN01] Raio de Cobertura:</w:t>
+            </w:r>
+            <w:r>
+              <w:rPr>
+                <w:sz w:val="24"/>
+                <w:szCs w:val="24"/>
+                <w:rtl w:val="0"/>
+              </w:rPr>
+              <w:t xml:space="preserve"> Um mercado parceiro só será elegível para exibição se a distância linear até as coordenadas do cliente for menor ou igual ao raio máximo de entrega cadastrado pelo estabelecimento.</w:t>
+            </w:r>
+          </w:p>
+          <w:p>
+            <w:pPr>
+              <w:widowControl w:val="0"/>
+              <w:numPr>
+                <w:ilvl w:val="0"/>
+                <w:numId w:val="3"/>
+              </w:numPr>
+              <w:spacing w:after="0" w:afterAutospacing="0" w:before="0" w:beforeAutospacing="0" w:line="240" w:lineRule="auto"/>
+              <w:ind w:left="720" w:hanging="360"/>
+            </w:pPr>
+            <w:r>
+              <w:rPr>
+                <w:b w:val="1"/>
+                <w:bCs w:val="1"/>
+                <w:sz w:val="24"/>
+                <w:szCs w:val="24"/>
+                <w:rtl w:val="0"/>
+              </w:rPr>
+              <w:t xml:space="preserve">[RN02] Cálculo do Frete Base:</w:t>
+            </w:r>
+            <w:r>
+              <w:rPr>
+                <w:sz w:val="24"/>
+                <w:szCs w:val="24"/>
+                <w:rtl w:val="0"/>
+              </w:rPr>
+              <w:t xml:space="preserve"> O frete base é composto por um valor fixo de partida mais um valor variável por quilômetro rodado estimado de rota entre o mercado e o destino.</w:t>
+            </w:r>
+          </w:p>
+          <w:p>
+            <w:pPr>
+              <w:widowControl w:val="0"/>
+              <w:numPr>
+                <w:ilvl w:val="0"/>
+                <w:numId w:val="3"/>
+              </w:numPr>
+              <w:spacing w:after="0" w:afterAutospacing="0" w:before="0" w:beforeAutospacing="0" w:line="240" w:lineRule="auto"/>
+              <w:ind w:left="720" w:hanging="360"/>
+            </w:pPr>
+            <w:r>
+              <w:rPr>
+                <w:b w:val="1"/>
+                <w:bCs w:val="1"/>
+                <w:sz w:val="24"/>
+                <w:szCs w:val="24"/>
+                <w:rtl w:val="0"/>
+              </w:rPr>
+              <w:t xml:space="preserve">[RN03] Isenção por Fidelidade e Região:</w:t>
+            </w:r>
+            <w:r>
+              <w:rPr>
+                <w:sz w:val="24"/>
+                <w:szCs w:val="24"/>
+                <w:rtl w:val="0"/>
+              </w:rPr>
+              <w:t xml:space="preserve"> Se o cliente pertencer a um programa de fidelidade premium (ex: Clube de Vantagens) ou se o endereço estiver em uma zona promocional ativa, o valor do frete calculado no passo anterior deve ser zerado (R$ 0,00).</w:t>
+            </w:r>
+          </w:p>
+          <w:p>
+            <w:pPr>
+              <w:widowControl w:val="0"/>
+              <w:numPr>
+                <w:ilvl w:val="0"/>
+                <w:numId w:val="3"/>
+              </w:numPr>
+              <w:spacing w:after="240" w:before="0" w:beforeAutospacing="0" w:line="240" w:lineRule="auto"/>
+              <w:ind w:left="720" w:hanging="360"/>
+            </w:pPr>
+            <w:r>
+              <w:rPr>
+                <w:b w:val="1"/>
+                <w:bCs w:val="1"/>
+                <w:sz w:val="24"/>
+                <w:szCs w:val="24"/>
+                <w:rtl w:val="0"/>
+              </w:rPr>
+              <w:t xml:space="preserve">[RN04] Tarifas Internacionais:</w:t>
+            </w:r>
+            <w:r>
+              <w:rPr>
+                <w:sz w:val="24"/>
+                <w:szCs w:val="24"/>
+                <w:rtl w:val="0"/>
+              </w:rPr>
+              <w:t xml:space="preserve"> Caso o mercado parceiro selecionado esteja localizado em uma zona alfandegária ou país vizinho (compras transfronteiriças), o sistema deve aplicar uma taxa fixa de importação/internacional sobre o frete base determinado.</w:t>
+            </w:r>
             <w:r>
               <w:rPr>
                 <w:rtl w:val="0"/>
@@ -8317,7 +8420,7 @@
               <w:widowControl w:val="0"/>
               <w:numPr>
                 <w:ilvl w:val="0"/>
-                <w:numId w:val="4"/>
+                <w:numId w:val="5"/>
               </w:numPr>
               <w:shd w:fill="fcfcfc" w:val="clear"/>
               <w:spacing w:after="0" w:afterAutospacing="0" w:before="180" w:line="240" w:lineRule="auto"/>
@@ -8343,7 +8446,7 @@
               <w:widowControl w:val="0"/>
               <w:numPr>
                 <w:ilvl w:val="0"/>
-                <w:numId w:val="4"/>
+                <w:numId w:val="5"/>
               </w:numPr>
               <w:shd w:fill="fcfcfc" w:val="clear"/>
               <w:spacing w:after="0" w:afterAutospacing="0" w:before="0" w:beforeAutospacing="0" w:line="240" w:lineRule="auto"/>
@@ -8369,7 +8472,7 @@
               <w:widowControl w:val="0"/>
               <w:numPr>
                 <w:ilvl w:val="0"/>
-                <w:numId w:val="4"/>
+                <w:numId w:val="5"/>
               </w:numPr>
               <w:shd w:fill="fcfcfc" w:val="clear"/>
               <w:spacing w:after="0" w:afterAutospacing="0" w:before="0" w:beforeAutospacing="0" w:line="240" w:lineRule="auto"/>
@@ -8395,7 +8498,7 @@
               <w:widowControl w:val="0"/>
               <w:numPr>
                 <w:ilvl w:val="0"/>
-                <w:numId w:val="4"/>
+                <w:numId w:val="5"/>
               </w:numPr>
               <w:shd w:fill="fcfcfc" w:val="clear"/>
               <w:spacing w:after="180" w:before="0" w:beforeAutospacing="0" w:line="240" w:lineRule="auto"/>
@@ -9808,7 +9911,7 @@
               <w:widowControl w:val="0"/>
               <w:numPr>
                 <w:ilvl w:val="0"/>
-                <w:numId w:val="6"/>
+                <w:numId w:val="7"/>
               </w:numPr>
               <w:spacing w:line="240" w:lineRule="auto"/>
               <w:ind w:left="720" w:hanging="360"/>
@@ -9857,7 +9960,7 @@
               <w:widowControl w:val="0"/>
               <w:numPr>
                 <w:ilvl w:val="0"/>
-                <w:numId w:val="6"/>
+                <w:numId w:val="7"/>
               </w:numPr>
               <w:spacing w:line="240" w:lineRule="auto"/>
               <w:ind w:left="720" w:hanging="360"/>
@@ -10214,324 +10317,6 @@
           <w:rtl w:val="0"/>
         </w:rPr>
         <w:t xml:space="preserve">Caso de Uso Expandido: UC03 – Localizar Mercados e Compra Expressa</w:t>
-      </w:r>
-    </w:p>
-    <w:p>
-      <w:pPr>
-        <w:numPr>
-          <w:ilvl w:val="0"/>
-          <w:numId w:val="7"/>
-        </w:numPr>
-        <w:spacing w:after="0" w:afterAutospacing="0" w:before="180" w:line="360" w:lineRule="auto"/>
-        <w:ind w:left="720" w:hanging="360"/>
-      </w:pPr>
-      <w:r>
-        <w:rPr>
-          <w:b w:val="1"/>
-          <w:bCs w:val="1"/>
-          <w:sz w:val="24"/>
-          <w:szCs w:val="24"/>
-          <w:rtl w:val="0"/>
-        </w:rPr>
-        <w:t xml:space="preserve">Atores Principais:</w:t>
-      </w:r>
-      <w:r>
-        <w:rPr>
-          <w:sz w:val="24"/>
-          <w:szCs w:val="24"/>
-          <w:rtl w:val="0"/>
-        </w:rPr>
-        <w:t xml:space="preserve"> Cliente (Usuário do app).</w:t>
-      </w:r>
-    </w:p>
-    <w:p>
-      <w:pPr>
-        <w:numPr>
-          <w:ilvl w:val="0"/>
-          <w:numId w:val="7"/>
-        </w:numPr>
-        <w:spacing w:after="0" w:afterAutospacing="0" w:before="0" w:beforeAutospacing="0" w:line="360" w:lineRule="auto"/>
-        <w:ind w:left="720" w:hanging="360"/>
-      </w:pPr>
-      <w:r>
-        <w:rPr>
-          <w:b w:val="1"/>
-          <w:bCs w:val="1"/>
-          <w:sz w:val="24"/>
-          <w:szCs w:val="24"/>
-          <w:rtl w:val="0"/>
-        </w:rPr>
-        <w:t xml:space="preserve">Atores Secundários:</w:t>
-      </w:r>
-      <w:r>
-        <w:rPr>
-          <w:sz w:val="24"/>
-          <w:szCs w:val="24"/>
-          <w:rtl w:val="0"/>
-        </w:rPr>
-        <w:t xml:space="preserve"> API de Geolocalização (ex: Google Maps / CoreLocation), Sistema de Inventário dos Mercados.</w:t>
-      </w:r>
-    </w:p>
-    <w:p>
-      <w:pPr>
-        <w:numPr>
-          <w:ilvl w:val="0"/>
-          <w:numId w:val="7"/>
-        </w:numPr>
-        <w:spacing w:after="0" w:afterAutospacing="0" w:before="0" w:beforeAutospacing="0" w:line="360" w:lineRule="auto"/>
-        <w:ind w:left="720" w:hanging="360"/>
-      </w:pPr>
-      <w:r>
-        <w:rPr>
-          <w:b w:val="1"/>
-          <w:bCs w:val="1"/>
-          <w:sz w:val="24"/>
-          <w:szCs w:val="24"/>
-          <w:rtl w:val="0"/>
-        </w:rPr>
-        <w:t xml:space="preserve">Pré-condições:</w:t>
-      </w:r>
-      <w:r>
-        <w:rPr>
-          <w:sz w:val="24"/>
-          <w:szCs w:val="24"/>
-          <w:rtl w:val="0"/>
-        </w:rPr>
-        <w:t xml:space="preserve"> O Cliente deve estar autenticado no sistema e o dispositivo deve estar com o GPS ativado.</w:t>
-      </w:r>
-    </w:p>
-    <w:p>
-      <w:pPr>
-        <w:numPr>
-          <w:ilvl w:val="0"/>
-          <w:numId w:val="7"/>
-        </w:numPr>
-        <w:spacing w:after="240" w:before="0" w:beforeAutospacing="0" w:line="360" w:lineRule="auto"/>
-        <w:ind w:left="720" w:hanging="360"/>
-      </w:pPr>
-      <w:r>
-        <w:rPr>
-          <w:b w:val="1"/>
-          <w:bCs w:val="1"/>
-          <w:sz w:val="24"/>
-          <w:szCs w:val="24"/>
-          <w:rtl w:val="0"/>
-        </w:rPr>
-        <w:t xml:space="preserve">Pós-condições:</w:t>
-      </w:r>
-      <w:r>
-        <w:rPr>
-          <w:sz w:val="24"/>
-          <w:szCs w:val="24"/>
-          <w:rtl w:val="0"/>
-        </w:rPr>
-        <w:t xml:space="preserve"> Os mercados próximos são exibidos e os itens selecionados são inseridos com sucesso no carrinho de compras.</w:t>
-      </w:r>
-    </w:p>
-    <w:p>
-      <w:pPr>
-        <w:spacing w:after="180" w:before="360" w:line="360" w:lineRule="auto"/>
-        <w:jc w:val="both"/>
-        <w:rPr>
-          <w:b w:val="1"/>
-          <w:bCs w:val="1"/>
-          <w:sz w:val="24"/>
-          <w:szCs w:val="24"/>
-        </w:rPr>
-      </w:pPr>
-      <w:r>
-        <w:rPr>
-          <w:b w:val="1"/>
-          <w:bCs w:val="1"/>
-          <w:sz w:val="24"/>
-          <w:szCs w:val="24"/>
-          <w:rtl w:val="0"/>
-        </w:rPr>
-        <w:t xml:space="preserve">Fluxo Principal (Cenário de Sucesso)</w:t>
-      </w:r>
-    </w:p>
-    <w:p>
-      <w:pPr>
-        <w:numPr>
-          <w:ilvl w:val="0"/>
-          <w:numId w:val="5"/>
-        </w:numPr>
-        <w:spacing w:after="0" w:afterAutospacing="0" w:before="180" w:line="360" w:lineRule="auto"/>
-        <w:ind w:left="720" w:hanging="360"/>
-      </w:pPr>
-      <w:r>
-        <w:rPr>
-          <w:sz w:val="24"/>
-          <w:szCs w:val="24"/>
-          <w:rtl w:val="0"/>
-        </w:rPr>
-        <w:t xml:space="preserve">O Cliente acessa a tela de busca de ingredientes ou a área de compras do sistema.</w:t>
-      </w:r>
-    </w:p>
-    <w:p>
-      <w:pPr>
-        <w:numPr>
-          <w:ilvl w:val="0"/>
-          <w:numId w:val="5"/>
-        </w:numPr>
-        <w:spacing w:after="0" w:afterAutospacing="0" w:before="0" w:beforeAutospacing="0" w:line="360" w:lineRule="auto"/>
-        <w:ind w:left="720" w:hanging="360"/>
-      </w:pPr>
-      <w:r>
-        <w:rPr>
-          <w:sz w:val="24"/>
-          <w:szCs w:val="24"/>
-          <w:rtl w:val="0"/>
-        </w:rPr>
-        <w:t xml:space="preserve">O sistema solicita a geolocalização atual do dispositivo do Cliente através da API de GPS.</w:t>
-      </w:r>
-    </w:p>
-    <w:p>
-      <w:pPr>
-        <w:numPr>
-          <w:ilvl w:val="0"/>
-          <w:numId w:val="5"/>
-        </w:numPr>
-        <w:spacing w:after="0" w:afterAutospacing="0" w:before="0" w:beforeAutospacing="0" w:line="360" w:lineRule="auto"/>
-        <w:ind w:left="720" w:hanging="360"/>
-      </w:pPr>
-      <w:r>
-        <w:rPr>
-          <w:sz w:val="24"/>
-          <w:szCs w:val="24"/>
-          <w:rtl w:val="0"/>
-        </w:rPr>
-        <w:t xml:space="preserve">O sistema recebe as coordenadas com uma </w:t>
-      </w:r>
-      <w:r>
-        <w:rPr>
-          <w:b w:val="1"/>
-          <w:bCs w:val="1"/>
-          <w:sz w:val="24"/>
-          <w:szCs w:val="24"/>
-          <w:rtl w:val="0"/>
-        </w:rPr>
-        <w:t xml:space="preserve">precisão de raio inferior a 50 metros [RFN 03.01]</w:t>
-      </w:r>
-      <w:r>
-        <w:rPr>
-          <w:sz w:val="24"/>
-          <w:szCs w:val="24"/>
-          <w:rtl w:val="0"/>
-        </w:rPr>
-        <w:t xml:space="preserve">.</w:t>
-      </w:r>
-    </w:p>
-    <w:p>
-      <w:pPr>
-        <w:numPr>
-          <w:ilvl w:val="0"/>
-          <w:numId w:val="5"/>
-        </w:numPr>
-        <w:spacing w:after="0" w:afterAutospacing="0" w:before="0" w:beforeAutospacing="0" w:line="360" w:lineRule="auto"/>
-        <w:ind w:left="720" w:hanging="360"/>
-      </w:pPr>
-      <w:r>
-        <w:rPr>
-          <w:sz w:val="24"/>
-          <w:szCs w:val="24"/>
-          <w:rtl w:val="0"/>
-        </w:rPr>
-        <w:t xml:space="preserve">O sistema consulta a base de dados e identifica os supermercados parceiros credenciados que estão no raio de cobertura daquela localização.</w:t>
-      </w:r>
-    </w:p>
-    <w:p>
-      <w:pPr>
-        <w:numPr>
-          <w:ilvl w:val="0"/>
-          <w:numId w:val="5"/>
-        </w:numPr>
-        <w:spacing w:after="0" w:afterAutospacing="0" w:before="0" w:beforeAutospacing="0" w:line="360" w:lineRule="auto"/>
-        <w:ind w:left="720" w:hanging="360"/>
-      </w:pPr>
-      <w:r>
-        <w:rPr>
-          <w:sz w:val="24"/>
-          <w:szCs w:val="24"/>
-          <w:rtl w:val="0"/>
-        </w:rPr>
-        <w:t xml:space="preserve">O sistema apresenta ao Cliente a lista de mercados parceiros mais próximos e os produtos/ingredientes disponíveis neles.</w:t>
-      </w:r>
-    </w:p>
-    <w:p>
-      <w:pPr>
-        <w:numPr>
-          <w:ilvl w:val="0"/>
-          <w:numId w:val="5"/>
-        </w:numPr>
-        <w:spacing w:after="0" w:afterAutospacing="0" w:before="0" w:beforeAutospacing="0" w:line="360" w:lineRule="auto"/>
-        <w:ind w:left="720" w:hanging="360"/>
-      </w:pPr>
-      <w:r>
-        <w:rPr>
-          <w:sz w:val="24"/>
-          <w:szCs w:val="24"/>
-          <w:rtl w:val="0"/>
-        </w:rPr>
-        <w:t xml:space="preserve">O Cliente seleciona os ingredientes faltantes que deseja adquirir.</w:t>
-      </w:r>
-    </w:p>
-    <w:p>
-      <w:pPr>
-        <w:numPr>
-          <w:ilvl w:val="0"/>
-          <w:numId w:val="5"/>
-        </w:numPr>
-        <w:spacing w:after="0" w:afterAutospacing="0" w:before="0" w:beforeAutospacing="0" w:line="360" w:lineRule="auto"/>
-        <w:ind w:left="720" w:hanging="360"/>
-      </w:pPr>
-      <w:r>
-        <w:rPr>
-          <w:sz w:val="24"/>
-          <w:szCs w:val="24"/>
-          <w:rtl w:val="0"/>
-        </w:rPr>
-        <w:t xml:space="preserve">O Cliente clica na opção de "Compra Expressa" (Adicionar ao carrinho).</w:t>
-      </w:r>
-    </w:p>
-    <w:p>
-      <w:pPr>
-        <w:numPr>
-          <w:ilvl w:val="0"/>
-          <w:numId w:val="5"/>
-        </w:numPr>
-        <w:spacing w:after="420" w:before="0" w:beforeAutospacing="0" w:line="360" w:lineRule="auto"/>
-        <w:ind w:left="720" w:hanging="360"/>
-      </w:pPr>
-      <w:r>
-        <w:rPr>
-          <w:sz w:val="24"/>
-          <w:szCs w:val="24"/>
-          <w:rtl w:val="0"/>
-        </w:rPr>
-        <w:t xml:space="preserve">O sistema valida o estoque do item no mercado selecionado e adiciona os produtos ao carrinho de compras do Cliente.</w:t>
-      </w:r>
-    </w:p>
-    <w:p>
-      <w:pPr>
-        <w:spacing w:after="180" w:before="360" w:line="360" w:lineRule="auto"/>
-        <w:jc w:val="both"/>
-        <w:rPr>
-          <w:b w:val="1"/>
-          <w:bCs w:val="1"/>
-          <w:sz w:val="24"/>
-          <w:szCs w:val="24"/>
-        </w:rPr>
-      </w:pPr>
-      <w:r>
-        <w:rPr>
-          <w:b w:val="1"/>
-          <w:bCs w:val="1"/>
-          <w:sz w:val="24"/>
-          <w:szCs w:val="24"/>
-          <w:rtl w:val="0"/>
-        </w:rPr>
-        <w:t xml:space="preserve">Fluxos Alternativos e de Exceção</w:t>
       </w:r>
     </w:p>
     <w:p>
@@ -10551,79 +10336,15 @@
           <w:szCs w:val="24"/>
           <w:rtl w:val="0"/>
         </w:rPr>
-        <w:t xml:space="preserve">Fluxo Alternativo 2a: Permissão de GPS negada pelo usuário</w:t>
-      </w:r>
-    </w:p>
-    <w:p>
-      <w:pPr>
-        <w:numPr>
-          <w:ilvl w:val="1"/>
-          <w:numId w:val="8"/>
-        </w:numPr>
-        <w:spacing w:after="0" w:afterAutospacing="0" w:before="0" w:beforeAutospacing="0" w:line="360" w:lineRule="auto"/>
-        <w:ind w:left="1440" w:hanging="360"/>
-      </w:pPr>
-      <w:r>
-        <w:rPr>
-          <w:sz w:val="24"/>
-          <w:szCs w:val="24"/>
-          <w:rtl w:val="0"/>
-        </w:rPr>
-        <w:t xml:space="preserve">O sistema identifica que a permissão de localização foi recusada.</w:t>
-      </w:r>
-    </w:p>
-    <w:p>
-      <w:pPr>
-        <w:numPr>
-          <w:ilvl w:val="1"/>
-          <w:numId w:val="8"/>
-        </w:numPr>
-        <w:spacing w:after="0" w:afterAutospacing="0" w:before="0" w:beforeAutospacing="0" w:line="360" w:lineRule="auto"/>
-        <w:ind w:left="1440" w:hanging="360"/>
-      </w:pPr>
-      <w:r>
-        <w:rPr>
-          <w:sz w:val="24"/>
-          <w:szCs w:val="24"/>
-          <w:rtl w:val="0"/>
-        </w:rPr>
-        <w:t xml:space="preserve">O sistema exibe uma mensagem solicitando que o Cliente insira um endereço manualmente (Ex: CEP ou Nome da Rua).</w:t>
-      </w:r>
-    </w:p>
-    <w:p>
-      <w:pPr>
-        <w:numPr>
-          <w:ilvl w:val="1"/>
-          <w:numId w:val="8"/>
-        </w:numPr>
-        <w:spacing w:after="0" w:afterAutospacing="0" w:before="0" w:beforeAutospacing="0" w:line="360" w:lineRule="auto"/>
-        <w:ind w:left="1440" w:hanging="360"/>
-      </w:pPr>
-      <w:r>
-        <w:rPr>
-          <w:sz w:val="24"/>
-          <w:szCs w:val="24"/>
-          <w:rtl w:val="0"/>
-        </w:rPr>
-        <w:t xml:space="preserve">O Cliente insira o endereço.</w:t>
-      </w:r>
-    </w:p>
-    <w:p>
-      <w:pPr>
-        <w:numPr>
-          <w:ilvl w:val="1"/>
-          <w:numId w:val="8"/>
-        </w:numPr>
-        <w:spacing w:after="0" w:afterAutospacing="0" w:before="0" w:beforeAutospacing="0" w:line="360" w:lineRule="auto"/>
-        <w:ind w:left="1440" w:hanging="360"/>
-      </w:pPr>
-      <w:r>
-        <w:rPr>
-          <w:sz w:val="24"/>
-          <w:szCs w:val="24"/>
-          <w:rtl w:val="0"/>
-        </w:rPr>
-        <w:t xml:space="preserve">O sistema valida o endereço e prossegue para o passo 4 do fluxo principal.</w:t>
+        <w:t xml:space="preserve">Atores Principais:</w:t>
+      </w:r>
+      <w:r>
+        <w:rPr>
+          <w:sz w:val="24"/>
+          <w:szCs w:val="24"/>
+          <w:rtl w:val="0"/>
+        </w:rPr>
+        <w:t xml:space="preserve"> Cliente (Usuário do app).</w:t>
       </w:r>
     </w:p>
     <w:p>
@@ -10643,61 +10364,15 @@
           <w:szCs w:val="24"/>
           <w:rtl w:val="0"/>
         </w:rPr>
-        <w:t xml:space="preserve">Fluxo de Exceção 3a: Baixa precisão do sinal de GPS (Raio maior que 50 metros)</w:t>
-      </w:r>
-    </w:p>
-    <w:p>
-      <w:pPr>
-        <w:numPr>
-          <w:ilvl w:val="1"/>
-          <w:numId w:val="8"/>
-        </w:numPr>
-        <w:spacing w:after="0" w:afterAutospacing="0" w:before="0" w:beforeAutospacing="0" w:line="360" w:lineRule="auto"/>
-        <w:ind w:left="1440" w:hanging="360"/>
-      </w:pPr>
-      <w:r>
-        <w:rPr>
-          <w:sz w:val="24"/>
-          <w:szCs w:val="24"/>
-          <w:rtl w:val="0"/>
-        </w:rPr>
-        <w:t xml:space="preserve">O sistema detecta que o sinal do GPS está fraco ou impreciso.</w:t>
-      </w:r>
-    </w:p>
-    <w:p>
-      <w:pPr>
-        <w:numPr>
-          <w:ilvl w:val="1"/>
-          <w:numId w:val="8"/>
-        </w:numPr>
-        <w:spacing w:after="0" w:afterAutospacing="0" w:before="0" w:beforeAutospacing="0" w:line="360" w:lineRule="auto"/>
-        <w:ind w:left="1440" w:hanging="360"/>
-      </w:pPr>
-      <w:r>
-        <w:rPr>
-          <w:sz w:val="24"/>
-          <w:szCs w:val="24"/>
-          <w:rtl w:val="0"/>
-        </w:rPr>
-        <w:t xml:space="preserve">O sistema tenta utilizar métodos complementares (como redes Wi-Fi ou triangulação de antenas) para refinar a posição.</w:t>
-      </w:r>
-    </w:p>
-    <w:p>
-      <w:pPr>
-        <w:numPr>
-          <w:ilvl w:val="1"/>
-          <w:numId w:val="8"/>
-        </w:numPr>
-        <w:spacing w:after="0" w:afterAutospacing="0" w:before="0" w:beforeAutospacing="0" w:line="360" w:lineRule="auto"/>
-        <w:ind w:left="1440" w:hanging="360"/>
-      </w:pPr>
-      <w:r>
-        <w:rPr>
-          <w:sz w:val="24"/>
-          <w:szCs w:val="24"/>
-          <w:rtl w:val="0"/>
-        </w:rPr>
-        <w:t xml:space="preserve">Se ainda assim não atingir a precisão exigida, o sistema notifica o Cliente e solicita a confirmação do endereço na tela antes de prosseguir.</w:t>
+        <w:t xml:space="preserve">Atores Secundários:</w:t>
+      </w:r>
+      <w:r>
+        <w:rPr>
+          <w:sz w:val="24"/>
+          <w:szCs w:val="24"/>
+          <w:rtl w:val="0"/>
+        </w:rPr>
+        <w:t xml:space="preserve"> API de Geolocalização (ex: Google Maps / CoreLocation), Sistema de Inventário dos Mercados.</w:t>
       </w:r>
     </w:p>
     <w:p>
@@ -10717,14 +10392,276 @@
           <w:szCs w:val="24"/>
           <w:rtl w:val="0"/>
         </w:rPr>
-        <w:t xml:space="preserve">Fluxo de Exceção 8a: Item indisponível no estoque do mercado parceiro</w:t>
+        <w:t xml:space="preserve">Pré-condições:</w:t>
+      </w:r>
+      <w:r>
+        <w:rPr>
+          <w:sz w:val="24"/>
+          <w:szCs w:val="24"/>
+          <w:rtl w:val="0"/>
+        </w:rPr>
+        <w:t xml:space="preserve"> O Cliente deve estar autenticado no sistema e o dispositivo deve estar com o GPS ativado.</w:t>
+      </w:r>
+    </w:p>
+    <w:p>
+      <w:pPr>
+        <w:numPr>
+          <w:ilvl w:val="0"/>
+          <w:numId w:val="8"/>
+        </w:numPr>
+        <w:spacing w:after="240" w:before="0" w:beforeAutospacing="0" w:line="360" w:lineRule="auto"/>
+        <w:ind w:left="720" w:hanging="360"/>
+      </w:pPr>
+      <w:r>
+        <w:rPr>
+          <w:b w:val="1"/>
+          <w:bCs w:val="1"/>
+          <w:sz w:val="24"/>
+          <w:szCs w:val="24"/>
+          <w:rtl w:val="0"/>
+        </w:rPr>
+        <w:t xml:space="preserve">Pós-condições:</w:t>
+      </w:r>
+      <w:r>
+        <w:rPr>
+          <w:sz w:val="24"/>
+          <w:szCs w:val="24"/>
+          <w:rtl w:val="0"/>
+        </w:rPr>
+        <w:t xml:space="preserve"> Os mercados próximos são exibidos e os itens selecionados são inseridos com sucesso no carrinho de compras.</w:t>
+      </w:r>
+    </w:p>
+    <w:p>
+      <w:pPr>
+        <w:spacing w:after="180" w:before="360" w:line="360" w:lineRule="auto"/>
+        <w:jc w:val="both"/>
+        <w:rPr>
+          <w:b w:val="1"/>
+          <w:bCs w:val="1"/>
+          <w:sz w:val="24"/>
+          <w:szCs w:val="24"/>
+        </w:rPr>
+      </w:pPr>
+      <w:r>
+        <w:rPr>
+          <w:b w:val="1"/>
+          <w:bCs w:val="1"/>
+          <w:sz w:val="24"/>
+          <w:szCs w:val="24"/>
+          <w:rtl w:val="0"/>
+        </w:rPr>
+        <w:t xml:space="preserve">Fluxo Principal (Cenário de Sucesso)</w:t>
+      </w:r>
+    </w:p>
+    <w:p>
+      <w:pPr>
+        <w:numPr>
+          <w:ilvl w:val="0"/>
+          <w:numId w:val="6"/>
+        </w:numPr>
+        <w:spacing w:after="0" w:afterAutospacing="0" w:before="180" w:line="360" w:lineRule="auto"/>
+        <w:ind w:left="720" w:hanging="360"/>
+      </w:pPr>
+      <w:r>
+        <w:rPr>
+          <w:sz w:val="24"/>
+          <w:szCs w:val="24"/>
+          <w:rtl w:val="0"/>
+        </w:rPr>
+        <w:t xml:space="preserve">O Cliente acessa a tela de busca de ingredientes ou a área de compras do sistema.</w:t>
+      </w:r>
+    </w:p>
+    <w:p>
+      <w:pPr>
+        <w:numPr>
+          <w:ilvl w:val="0"/>
+          <w:numId w:val="6"/>
+        </w:numPr>
+        <w:spacing w:after="0" w:afterAutospacing="0" w:before="0" w:beforeAutospacing="0" w:line="360" w:lineRule="auto"/>
+        <w:ind w:left="720" w:hanging="360"/>
+      </w:pPr>
+      <w:r>
+        <w:rPr>
+          <w:sz w:val="24"/>
+          <w:szCs w:val="24"/>
+          <w:rtl w:val="0"/>
+        </w:rPr>
+        <w:t xml:space="preserve">O sistema solicita a geolocalização atual do dispositivo do Cliente através da API de GPS.</w:t>
+      </w:r>
+    </w:p>
+    <w:p>
+      <w:pPr>
+        <w:numPr>
+          <w:ilvl w:val="0"/>
+          <w:numId w:val="6"/>
+        </w:numPr>
+        <w:spacing w:after="0" w:afterAutospacing="0" w:before="0" w:beforeAutospacing="0" w:line="360" w:lineRule="auto"/>
+        <w:ind w:left="720" w:hanging="360"/>
+      </w:pPr>
+      <w:r>
+        <w:rPr>
+          <w:sz w:val="24"/>
+          <w:szCs w:val="24"/>
+          <w:rtl w:val="0"/>
+        </w:rPr>
+        <w:t xml:space="preserve">O sistema recebe as coordenadas com uma </w:t>
+      </w:r>
+      <w:r>
+        <w:rPr>
+          <w:b w:val="1"/>
+          <w:bCs w:val="1"/>
+          <w:sz w:val="24"/>
+          <w:szCs w:val="24"/>
+          <w:rtl w:val="0"/>
+        </w:rPr>
+        <w:t xml:space="preserve">precisão de raio inferior a 50 metros [RFN 03.01]</w:t>
+      </w:r>
+      <w:r>
+        <w:rPr>
+          <w:sz w:val="24"/>
+          <w:szCs w:val="24"/>
+          <w:rtl w:val="0"/>
+        </w:rPr>
+        <w:t xml:space="preserve">.</w:t>
+      </w:r>
+    </w:p>
+    <w:p>
+      <w:pPr>
+        <w:numPr>
+          <w:ilvl w:val="0"/>
+          <w:numId w:val="6"/>
+        </w:numPr>
+        <w:spacing w:after="0" w:afterAutospacing="0" w:before="0" w:beforeAutospacing="0" w:line="360" w:lineRule="auto"/>
+        <w:ind w:left="720" w:hanging="360"/>
+      </w:pPr>
+      <w:r>
+        <w:rPr>
+          <w:sz w:val="24"/>
+          <w:szCs w:val="24"/>
+          <w:rtl w:val="0"/>
+        </w:rPr>
+        <w:t xml:space="preserve">O sistema consulta a base de dados e identifica os supermercados parceiros credenciados que estão no raio de cobertura daquela localização.</w:t>
+      </w:r>
+    </w:p>
+    <w:p>
+      <w:pPr>
+        <w:numPr>
+          <w:ilvl w:val="0"/>
+          <w:numId w:val="6"/>
+        </w:numPr>
+        <w:spacing w:after="0" w:afterAutospacing="0" w:before="0" w:beforeAutospacing="0" w:line="360" w:lineRule="auto"/>
+        <w:ind w:left="720" w:hanging="360"/>
+      </w:pPr>
+      <w:r>
+        <w:rPr>
+          <w:sz w:val="24"/>
+          <w:szCs w:val="24"/>
+          <w:rtl w:val="0"/>
+        </w:rPr>
+        <w:t xml:space="preserve">O sistema apresenta ao Cliente a lista de mercados parceiros mais próximos e os produtos/ingredientes disponíveis neles.</w:t>
+      </w:r>
+    </w:p>
+    <w:p>
+      <w:pPr>
+        <w:numPr>
+          <w:ilvl w:val="0"/>
+          <w:numId w:val="6"/>
+        </w:numPr>
+        <w:spacing w:after="0" w:afterAutospacing="0" w:before="0" w:beforeAutospacing="0" w:line="360" w:lineRule="auto"/>
+        <w:ind w:left="720" w:hanging="360"/>
+      </w:pPr>
+      <w:r>
+        <w:rPr>
+          <w:sz w:val="24"/>
+          <w:szCs w:val="24"/>
+          <w:rtl w:val="0"/>
+        </w:rPr>
+        <w:t xml:space="preserve">O Cliente seleciona os ingredientes faltantes que deseja adquirir.</w:t>
+      </w:r>
+    </w:p>
+    <w:p>
+      <w:pPr>
+        <w:numPr>
+          <w:ilvl w:val="0"/>
+          <w:numId w:val="6"/>
+        </w:numPr>
+        <w:spacing w:after="0" w:afterAutospacing="0" w:before="0" w:beforeAutospacing="0" w:line="360" w:lineRule="auto"/>
+        <w:ind w:left="720" w:hanging="360"/>
+      </w:pPr>
+      <w:r>
+        <w:rPr>
+          <w:sz w:val="24"/>
+          <w:szCs w:val="24"/>
+          <w:rtl w:val="0"/>
+        </w:rPr>
+        <w:t xml:space="preserve">O Cliente clica na opção de "Compra Expressa" (Adicionar ao carrinho).</w:t>
+      </w:r>
+    </w:p>
+    <w:p>
+      <w:pPr>
+        <w:numPr>
+          <w:ilvl w:val="0"/>
+          <w:numId w:val="6"/>
+        </w:numPr>
+        <w:spacing w:after="420" w:before="0" w:beforeAutospacing="0" w:line="360" w:lineRule="auto"/>
+        <w:ind w:left="720" w:hanging="360"/>
+      </w:pPr>
+      <w:r>
+        <w:rPr>
+          <w:sz w:val="24"/>
+          <w:szCs w:val="24"/>
+          <w:rtl w:val="0"/>
+        </w:rPr>
+        <w:t xml:space="preserve">O sistema valida o estoque do item no mercado selecionado e adiciona os produtos ao carrinho de compras do Cliente.</w:t>
+      </w:r>
+    </w:p>
+    <w:p>
+      <w:pPr>
+        <w:spacing w:after="180" w:before="360" w:line="360" w:lineRule="auto"/>
+        <w:jc w:val="both"/>
+        <w:rPr>
+          <w:b w:val="1"/>
+          <w:bCs w:val="1"/>
+          <w:sz w:val="24"/>
+          <w:szCs w:val="24"/>
+        </w:rPr>
+      </w:pPr>
+      <w:r>
+        <w:rPr>
+          <w:b w:val="1"/>
+          <w:bCs w:val="1"/>
+          <w:sz w:val="24"/>
+          <w:szCs w:val="24"/>
+          <w:rtl w:val="0"/>
+        </w:rPr>
+        <w:t xml:space="preserve">Fluxos Alternativos e de Exceção</w:t>
+      </w:r>
+    </w:p>
+    <w:p>
+      <w:pPr>
+        <w:numPr>
+          <w:ilvl w:val="0"/>
+          <w:numId w:val="9"/>
+        </w:numPr>
+        <w:spacing w:after="0" w:afterAutospacing="0" w:before="180" w:line="360" w:lineRule="auto"/>
+        <w:ind w:left="720" w:hanging="360"/>
+      </w:pPr>
+      <w:r>
+        <w:rPr>
+          <w:b w:val="1"/>
+          <w:bCs w:val="1"/>
+          <w:sz w:val="24"/>
+          <w:szCs w:val="24"/>
+          <w:rtl w:val="0"/>
+        </w:rPr>
+        <w:t xml:space="preserve">Fluxo Alternativo 2a: Permissão de GPS negada pelo usuário</w:t>
       </w:r>
     </w:p>
     <w:p>
       <w:pPr>
         <w:numPr>
           <w:ilvl w:val="1"/>
-          <w:numId w:val="8"/>
+          <w:numId w:val="9"/>
         </w:numPr>
         <w:spacing w:after="0" w:afterAutospacing="0" w:before="0" w:beforeAutospacing="0" w:line="360" w:lineRule="auto"/>
         <w:ind w:left="1440" w:hanging="360"/>
@@ -10735,14 +10672,14 @@
           <w:szCs w:val="24"/>
           <w:rtl w:val="0"/>
         </w:rPr>
-        <w:t xml:space="preserve">O sistema identifica que o ingrediente escolhido esgotou no mercado selecionado.</w:t>
+        <w:t xml:space="preserve">O sistema identifica que a permissão de localização foi recusada.</w:t>
       </w:r>
     </w:p>
     <w:p>
       <w:pPr>
         <w:numPr>
           <w:ilvl w:val="1"/>
-          <w:numId w:val="8"/>
+          <w:numId w:val="9"/>
         </w:numPr>
         <w:spacing w:after="0" w:afterAutospacing="0" w:before="0" w:beforeAutospacing="0" w:line="360" w:lineRule="auto"/>
         <w:ind w:left="1440" w:hanging="360"/>
@@ -10753,14 +10690,180 @@
           <w:szCs w:val="24"/>
           <w:rtl w:val="0"/>
         </w:rPr>
-        <w:t xml:space="preserve">O sistema exibe um aviso informando a indisponibilidade.</w:t>
+        <w:t xml:space="preserve">O sistema exibe uma mensagem solicitando que o Cliente insira um endereço manualmente (Ex: CEP ou Nome da Rua).</w:t>
       </w:r>
     </w:p>
     <w:p>
       <w:pPr>
         <w:numPr>
           <w:ilvl w:val="1"/>
-          <w:numId w:val="8"/>
+          <w:numId w:val="9"/>
+        </w:numPr>
+        <w:spacing w:after="0" w:afterAutospacing="0" w:before="0" w:beforeAutospacing="0" w:line="360" w:lineRule="auto"/>
+        <w:ind w:left="1440" w:hanging="360"/>
+      </w:pPr>
+      <w:r>
+        <w:rPr>
+          <w:sz w:val="24"/>
+          <w:szCs w:val="24"/>
+          <w:rtl w:val="0"/>
+        </w:rPr>
+        <w:t xml:space="preserve">O Cliente insira o endereço.</w:t>
+      </w:r>
+    </w:p>
+    <w:p>
+      <w:pPr>
+        <w:numPr>
+          <w:ilvl w:val="1"/>
+          <w:numId w:val="9"/>
+        </w:numPr>
+        <w:spacing w:after="0" w:afterAutospacing="0" w:before="0" w:beforeAutospacing="0" w:line="360" w:lineRule="auto"/>
+        <w:ind w:left="1440" w:hanging="360"/>
+      </w:pPr>
+      <w:r>
+        <w:rPr>
+          <w:sz w:val="24"/>
+          <w:szCs w:val="24"/>
+          <w:rtl w:val="0"/>
+        </w:rPr>
+        <w:t xml:space="preserve">O sistema valida o endereço e prossegue para o passo 4 do fluxo principal.</w:t>
+      </w:r>
+    </w:p>
+    <w:p>
+      <w:pPr>
+        <w:numPr>
+          <w:ilvl w:val="0"/>
+          <w:numId w:val="9"/>
+        </w:numPr>
+        <w:spacing w:after="0" w:afterAutospacing="0" w:before="0" w:beforeAutospacing="0" w:line="360" w:lineRule="auto"/>
+        <w:ind w:left="720" w:hanging="360"/>
+      </w:pPr>
+      <w:r>
+        <w:rPr>
+          <w:b w:val="1"/>
+          <w:bCs w:val="1"/>
+          <w:sz w:val="24"/>
+          <w:szCs w:val="24"/>
+          <w:rtl w:val="0"/>
+        </w:rPr>
+        <w:t xml:space="preserve">Fluxo de Exceção 3a: Baixa precisão do sinal de GPS (Raio maior que 50 metros)</w:t>
+      </w:r>
+    </w:p>
+    <w:p>
+      <w:pPr>
+        <w:numPr>
+          <w:ilvl w:val="1"/>
+          <w:numId w:val="9"/>
+        </w:numPr>
+        <w:spacing w:after="0" w:afterAutospacing="0" w:before="0" w:beforeAutospacing="0" w:line="360" w:lineRule="auto"/>
+        <w:ind w:left="1440" w:hanging="360"/>
+      </w:pPr>
+      <w:r>
+        <w:rPr>
+          <w:sz w:val="24"/>
+          <w:szCs w:val="24"/>
+          <w:rtl w:val="0"/>
+        </w:rPr>
+        <w:t xml:space="preserve">O sistema detecta que o sinal do GPS está fraco ou impreciso.</w:t>
+      </w:r>
+    </w:p>
+    <w:p>
+      <w:pPr>
+        <w:numPr>
+          <w:ilvl w:val="1"/>
+          <w:numId w:val="9"/>
+        </w:numPr>
+        <w:spacing w:after="0" w:afterAutospacing="0" w:before="0" w:beforeAutospacing="0" w:line="360" w:lineRule="auto"/>
+        <w:ind w:left="1440" w:hanging="360"/>
+      </w:pPr>
+      <w:r>
+        <w:rPr>
+          <w:sz w:val="24"/>
+          <w:szCs w:val="24"/>
+          <w:rtl w:val="0"/>
+        </w:rPr>
+        <w:t xml:space="preserve">O sistema tenta utilizar métodos complementares (como redes Wi-Fi ou triangulação de antenas) para refinar a posição.</w:t>
+      </w:r>
+    </w:p>
+    <w:p>
+      <w:pPr>
+        <w:numPr>
+          <w:ilvl w:val="1"/>
+          <w:numId w:val="9"/>
+        </w:numPr>
+        <w:spacing w:after="0" w:afterAutospacing="0" w:before="0" w:beforeAutospacing="0" w:line="360" w:lineRule="auto"/>
+        <w:ind w:left="1440" w:hanging="360"/>
+      </w:pPr>
+      <w:r>
+        <w:rPr>
+          <w:sz w:val="24"/>
+          <w:szCs w:val="24"/>
+          <w:rtl w:val="0"/>
+        </w:rPr>
+        <w:t xml:space="preserve">Se ainda assim não atingir a precisão exigida, o sistema notifica o Cliente e solicita a confirmação do endereço na tela antes de prosseguir.</w:t>
+      </w:r>
+    </w:p>
+    <w:p>
+      <w:pPr>
+        <w:numPr>
+          <w:ilvl w:val="0"/>
+          <w:numId w:val="9"/>
+        </w:numPr>
+        <w:spacing w:after="0" w:afterAutospacing="0" w:before="0" w:beforeAutospacing="0" w:line="360" w:lineRule="auto"/>
+        <w:ind w:left="720" w:hanging="360"/>
+      </w:pPr>
+      <w:r>
+        <w:rPr>
+          <w:b w:val="1"/>
+          <w:bCs w:val="1"/>
+          <w:sz w:val="24"/>
+          <w:szCs w:val="24"/>
+          <w:rtl w:val="0"/>
+        </w:rPr>
+        <w:t xml:space="preserve">Fluxo de Exceção 8a: Item indisponível no estoque do mercado parceiro</w:t>
+      </w:r>
+    </w:p>
+    <w:p>
+      <w:pPr>
+        <w:numPr>
+          <w:ilvl w:val="1"/>
+          <w:numId w:val="9"/>
+        </w:numPr>
+        <w:spacing w:after="0" w:afterAutospacing="0" w:before="0" w:beforeAutospacing="0" w:line="360" w:lineRule="auto"/>
+        <w:ind w:left="1440" w:hanging="360"/>
+      </w:pPr>
+      <w:r>
+        <w:rPr>
+          <w:sz w:val="24"/>
+          <w:szCs w:val="24"/>
+          <w:rtl w:val="0"/>
+        </w:rPr>
+        <w:t xml:space="preserve">O sistema identifica que o ingrediente escolhido esgotou no mercado selecionado.</w:t>
+      </w:r>
+    </w:p>
+    <w:p>
+      <w:pPr>
+        <w:numPr>
+          <w:ilvl w:val="1"/>
+          <w:numId w:val="9"/>
+        </w:numPr>
+        <w:spacing w:after="0" w:afterAutospacing="0" w:before="0" w:beforeAutospacing="0" w:line="360" w:lineRule="auto"/>
+        <w:ind w:left="1440" w:hanging="360"/>
+      </w:pPr>
+      <w:r>
+        <w:rPr>
+          <w:sz w:val="24"/>
+          <w:szCs w:val="24"/>
+          <w:rtl w:val="0"/>
+        </w:rPr>
+        <w:t xml:space="preserve">O sistema exibe um aviso informando a indisponibilidade.</w:t>
+      </w:r>
+    </w:p>
+    <w:p>
+      <w:pPr>
+        <w:numPr>
+          <w:ilvl w:val="1"/>
+          <w:numId w:val="9"/>
         </w:numPr>
         <w:spacing w:after="480" w:before="0" w:beforeAutospacing="0" w:line="360" w:lineRule="auto"/>
         <w:ind w:left="1440" w:hanging="360"/>
@@ -11168,6 +11271,12 @@
         <w:ind w:left="720" w:hanging="360"/>
       </w:pPr>
       <w:rPr>
+        <w:rFonts w:ascii="Arial" w:cs="Arial" w:eastAsia="Arial" w:hAnsi="Arial"/>
+        <w:b w:val="0"/>
+        <w:bCs w:val="0"/>
+        <w:strike w:val="0"/>
+        <w:sz w:val="24"/>
+        <w:szCs w:val="24"/>
         <w:u w:val="none"/>
       </w:rPr>
     </w:lvl>
@@ -11271,6 +11380,116 @@
   <w:abstractNum w:abstractNumId="4">
     <w:lvl w:ilvl="0">
       <w:start w:val="1"/>
+      <w:numFmt w:val="bullet"/>
+      <w:lvlText w:val="●"/>
+      <w:lvlJc w:val="left"/>
+      <w:pPr>
+        <w:ind w:left="720" w:hanging="360"/>
+      </w:pPr>
+      <w:rPr>
+        <w:u w:val="none"/>
+      </w:rPr>
+    </w:lvl>
+    <w:lvl w:ilvl="1">
+      <w:start w:val="1"/>
+      <w:numFmt w:val="bullet"/>
+      <w:lvlText w:val="○"/>
+      <w:lvlJc w:val="left"/>
+      <w:pPr>
+        <w:ind w:left="1440" w:hanging="360"/>
+      </w:pPr>
+      <w:rPr>
+        <w:u w:val="none"/>
+      </w:rPr>
+    </w:lvl>
+    <w:lvl w:ilvl="2">
+      <w:start w:val="1"/>
+      <w:numFmt w:val="bullet"/>
+      <w:lvlText w:val="■"/>
+      <w:lvlJc w:val="left"/>
+      <w:pPr>
+        <w:ind w:left="2160" w:hanging="360"/>
+      </w:pPr>
+      <w:rPr>
+        <w:u w:val="none"/>
+      </w:rPr>
+    </w:lvl>
+    <w:lvl w:ilvl="3">
+      <w:start w:val="1"/>
+      <w:numFmt w:val="bullet"/>
+      <w:lvlText w:val="●"/>
+      <w:lvlJc w:val="left"/>
+      <w:pPr>
+        <w:ind w:left="2880" w:hanging="360"/>
+      </w:pPr>
+      <w:rPr>
+        <w:u w:val="none"/>
+      </w:rPr>
+    </w:lvl>
+    <w:lvl w:ilvl="4">
+      <w:start w:val="1"/>
+      <w:numFmt w:val="bullet"/>
+      <w:lvlText w:val="○"/>
+      <w:lvlJc w:val="left"/>
+      <w:pPr>
+        <w:ind w:left="3600" w:hanging="360"/>
+      </w:pPr>
+      <w:rPr>
+        <w:u w:val="none"/>
+      </w:rPr>
+    </w:lvl>
+    <w:lvl w:ilvl="5">
+      <w:start w:val="1"/>
+      <w:numFmt w:val="bullet"/>
+      <w:lvlText w:val="■"/>
+      <w:lvlJc w:val="left"/>
+      <w:pPr>
+        <w:ind w:left="4320" w:hanging="360"/>
+      </w:pPr>
+      <w:rPr>
+        <w:u w:val="none"/>
+      </w:rPr>
+    </w:lvl>
+    <w:lvl w:ilvl="6">
+      <w:start w:val="1"/>
+      <w:numFmt w:val="bullet"/>
+      <w:lvlText w:val="●"/>
+      <w:lvlJc w:val="left"/>
+      <w:pPr>
+        <w:ind w:left="5040" w:hanging="360"/>
+      </w:pPr>
+      <w:rPr>
+        <w:u w:val="none"/>
+      </w:rPr>
+    </w:lvl>
+    <w:lvl w:ilvl="7">
+      <w:start w:val="1"/>
+      <w:numFmt w:val="bullet"/>
+      <w:lvlText w:val="○"/>
+      <w:lvlJc w:val="left"/>
+      <w:pPr>
+        <w:ind w:left="5760" w:hanging="360"/>
+      </w:pPr>
+      <w:rPr>
+        <w:u w:val="none"/>
+      </w:rPr>
+    </w:lvl>
+    <w:lvl w:ilvl="8">
+      <w:start w:val="1"/>
+      <w:numFmt w:val="bullet"/>
+      <w:lvlText w:val="■"/>
+      <w:lvlJc w:val="left"/>
+      <w:pPr>
+        <w:ind w:left="6480" w:hanging="360"/>
+      </w:pPr>
+      <w:rPr>
+        <w:u w:val="none"/>
+      </w:rPr>
+    </w:lvl>
+  </w:abstractNum>
+  <w:abstractNum w:abstractNumId="5">
+    <w:lvl w:ilvl="0">
+      <w:start w:val="1"/>
       <w:numFmt w:val="decimal"/>
       <w:lvlText w:val="%1."/>
       <w:lvlJc w:val="left"/>
@@ -11378,7 +11597,7 @@
       </w:rPr>
     </w:lvl>
   </w:abstractNum>
-  <w:abstractNum w:abstractNumId="5">
+  <w:abstractNum w:abstractNumId="6">
     <w:lvl w:ilvl="0">
       <w:start w:val="1"/>
       <w:numFmt w:val="decimal"/>
@@ -11494,7 +11713,7 @@
       </w:rPr>
     </w:lvl>
   </w:abstractNum>
-  <w:abstractNum w:abstractNumId="6">
+  <w:abstractNum w:abstractNumId="7">
     <w:lvl w:ilvl="0">
       <w:start w:val="1"/>
       <w:numFmt w:val="bullet"/>
@@ -11604,7 +11823,7 @@
       </w:rPr>
     </w:lvl>
   </w:abstractNum>
-  <w:abstractNum w:abstractNumId="7">
+  <w:abstractNum w:abstractNumId="8">
     <w:lvl w:ilvl="0">
       <w:start w:val="1"/>
       <w:numFmt w:val="bullet"/>
@@ -11720,7 +11939,7 @@
       </w:rPr>
     </w:lvl>
   </w:abstractNum>
-  <w:abstractNum w:abstractNumId="8">
+  <w:abstractNum w:abstractNumId="9">
     <w:lvl w:ilvl="0">
       <w:start w:val="1"/>
       <w:numFmt w:val="bullet"/>
@@ -11865,6 +12084,9 @@
   </w:num>
   <w:num w:numId="8">
     <w:abstractNumId w:val="8"/>
+  </w:num>
+  <w:num w:numId="9">
+    <w:abstractNumId w:val="9"/>
   </w:num>
 </w:numbering>
 </file>

--- a/essencial receitas.docx
+++ b/essencial receitas.docx
@@ -16,8 +16,84 @@
           <w:szCs w:val="24"/>
         </w:rPr>
       </w:pPr>
-      <w:bookmarkStart w:colFirst="0" w:colLast="0" w:name="_xev398so0r85" w:id="0"/>
+      <w:bookmarkStart w:colFirst="0" w:colLast="0" w:name="_mbkmdjgpht4c" w:id="0"/>
       <w:bookmarkEnd w:id="0"/>
+      <w:r>
+        <w:rPr>
+          <w:b w:val="1"/>
+          <w:bCs w:val="1"/>
+          <w:sz w:val="24"/>
+          <w:szCs w:val="24"/>
+          <w:rtl w:val="0"/>
+        </w:rPr>
+        <w:t xml:space="preserve">Personalize o Chrome para mudar o visual do navegador</w:t>
+      </w:r>
+    </w:p>
+    <w:p>
+      <w:pPr>
+        <w:pStyle w:val="Heading1"/>
+        <w:keepNext w:val="0"/>
+        <w:keepLines w:val="0"/>
+        <w:spacing w:before="480" w:line="360" w:lineRule="auto"/>
+        <w:jc w:val="both"/>
+        <w:rPr>
+          <w:b w:val="1"/>
+          <w:bCs w:val="1"/>
+          <w:sz w:val="24"/>
+          <w:szCs w:val="24"/>
+        </w:rPr>
+      </w:pPr>
+      <w:bookmarkStart w:colFirst="0" w:colLast="0" w:name="_dfjrxxj7aevb" w:id="1"/>
+      <w:bookmarkEnd w:id="1"/>
+      <w:r>
+        <w:rPr>
+          <w:rtl w:val="0"/>
+        </w:rPr>
+      </w:r>
+    </w:p>
+    <w:p>
+      <w:pPr>
+        <w:pStyle w:val="Heading1"/>
+        <w:keepNext w:val="0"/>
+        <w:keepLines w:val="0"/>
+        <w:spacing w:before="480" w:line="360" w:lineRule="auto"/>
+        <w:jc w:val="both"/>
+        <w:rPr>
+          <w:b w:val="1"/>
+          <w:bCs w:val="1"/>
+          <w:sz w:val="24"/>
+          <w:szCs w:val="24"/>
+        </w:rPr>
+      </w:pPr>
+      <w:bookmarkStart w:colFirst="0" w:colLast="0" w:name="_nyi60p2qe9sy" w:id="2"/>
+      <w:bookmarkEnd w:id="2"/>
+      <w:r>
+        <w:rPr>
+          <w:b w:val="1"/>
+          <w:bCs w:val="1"/>
+          <w:sz w:val="24"/>
+          <w:szCs w:val="24"/>
+          <w:rtl w:val="0"/>
+        </w:rPr>
+        <w:t xml:space="preserve">Personalizar o Chrome</w:t>
+      </w:r>
+    </w:p>
+    <w:p>
+      <w:pPr>
+        <w:pStyle w:val="Heading1"/>
+        <w:keepNext w:val="0"/>
+        <w:keepLines w:val="0"/>
+        <w:spacing w:before="480" w:line="360" w:lineRule="auto"/>
+        <w:jc w:val="both"/>
+        <w:rPr>
+          <w:b w:val="1"/>
+          <w:bCs w:val="1"/>
+          <w:sz w:val="24"/>
+          <w:szCs w:val="24"/>
+        </w:rPr>
+      </w:pPr>
+      <w:bookmarkStart w:colFirst="0" w:colLast="0" w:name="_xev398so0r85" w:id="3"/>
+      <w:bookmarkEnd w:id="3"/>
       <w:r>
         <w:rPr>
           <w:b w:val="1"/>
@@ -43,8 +119,8 @@
           <w:szCs w:val="24"/>
         </w:rPr>
       </w:pPr>
-      <w:bookmarkStart w:colFirst="0" w:colLast="0" w:name="_pck0boc0y308" w:id="1"/>
-      <w:bookmarkEnd w:id="1"/>
+      <w:bookmarkStart w:colFirst="0" w:colLast="0" w:name="_pck0boc0y308" w:id="4"/>
+      <w:bookmarkEnd w:id="4"/>
       <w:r>
         <w:rPr>
           <w:b w:val="1"/>
@@ -350,8 +426,8 @@
           <w:szCs w:val="24"/>
         </w:rPr>
       </w:pPr>
-      <w:bookmarkStart w:colFirst="0" w:colLast="0" w:name="_m198mjjljcqk" w:id="2"/>
-      <w:bookmarkEnd w:id="2"/>
+      <w:bookmarkStart w:colFirst="0" w:colLast="0" w:name="_m198mjjljcqk" w:id="5"/>
+      <w:bookmarkEnd w:id="5"/>
       <w:r>
         <w:rPr>
           <w:b w:val="1"/>
@@ -378,8 +454,8 @@
           <w:szCs w:val="24"/>
         </w:rPr>
       </w:pPr>
-      <w:bookmarkStart w:colFirst="0" w:colLast="0" w:name="_vmh97pbe81om" w:id="3"/>
-      <w:bookmarkEnd w:id="3"/>
+      <w:bookmarkStart w:colFirst="0" w:colLast="0" w:name="_vmh97pbe81om" w:id="6"/>
+      <w:bookmarkEnd w:id="6"/>
       <w:r>
         <w:rPr>
           <w:b w:val="1"/>
@@ -480,8 +556,8 @@
           <w:szCs w:val="24"/>
         </w:rPr>
       </w:pPr>
-      <w:bookmarkStart w:colFirst="0" w:colLast="0" w:name="_t2v5ukl5i531" w:id="4"/>
-      <w:bookmarkEnd w:id="4"/>
+      <w:bookmarkStart w:colFirst="0" w:colLast="0" w:name="_t2v5ukl5i531" w:id="7"/>
+      <w:bookmarkEnd w:id="7"/>
       <w:r>
         <w:rPr>
           <w:b w:val="1"/>
@@ -552,8 +628,8 @@
           <w:szCs w:val="24"/>
         </w:rPr>
       </w:pPr>
-      <w:bookmarkStart w:colFirst="0" w:colLast="0" w:name="_sy9umj6q3ee9" w:id="5"/>
-      <w:bookmarkEnd w:id="5"/>
+      <w:bookmarkStart w:colFirst="0" w:colLast="0" w:name="_sy9umj6q3ee9" w:id="8"/>
+      <w:bookmarkEnd w:id="8"/>
       <w:r>
         <w:rPr>
           <w:b w:val="1"/>
@@ -714,8 +790,8 @@
           <w:szCs w:val="24"/>
         </w:rPr>
       </w:pPr>
-      <w:bookmarkStart w:colFirst="0" w:colLast="0" w:name="_tgrdzwc27y9k" w:id="6"/>
-      <w:bookmarkEnd w:id="6"/>
+      <w:bookmarkStart w:colFirst="0" w:colLast="0" w:name="_tgrdzwc27y9k" w:id="9"/>
+      <w:bookmarkEnd w:id="9"/>
       <w:r>
         <w:rPr>
           <w:b w:val="1"/>
@@ -1473,8 +1549,8 @@
           <w:szCs w:val="24"/>
         </w:rPr>
       </w:pPr>
-      <w:bookmarkStart w:colFirst="0" w:colLast="0" w:name="_pbpfzlsrh135" w:id="7"/>
-      <w:bookmarkEnd w:id="7"/>
+      <w:bookmarkStart w:colFirst="0" w:colLast="0" w:name="_pbpfzlsrh135" w:id="10"/>
+      <w:bookmarkEnd w:id="10"/>
       <w:r>
         <w:rPr>
           <w:b w:val="1"/>
@@ -1862,8 +1938,8 @@
           <w:szCs w:val="24"/>
         </w:rPr>
       </w:pPr>
-      <w:bookmarkStart w:colFirst="0" w:colLast="0" w:name="_qsbb1moo1iye" w:id="8"/>
-      <w:bookmarkEnd w:id="8"/>
+      <w:bookmarkStart w:colFirst="0" w:colLast="0" w:name="_qsbb1moo1iye" w:id="11"/>
+      <w:bookmarkEnd w:id="11"/>
       <w:r>
         <w:rPr>
           <w:b w:val="1"/>
@@ -1890,8 +1966,8 @@
           <w:szCs w:val="24"/>
         </w:rPr>
       </w:pPr>
-      <w:bookmarkStart w:colFirst="0" w:colLast="0" w:name="_zd3zc2wxdns5" w:id="9"/>
-      <w:bookmarkEnd w:id="9"/>
+      <w:bookmarkStart w:colFirst="0" w:colLast="0" w:name="_zd3zc2wxdns5" w:id="12"/>
+      <w:bookmarkEnd w:id="12"/>
       <w:r>
         <w:rPr>
           <w:b w:val="1"/>
@@ -1977,8 +2053,8 @@
           <w:szCs w:val="24"/>
         </w:rPr>
       </w:pPr>
-      <w:bookmarkStart w:colFirst="0" w:colLast="0" w:name="_ojkjr24p5lmq" w:id="10"/>
-      <w:bookmarkEnd w:id="10"/>
+      <w:bookmarkStart w:colFirst="0" w:colLast="0" w:name="_ojkjr24p5lmq" w:id="13"/>
+      <w:bookmarkEnd w:id="13"/>
       <w:r>
         <w:rPr>
           <w:b w:val="1"/>
@@ -2093,8 +2169,8 @@
           <w:szCs w:val="24"/>
         </w:rPr>
       </w:pPr>
-      <w:bookmarkStart w:colFirst="0" w:colLast="0" w:name="_hid75fb7oub9" w:id="11"/>
-      <w:bookmarkEnd w:id="11"/>
+      <w:bookmarkStart w:colFirst="0" w:colLast="0" w:name="_hid75fb7oub9" w:id="14"/>
+      <w:bookmarkEnd w:id="14"/>
       <w:r>
         <w:rPr>
           <w:b w:val="1"/>
@@ -2467,7 +2543,7 @@
                 <w:szCs w:val="24"/>
                 <w:rtl w:val="0"/>
               </w:rPr>
-              <w:t xml:space="preserve">RF01 - </w:t>
+              <w:t xml:space="preserve">RF01 -                            Gestão de Cadastro e Despensa Virtual</w:t>
             </w:r>
           </w:p>
         </w:tc>
@@ -3227,6 +3303,51 @@
         </w:tc>
       </w:tr>
     </w:tbl>
+    <w:p>
+      <w:pPr>
+        <w:spacing w:line="360" w:lineRule="auto"/>
+        <w:jc w:val="both"/>
+        <w:rPr>
+          <w:sz w:val="24"/>
+          <w:szCs w:val="24"/>
+        </w:rPr>
+      </w:pPr>
+      <w:r>
+        <w:rPr>
+          <w:rtl w:val="0"/>
+        </w:rPr>
+      </w:r>
+    </w:p>
+    <w:p>
+      <w:pPr>
+        <w:spacing w:line="360" w:lineRule="auto"/>
+        <w:jc w:val="both"/>
+        <w:rPr>
+          <w:sz w:val="24"/>
+          <w:szCs w:val="24"/>
+        </w:rPr>
+      </w:pPr>
+      <w:r>
+        <w:rPr>
+          <w:rtl w:val="0"/>
+        </w:rPr>
+      </w:r>
+    </w:p>
+    <w:p>
+      <w:pPr>
+        <w:spacing w:line="360" w:lineRule="auto"/>
+        <w:jc w:val="both"/>
+        <w:rPr>
+          <w:sz w:val="24"/>
+          <w:szCs w:val="24"/>
+        </w:rPr>
+      </w:pPr>
+      <w:r>
+        <w:rPr>
+          <w:rtl w:val="0"/>
+        </w:rPr>
+      </w:r>
+    </w:p>
     <w:p>
       <w:pPr>
         <w:spacing w:line="360" w:lineRule="auto"/>
@@ -3335,7 +3456,7 @@
                 <w:szCs w:val="24"/>
                 <w:rtl w:val="0"/>
               </w:rPr>
-              <w:t xml:space="preserve">RF02 - </w:t>
+              <w:t xml:space="preserve">RF02 -                            Algoritmo de Busca e Match de Receitas</w:t>
             </w:r>
           </w:p>
         </w:tc>
@@ -4107,7 +4228,7 @@
                 <w:szCs w:val="24"/>
                 <w:rtl w:val="0"/>
               </w:rPr>
-              <w:t xml:space="preserve">RF01 - </w:t>
+              <w:t xml:space="preserve">RF03 -                             Localização de Mercados e Compra Expressa</w:t>
             </w:r>
           </w:p>
         </w:tc>
@@ -4975,7 +5096,6 @@
       <w:tr>
         <w:trPr>
           <w:cantSplit w:val="0"/>
-          <w:trHeight w:val="458.96484375" w:hRule="atLeast"/>
           <w:tblHeader w:val="0"/>
         </w:trPr>
         <w:tc>
@@ -5605,87 +5725,21 @@
       <w:pPr>
         <w:spacing w:line="360" w:lineRule="auto"/>
         <w:jc w:val="both"/>
-        <w:rPr/>
-      </w:pPr>
-      <w:r>
-        <w:rPr>
-          <w:rtl w:val="0"/>
-        </w:rPr>
-      </w:r>
-    </w:p>
-    <w:p>
-      <w:pPr>
-        <w:spacing w:line="360" w:lineRule="auto"/>
-        <w:jc w:val="both"/>
-        <w:rPr/>
-      </w:pPr>
-      <w:r>
-        <w:rPr>
-          <w:rtl w:val="0"/>
-        </w:rPr>
-      </w:r>
-    </w:p>
-    <w:p>
-      <w:pPr>
-        <w:spacing w:line="360" w:lineRule="auto"/>
-        <w:jc w:val="both"/>
-        <w:rPr/>
-      </w:pPr>
-      <w:r>
-        <w:rPr>
-          <w:rtl w:val="0"/>
-        </w:rPr>
-      </w:r>
-    </w:p>
-    <w:p>
-      <w:pPr>
-        <w:spacing w:line="360" w:lineRule="auto"/>
-        <w:jc w:val="both"/>
-        <w:rPr/>
-      </w:pPr>
-      <w:r>
-        <w:rPr>
-          <w:rtl w:val="0"/>
-        </w:rPr>
-      </w:r>
-    </w:p>
-    <w:p>
-      <w:pPr>
-        <w:spacing w:line="360" w:lineRule="auto"/>
-        <w:jc w:val="both"/>
-        <w:rPr>
-          <w:sz w:val="24"/>
-          <w:szCs w:val="24"/>
-        </w:rPr>
-      </w:pPr>
-      <w:r>
-        <w:rPr>
-          <w:rtl w:val="0"/>
-        </w:rPr>
-      </w:r>
-    </w:p>
-    <w:p>
-      <w:pPr>
-        <w:spacing w:line="360" w:lineRule="auto"/>
-        <w:jc w:val="both"/>
-        <w:rPr>
-          <w:sz w:val="24"/>
-          <w:szCs w:val="24"/>
-        </w:rPr>
-      </w:pPr>
-      <w:r>
-        <w:rPr>
-          <w:sz w:val="24"/>
-          <w:szCs w:val="24"/>
-          <w:rtl w:val="0"/>
-        </w:rPr>
-        <w:t xml:space="preserve">Jhosef</w:t>
+        <w:rPr>
+          <w:sz w:val="24"/>
+          <w:szCs w:val="24"/>
+        </w:rPr>
+      </w:pPr>
+      <w:r>
+        <w:rPr>
+          <w:rtl w:val="0"/>
+        </w:rPr>
       </w:r>
     </w:p>
     <w:tbl>
       <w:tblPr>
         <w:tblStyle w:val="Table5"/>
-        <w:tblW w:w="14010.0" w:type="dxa"/>
+        <w:tblW w:w="13350.0" w:type="dxa"/>
         <w:jc w:val="left"/>
         <w:tblBorders>
           <w:top w:color="000000" w:space="0" w:sz="8" w:val="single"/>
@@ -5699,12 +5753,16 @@
         <w:tblLook w:val="0600"/>
       </w:tblPr>
       <w:tblGrid>
-        <w:gridCol w:w="2535"/>
-        <w:gridCol w:w="11475"/>
+        <w:gridCol w:w="3705"/>
+        <w:gridCol w:w="4740"/>
+        <w:gridCol w:w="2415"/>
+        <w:gridCol w:w="2490"/>
         <w:tblGridChange w:id="0">
           <w:tblGrid>
-            <w:gridCol w:w="2535"/>
-            <w:gridCol w:w="11475"/>
+            <w:gridCol w:w="3705"/>
+            <w:gridCol w:w="4740"/>
+            <w:gridCol w:w="2415"/>
+            <w:gridCol w:w="2490"/>
           </w:tblGrid>
         </w:tblGridChange>
       </w:tblGrid>
@@ -5715,7 +5773,8 @@
         </w:trPr>
         <w:tc>
           <w:tcPr>
-            <w:shd w:fill="999999" w:val="clear"/>
+            <w:gridSpan w:val="2"/>
+            <w:shd w:fill="b7b7b7" w:val="clear"/>
             <w:tcMar>
               <w:top w:w="100.0" w:type="dxa"/>
               <w:left w:w="100.0" w:type="dxa"/>
@@ -5726,114 +5785,24 @@
           </w:tcPr>
           <w:p>
             <w:pPr>
-              <w:widowControl w:val="0"/>
-              <w:spacing w:line="240" w:lineRule="auto"/>
-              <w:rPr>
-                <w:b w:val="1"/>
-                <w:bCs w:val="1"/>
-                <w:sz w:val="24"/>
-                <w:szCs w:val="24"/>
-              </w:rPr>
-            </w:pPr>
-            <w:r>
-              <w:rPr>
-                <w:b w:val="1"/>
-                <w:bCs w:val="1"/>
-                <w:sz w:val="24"/>
-                <w:szCs w:val="24"/>
-                <w:rtl w:val="0"/>
-              </w:rPr>
-              <w:t xml:space="preserve">CASO DE USO EXPANDIDO - 001</w:t>
-            </w:r>
-          </w:p>
-        </w:tc>
-        <w:tc>
-          <w:tcPr>
-            <w:shd w:fill="999999" w:val="clear"/>
-            <w:tcMar>
-              <w:top w:w="100.0" w:type="dxa"/>
-              <w:left w:w="100.0" w:type="dxa"/>
-              <w:bottom w:w="100.0" w:type="dxa"/>
-              <w:right w:w="100.0" w:type="dxa"/>
-            </w:tcMar>
-            <w:vAlign w:val="top"/>
-          </w:tcPr>
-          <w:p>
-            <w:pPr>
-              <w:widowControl w:val="0"/>
-              <w:spacing w:line="240" w:lineRule="auto"/>
-              <w:rPr>
-                <w:b w:val="1"/>
-                <w:bCs w:val="1"/>
-                <w:sz w:val="32"/>
-                <w:szCs w:val="32"/>
-              </w:rPr>
-            </w:pPr>
-            <w:r>
-              <w:rPr>
-                <w:b w:val="1"/>
-                <w:bCs w:val="1"/>
-                <w:sz w:val="24"/>
-                <w:szCs w:val="24"/>
-                <w:rtl w:val="0"/>
-              </w:rPr>
-              <w:t xml:space="preserve">                              </w:t>
-            </w:r>
-            <w:r>
-              <w:rPr>
-                <w:b w:val="1"/>
-                <w:bCs w:val="1"/>
-                <w:sz w:val="29"/>
-                <w:szCs w:val="29"/>
-                <w:rtl w:val="0"/>
-              </w:rPr>
-              <w:t xml:space="preserve">Gerenciar Despensa Virtual e Sugerir Receitas</w:t>
-            </w:r>
-            <w:r>
-              <w:rPr>
-                <w:rtl w:val="0"/>
-              </w:rPr>
-            </w:r>
-          </w:p>
-        </w:tc>
-      </w:tr>
-      <w:tr>
-        <w:trPr>
-          <w:cantSplit w:val="0"/>
-          <w:trHeight w:val="215.9765625" w:hRule="atLeast"/>
-          <w:tblHeader w:val="0"/>
-        </w:trPr>
-        <w:tc>
-          <w:tcPr>
-            <w:shd w:fill="999999" w:val="clear"/>
-            <w:tcMar>
-              <w:top w:w="100.0" w:type="dxa"/>
-              <w:left w:w="100.0" w:type="dxa"/>
-              <w:bottom w:w="100.0" w:type="dxa"/>
-              <w:right w:w="100.0" w:type="dxa"/>
-            </w:tcMar>
-            <w:vAlign w:val="top"/>
-          </w:tcPr>
-          <w:p>
-            <w:pPr>
-              <w:widowControl w:val="0"/>
-              <w:spacing w:line="240" w:lineRule="auto"/>
-              <w:rPr>
-                <w:b w:val="1"/>
-                <w:bCs w:val="1"/>
-                <w:sz w:val="24"/>
-                <w:szCs w:val="24"/>
-              </w:rPr>
-            </w:pPr>
-            <w:r>
-              <w:rPr>
-                <w:b w:val="1"/>
-                <w:bCs w:val="1"/>
-                <w:sz w:val="24"/>
-                <w:szCs w:val="24"/>
-                <w:rtl w:val="0"/>
-              </w:rPr>
-              <w:t xml:space="preserve">Ator Principal: </w:t>
+              <w:spacing w:line="360" w:lineRule="auto"/>
+              <w:jc w:val="both"/>
+              <w:rPr>
+                <w:b w:val="1"/>
+                <w:bCs w:val="1"/>
+                <w:sz w:val="24"/>
+                <w:szCs w:val="24"/>
+              </w:rPr>
+            </w:pPr>
+            <w:r>
+              <w:rPr>
+                <w:b w:val="1"/>
+                <w:bCs w:val="1"/>
+                <w:sz w:val="24"/>
+                <w:szCs w:val="24"/>
+                <w:rtl w:val="0"/>
+              </w:rPr>
+              <w:t xml:space="preserve">RF05-                  Roteamentos logisticos para entrega</w:t>
             </w:r>
           </w:p>
         </w:tc>
@@ -5850,63 +5819,24 @@
           </w:tcPr>
           <w:p>
             <w:pPr>
-              <w:rPr>
-                <w:sz w:val="31"/>
-                <w:szCs w:val="31"/>
-              </w:rPr>
-            </w:pPr>
-            <w:r>
-              <w:rPr>
-                <w:sz w:val="27"/>
-                <w:szCs w:val="27"/>
-                <w:rtl w:val="0"/>
-              </w:rPr>
-              <w:t xml:space="preserve">Usuário, Sistema</w:t>
-            </w:r>
-            <w:r>
-              <w:rPr>
-                <w:rtl w:val="0"/>
-              </w:rPr>
-            </w:r>
-          </w:p>
-        </w:tc>
-      </w:tr>
-      <w:tr>
-        <w:trPr>
-          <w:cantSplit w:val="0"/>
-          <w:tblHeader w:val="0"/>
-        </w:trPr>
-        <w:tc>
-          <w:tcPr>
-            <w:shd w:fill="999999" w:val="clear"/>
-            <w:tcMar>
-              <w:top w:w="100.0" w:type="dxa"/>
-              <w:left w:w="100.0" w:type="dxa"/>
-              <w:bottom w:w="100.0" w:type="dxa"/>
-              <w:right w:w="100.0" w:type="dxa"/>
-            </w:tcMar>
-            <w:vAlign w:val="top"/>
-          </w:tcPr>
-          <w:p>
-            <w:pPr>
-              <w:widowControl w:val="0"/>
-              <w:spacing w:line="240" w:lineRule="auto"/>
-              <w:rPr>
-                <w:b w:val="1"/>
-                <w:bCs w:val="1"/>
-                <w:sz w:val="24"/>
-                <w:szCs w:val="24"/>
-              </w:rPr>
-            </w:pPr>
-            <w:r>
-              <w:rPr>
-                <w:b w:val="1"/>
-                <w:bCs w:val="1"/>
-                <w:sz w:val="24"/>
-                <w:szCs w:val="24"/>
-                <w:rtl w:val="0"/>
-              </w:rPr>
-              <w:t xml:space="preserve">Resumo: </w:t>
+              <w:widowControl w:val="0"/>
+              <w:spacing w:line="240" w:lineRule="auto"/>
+              <w:rPr>
+                <w:b w:val="1"/>
+                <w:bCs w:val="1"/>
+                <w:sz w:val="24"/>
+                <w:szCs w:val="24"/>
+              </w:rPr>
+            </w:pPr>
+            <w:r>
+              <w:rPr>
+                <w:b w:val="1"/>
+                <w:bCs w:val="1"/>
+                <w:sz w:val="24"/>
+                <w:szCs w:val="24"/>
+                <w:rtl w:val="0"/>
+              </w:rPr>
+              <w:t xml:space="preserve">Evidente (  )</w:t>
             </w:r>
           </w:p>
         </w:tc>
@@ -5926,53 +5856,21 @@
               <w:widowControl w:val="0"/>
               <w:spacing w:line="240" w:lineRule="auto"/>
               <w:rPr>
-                <w:sz w:val="24"/>
-                <w:szCs w:val="24"/>
-              </w:rPr>
-            </w:pPr>
-            <w:r>
-              <w:rPr>
-                <w:sz w:val="24"/>
-                <w:szCs w:val="24"/>
-                <w:rtl w:val="0"/>
-              </w:rPr>
-              <w:t xml:space="preserve">permite que um usuário autenticado gerencie os ingredientes disponíveis em sua </w:t>
-            </w:r>
-            <w:r>
-              <w:rPr>
-                <w:b w:val="1"/>
-                <w:bCs w:val="1"/>
-                <w:sz w:val="24"/>
-                <w:szCs w:val="24"/>
-                <w:rtl w:val="0"/>
-              </w:rPr>
-              <w:t xml:space="preserve">despensa virtual</w:t>
-            </w:r>
-            <w:r>
-              <w:rPr>
-                <w:sz w:val="24"/>
-                <w:szCs w:val="24"/>
-                <w:rtl w:val="0"/>
-              </w:rPr>
-              <w:t xml:space="preserve"> e receba </w:t>
-            </w:r>
-            <w:r>
-              <w:rPr>
-                <w:b w:val="1"/>
-                <w:bCs w:val="1"/>
-                <w:sz w:val="24"/>
-                <w:szCs w:val="24"/>
-                <w:rtl w:val="0"/>
-              </w:rPr>
-              <w:t xml:space="preserve">sugestões de receitas</w:t>
-            </w:r>
-            <w:r>
-              <w:rPr>
-                <w:sz w:val="24"/>
-                <w:szCs w:val="24"/>
-                <w:rtl w:val="0"/>
-              </w:rPr>
-              <w:t xml:space="preserve"> compatíveis com os itens cadastrados.</w:t>
+                <w:b w:val="1"/>
+                <w:bCs w:val="1"/>
+                <w:sz w:val="24"/>
+                <w:szCs w:val="24"/>
+              </w:rPr>
+            </w:pPr>
+            <w:r>
+              <w:rPr>
+                <w:b w:val="1"/>
+                <w:bCs w:val="1"/>
+                <w:sz w:val="24"/>
+                <w:szCs w:val="24"/>
+                <w:rtl w:val="0"/>
+              </w:rPr>
+              <w:t xml:space="preserve">Oculto ( X )</w:t>
             </w:r>
           </w:p>
         </w:tc>
@@ -5980,44 +5878,12 @@
       <w:tr>
         <w:trPr>
           <w:cantSplit w:val="0"/>
+          <w:trHeight w:val="440" w:hRule="atLeast"/>
           <w:tblHeader w:val="0"/>
         </w:trPr>
         <w:tc>
           <w:tcPr>
-            <w:shd w:fill="999999" w:val="clear"/>
-            <w:tcMar>
-              <w:top w:w="100.0" w:type="dxa"/>
-              <w:left w:w="100.0" w:type="dxa"/>
-              <w:bottom w:w="100.0" w:type="dxa"/>
-              <w:right w:w="100.0" w:type="dxa"/>
-            </w:tcMar>
-            <w:vAlign w:val="top"/>
-          </w:tcPr>
-          <w:p>
-            <w:pPr>
-              <w:widowControl w:val="0"/>
-              <w:spacing w:line="240" w:lineRule="auto"/>
-              <w:rPr>
-                <w:b w:val="1"/>
-                <w:bCs w:val="1"/>
-                <w:sz w:val="24"/>
-                <w:szCs w:val="24"/>
-              </w:rPr>
-            </w:pPr>
-            <w:r>
-              <w:rPr>
-                <w:b w:val="1"/>
-                <w:bCs w:val="1"/>
-                <w:sz w:val="24"/>
-                <w:szCs w:val="24"/>
-                <w:rtl w:val="0"/>
-              </w:rPr>
-              <w:t xml:space="preserve">Pré-condições: </w:t>
-            </w:r>
-          </w:p>
-        </w:tc>
-        <w:tc>
-          <w:tcPr>
+            <w:gridSpan w:val="4"/>
             <w:shd w:fill="auto" w:val="clear"/>
             <w:tcMar>
               <w:top w:w="100.0" w:type="dxa"/>
@@ -6029,18 +5895,66 @@
           </w:tcPr>
           <w:p>
             <w:pPr>
-              <w:rPr>
-                <w:sz w:val="24"/>
-                <w:szCs w:val="24"/>
-              </w:rPr>
-            </w:pPr>
-            <w:r>
-              <w:rPr>
-                <w:sz w:val="24"/>
-                <w:szCs w:val="24"/>
-                <w:rtl w:val="0"/>
-              </w:rPr>
-              <w:t xml:space="preserve">O usuário deve estar logado no sistema.</w:t>
+              <w:widowControl w:val="0"/>
+              <w:spacing w:line="240" w:lineRule="auto"/>
+              <w:jc w:val="both"/>
+              <w:rPr>
+                <w:b w:val="1"/>
+                <w:bCs w:val="1"/>
+                <w:sz w:val="24"/>
+                <w:szCs w:val="24"/>
+              </w:rPr>
+            </w:pPr>
+            <w:r>
+              <w:rPr>
+                <w:b w:val="1"/>
+                <w:bCs w:val="1"/>
+                <w:sz w:val="24"/>
+                <w:szCs w:val="24"/>
+                <w:rtl w:val="0"/>
+              </w:rPr>
+              <w:t xml:space="preserve">Descrição:O sistema deve integrar-se a serviços de mapas para gerar a rota mais otimizada para o entregador</w:t>
+            </w:r>
+          </w:p>
+          <w:p>
+            <w:pPr>
+              <w:widowControl w:val="0"/>
+              <w:spacing w:line="240" w:lineRule="auto"/>
+              <w:jc w:val="both"/>
+              <w:rPr>
+                <w:b w:val="1"/>
+                <w:bCs w:val="1"/>
+                <w:sz w:val="24"/>
+                <w:szCs w:val="24"/>
+              </w:rPr>
+            </w:pPr>
+            <w:r>
+              <w:rPr>
+                <w:b w:val="1"/>
+                <w:bCs w:val="1"/>
+                <w:sz w:val="24"/>
+                <w:szCs w:val="24"/>
+                <w:rtl w:val="0"/>
+              </w:rPr>
+              <w:t xml:space="preserve">até o endereço de entrega do cliente.</w:t>
+            </w:r>
+          </w:p>
+          <w:p>
+            <w:pPr>
+              <w:widowControl w:val="0"/>
+              <w:spacing w:line="240" w:lineRule="auto"/>
+              <w:jc w:val="both"/>
+              <w:rPr>
+                <w:b w:val="1"/>
+                <w:bCs w:val="1"/>
+                <w:sz w:val="24"/>
+                <w:szCs w:val="24"/>
+              </w:rPr>
+            </w:pPr>
+            <w:r>
+              <w:rPr>
+                <w:rtl w:val="0"/>
+              </w:rPr>
             </w:r>
           </w:p>
         </w:tc>
@@ -6048,11 +5962,13 @@
       <w:tr>
         <w:trPr>
           <w:cantSplit w:val="0"/>
+          <w:trHeight w:val="440" w:hRule="atLeast"/>
           <w:tblHeader w:val="0"/>
         </w:trPr>
         <w:tc>
           <w:tcPr>
-            <w:shd w:fill="999999" w:val="clear"/>
+            <w:gridSpan w:val="4"/>
+            <w:shd w:fill="b7b7b7" w:val="clear"/>
             <w:tcMar>
               <w:top w:w="100.0" w:type="dxa"/>
               <w:left w:w="100.0" w:type="dxa"/>
@@ -6080,10 +5996,161 @@
                 <w:szCs w:val="24"/>
                 <w:rtl w:val="0"/>
               </w:rPr>
-              <w:t xml:space="preserve">Pós-condições: </w:t>
-            </w:r>
-          </w:p>
-        </w:tc>
+              <w:t xml:space="preserve">Requisitos Não-Funcionais</w:t>
+            </w:r>
+          </w:p>
+        </w:tc>
+      </w:tr>
+      <w:tr>
+        <w:trPr>
+          <w:cantSplit w:val="0"/>
+          <w:trHeight w:val="440" w:hRule="atLeast"/>
+          <w:tblHeader w:val="0"/>
+        </w:trPr>
+        <w:tc>
+          <w:tcPr>
+            <w:shd w:fill="b7b7b7" w:val="clear"/>
+            <w:tcMar>
+              <w:top w:w="100.0" w:type="dxa"/>
+              <w:left w:w="100.0" w:type="dxa"/>
+              <w:bottom w:w="100.0" w:type="dxa"/>
+              <w:right w:w="100.0" w:type="dxa"/>
+            </w:tcMar>
+            <w:vAlign w:val="top"/>
+          </w:tcPr>
+          <w:p>
+            <w:pPr>
+              <w:widowControl w:val="0"/>
+              <w:spacing w:line="240" w:lineRule="auto"/>
+              <w:jc w:val="both"/>
+              <w:rPr>
+                <w:b w:val="1"/>
+                <w:bCs w:val="1"/>
+                <w:sz w:val="24"/>
+                <w:szCs w:val="24"/>
+              </w:rPr>
+            </w:pPr>
+            <w:r>
+              <w:rPr>
+                <w:b w:val="1"/>
+                <w:bCs w:val="1"/>
+                <w:sz w:val="24"/>
+                <w:szCs w:val="24"/>
+                <w:rtl w:val="0"/>
+              </w:rPr>
+              <w:t xml:space="preserve">Descrição</w:t>
+            </w:r>
+          </w:p>
+        </w:tc>
+        <w:tc>
+          <w:tcPr>
+            <w:shd w:fill="b7b7b7" w:val="clear"/>
+            <w:tcMar>
+              <w:top w:w="100.0" w:type="dxa"/>
+              <w:left w:w="100.0" w:type="dxa"/>
+              <w:bottom w:w="100.0" w:type="dxa"/>
+              <w:right w:w="100.0" w:type="dxa"/>
+            </w:tcMar>
+            <w:vAlign w:val="top"/>
+          </w:tcPr>
+          <w:p>
+            <w:pPr>
+              <w:widowControl w:val="0"/>
+              <w:spacing w:line="240" w:lineRule="auto"/>
+              <w:rPr>
+                <w:b w:val="1"/>
+                <w:bCs w:val="1"/>
+                <w:sz w:val="24"/>
+                <w:szCs w:val="24"/>
+              </w:rPr>
+            </w:pPr>
+            <w:r>
+              <w:rPr>
+                <w:b w:val="1"/>
+                <w:bCs w:val="1"/>
+                <w:sz w:val="24"/>
+                <w:szCs w:val="24"/>
+                <w:rtl w:val="0"/>
+              </w:rPr>
+              <w:t xml:space="preserve">Categoria</w:t>
+            </w:r>
+          </w:p>
+        </w:tc>
+        <w:tc>
+          <w:tcPr>
+            <w:shd w:fill="b7b7b7" w:val="clear"/>
+            <w:tcMar>
+              <w:top w:w="100.0" w:type="dxa"/>
+              <w:left w:w="100.0" w:type="dxa"/>
+              <w:bottom w:w="100.0" w:type="dxa"/>
+              <w:right w:w="100.0" w:type="dxa"/>
+            </w:tcMar>
+            <w:vAlign w:val="top"/>
+          </w:tcPr>
+          <w:p>
+            <w:pPr>
+              <w:widowControl w:val="0"/>
+              <w:spacing w:line="240" w:lineRule="auto"/>
+              <w:rPr>
+                <w:b w:val="1"/>
+                <w:bCs w:val="1"/>
+                <w:sz w:val="24"/>
+                <w:szCs w:val="24"/>
+              </w:rPr>
+            </w:pPr>
+            <w:r>
+              <w:rPr>
+                <w:b w:val="1"/>
+                <w:bCs w:val="1"/>
+                <w:sz w:val="24"/>
+                <w:szCs w:val="24"/>
+                <w:rtl w:val="0"/>
+              </w:rPr>
+              <w:t xml:space="preserve">Desejável</w:t>
+            </w:r>
+          </w:p>
+        </w:tc>
+        <w:tc>
+          <w:tcPr>
+            <w:shd w:fill="b7b7b7" w:val="clear"/>
+            <w:tcMar>
+              <w:top w:w="100.0" w:type="dxa"/>
+              <w:left w:w="100.0" w:type="dxa"/>
+              <w:bottom w:w="100.0" w:type="dxa"/>
+              <w:right w:w="100.0" w:type="dxa"/>
+            </w:tcMar>
+            <w:vAlign w:val="top"/>
+          </w:tcPr>
+          <w:p>
+            <w:pPr>
+              <w:widowControl w:val="0"/>
+              <w:spacing w:line="240" w:lineRule="auto"/>
+              <w:rPr>
+                <w:b w:val="1"/>
+                <w:bCs w:val="1"/>
+                <w:sz w:val="24"/>
+                <w:szCs w:val="24"/>
+              </w:rPr>
+            </w:pPr>
+            <w:r>
+              <w:rPr>
+                <w:b w:val="1"/>
+                <w:bCs w:val="1"/>
+                <w:sz w:val="24"/>
+                <w:szCs w:val="24"/>
+                <w:rtl w:val="0"/>
+              </w:rPr>
+              <w:t xml:space="preserve">Estável</w:t>
+            </w:r>
+          </w:p>
+        </w:tc>
+      </w:tr>
+      <w:tr>
+        <w:trPr>
+          <w:cantSplit w:val="0"/>
+          <w:trHeight w:val="440" w:hRule="atLeast"/>
+          <w:tblHeader w:val="0"/>
+        </w:trPr>
         <w:tc>
           <w:tcPr>
             <w:shd w:fill="auto" w:val="clear"/>
@@ -6097,55 +6164,79 @@
           </w:tcPr>
           <w:p>
             <w:pPr>
-              <w:rPr>
-                <w:sz w:val="24"/>
-                <w:szCs w:val="24"/>
-              </w:rPr>
-            </w:pPr>
-            <w:r>
-              <w:rPr>
-                <w:rtl w:val="0"/>
-              </w:rPr>
-            </w:r>
-          </w:p>
-        </w:tc>
-      </w:tr>
-      <w:tr>
-        <w:trPr>
-          <w:cantSplit w:val="0"/>
-          <w:tblHeader w:val="0"/>
-        </w:trPr>
-        <w:tc>
-          <w:tcPr>
-            <w:shd w:fill="999999" w:val="clear"/>
-            <w:tcMar>
-              <w:top w:w="100.0" w:type="dxa"/>
-              <w:left w:w="100.0" w:type="dxa"/>
-              <w:bottom w:w="100.0" w:type="dxa"/>
-              <w:right w:w="100.0" w:type="dxa"/>
-            </w:tcMar>
-            <w:vAlign w:val="top"/>
-          </w:tcPr>
-          <w:p>
-            <w:pPr>
-              <w:widowControl w:val="0"/>
-              <w:spacing w:line="240" w:lineRule="auto"/>
-              <w:rPr>
-                <w:b w:val="1"/>
-                <w:bCs w:val="1"/>
-                <w:sz w:val="24"/>
-                <w:szCs w:val="24"/>
-              </w:rPr>
-            </w:pPr>
-            <w:r>
-              <w:rPr>
-                <w:b w:val="1"/>
-                <w:bCs w:val="1"/>
-                <w:sz w:val="24"/>
-                <w:szCs w:val="24"/>
-                <w:rtl w:val="0"/>
-              </w:rPr>
-              <w:t xml:space="preserve">Fluxo Principal: </w:t>
+              <w:widowControl w:val="0"/>
+              <w:spacing w:line="240" w:lineRule="auto"/>
+              <w:jc w:val="both"/>
+              <w:rPr>
+                <w:b w:val="1"/>
+                <w:bCs w:val="1"/>
+                <w:sz w:val="24"/>
+                <w:szCs w:val="24"/>
+              </w:rPr>
+            </w:pPr>
+            <w:r>
+              <w:rPr>
+                <w:b w:val="1"/>
+                <w:bCs w:val="1"/>
+                <w:sz w:val="24"/>
+                <w:szCs w:val="24"/>
+                <w:rtl w:val="0"/>
+              </w:rPr>
+              <w:t xml:space="preserve">O sistema deve integrar-se a serviços de mapas para gerar a rota mais otimizada para o entregador até o endereço de entrega do cliente.</w:t>
+            </w:r>
+          </w:p>
+          <w:p>
+            <w:pPr>
+              <w:widowControl w:val="0"/>
+              <w:spacing w:line="240" w:lineRule="auto"/>
+              <w:jc w:val="both"/>
+              <w:rPr>
+                <w:b w:val="1"/>
+                <w:bCs w:val="1"/>
+                <w:sz w:val="24"/>
+                <w:szCs w:val="24"/>
+              </w:rPr>
+            </w:pPr>
+            <w:r>
+              <w:rPr>
+                <w:rtl w:val="0"/>
+              </w:rPr>
+            </w:r>
+          </w:p>
+          <w:p>
+            <w:pPr>
+              <w:widowControl w:val="0"/>
+              <w:spacing w:line="240" w:lineRule="auto"/>
+              <w:jc w:val="both"/>
+              <w:rPr>
+                <w:b w:val="1"/>
+                <w:bCs w:val="1"/>
+                <w:sz w:val="24"/>
+                <w:szCs w:val="24"/>
+              </w:rPr>
+            </w:pPr>
+            <w:r>
+              <w:rPr>
+                <w:rtl w:val="0"/>
+              </w:rPr>
+            </w:r>
+          </w:p>
+          <w:p>
+            <w:pPr>
+              <w:widowControl w:val="0"/>
+              <w:spacing w:line="240" w:lineRule="auto"/>
+              <w:jc w:val="both"/>
+              <w:rPr>
+                <w:b w:val="1"/>
+                <w:bCs w:val="1"/>
+                <w:sz w:val="24"/>
+                <w:szCs w:val="24"/>
+              </w:rPr>
+            </w:pPr>
+            <w:r>
+              <w:rPr>
+                <w:rtl w:val="0"/>
+              </w:rPr>
             </w:r>
           </w:p>
         </w:tc>
@@ -6162,55 +6253,25 @@
           </w:tcPr>
           <w:p>
             <w:pPr>
-              <w:rPr>
-                <w:sz w:val="24"/>
-                <w:szCs w:val="24"/>
-              </w:rPr>
-            </w:pPr>
-            <w:r>
-              <w:rPr>
-                <w:rtl w:val="0"/>
-              </w:rPr>
-            </w:r>
-          </w:p>
-        </w:tc>
-      </w:tr>
-      <w:tr>
-        <w:trPr>
-          <w:cantSplit w:val="0"/>
-          <w:tblHeader w:val="0"/>
-        </w:trPr>
-        <w:tc>
-          <w:tcPr>
-            <w:shd w:fill="999999" w:val="clear"/>
-            <w:tcMar>
-              <w:top w:w="100.0" w:type="dxa"/>
-              <w:left w:w="100.0" w:type="dxa"/>
-              <w:bottom w:w="100.0" w:type="dxa"/>
-              <w:right w:w="100.0" w:type="dxa"/>
-            </w:tcMar>
-            <w:vAlign w:val="top"/>
-          </w:tcPr>
-          <w:p>
-            <w:pPr>
-              <w:widowControl w:val="0"/>
-              <w:spacing w:line="240" w:lineRule="auto"/>
-              <w:rPr>
-                <w:b w:val="1"/>
-                <w:bCs w:val="1"/>
-                <w:sz w:val="24"/>
-                <w:szCs w:val="24"/>
-              </w:rPr>
-            </w:pPr>
-            <w:r>
-              <w:rPr>
-                <w:b w:val="1"/>
-                <w:bCs w:val="1"/>
-                <w:sz w:val="24"/>
-                <w:szCs w:val="24"/>
-                <w:rtl w:val="0"/>
-              </w:rPr>
-              <w:t xml:space="preserve">Fluxos Alternativos: </w:t>
+              <w:widowControl w:val="0"/>
+              <w:spacing w:line="240" w:lineRule="auto"/>
+              <w:jc w:val="center"/>
+              <w:rPr>
+                <w:b w:val="1"/>
+                <w:bCs w:val="1"/>
+                <w:sz w:val="24"/>
+                <w:szCs w:val="24"/>
+              </w:rPr>
+            </w:pPr>
+            <w:r>
+              <w:rPr>
+                <w:b w:val="1"/>
+                <w:bCs w:val="1"/>
+                <w:sz w:val="24"/>
+                <w:szCs w:val="24"/>
+                <w:rtl w:val="0"/>
+              </w:rPr>
+              <w:t xml:space="preserve">Geolocalização / Logística</w:t>
             </w:r>
           </w:p>
         </w:tc>
@@ -6227,57 +6288,25 @@
           </w:tcPr>
           <w:p>
             <w:pPr>
-              <w:rPr>
-                <w:b w:val="1"/>
-                <w:bCs w:val="1"/>
-                <w:sz w:val="24"/>
-                <w:szCs w:val="24"/>
-              </w:rPr>
-            </w:pPr>
-            <w:r>
-              <w:rPr>
-                <w:rtl w:val="0"/>
-              </w:rPr>
-            </w:r>
-          </w:p>
-        </w:tc>
-      </w:tr>
-      <w:tr>
-        <w:trPr>
-          <w:cantSplit w:val="0"/>
-          <w:tblHeader w:val="0"/>
-        </w:trPr>
-        <w:tc>
-          <w:tcPr>
-            <w:shd w:fill="999999" w:val="clear"/>
-            <w:tcMar>
-              <w:top w:w="100.0" w:type="dxa"/>
-              <w:left w:w="100.0" w:type="dxa"/>
-              <w:bottom w:w="100.0" w:type="dxa"/>
-              <w:right w:w="100.0" w:type="dxa"/>
-            </w:tcMar>
-            <w:vAlign w:val="top"/>
-          </w:tcPr>
-          <w:p>
-            <w:pPr>
-              <w:widowControl w:val="0"/>
-              <w:spacing w:line="240" w:lineRule="auto"/>
-              <w:rPr>
-                <w:b w:val="1"/>
-                <w:bCs w:val="1"/>
-                <w:sz w:val="24"/>
-                <w:szCs w:val="24"/>
-              </w:rPr>
-            </w:pPr>
-            <w:r>
-              <w:rPr>
-                <w:b w:val="1"/>
-                <w:bCs w:val="1"/>
-                <w:sz w:val="24"/>
-                <w:szCs w:val="24"/>
-                <w:rtl w:val="0"/>
-              </w:rPr>
-              <w:t xml:space="preserve">Fluxos de Exceção: </w:t>
+              <w:widowControl w:val="0"/>
+              <w:spacing w:line="240" w:lineRule="auto"/>
+              <w:jc w:val="center"/>
+              <w:rPr>
+                <w:b w:val="1"/>
+                <w:bCs w:val="1"/>
+                <w:sz w:val="24"/>
+                <w:szCs w:val="24"/>
+              </w:rPr>
+            </w:pPr>
+            <w:r>
+              <w:rPr>
+                <w:b w:val="1"/>
+                <w:bCs w:val="1"/>
+                <w:sz w:val="24"/>
+                <w:szCs w:val="24"/>
+                <w:rtl w:val="0"/>
+              </w:rPr>
+              <w:t xml:space="preserve">Sim</w:t>
             </w:r>
           </w:p>
         </w:tc>
@@ -6296,33 +6325,23 @@
             <w:pPr>
               <w:widowControl w:val="0"/>
               <w:spacing w:line="240" w:lineRule="auto"/>
-              <w:rPr>
-                <w:sz w:val="24"/>
-                <w:szCs w:val="24"/>
-              </w:rPr>
-            </w:pPr>
-            <w:r>
-              <w:rPr>
-                <w:b w:val="1"/>
-                <w:bCs w:val="1"/>
-                <w:sz w:val="24"/>
-                <w:szCs w:val="24"/>
-                <w:rtl w:val="0"/>
-              </w:rPr>
-              <w:t xml:space="preserve">RFN 02.01 </w:t>
-            </w:r>
-            <w:r>
-              <w:rPr>
-                <w:sz w:val="24"/>
-                <w:szCs w:val="24"/>
-                <w:rtl w:val="0"/>
-              </w:rPr>
-              <w:t xml:space="preserve">Se o cruzamento de dados estipulado no Passo 7 exceder 1,5 segundos, o sistema interrompe a operação e exibe mensagem de erro amigável.</w:t>
-            </w:r>
-            <w:r>
-              <w:rPr>
-                <w:rtl w:val="0"/>
-              </w:rPr>
+              <w:jc w:val="center"/>
+              <w:rPr>
+                <w:b w:val="1"/>
+                <w:bCs w:val="1"/>
+                <w:sz w:val="24"/>
+                <w:szCs w:val="24"/>
+              </w:rPr>
+            </w:pPr>
+            <w:r>
+              <w:rPr>
+                <w:b w:val="1"/>
+                <w:bCs w:val="1"/>
+                <w:sz w:val="24"/>
+                <w:szCs w:val="24"/>
+                <w:rtl w:val="0"/>
+              </w:rPr>
+              <w:t xml:space="preserve">N</w:t>
             </w:r>
           </w:p>
         </w:tc>
@@ -6330,42 +6349,9 @@
       <w:tr>
         <w:trPr>
           <w:cantSplit w:val="0"/>
+          <w:trHeight w:val="440" w:hRule="atLeast"/>
           <w:tblHeader w:val="0"/>
         </w:trPr>
-        <w:tc>
-          <w:tcPr>
-            <w:shd w:fill="999999" w:val="clear"/>
-            <w:tcMar>
-              <w:top w:w="100.0" w:type="dxa"/>
-              <w:left w:w="100.0" w:type="dxa"/>
-              <w:bottom w:w="100.0" w:type="dxa"/>
-              <w:right w:w="100.0" w:type="dxa"/>
-            </w:tcMar>
-            <w:vAlign w:val="top"/>
-          </w:tcPr>
-          <w:p>
-            <w:pPr>
-              <w:widowControl w:val="0"/>
-              <w:spacing w:line="240" w:lineRule="auto"/>
-              <w:rPr>
-                <w:b w:val="1"/>
-                <w:bCs w:val="1"/>
-                <w:sz w:val="24"/>
-                <w:szCs w:val="24"/>
-              </w:rPr>
-            </w:pPr>
-            <w:r>
-              <w:rPr>
-                <w:b w:val="1"/>
-                <w:bCs w:val="1"/>
-                <w:sz w:val="24"/>
-                <w:szCs w:val="24"/>
-                <w:rtl w:val="0"/>
-              </w:rPr>
-              <w:t xml:space="preserve">Relações de Regras de Negócio: </w:t>
-            </w:r>
-          </w:p>
-        </w:tc>
         <w:tc>
           <w:tcPr>
             <w:shd w:fill="auto" w:val="clear"/>
@@ -6380,85 +6366,77 @@
           <w:p>
             <w:pPr>
               <w:widowControl w:val="0"/>
-              <w:numPr>
-                <w:ilvl w:val="0"/>
-                <w:numId w:val="4"/>
-              </w:numPr>
-              <w:spacing w:line="240" w:lineRule="auto"/>
-              <w:ind w:left="720" w:hanging="360"/>
-              <w:rPr>
-                <w:sz w:val="24"/>
-                <w:szCs w:val="24"/>
-              </w:rPr>
-            </w:pPr>
-            <w:r>
-              <w:rPr>
-                <w:b w:val="1"/>
-                <w:bCs w:val="1"/>
-                <w:sz w:val="24"/>
-                <w:szCs w:val="24"/>
-                <w:rtl w:val="0"/>
-              </w:rPr>
-              <w:t xml:space="preserve">RN03</w:t>
-            </w:r>
-            <w:r>
-              <w:rPr>
-                <w:sz w:val="24"/>
-                <w:szCs w:val="24"/>
-                <w:rtl w:val="0"/>
-              </w:rPr>
-              <w:t xml:space="preserve"> Inteligência de Equivalência   Banco de dados que mapeia quais ingredientes substituem outros na falta do item principal (alimenta o Fluxo Alternativo A).</w:t>
-            </w:r>
-          </w:p>
-          <w:p>
-            <w:pPr>
-              <w:widowControl w:val="0"/>
-              <w:spacing w:line="240" w:lineRule="auto"/>
-              <w:ind w:left="720" w:firstLine="0"/>
-              <w:rPr>
-                <w:sz w:val="24"/>
-                <w:szCs w:val="24"/>
-              </w:rPr>
-            </w:pPr>
-            <w:r>
-              <w:rPr>
-                <w:rtl w:val="0"/>
-              </w:rPr>
-            </w:r>
-          </w:p>
-          <w:p>
-            <w:pPr>
-              <w:widowControl w:val="0"/>
-              <w:numPr>
-                <w:ilvl w:val="0"/>
-                <w:numId w:val="4"/>
-              </w:numPr>
-              <w:spacing w:line="240" w:lineRule="auto"/>
-              <w:ind w:left="720" w:hanging="360"/>
-              <w:rPr>
-                <w:b w:val="1"/>
-                <w:bCs w:val="1"/>
-                <w:sz w:val="24"/>
-                <w:szCs w:val="24"/>
-              </w:rPr>
-            </w:pPr>
-            <w:r>
-              <w:rPr>
-                <w:b w:val="1"/>
-                <w:bCs w:val="1"/>
-                <w:sz w:val="24"/>
-                <w:szCs w:val="24"/>
-                <w:rtl w:val="0"/>
-              </w:rPr>
-              <w:t xml:space="preserve">RF02</w:t>
-            </w:r>
-            <w:r>
-              <w:rPr>
-                <w:sz w:val="24"/>
-                <w:szCs w:val="24"/>
-                <w:rtl w:val="0"/>
-              </w:rPr>
-              <w:t xml:space="preserve"> interface de Alerta Componente visual na tela de receitas que avisa o usuário sobre a falta do item e sugere a troca com base na RN03.</w:t>
+              <w:spacing w:line="240" w:lineRule="auto"/>
+              <w:jc w:val="both"/>
+              <w:rPr>
+                <w:b w:val="1"/>
+                <w:bCs w:val="1"/>
+                <w:sz w:val="24"/>
+                <w:szCs w:val="24"/>
+              </w:rPr>
+            </w:pPr>
+            <w:r>
+              <w:rPr>
+                <w:b w:val="1"/>
+                <w:bCs w:val="1"/>
+                <w:sz w:val="24"/>
+                <w:szCs w:val="24"/>
+                <w:rtl w:val="0"/>
+              </w:rPr>
+              <w:t xml:space="preserve">RFN 05.01:</w:t>
+            </w:r>
+          </w:p>
+        </w:tc>
+        <w:tc>
+          <w:tcPr>
+            <w:gridSpan w:val="3"/>
+            <w:shd w:fill="auto" w:val="clear"/>
+            <w:tcMar>
+              <w:top w:w="100.0" w:type="dxa"/>
+              <w:left w:w="100.0" w:type="dxa"/>
+              <w:bottom w:w="100.0" w:type="dxa"/>
+              <w:right w:w="100.0" w:type="dxa"/>
+            </w:tcMar>
+            <w:vAlign w:val="top"/>
+          </w:tcPr>
+          <w:p>
+            <w:pPr>
+              <w:widowControl w:val="0"/>
+              <w:spacing w:line="240" w:lineRule="auto"/>
+              <w:rPr>
+                <w:b w:val="1"/>
+                <w:bCs w:val="1"/>
+                <w:sz w:val="24"/>
+                <w:szCs w:val="24"/>
+              </w:rPr>
+            </w:pPr>
+            <w:r>
+              <w:rPr>
+                <w:b w:val="1"/>
+                <w:bCs w:val="1"/>
+                <w:sz w:val="24"/>
+                <w:szCs w:val="24"/>
+                <w:rtl w:val="0"/>
+              </w:rPr>
+              <w:t xml:space="preserve">A recalculagem dinâmica da rota em caso de desvio do motoboy deve responder em menos de 2,0 segundos.</w:t>
+            </w:r>
+          </w:p>
+          <w:p>
+            <w:pPr>
+              <w:widowControl w:val="0"/>
+              <w:spacing w:line="240" w:lineRule="auto"/>
+              <w:jc w:val="left"/>
+              <w:rPr>
+                <w:b w:val="1"/>
+                <w:bCs w:val="1"/>
+                <w:sz w:val="24"/>
+                <w:szCs w:val="24"/>
+              </w:rPr>
+            </w:pPr>
+            <w:r>
+              <w:rPr>
+                <w:rtl w:val="0"/>
+              </w:rPr>
             </w:r>
           </w:p>
         </w:tc>
@@ -6468,10 +6446,7 @@
       <w:pPr>
         <w:spacing w:line="360" w:lineRule="auto"/>
         <w:jc w:val="both"/>
-        <w:rPr>
-          <w:sz w:val="24"/>
-          <w:szCs w:val="24"/>
-        </w:rPr>
+        <w:rPr/>
       </w:pPr>
       <w:r>
         <w:rPr>
@@ -6483,19 +6458,6 @@
       <w:pPr>
         <w:spacing w:line="360" w:lineRule="auto"/>
         <w:jc w:val="both"/>
-        <w:rPr>
-          <w:sz w:val="24"/>
-          <w:szCs w:val="24"/>
-        </w:rPr>
-      </w:pPr>
-      <w:r>
-        <w:rPr>
-          <w:rtl w:val="0"/>
-        </w:rPr>
-      </w:r>
-    </w:p>
-    <w:p>
-      <w:pPr>
         <w:rPr/>
       </w:pPr>
       <w:r>
@@ -6562,151 +6524,6 @@
         <w:rPr>
           <w:rtl w:val="0"/>
         </w:rPr>
-      </w:r>
-    </w:p>
-    <w:p>
-      <w:pPr>
-        <w:spacing w:line="360" w:lineRule="auto"/>
-        <w:jc w:val="both"/>
-        <w:rPr/>
-      </w:pPr>
-      <w:r>
-        <w:rPr>
-          <w:rtl w:val="0"/>
-        </w:rPr>
-      </w:r>
-    </w:p>
-    <w:p>
-      <w:pPr>
-        <w:spacing w:line="360" w:lineRule="auto"/>
-        <w:jc w:val="both"/>
-        <w:rPr/>
-      </w:pPr>
-      <w:r>
-        <w:rPr>
-          <w:rtl w:val="0"/>
-        </w:rPr>
-      </w:r>
-    </w:p>
-    <w:p>
-      <w:pPr>
-        <w:spacing w:line="360" w:lineRule="auto"/>
-        <w:jc w:val="both"/>
-        <w:rPr/>
-      </w:pPr>
-      <w:r>
-        <w:rPr>
-          <w:rtl w:val="0"/>
-        </w:rPr>
-      </w:r>
-    </w:p>
-    <w:p>
-      <w:pPr>
-        <w:spacing w:line="360" w:lineRule="auto"/>
-        <w:jc w:val="both"/>
-        <w:rPr/>
-      </w:pPr>
-      <w:r>
-        <w:rPr>
-          <w:rtl w:val="0"/>
-        </w:rPr>
-      </w:r>
-    </w:p>
-    <w:p>
-      <w:pPr>
-        <w:spacing w:line="360" w:lineRule="auto"/>
-        <w:jc w:val="both"/>
-        <w:rPr/>
-      </w:pPr>
-      <w:r>
-        <w:rPr>
-          <w:rtl w:val="0"/>
-        </w:rPr>
-      </w:r>
-    </w:p>
-    <w:p>
-      <w:pPr>
-        <w:spacing w:line="360" w:lineRule="auto"/>
-        <w:jc w:val="both"/>
-        <w:rPr/>
-      </w:pPr>
-      <w:r>
-        <w:rPr>
-          <w:rtl w:val="0"/>
-        </w:rPr>
-      </w:r>
-    </w:p>
-    <w:p>
-      <w:pPr>
-        <w:spacing w:line="360" w:lineRule="auto"/>
-        <w:jc w:val="both"/>
-        <w:rPr/>
-      </w:pPr>
-      <w:r>
-        <w:rPr>
-          <w:rtl w:val="0"/>
-        </w:rPr>
-      </w:r>
-    </w:p>
-    <w:p>
-      <w:pPr>
-        <w:spacing w:line="360" w:lineRule="auto"/>
-        <w:jc w:val="both"/>
-        <w:rPr/>
-      </w:pPr>
-      <w:r>
-        <w:rPr>
-          <w:rtl w:val="0"/>
-        </w:rPr>
-      </w:r>
-    </w:p>
-    <w:p>
-      <w:pPr>
-        <w:spacing w:line="360" w:lineRule="auto"/>
-        <w:jc w:val="both"/>
-        <w:rPr/>
-      </w:pPr>
-      <w:r>
-        <w:rPr>
-          <w:rtl w:val="0"/>
-        </w:rPr>
-      </w:r>
-    </w:p>
-    <w:p>
-      <w:pPr>
-        <w:spacing w:line="360" w:lineRule="auto"/>
-        <w:jc w:val="both"/>
-        <w:rPr/>
-      </w:pPr>
-      <w:r>
-        <w:rPr>
-          <w:rtl w:val="0"/>
-        </w:rPr>
-      </w:r>
-    </w:p>
-    <w:p>
-      <w:pPr>
-        <w:spacing w:line="360" w:lineRule="auto"/>
-        <w:jc w:val="both"/>
-        <w:rPr/>
-      </w:pPr>
-      <w:r>
-        <w:rPr>
-          <w:rtl w:val="0"/>
-        </w:rPr>
-      </w:r>
-    </w:p>
-    <w:p>
-      <w:pPr>
-        <w:spacing w:line="360" w:lineRule="auto"/>
-        <w:jc w:val="both"/>
-        <w:rPr/>
-      </w:pPr>
-      <w:r>
-        <w:rPr>
-          <w:rtl w:val="0"/>
-        </w:rPr>
-        <w:t xml:space="preserve">Nathan arthur folletto dos santos</w:t>
       </w:r>
     </w:p>
     <w:p>
@@ -6727,8 +6544,9 @@
     <w:tbl>
       <w:tblPr>
         <w:tblStyle w:val="Table6"/>
-        <w:tblW w:w="14010.0" w:type="dxa"/>
+        <w:tblW w:w="13320.0" w:type="dxa"/>
         <w:jc w:val="left"/>
+        <w:tblInd w:w="30.0" w:type="dxa"/>
         <w:tblBorders>
           <w:top w:color="000000" w:space="0" w:sz="8" w:val="single"/>
           <w:left w:color="000000" w:space="0" w:sz="8" w:val="single"/>
@@ -6741,12 +6559,16 @@
         <w:tblLook w:val="0600"/>
       </w:tblPr>
       <w:tblGrid>
-        <w:gridCol w:w="2535"/>
-        <w:gridCol w:w="11475"/>
+        <w:gridCol w:w="3675"/>
+        <w:gridCol w:w="4740"/>
+        <w:gridCol w:w="2415"/>
+        <w:gridCol w:w="2490"/>
         <w:tblGridChange w:id="0">
           <w:tblGrid>
-            <w:gridCol w:w="2535"/>
-            <w:gridCol w:w="11475"/>
+            <w:gridCol w:w="3675"/>
+            <w:gridCol w:w="4740"/>
+            <w:gridCol w:w="2415"/>
+            <w:gridCol w:w="2490"/>
           </w:tblGrid>
         </w:tblGridChange>
       </w:tblGrid>
@@ -6757,7 +6579,8 @@
         </w:trPr>
         <w:tc>
           <w:tcPr>
-            <w:shd w:fill="999999" w:val="clear"/>
+            <w:gridSpan w:val="2"/>
+            <w:shd w:fill="b7b7b7" w:val="clear"/>
             <w:tcMar>
               <w:top w:w="100.0" w:type="dxa"/>
               <w:left w:w="100.0" w:type="dxa"/>
@@ -6768,41 +6591,7 @@
           </w:tcPr>
           <w:p>
             <w:pPr>
-              <w:widowControl w:val="0"/>
-              <w:spacing w:line="240" w:lineRule="auto"/>
-              <w:rPr>
-                <w:b w:val="1"/>
-                <w:bCs w:val="1"/>
-                <w:sz w:val="24"/>
-                <w:szCs w:val="24"/>
-              </w:rPr>
-            </w:pPr>
-            <w:r>
-              <w:rPr>
-                <w:b w:val="1"/>
-                <w:bCs w:val="1"/>
-                <w:sz w:val="24"/>
-                <w:szCs w:val="24"/>
-                <w:rtl w:val="0"/>
-              </w:rPr>
-              <w:t xml:space="preserve">CASO DE USO EXPANDIDO - UC03</w:t>
-            </w:r>
-          </w:p>
-        </w:tc>
-        <w:tc>
-          <w:tcPr>
-            <w:shd w:fill="999999" w:val="clear"/>
-            <w:tcMar>
-              <w:top w:w="100.0" w:type="dxa"/>
-              <w:left w:w="100.0" w:type="dxa"/>
-              <w:bottom w:w="100.0" w:type="dxa"/>
-              <w:right w:w="100.0" w:type="dxa"/>
-            </w:tcMar>
-            <w:vAlign w:val="top"/>
-          </w:tcPr>
-          <w:p>
-            <w:pPr>
-              <w:spacing w:after="180" w:before="360" w:line="360" w:lineRule="auto"/>
+              <w:spacing w:line="360" w:lineRule="auto"/>
               <w:jc w:val="both"/>
               <w:rPr>
                 <w:b w:val="1"/>
@@ -6813,56 +6602,13 @@
             </w:pPr>
             <w:r>
               <w:rPr>
-                <w:sz w:val="30"/>
-                <w:szCs w:val="30"/>
-                <w:rtl w:val="0"/>
-              </w:rPr>
-              <w:t xml:space="preserve">                      Localizar Mercados e Compra Expressa</w:t>
-            </w:r>
-            <w:r>
-              <w:rPr>
-                <w:rtl w:val="0"/>
-              </w:rPr>
-            </w:r>
-          </w:p>
-        </w:tc>
-      </w:tr>
-      <w:tr>
-        <w:trPr>
-          <w:cantSplit w:val="0"/>
-          <w:tblHeader w:val="0"/>
-        </w:trPr>
-        <w:tc>
-          <w:tcPr>
-            <w:shd w:fill="999999" w:val="clear"/>
-            <w:tcMar>
-              <w:top w:w="100.0" w:type="dxa"/>
-              <w:left w:w="100.0" w:type="dxa"/>
-              <w:bottom w:w="100.0" w:type="dxa"/>
-              <w:right w:w="100.0" w:type="dxa"/>
-            </w:tcMar>
-            <w:vAlign w:val="top"/>
-          </w:tcPr>
-          <w:p>
-            <w:pPr>
-              <w:widowControl w:val="0"/>
-              <w:spacing w:line="240" w:lineRule="auto"/>
-              <w:rPr>
-                <w:b w:val="1"/>
-                <w:bCs w:val="1"/>
-                <w:sz w:val="24"/>
-                <w:szCs w:val="24"/>
-              </w:rPr>
-            </w:pPr>
-            <w:r>
-              <w:rPr>
-                <w:b w:val="1"/>
-                <w:bCs w:val="1"/>
-                <w:sz w:val="24"/>
-                <w:szCs w:val="24"/>
-                <w:rtl w:val="0"/>
-              </w:rPr>
-              <w:t xml:space="preserve">Ator Principal: </w:t>
+                <w:b w:val="1"/>
+                <w:bCs w:val="1"/>
+                <w:sz w:val="24"/>
+                <w:szCs w:val="24"/>
+                <w:rtl w:val="0"/>
+              </w:rPr>
+              <w:t xml:space="preserve">RF06-                  Internacionalização e Preferências (i18n)</w:t>
             </w:r>
           </w:p>
         </w:tc>
@@ -6882,57 +6628,21 @@
               <w:widowControl w:val="0"/>
               <w:spacing w:line="240" w:lineRule="auto"/>
               <w:rPr>
-                <w:sz w:val="24"/>
-                <w:szCs w:val="24"/>
-              </w:rPr>
-            </w:pPr>
-            <w:r>
-              <w:rPr>
-                <w:sz w:val="24"/>
-                <w:szCs w:val="24"/>
-                <w:rtl w:val="0"/>
-              </w:rPr>
-              <w:t xml:space="preserve">Cliente (usuario/app)</w:t>
-            </w:r>
-          </w:p>
-        </w:tc>
-      </w:tr>
-      <w:tr>
-        <w:trPr>
-          <w:cantSplit w:val="0"/>
-          <w:tblHeader w:val="0"/>
-        </w:trPr>
-        <w:tc>
-          <w:tcPr>
-            <w:shd w:fill="999999" w:val="clear"/>
-            <w:tcMar>
-              <w:top w:w="100.0" w:type="dxa"/>
-              <w:left w:w="100.0" w:type="dxa"/>
-              <w:bottom w:w="100.0" w:type="dxa"/>
-              <w:right w:w="100.0" w:type="dxa"/>
-            </w:tcMar>
-            <w:vAlign w:val="top"/>
-          </w:tcPr>
-          <w:p>
-            <w:pPr>
-              <w:widowControl w:val="0"/>
-              <w:spacing w:line="240" w:lineRule="auto"/>
-              <w:rPr>
-                <w:b w:val="1"/>
-                <w:bCs w:val="1"/>
-                <w:sz w:val="24"/>
-                <w:szCs w:val="24"/>
-              </w:rPr>
-            </w:pPr>
-            <w:r>
-              <w:rPr>
-                <w:b w:val="1"/>
-                <w:bCs w:val="1"/>
-                <w:sz w:val="24"/>
-                <w:szCs w:val="24"/>
-                <w:rtl w:val="0"/>
-              </w:rPr>
-              <w:t xml:space="preserve">Resumo: </w:t>
+                <w:b w:val="1"/>
+                <w:bCs w:val="1"/>
+                <w:sz w:val="24"/>
+                <w:szCs w:val="24"/>
+              </w:rPr>
+            </w:pPr>
+            <w:r>
+              <w:rPr>
+                <w:b w:val="1"/>
+                <w:bCs w:val="1"/>
+                <w:sz w:val="24"/>
+                <w:szCs w:val="24"/>
+                <w:rtl w:val="0"/>
+              </w:rPr>
+              <w:t xml:space="preserve">Evidente ( X )</w:t>
             </w:r>
           </w:p>
         </w:tc>
@@ -6952,17 +6662,21 @@
               <w:widowControl w:val="0"/>
               <w:spacing w:line="240" w:lineRule="auto"/>
               <w:rPr>
-                <w:sz w:val="24"/>
-                <w:szCs w:val="24"/>
-              </w:rPr>
-            </w:pPr>
-            <w:r>
-              <w:rPr>
-                <w:sz w:val="24"/>
-                <w:szCs w:val="24"/>
-                <w:rtl w:val="0"/>
-              </w:rPr>
-              <w:t xml:space="preserve">Permitir o cálculo dinâmico do valor de envio do pedido aplicando isenção regional/fidelidade ou tarifas internacionais. </w:t>
+                <w:b w:val="1"/>
+                <w:bCs w:val="1"/>
+                <w:sz w:val="24"/>
+                <w:szCs w:val="24"/>
+              </w:rPr>
+            </w:pPr>
+            <w:r>
+              <w:rPr>
+                <w:b w:val="1"/>
+                <w:bCs w:val="1"/>
+                <w:sz w:val="24"/>
+                <w:szCs w:val="24"/>
+                <w:rtl w:val="0"/>
+              </w:rPr>
+              <w:t xml:space="preserve">Oculto (  )</w:t>
             </w:r>
           </w:p>
         </w:tc>
@@ -6970,11 +6684,13 @@
       <w:tr>
         <w:trPr>
           <w:cantSplit w:val="0"/>
+          <w:trHeight w:val="440" w:hRule="atLeast"/>
           <w:tblHeader w:val="0"/>
         </w:trPr>
         <w:tc>
           <w:tcPr>
-            <w:shd w:fill="999999" w:val="clear"/>
+            <w:gridSpan w:val="4"/>
+            <w:shd w:fill="b7b7b7" w:val="clear"/>
             <w:tcMar>
               <w:top w:w="100.0" w:type="dxa"/>
               <w:left w:w="100.0" w:type="dxa"/>
@@ -7002,10 +6718,161 @@
                 <w:szCs w:val="24"/>
                 <w:rtl w:val="0"/>
               </w:rPr>
-              <w:t xml:space="preserve">Pré-condições: </w:t>
-            </w:r>
-          </w:p>
-        </w:tc>
+              <w:t xml:space="preserve">Requisitos Não-Funcionais</w:t>
+            </w:r>
+          </w:p>
+        </w:tc>
+      </w:tr>
+      <w:tr>
+        <w:trPr>
+          <w:cantSplit w:val="0"/>
+          <w:trHeight w:val="440" w:hRule="atLeast"/>
+          <w:tblHeader w:val="0"/>
+        </w:trPr>
+        <w:tc>
+          <w:tcPr>
+            <w:shd w:fill="b7b7b7" w:val="clear"/>
+            <w:tcMar>
+              <w:top w:w="100.0" w:type="dxa"/>
+              <w:left w:w="100.0" w:type="dxa"/>
+              <w:bottom w:w="100.0" w:type="dxa"/>
+              <w:right w:w="100.0" w:type="dxa"/>
+            </w:tcMar>
+            <w:vAlign w:val="top"/>
+          </w:tcPr>
+          <w:p>
+            <w:pPr>
+              <w:widowControl w:val="0"/>
+              <w:spacing w:line="240" w:lineRule="auto"/>
+              <w:jc w:val="both"/>
+              <w:rPr>
+                <w:b w:val="1"/>
+                <w:bCs w:val="1"/>
+                <w:sz w:val="24"/>
+                <w:szCs w:val="24"/>
+              </w:rPr>
+            </w:pPr>
+            <w:r>
+              <w:rPr>
+                <w:b w:val="1"/>
+                <w:bCs w:val="1"/>
+                <w:sz w:val="24"/>
+                <w:szCs w:val="24"/>
+                <w:rtl w:val="0"/>
+              </w:rPr>
+              <w:t xml:space="preserve">Descrição</w:t>
+            </w:r>
+          </w:p>
+        </w:tc>
+        <w:tc>
+          <w:tcPr>
+            <w:shd w:fill="b7b7b7" w:val="clear"/>
+            <w:tcMar>
+              <w:top w:w="100.0" w:type="dxa"/>
+              <w:left w:w="100.0" w:type="dxa"/>
+              <w:bottom w:w="100.0" w:type="dxa"/>
+              <w:right w:w="100.0" w:type="dxa"/>
+            </w:tcMar>
+            <w:vAlign w:val="top"/>
+          </w:tcPr>
+          <w:p>
+            <w:pPr>
+              <w:widowControl w:val="0"/>
+              <w:spacing w:line="240" w:lineRule="auto"/>
+              <w:rPr>
+                <w:b w:val="1"/>
+                <w:bCs w:val="1"/>
+                <w:sz w:val="24"/>
+                <w:szCs w:val="24"/>
+              </w:rPr>
+            </w:pPr>
+            <w:r>
+              <w:rPr>
+                <w:b w:val="1"/>
+                <w:bCs w:val="1"/>
+                <w:sz w:val="24"/>
+                <w:szCs w:val="24"/>
+                <w:rtl w:val="0"/>
+              </w:rPr>
+              <w:t xml:space="preserve">Categoria</w:t>
+            </w:r>
+          </w:p>
+        </w:tc>
+        <w:tc>
+          <w:tcPr>
+            <w:shd w:fill="b7b7b7" w:val="clear"/>
+            <w:tcMar>
+              <w:top w:w="100.0" w:type="dxa"/>
+              <w:left w:w="100.0" w:type="dxa"/>
+              <w:bottom w:w="100.0" w:type="dxa"/>
+              <w:right w:w="100.0" w:type="dxa"/>
+            </w:tcMar>
+            <w:vAlign w:val="top"/>
+          </w:tcPr>
+          <w:p>
+            <w:pPr>
+              <w:widowControl w:val="0"/>
+              <w:spacing w:line="240" w:lineRule="auto"/>
+              <w:rPr>
+                <w:b w:val="1"/>
+                <w:bCs w:val="1"/>
+                <w:sz w:val="24"/>
+                <w:szCs w:val="24"/>
+              </w:rPr>
+            </w:pPr>
+            <w:r>
+              <w:rPr>
+                <w:b w:val="1"/>
+                <w:bCs w:val="1"/>
+                <w:sz w:val="24"/>
+                <w:szCs w:val="24"/>
+                <w:rtl w:val="0"/>
+              </w:rPr>
+              <w:t xml:space="preserve">Desejável</w:t>
+            </w:r>
+          </w:p>
+        </w:tc>
+        <w:tc>
+          <w:tcPr>
+            <w:shd w:fill="b7b7b7" w:val="clear"/>
+            <w:tcMar>
+              <w:top w:w="100.0" w:type="dxa"/>
+              <w:left w:w="100.0" w:type="dxa"/>
+              <w:bottom w:w="100.0" w:type="dxa"/>
+              <w:right w:w="100.0" w:type="dxa"/>
+            </w:tcMar>
+            <w:vAlign w:val="top"/>
+          </w:tcPr>
+          <w:p>
+            <w:pPr>
+              <w:widowControl w:val="0"/>
+              <w:spacing w:line="240" w:lineRule="auto"/>
+              <w:rPr>
+                <w:b w:val="1"/>
+                <w:bCs w:val="1"/>
+                <w:sz w:val="24"/>
+                <w:szCs w:val="24"/>
+              </w:rPr>
+            </w:pPr>
+            <w:r>
+              <w:rPr>
+                <w:b w:val="1"/>
+                <w:bCs w:val="1"/>
+                <w:sz w:val="24"/>
+                <w:szCs w:val="24"/>
+                <w:rtl w:val="0"/>
+              </w:rPr>
+              <w:t xml:space="preserve">Estável</w:t>
+            </w:r>
+          </w:p>
+        </w:tc>
+      </w:tr>
+      <w:tr>
+        <w:trPr>
+          <w:cantSplit w:val="0"/>
+          <w:trHeight w:val="440" w:hRule="atLeast"/>
+          <w:tblHeader w:val="0"/>
+        </w:trPr>
         <w:tc>
           <w:tcPr>
             <w:shd w:fill="auto" w:val="clear"/>
@@ -7021,58 +6888,95 @@
             <w:pPr>
               <w:widowControl w:val="0"/>
               <w:spacing w:line="240" w:lineRule="auto"/>
-              <w:rPr>
-                <w:sz w:val="24"/>
-                <w:szCs w:val="24"/>
-              </w:rPr>
-            </w:pPr>
-            <w:r>
-              <w:rPr>
-                <w:sz w:val="24"/>
-                <w:szCs w:val="24"/>
-                <w:rtl w:val="0"/>
-              </w:rPr>
-              <w:t xml:space="preserve">Cliente com itens no carrinho e CEP/endereço de entrega informado. </w:t>
-            </w:r>
-          </w:p>
-        </w:tc>
-      </w:tr>
-      <w:tr>
-        <w:trPr>
-          <w:cantSplit w:val="0"/>
-          <w:tblHeader w:val="0"/>
-        </w:trPr>
-        <w:tc>
-          <w:tcPr>
-            <w:shd w:fill="999999" w:val="clear"/>
-            <w:tcMar>
-              <w:top w:w="100.0" w:type="dxa"/>
-              <w:left w:w="100.0" w:type="dxa"/>
-              <w:bottom w:w="100.0" w:type="dxa"/>
-              <w:right w:w="100.0" w:type="dxa"/>
-            </w:tcMar>
-            <w:vAlign w:val="top"/>
-          </w:tcPr>
-          <w:p>
-            <w:pPr>
-              <w:widowControl w:val="0"/>
-              <w:spacing w:line="240" w:lineRule="auto"/>
-              <w:rPr>
-                <w:b w:val="1"/>
-                <w:bCs w:val="1"/>
-                <w:sz w:val="24"/>
-                <w:szCs w:val="24"/>
-              </w:rPr>
-            </w:pPr>
-            <w:r>
-              <w:rPr>
-                <w:b w:val="1"/>
-                <w:bCs w:val="1"/>
-                <w:sz w:val="24"/>
-                <w:szCs w:val="24"/>
-                <w:rtl w:val="0"/>
-              </w:rPr>
-              <w:t xml:space="preserve">Pós-condições: </w:t>
+              <w:jc w:val="both"/>
+              <w:rPr>
+                <w:b w:val="1"/>
+                <w:bCs w:val="1"/>
+                <w:sz w:val="24"/>
+                <w:szCs w:val="24"/>
+              </w:rPr>
+            </w:pPr>
+            <w:r>
+              <w:rPr>
+                <w:b w:val="1"/>
+                <w:bCs w:val="1"/>
+                <w:sz w:val="24"/>
+                <w:szCs w:val="24"/>
+                <w:rtl w:val="0"/>
+              </w:rPr>
+              <w:t xml:space="preserve">O sistema deve se adaptar dinamicamente ao idioma nativo configurado no dispositivo do usuário ou selecionado nas preferências.</w:t>
+            </w:r>
+          </w:p>
+          <w:p>
+            <w:pPr>
+              <w:widowControl w:val="0"/>
+              <w:spacing w:line="240" w:lineRule="auto"/>
+              <w:jc w:val="both"/>
+              <w:rPr>
+                <w:b w:val="1"/>
+                <w:bCs w:val="1"/>
+                <w:sz w:val="24"/>
+                <w:szCs w:val="24"/>
+              </w:rPr>
+            </w:pPr>
+            <w:r>
+              <w:rPr>
+                <w:rtl w:val="0"/>
+              </w:rPr>
+            </w:r>
+          </w:p>
+          <w:p>
+            <w:pPr>
+              <w:widowControl w:val="0"/>
+              <w:spacing w:line="240" w:lineRule="auto"/>
+              <w:jc w:val="both"/>
+              <w:rPr>
+                <w:b w:val="1"/>
+                <w:bCs w:val="1"/>
+                <w:sz w:val="24"/>
+                <w:szCs w:val="24"/>
+              </w:rPr>
+            </w:pPr>
+            <w:r>
+              <w:rPr>
+                <w:rtl w:val="0"/>
+              </w:rPr>
+            </w:r>
+          </w:p>
+          <w:p>
+            <w:pPr>
+              <w:widowControl w:val="0"/>
+              <w:spacing w:line="240" w:lineRule="auto"/>
+              <w:jc w:val="both"/>
+              <w:rPr>
+                <w:b w:val="1"/>
+                <w:bCs w:val="1"/>
+                <w:sz w:val="24"/>
+                <w:szCs w:val="24"/>
+              </w:rPr>
+            </w:pPr>
+            <w:r>
+              <w:rPr>
+                <w:rtl w:val="0"/>
+              </w:rPr>
+            </w:r>
+          </w:p>
+          <w:p>
+            <w:pPr>
+              <w:widowControl w:val="0"/>
+              <w:spacing w:line="240" w:lineRule="auto"/>
+              <w:jc w:val="both"/>
+              <w:rPr>
+                <w:b w:val="1"/>
+                <w:bCs w:val="1"/>
+                <w:sz w:val="24"/>
+                <w:szCs w:val="24"/>
+              </w:rPr>
+            </w:pPr>
+            <w:r>
+              <w:rPr>
+                <w:rtl w:val="0"/>
+              </w:rPr>
             </w:r>
           </w:p>
         </w:tc>
@@ -7091,58 +6995,23 @@
             <w:pPr>
               <w:widowControl w:val="0"/>
               <w:spacing w:line="240" w:lineRule="auto"/>
-              <w:rPr>
-                <w:sz w:val="24"/>
-                <w:szCs w:val="24"/>
-              </w:rPr>
-            </w:pPr>
-            <w:r>
-              <w:rPr>
-                <w:sz w:val="24"/>
-                <w:szCs w:val="24"/>
-                <w:rtl w:val="0"/>
-              </w:rPr>
-              <w:t xml:space="preserve">Valor do frete calculado e adicionado ao total do pedido </w:t>
-            </w:r>
-          </w:p>
-        </w:tc>
-      </w:tr>
-      <w:tr>
-        <w:trPr>
-          <w:cantSplit w:val="0"/>
-          <w:tblHeader w:val="0"/>
-        </w:trPr>
-        <w:tc>
-          <w:tcPr>
-            <w:shd w:fill="999999" w:val="clear"/>
-            <w:tcMar>
-              <w:top w:w="100.0" w:type="dxa"/>
-              <w:left w:w="100.0" w:type="dxa"/>
-              <w:bottom w:w="100.0" w:type="dxa"/>
-              <w:right w:w="100.0" w:type="dxa"/>
-            </w:tcMar>
-            <w:vAlign w:val="top"/>
-          </w:tcPr>
-          <w:p>
-            <w:pPr>
-              <w:widowControl w:val="0"/>
-              <w:spacing w:line="240" w:lineRule="auto"/>
-              <w:rPr>
-                <w:b w:val="1"/>
-                <w:bCs w:val="1"/>
-                <w:sz w:val="24"/>
-                <w:szCs w:val="24"/>
-              </w:rPr>
-            </w:pPr>
-            <w:r>
-              <w:rPr>
-                <w:b w:val="1"/>
-                <w:bCs w:val="1"/>
-                <w:sz w:val="24"/>
-                <w:szCs w:val="24"/>
-                <w:rtl w:val="0"/>
-              </w:rPr>
-              <w:t xml:space="preserve">Fluxo Principal: </w:t>
+              <w:jc w:val="center"/>
+              <w:rPr>
+                <w:b w:val="1"/>
+                <w:bCs w:val="1"/>
+                <w:sz w:val="24"/>
+                <w:szCs w:val="24"/>
+              </w:rPr>
+            </w:pPr>
+            <w:r>
+              <w:rPr>
+                <w:b w:val="1"/>
+                <w:bCs w:val="1"/>
+                <w:sz w:val="24"/>
+                <w:szCs w:val="24"/>
+                <w:rtl w:val="0"/>
+              </w:rPr>
+              <w:t xml:space="preserve">Acessibilidade / Internacionalização</w:t>
             </w:r>
           </w:p>
         </w:tc>
@@ -7159,132 +7028,25 @@
           </w:tcPr>
           <w:p>
             <w:pPr>
-              <w:numPr>
-                <w:ilvl w:val="0"/>
-                <w:numId w:val="6"/>
-              </w:numPr>
-              <w:spacing w:after="0" w:afterAutospacing="0" w:before="180" w:line="360" w:lineRule="auto"/>
-              <w:ind w:left="720" w:hanging="360"/>
-            </w:pPr>
-            <w:r>
-              <w:rPr>
-                <w:sz w:val="24"/>
-                <w:szCs w:val="24"/>
-                <w:rtl w:val="0"/>
-              </w:rPr>
-              <w:t xml:space="preserve">O Cliente acessa a tela de busca de ingredientes ou a área de compras do sistema.</w:t>
-            </w:r>
-          </w:p>
-          <w:p>
-            <w:pPr>
-              <w:numPr>
-                <w:ilvl w:val="0"/>
-                <w:numId w:val="6"/>
-              </w:numPr>
-              <w:spacing w:after="0" w:afterAutospacing="0" w:before="0" w:beforeAutospacing="0" w:line="360" w:lineRule="auto"/>
-              <w:ind w:left="720" w:hanging="360"/>
-            </w:pPr>
-            <w:r>
-              <w:rPr>
-                <w:sz w:val="24"/>
-                <w:szCs w:val="24"/>
-                <w:rtl w:val="0"/>
-              </w:rPr>
-              <w:t xml:space="preserve">O sistema solicita a geolocalização atual do dispositivo do Cliente através da API de GPS.</w:t>
-            </w:r>
-          </w:p>
-          <w:p>
-            <w:pPr>
-              <w:numPr>
-                <w:ilvl w:val="0"/>
-                <w:numId w:val="6"/>
-              </w:numPr>
-              <w:spacing w:after="0" w:afterAutospacing="0" w:before="0" w:beforeAutospacing="0" w:line="360" w:lineRule="auto"/>
-              <w:ind w:left="720" w:hanging="360"/>
-            </w:pPr>
-            <w:r>
-              <w:rPr>
-                <w:sz w:val="24"/>
-                <w:szCs w:val="24"/>
-                <w:rtl w:val="0"/>
-              </w:rPr>
-              <w:t xml:space="preserve">O sistema recebe as coordenadas com uma </w:t>
-            </w:r>
-            <w:r>
-              <w:rPr>
-                <w:b w:val="1"/>
-                <w:bCs w:val="1"/>
-                <w:sz w:val="24"/>
-                <w:szCs w:val="24"/>
-                <w:rtl w:val="0"/>
-              </w:rPr>
-              <w:t xml:space="preserve">precisão de raio inferior a 50 metros [RFN 03.01]</w:t>
-            </w:r>
-            <w:r>
-              <w:rPr>
-                <w:sz w:val="24"/>
-                <w:szCs w:val="24"/>
-                <w:rtl w:val="0"/>
-              </w:rPr>
-              <w:t xml:space="preserve">.</w:t>
-            </w:r>
-          </w:p>
-          <w:p>
-            <w:pPr>
-              <w:numPr>
-                <w:ilvl w:val="0"/>
-                <w:numId w:val="6"/>
-              </w:numPr>
-              <w:spacing w:after="420" w:before="0" w:beforeAutospacing="0" w:line="360" w:lineRule="auto"/>
-              <w:ind w:left="720" w:hanging="360"/>
-            </w:pPr>
-            <w:r>
-              <w:rPr>
-                <w:sz w:val="24"/>
-                <w:szCs w:val="24"/>
-                <w:rtl w:val="0"/>
-              </w:rPr>
-              <w:t xml:space="preserve">O sistema consulta a base de dados e identifica os supermercados parceiros credenciados que estão no raio de cobertura daquela localização.</w:t>
-            </w:r>
-          </w:p>
-        </w:tc>
-      </w:tr>
-      <w:tr>
-        <w:trPr>
-          <w:cantSplit w:val="0"/>
-          <w:tblHeader w:val="0"/>
-        </w:trPr>
-        <w:tc>
-          <w:tcPr>
-            <w:shd w:fill="999999" w:val="clear"/>
-            <w:tcMar>
-              <w:top w:w="100.0" w:type="dxa"/>
-              <w:left w:w="100.0" w:type="dxa"/>
-              <w:bottom w:w="100.0" w:type="dxa"/>
-              <w:right w:w="100.0" w:type="dxa"/>
-            </w:tcMar>
-            <w:vAlign w:val="top"/>
-          </w:tcPr>
-          <w:p>
-            <w:pPr>
-              <w:widowControl w:val="0"/>
-              <w:spacing w:line="240" w:lineRule="auto"/>
-              <w:rPr>
-                <w:b w:val="1"/>
-                <w:bCs w:val="1"/>
-                <w:sz w:val="24"/>
-                <w:szCs w:val="24"/>
-              </w:rPr>
-            </w:pPr>
-            <w:r>
-              <w:rPr>
-                <w:b w:val="1"/>
-                <w:bCs w:val="1"/>
-                <w:sz w:val="24"/>
-                <w:szCs w:val="24"/>
-                <w:rtl w:val="0"/>
-              </w:rPr>
-              <w:t xml:space="preserve">Fluxos Alternativos: </w:t>
+              <w:widowControl w:val="0"/>
+              <w:spacing w:line="240" w:lineRule="auto"/>
+              <w:jc w:val="center"/>
+              <w:rPr>
+                <w:b w:val="1"/>
+                <w:bCs w:val="1"/>
+                <w:sz w:val="24"/>
+                <w:szCs w:val="24"/>
+              </w:rPr>
+            </w:pPr>
+            <w:r>
+              <w:rPr>
+                <w:b w:val="1"/>
+                <w:bCs w:val="1"/>
+                <w:sz w:val="24"/>
+                <w:szCs w:val="24"/>
+                <w:rtl w:val="0"/>
+              </w:rPr>
+              <w:t xml:space="preserve">Sim</w:t>
             </w:r>
           </w:p>
         </w:tc>
@@ -7301,132 +7063,25 @@
           </w:tcPr>
           <w:p>
             <w:pPr>
-              <w:numPr>
-                <w:ilvl w:val="0"/>
-                <w:numId w:val="9"/>
-              </w:numPr>
-              <w:spacing w:after="0" w:afterAutospacing="0" w:before="180" w:line="360" w:lineRule="auto"/>
-              <w:ind w:left="720" w:hanging="360"/>
-            </w:pPr>
-            <w:r>
-              <w:rPr>
-                <w:b w:val="1"/>
-                <w:bCs w:val="1"/>
-                <w:sz w:val="24"/>
-                <w:szCs w:val="24"/>
-                <w:rtl w:val="0"/>
-              </w:rPr>
-              <w:t xml:space="preserve">Fluxo Alternativo 2a: Permissão de GPS negada pelo usuário</w:t>
-            </w:r>
-          </w:p>
-          <w:p>
-            <w:pPr>
-              <w:numPr>
-                <w:ilvl w:val="1"/>
-                <w:numId w:val="9"/>
-              </w:numPr>
-              <w:spacing w:after="0" w:afterAutospacing="0" w:before="0" w:beforeAutospacing="0" w:line="360" w:lineRule="auto"/>
-              <w:ind w:left="1440" w:hanging="360"/>
-            </w:pPr>
-            <w:r>
-              <w:rPr>
-                <w:sz w:val="24"/>
-                <w:szCs w:val="24"/>
-                <w:rtl w:val="0"/>
-              </w:rPr>
-              <w:t xml:space="preserve">O sistema identifica que a permissão de localização foi recusada.</w:t>
-            </w:r>
-          </w:p>
-          <w:p>
-            <w:pPr>
-              <w:numPr>
-                <w:ilvl w:val="1"/>
-                <w:numId w:val="9"/>
-              </w:numPr>
-              <w:spacing w:after="0" w:afterAutospacing="0" w:before="0" w:beforeAutospacing="0" w:line="360" w:lineRule="auto"/>
-              <w:ind w:left="1440" w:hanging="360"/>
-            </w:pPr>
-            <w:r>
-              <w:rPr>
-                <w:sz w:val="24"/>
-                <w:szCs w:val="24"/>
-                <w:rtl w:val="0"/>
-              </w:rPr>
-              <w:t xml:space="preserve">O sistema exibe uma mensagem solicitando que o Cliente insira um endereço manualmente (Ex: CEP ou Nome da Rua).</w:t>
-            </w:r>
-          </w:p>
-          <w:p>
-            <w:pPr>
-              <w:numPr>
-                <w:ilvl w:val="1"/>
-                <w:numId w:val="9"/>
-              </w:numPr>
-              <w:spacing w:after="0" w:afterAutospacing="0" w:before="0" w:beforeAutospacing="0" w:line="360" w:lineRule="auto"/>
-              <w:ind w:left="1440" w:hanging="360"/>
-            </w:pPr>
-            <w:r>
-              <w:rPr>
-                <w:sz w:val="24"/>
-                <w:szCs w:val="24"/>
-                <w:rtl w:val="0"/>
-              </w:rPr>
-              <w:t xml:space="preserve">O Cliente insira o endereço.</w:t>
-            </w:r>
-          </w:p>
-          <w:p>
-            <w:pPr>
-              <w:numPr>
-                <w:ilvl w:val="1"/>
-                <w:numId w:val="9"/>
-              </w:numPr>
-              <w:spacing w:after="0" w:afterAutospacing="0" w:before="0" w:beforeAutospacing="0" w:line="360" w:lineRule="auto"/>
-              <w:ind w:left="1440" w:hanging="360"/>
-            </w:pPr>
-            <w:r>
-              <w:rPr>
-                <w:sz w:val="24"/>
-                <w:szCs w:val="24"/>
-                <w:rtl w:val="0"/>
-              </w:rPr>
-              <w:t xml:space="preserve">O sistema valida o endereço e prossegue para o passo 4 do fluxo principal.</w:t>
-            </w:r>
-          </w:p>
-          <w:p>
-            <w:pPr>
-              <w:numPr>
-                <w:ilvl w:val="0"/>
-                <w:numId w:val="9"/>
-              </w:numPr>
-              <w:spacing w:after="0" w:afterAutospacing="0" w:before="0" w:beforeAutospacing="0" w:line="360" w:lineRule="auto"/>
-              <w:ind w:left="720" w:hanging="360"/>
-            </w:pPr>
-            <w:r>
-              <w:rPr>
-                <w:b w:val="1"/>
-                <w:bCs w:val="1"/>
-                <w:sz w:val="24"/>
-                <w:szCs w:val="24"/>
-                <w:rtl w:val="0"/>
-              </w:rPr>
-              <w:t xml:space="preserve">Fluxo de Exceção 3a: Baixa precisão do sinal de GPS (Raio maior que 50 metros)</w:t>
-            </w:r>
-          </w:p>
-          <w:p>
-            <w:pPr>
-              <w:numPr>
-                <w:ilvl w:val="1"/>
-                <w:numId w:val="9"/>
-              </w:numPr>
-              <w:spacing w:after="840" w:before="0" w:beforeAutospacing="0" w:line="360" w:lineRule="auto"/>
-              <w:ind w:left="1440" w:hanging="360"/>
-            </w:pPr>
-            <w:r>
-              <w:rPr>
-                <w:sz w:val="24"/>
-                <w:szCs w:val="24"/>
-                <w:rtl w:val="0"/>
-              </w:rPr>
-              <w:t xml:space="preserve">O sistema detecta que o sinal do GPS está fraco ou impreciso.</w:t>
+              <w:widowControl w:val="0"/>
+              <w:spacing w:line="240" w:lineRule="auto"/>
+              <w:jc w:val="center"/>
+              <w:rPr>
+                <w:b w:val="1"/>
+                <w:bCs w:val="1"/>
+                <w:sz w:val="24"/>
+                <w:szCs w:val="24"/>
+              </w:rPr>
+            </w:pPr>
+            <w:r>
+              <w:rPr>
+                <w:b w:val="1"/>
+                <w:bCs w:val="1"/>
+                <w:sz w:val="24"/>
+                <w:szCs w:val="24"/>
+                <w:rtl w:val="0"/>
+              </w:rPr>
+              <w:t xml:space="preserve">Nao</w:t>
             </w:r>
           </w:p>
         </w:tc>
@@ -7434,42 +7089,9 @@
       <w:tr>
         <w:trPr>
           <w:cantSplit w:val="0"/>
+          <w:trHeight w:val="440" w:hRule="atLeast"/>
           <w:tblHeader w:val="0"/>
         </w:trPr>
-        <w:tc>
-          <w:tcPr>
-            <w:shd w:fill="999999" w:val="clear"/>
-            <w:tcMar>
-              <w:top w:w="100.0" w:type="dxa"/>
-              <w:left w:w="100.0" w:type="dxa"/>
-              <w:bottom w:w="100.0" w:type="dxa"/>
-              <w:right w:w="100.0" w:type="dxa"/>
-            </w:tcMar>
-            <w:vAlign w:val="top"/>
-          </w:tcPr>
-          <w:p>
-            <w:pPr>
-              <w:widowControl w:val="0"/>
-              <w:spacing w:line="240" w:lineRule="auto"/>
-              <w:rPr>
-                <w:b w:val="1"/>
-                <w:bCs w:val="1"/>
-                <w:sz w:val="24"/>
-                <w:szCs w:val="24"/>
-              </w:rPr>
-            </w:pPr>
-            <w:r>
-              <w:rPr>
-                <w:b w:val="1"/>
-                <w:bCs w:val="1"/>
-                <w:sz w:val="24"/>
-                <w:szCs w:val="24"/>
-                <w:rtl w:val="0"/>
-              </w:rPr>
-              <w:t xml:space="preserve">Fluxos de Exceção: </w:t>
-            </w:r>
-          </w:p>
-        </w:tc>
         <w:tc>
           <w:tcPr>
             <w:shd w:fill="auto" w:val="clear"/>
@@ -7483,139 +7105,31 @@
           </w:tcPr>
           <w:p>
             <w:pPr>
-              <w:numPr>
-                <w:ilvl w:val="0"/>
-                <w:numId w:val="9"/>
-              </w:numPr>
-              <w:spacing w:after="0" w:afterAutospacing="0" w:before="180" w:line="360" w:lineRule="auto"/>
-              <w:ind w:left="720" w:hanging="360"/>
-            </w:pPr>
-            <w:r>
-              <w:rPr>
-                <w:b w:val="1"/>
-                <w:bCs w:val="1"/>
-                <w:sz w:val="24"/>
-                <w:szCs w:val="24"/>
-                <w:rtl w:val="0"/>
-              </w:rPr>
-              <w:t xml:space="preserve">Fluxo Alternativo 2a: Permissão de GPS negada pelo usuário</w:t>
-            </w:r>
-          </w:p>
-          <w:p>
-            <w:pPr>
-              <w:numPr>
-                <w:ilvl w:val="1"/>
-                <w:numId w:val="9"/>
-              </w:numPr>
-              <w:spacing w:after="0" w:afterAutospacing="0" w:before="0" w:beforeAutospacing="0" w:line="360" w:lineRule="auto"/>
-              <w:ind w:left="1440" w:hanging="360"/>
-            </w:pPr>
-            <w:r>
-              <w:rPr>
-                <w:sz w:val="24"/>
-                <w:szCs w:val="24"/>
-                <w:rtl w:val="0"/>
-              </w:rPr>
-              <w:t xml:space="preserve">O sistema identifica que a permissão de localização foi recusada.</w:t>
-            </w:r>
-          </w:p>
-          <w:p>
-            <w:pPr>
-              <w:numPr>
-                <w:ilvl w:val="1"/>
-                <w:numId w:val="9"/>
-              </w:numPr>
-              <w:spacing w:after="0" w:afterAutospacing="0" w:before="0" w:beforeAutospacing="0" w:line="360" w:lineRule="auto"/>
-              <w:ind w:left="1440" w:hanging="360"/>
-            </w:pPr>
-            <w:r>
-              <w:rPr>
-                <w:sz w:val="24"/>
-                <w:szCs w:val="24"/>
-                <w:rtl w:val="0"/>
-              </w:rPr>
-              <w:t xml:space="preserve">O sistema exibe uma mensagem solicitando que o Cliente insira um endereço manualmente (Ex: CEP ou Nome da Rua).</w:t>
-            </w:r>
-          </w:p>
-          <w:p>
-            <w:pPr>
-              <w:numPr>
-                <w:ilvl w:val="1"/>
-                <w:numId w:val="9"/>
-              </w:numPr>
-              <w:spacing w:after="0" w:afterAutospacing="0" w:before="0" w:beforeAutospacing="0" w:line="360" w:lineRule="auto"/>
-              <w:ind w:left="1440" w:hanging="360"/>
-            </w:pPr>
-            <w:r>
-              <w:rPr>
-                <w:sz w:val="24"/>
-                <w:szCs w:val="24"/>
-                <w:rtl w:val="0"/>
-              </w:rPr>
-              <w:t xml:space="preserve">O Cliente insira o endereço.</w:t>
-            </w:r>
-          </w:p>
-          <w:p>
-            <w:pPr>
-              <w:numPr>
-                <w:ilvl w:val="1"/>
-                <w:numId w:val="9"/>
-              </w:numPr>
-              <w:spacing w:after="660" w:before="0" w:beforeAutospacing="0" w:line="360" w:lineRule="auto"/>
-              <w:ind w:left="1440" w:hanging="360"/>
-            </w:pPr>
-            <w:r>
-              <w:rPr>
-                <w:sz w:val="24"/>
-                <w:szCs w:val="24"/>
-                <w:rtl w:val="0"/>
-              </w:rPr>
-              <w:t xml:space="preserve">O sistema valida o endereço e prossegue para o passo 4 do fluxo principal</w:t>
-            </w:r>
-          </w:p>
-        </w:tc>
-      </w:tr>
-      <w:tr>
-        <w:trPr>
-          <w:cantSplit w:val="0"/>
-          <w:tblHeader w:val="0"/>
-        </w:trPr>
-        <w:tc>
-          <w:tcPr>
-            <w:shd w:fill="999999" w:val="clear"/>
-            <w:tcMar>
-              <w:top w:w="100.0" w:type="dxa"/>
-              <w:left w:w="100.0" w:type="dxa"/>
-              <w:bottom w:w="100.0" w:type="dxa"/>
-              <w:right w:w="100.0" w:type="dxa"/>
-            </w:tcMar>
-            <w:vAlign w:val="top"/>
-          </w:tcPr>
-          <w:p>
-            <w:pPr>
-              <w:widowControl w:val="0"/>
-              <w:spacing w:line="240" w:lineRule="auto"/>
-              <w:rPr>
-                <w:b w:val="1"/>
-                <w:bCs w:val="1"/>
-                <w:sz w:val="24"/>
-                <w:szCs w:val="24"/>
-              </w:rPr>
-            </w:pPr>
-            <w:r>
-              <w:rPr>
-                <w:b w:val="1"/>
-                <w:bCs w:val="1"/>
-                <w:sz w:val="24"/>
-                <w:szCs w:val="24"/>
-                <w:rtl w:val="0"/>
-              </w:rPr>
-              <w:t xml:space="preserve">Relações de Regras de Negócio: </w:t>
-            </w:r>
-          </w:p>
-        </w:tc>
-        <w:tc>
-          <w:tcPr>
+              <w:widowControl w:val="0"/>
+              <w:spacing w:line="240" w:lineRule="auto"/>
+              <w:jc w:val="both"/>
+              <w:rPr>
+                <w:b w:val="1"/>
+                <w:bCs w:val="1"/>
+                <w:sz w:val="24"/>
+                <w:szCs w:val="24"/>
+              </w:rPr>
+            </w:pPr>
+            <w:r>
+              <w:rPr>
+                <w:b w:val="1"/>
+                <w:bCs w:val="1"/>
+                <w:sz w:val="24"/>
+                <w:szCs w:val="24"/>
+                <w:rtl w:val="0"/>
+              </w:rPr>
+              <w:t xml:space="preserve">RFN 06.01:</w:t>
+            </w:r>
+          </w:p>
+        </w:tc>
+        <w:tc>
+          <w:tcPr>
+            <w:gridSpan w:val="3"/>
             <w:shd w:fill="auto" w:val="clear"/>
             <w:tcMar>
               <w:top w:w="100.0" w:type="dxa"/>
@@ -7628,118 +7142,47 @@
           <w:p>
             <w:pPr>
               <w:widowControl w:val="0"/>
-              <w:numPr>
-                <w:ilvl w:val="0"/>
-                <w:numId w:val="3"/>
-              </w:numPr>
-              <w:spacing w:after="0" w:afterAutospacing="0" w:before="180" w:line="240" w:lineRule="auto"/>
-              <w:ind w:left="720" w:hanging="360"/>
-            </w:pPr>
-            <w:r>
-              <w:rPr>
-                <w:b w:val="1"/>
-                <w:bCs w:val="1"/>
-                <w:sz w:val="24"/>
-                <w:szCs w:val="24"/>
-                <w:rtl w:val="0"/>
-              </w:rPr>
-              <w:t xml:space="preserve">[RN01] Raio de Cobertura:</w:t>
-            </w:r>
-            <w:r>
-              <w:rPr>
-                <w:sz w:val="24"/>
-                <w:szCs w:val="24"/>
-                <w:rtl w:val="0"/>
-              </w:rPr>
-              <w:t xml:space="preserve"> Um mercado parceiro só será elegível para exibição se a distância linear até as coordenadas do cliente for menor ou igual ao raio máximo de entrega cadastrado pelo estabelecimento.</w:t>
-            </w:r>
-          </w:p>
-          <w:p>
-            <w:pPr>
-              <w:widowControl w:val="0"/>
-              <w:numPr>
-                <w:ilvl w:val="0"/>
-                <w:numId w:val="3"/>
-              </w:numPr>
-              <w:spacing w:after="0" w:afterAutospacing="0" w:before="0" w:beforeAutospacing="0" w:line="240" w:lineRule="auto"/>
-              <w:ind w:left="720" w:hanging="360"/>
-            </w:pPr>
-            <w:r>
-              <w:rPr>
-                <w:b w:val="1"/>
-                <w:bCs w:val="1"/>
-                <w:sz w:val="24"/>
-                <w:szCs w:val="24"/>
-                <w:rtl w:val="0"/>
-              </w:rPr>
-              <w:t xml:space="preserve">[RN02] Cálculo do Frete Base:</w:t>
-            </w:r>
-            <w:r>
-              <w:rPr>
-                <w:sz w:val="24"/>
-                <w:szCs w:val="24"/>
-                <w:rtl w:val="0"/>
-              </w:rPr>
-              <w:t xml:space="preserve"> O frete base é composto por um valor fixo de partida mais um valor variável por quilômetro rodado estimado de rota entre o mercado e o destino.</w:t>
-            </w:r>
-          </w:p>
-          <w:p>
-            <w:pPr>
-              <w:widowControl w:val="0"/>
-              <w:numPr>
-                <w:ilvl w:val="0"/>
-                <w:numId w:val="3"/>
-              </w:numPr>
-              <w:spacing w:after="0" w:afterAutospacing="0" w:before="0" w:beforeAutospacing="0" w:line="240" w:lineRule="auto"/>
-              <w:ind w:left="720" w:hanging="360"/>
-            </w:pPr>
-            <w:r>
-              <w:rPr>
-                <w:b w:val="1"/>
-                <w:bCs w:val="1"/>
-                <w:sz w:val="24"/>
-                <w:szCs w:val="24"/>
-                <w:rtl w:val="0"/>
-              </w:rPr>
-              <w:t xml:space="preserve">[RN03] Isenção por Fidelidade e Região:</w:t>
-            </w:r>
-            <w:r>
-              <w:rPr>
-                <w:sz w:val="24"/>
-                <w:szCs w:val="24"/>
-                <w:rtl w:val="0"/>
-              </w:rPr>
-              <w:t xml:space="preserve"> Se o cliente pertencer a um programa de fidelidade premium (ex: Clube de Vantagens) ou se o endereço estiver em uma zona promocional ativa, o valor do frete calculado no passo anterior deve ser zerado (R$ 0,00).</w:t>
-            </w:r>
-          </w:p>
-          <w:p>
-            <w:pPr>
-              <w:widowControl w:val="0"/>
-              <w:numPr>
-                <w:ilvl w:val="0"/>
-                <w:numId w:val="3"/>
-              </w:numPr>
-              <w:spacing w:after="240" w:before="0" w:beforeAutospacing="0" w:line="240" w:lineRule="auto"/>
-              <w:ind w:left="720" w:hanging="360"/>
-            </w:pPr>
-            <w:r>
-              <w:rPr>
-                <w:b w:val="1"/>
-                <w:bCs w:val="1"/>
-                <w:sz w:val="24"/>
-                <w:szCs w:val="24"/>
-                <w:rtl w:val="0"/>
-              </w:rPr>
-              <w:t xml:space="preserve">[RN04] Tarifas Internacionais:</w:t>
-            </w:r>
-            <w:r>
-              <w:rPr>
-                <w:sz w:val="24"/>
-                <w:szCs w:val="24"/>
-                <w:rtl w:val="0"/>
-              </w:rPr>
-              <w:t xml:space="preserve"> Caso o mercado parceiro selecionado esteja localizado em uma zona alfandegária ou país vizinho (compras transfronteiriças), o sistema deve aplicar uma taxa fixa de importação/internacional sobre o frete base determinado.</w:t>
-            </w:r>
+              <w:spacing w:line="240" w:lineRule="auto"/>
+              <w:rPr>
+                <w:sz w:val="24"/>
+                <w:szCs w:val="24"/>
+              </w:rPr>
+            </w:pPr>
+            <w:r>
+              <w:rPr>
+                <w:sz w:val="24"/>
+                <w:szCs w:val="24"/>
+                <w:rtl w:val="0"/>
+              </w:rPr>
+              <w:t xml:space="preserve">O carregamento dos arquivos de tradução i18n/dictionary não pode exceder 50KB por idioma suportado.</w:t>
+            </w:r>
+          </w:p>
+          <w:p>
+            <w:pPr>
+              <w:widowControl w:val="0"/>
+              <w:spacing w:line="240" w:lineRule="auto"/>
+              <w:rPr>
+                <w:sz w:val="24"/>
+                <w:szCs w:val="24"/>
+              </w:rPr>
+            </w:pPr>
+            <w:r>
+              <w:rPr>
+                <w:rtl w:val="0"/>
+              </w:rPr>
+            </w:r>
+          </w:p>
+          <w:p>
+            <w:pPr>
+              <w:widowControl w:val="0"/>
+              <w:spacing w:line="240" w:lineRule="auto"/>
+              <w:rPr>
+                <w:b w:val="1"/>
+                <w:bCs w:val="1"/>
+                <w:sz w:val="24"/>
+                <w:szCs w:val="24"/>
+              </w:rPr>
+            </w:pPr>
             <w:r>
               <w:rPr>
                 <w:rtl w:val="0"/>
@@ -7801,7 +7244,10 @@
       <w:pPr>
         <w:spacing w:line="360" w:lineRule="auto"/>
         <w:jc w:val="both"/>
-        <w:rPr/>
+        <w:rPr>
+          <w:sz w:val="24"/>
+          <w:szCs w:val="24"/>
+        </w:rPr>
       </w:pPr>
       <w:r>
         <w:rPr>
@@ -7813,7 +7259,10 @@
       <w:pPr>
         <w:spacing w:line="360" w:lineRule="auto"/>
         <w:jc w:val="both"/>
-        <w:rPr/>
+        <w:rPr>
+          <w:sz w:val="24"/>
+          <w:szCs w:val="24"/>
+        </w:rPr>
       </w:pPr>
       <w:r>
         <w:rPr>
@@ -7825,7 +7274,10 @@
       <w:pPr>
         <w:spacing w:line="360" w:lineRule="auto"/>
         <w:jc w:val="both"/>
-        <w:rPr/>
+        <w:rPr>
+          <w:sz w:val="24"/>
+          <w:szCs w:val="24"/>
+        </w:rPr>
       </w:pPr>
       <w:r>
         <w:rPr>
@@ -7837,7 +7289,10 @@
       <w:pPr>
         <w:spacing w:line="360" w:lineRule="auto"/>
         <w:jc w:val="both"/>
-        <w:rPr/>
+        <w:rPr>
+          <w:sz w:val="24"/>
+          <w:szCs w:val="24"/>
+        </w:rPr>
       </w:pPr>
       <w:r>
         <w:rPr>
@@ -7849,7 +7304,10 @@
       <w:pPr>
         <w:spacing w:line="360" w:lineRule="auto"/>
         <w:jc w:val="both"/>
-        <w:rPr/>
+        <w:rPr>
+          <w:sz w:val="24"/>
+          <w:szCs w:val="24"/>
+        </w:rPr>
       </w:pPr>
       <w:r>
         <w:rPr>
@@ -7861,7 +7319,10 @@
       <w:pPr>
         <w:spacing w:line="360" w:lineRule="auto"/>
         <w:jc w:val="both"/>
-        <w:rPr/>
+        <w:rPr>
+          <w:sz w:val="24"/>
+          <w:szCs w:val="24"/>
+        </w:rPr>
       </w:pPr>
       <w:r>
         <w:rPr>
@@ -7873,7 +7334,10 @@
       <w:pPr>
         <w:spacing w:line="360" w:lineRule="auto"/>
         <w:jc w:val="both"/>
-        <w:rPr/>
+        <w:rPr>
+          <w:sz w:val="24"/>
+          <w:szCs w:val="24"/>
+        </w:rPr>
       </w:pPr>
       <w:r>
         <w:rPr>
@@ -7885,7 +7349,10 @@
       <w:pPr>
         <w:spacing w:line="360" w:lineRule="auto"/>
         <w:jc w:val="both"/>
-        <w:rPr/>
+        <w:rPr>
+          <w:sz w:val="24"/>
+          <w:szCs w:val="24"/>
+        </w:rPr>
       </w:pPr>
       <w:r>
         <w:rPr>
@@ -7897,7 +7364,10 @@
       <w:pPr>
         <w:spacing w:line="360" w:lineRule="auto"/>
         <w:jc w:val="both"/>
-        <w:rPr/>
+        <w:rPr>
+          <w:sz w:val="24"/>
+          <w:szCs w:val="24"/>
+        </w:rPr>
       </w:pPr>
       <w:r>
         <w:rPr>
@@ -7909,7 +7379,10 @@
       <w:pPr>
         <w:spacing w:line="360" w:lineRule="auto"/>
         <w:jc w:val="both"/>
-        <w:rPr/>
+        <w:rPr>
+          <w:sz w:val="24"/>
+          <w:szCs w:val="24"/>
+        </w:rPr>
       </w:pPr>
       <w:r>
         <w:rPr>
@@ -7921,40 +7394,33 @@
       <w:pPr>
         <w:spacing w:line="360" w:lineRule="auto"/>
         <w:jc w:val="both"/>
-        <w:rPr/>
-      </w:pPr>
-      <w:r>
-        <w:rPr>
-          <w:rtl w:val="0"/>
-        </w:rPr>
-        <w:t xml:space="preserve">brayan</w:t>
+        <w:rPr>
+          <w:sz w:val="24"/>
+          <w:szCs w:val="24"/>
+        </w:rPr>
+      </w:pPr>
+      <w:r>
+        <w:rPr>
+          <w:rtl w:val="0"/>
+        </w:rPr>
       </w:r>
     </w:p>
     <w:p>
       <w:pPr>
         <w:spacing w:line="360" w:lineRule="auto"/>
         <w:jc w:val="both"/>
-        <w:rPr/>
-      </w:pPr>
-      <w:r>
-        <w:rPr>
-          <w:rtl w:val="0"/>
-        </w:rPr>
-      </w:r>
-    </w:p>
-    <w:p>
-      <w:pPr>
-        <w:spacing w:line="360" w:lineRule="auto"/>
-        <w:jc w:val="both"/>
-        <w:rPr>
-          <w:sz w:val="24"/>
-          <w:szCs w:val="24"/>
-        </w:rPr>
-      </w:pPr>
-      <w:r>
-        <w:rPr>
-          <w:rtl w:val="0"/>
-        </w:rPr>
+        <w:rPr>
+          <w:sz w:val="24"/>
+          <w:szCs w:val="24"/>
+        </w:rPr>
+      </w:pPr>
+      <w:r>
+        <w:rPr>
+          <w:sz w:val="24"/>
+          <w:szCs w:val="24"/>
+          <w:rtl w:val="0"/>
+        </w:rPr>
+        <w:t xml:space="preserve">Jhosef</w:t>
       </w:r>
     </w:p>
     <w:tbl>
@@ -8040,19 +7506,34 @@
               <w:rPr>
                 <w:b w:val="1"/>
                 <w:bCs w:val="1"/>
-                <w:sz w:val="24"/>
-                <w:szCs w:val="24"/>
-              </w:rPr>
-            </w:pPr>
-            <w:r>
-              <w:rPr>
-                <w:b w:val="1"/>
-                <w:bCs w:val="1"/>
-                <w:sz w:val="24"/>
-                <w:szCs w:val="24"/>
-                <w:rtl w:val="0"/>
-              </w:rPr>
-              <w:t xml:space="preserve">Calcular Frete Regional e Internacional </w:t>
+                <w:sz w:val="32"/>
+                <w:szCs w:val="32"/>
+              </w:rPr>
+            </w:pPr>
+            <w:r>
+              <w:rPr>
+                <w:b w:val="1"/>
+                <w:bCs w:val="1"/>
+                <w:sz w:val="24"/>
+                <w:szCs w:val="24"/>
+                <w:rtl w:val="0"/>
+              </w:rPr>
+              <w:t xml:space="preserve">                              </w:t>
+            </w:r>
+            <w:r>
+              <w:rPr>
+                <w:b w:val="1"/>
+                <w:bCs w:val="1"/>
+                <w:sz w:val="29"/>
+                <w:szCs w:val="29"/>
+                <w:rtl w:val="0"/>
+              </w:rPr>
+              <w:t xml:space="preserve">Gerenciar Despensa Virtual e Sugerir Receitas</w:t>
+            </w:r>
+            <w:r>
+              <w:rPr>
+                <w:rtl w:val="0"/>
+              </w:rPr>
             </w:r>
           </w:p>
         </w:tc>
@@ -8060,6 +7541,7 @@
       <w:tr>
         <w:trPr>
           <w:cantSplit w:val="0"/>
+          <w:trHeight w:val="215.9765625" w:hRule="atLeast"/>
           <w:tblHeader w:val="0"/>
         </w:trPr>
         <w:tc>
@@ -8109,22 +7591,18 @@
           </w:tcPr>
           <w:p>
             <w:pPr>
-              <w:widowControl w:val="0"/>
-              <w:spacing w:line="240" w:lineRule="auto"/>
-              <w:rPr>
-                <w:sz w:val="24"/>
-                <w:szCs w:val="24"/>
-              </w:rPr>
-            </w:pPr>
-            <w:r>
-              <w:rPr>
-                <w:color w:val="0d0d0d"/>
-                <w:sz w:val="24"/>
-                <w:szCs w:val="24"/>
-                <w:shd w:fill="fcfcfc" w:val="clear"/>
-                <w:rtl w:val="0"/>
-              </w:rPr>
-              <w:t xml:space="preserve">Usuário</w:t>
+              <w:rPr>
+                <w:sz w:val="31"/>
+                <w:szCs w:val="31"/>
+              </w:rPr>
+            </w:pPr>
+            <w:r>
+              <w:rPr>
+                <w:sz w:val="27"/>
+                <w:szCs w:val="27"/>
+                <w:rtl w:val="0"/>
+              </w:rPr>
+              <w:t xml:space="preserve">Usuário, Sistema</w:t>
             </w:r>
             <w:r>
               <w:rPr>
@@ -8187,26 +7665,55 @@
           <w:p>
             <w:pPr>
               <w:widowControl w:val="0"/>
-              <w:shd w:fill="fcfcfc" w:val="clear"/>
-              <w:spacing w:after="180" w:before="180" w:line="240" w:lineRule="auto"/>
-              <w:rPr>
-                <w:sz w:val="24"/>
-                <w:szCs w:val="24"/>
-              </w:rPr>
-            </w:pPr>
-            <w:r>
-              <w:rPr>
-                <w:color w:val="0d0d0d"/>
-                <w:sz w:val="24"/>
-                <w:szCs w:val="24"/>
-                <w:rtl w:val="0"/>
-              </w:rPr>
-              <w:t xml:space="preserve">Este caso de uso descreve o processo pelo qual um usuário interage com o sistema para gerenciar receitas culinárias. O usuário pode registrar novas receitas, informando dados como nome, ingredientes, quantidades, modo de preparo, tempo de execução, rendimento e categoria. O sistema valida as informações fornecidas e armazena os dados para permitir consultas e futuras alterações.</w:t>
-            </w:r>
-            <w:r>
-              <w:rPr>
-                <w:rtl w:val="0"/>
-              </w:rPr>
+              <w:spacing w:line="240" w:lineRule="auto"/>
+              <w:rPr>
+                <w:sz w:val="24"/>
+                <w:szCs w:val="24"/>
+              </w:rPr>
+            </w:pPr>
+            <w:r>
+              <w:rPr>
+                <w:sz w:val="24"/>
+                <w:szCs w:val="24"/>
+                <w:rtl w:val="0"/>
+              </w:rPr>
+              <w:t xml:space="preserve">permite que um usuário autenticado gerencie os ingredientes disponíveis em sua </w:t>
+            </w:r>
+            <w:r>
+              <w:rPr>
+                <w:b w:val="1"/>
+                <w:bCs w:val="1"/>
+                <w:sz w:val="24"/>
+                <w:szCs w:val="24"/>
+                <w:rtl w:val="0"/>
+              </w:rPr>
+              <w:t xml:space="preserve">despensa virtual</w:t>
+            </w:r>
+            <w:r>
+              <w:rPr>
+                <w:sz w:val="24"/>
+                <w:szCs w:val="24"/>
+                <w:rtl w:val="0"/>
+              </w:rPr>
+              <w:t xml:space="preserve"> e receba </w:t>
+            </w:r>
+            <w:r>
+              <w:rPr>
+                <w:b w:val="1"/>
+                <w:bCs w:val="1"/>
+                <w:sz w:val="24"/>
+                <w:szCs w:val="24"/>
+                <w:rtl w:val="0"/>
+              </w:rPr>
+              <w:t xml:space="preserve">sugestões de receitas</w:t>
+            </w:r>
+            <w:r>
+              <w:rPr>
+                <w:sz w:val="24"/>
+                <w:szCs w:val="24"/>
+                <w:rtl w:val="0"/>
+              </w:rPr>
+              <w:t xml:space="preserve"> compatíveis com os itens cadastrados.</w:t>
             </w:r>
           </w:p>
         </w:tc>
@@ -8263,27 +7770,18 @@
           </w:tcPr>
           <w:p>
             <w:pPr>
-              <w:widowControl w:val="0"/>
-              <w:shd w:fill="fcfcfc" w:val="clear"/>
-              <w:spacing w:after="180" w:before="180" w:line="240" w:lineRule="auto"/>
-              <w:rPr>
-                <w:sz w:val="24"/>
-                <w:szCs w:val="24"/>
-              </w:rPr>
-            </w:pPr>
-            <w:r>
-              <w:rPr>
-                <w:color w:val="0d0d0d"/>
-                <w:sz w:val="24"/>
-                <w:szCs w:val="24"/>
-                <w:rtl w:val="0"/>
-              </w:rPr>
-              <w:t xml:space="preserve">O sistema deve estar disponível para uso.</w:t>
-            </w:r>
-            <w:r>
-              <w:rPr>
-                <w:rtl w:val="0"/>
-              </w:rPr>
+              <w:rPr>
+                <w:sz w:val="24"/>
+                <w:szCs w:val="24"/>
+              </w:rPr>
+            </w:pPr>
+            <w:r>
+              <w:rPr>
+                <w:sz w:val="24"/>
+                <w:szCs w:val="24"/>
+                <w:rtl w:val="0"/>
+              </w:rPr>
+              <w:t xml:space="preserve">O usuário deve estar logado no sistema.</w:t>
             </w:r>
           </w:p>
         </w:tc>
@@ -8340,23 +7838,11 @@
           </w:tcPr>
           <w:p>
             <w:pPr>
-              <w:widowControl w:val="0"/>
-              <w:shd w:fill="fcfcfc" w:val="clear"/>
-              <w:spacing w:after="180" w:before="180" w:line="240" w:lineRule="auto"/>
-              <w:rPr>
-                <w:sz w:val="24"/>
-                <w:szCs w:val="24"/>
-              </w:rPr>
-            </w:pPr>
-            <w:r>
-              <w:rPr>
-                <w:color w:val="0d0d0d"/>
-                <w:sz w:val="24"/>
-                <w:szCs w:val="24"/>
-                <w:rtl w:val="0"/>
-              </w:rPr>
-              <w:t xml:space="preserve">A receita é cadastrada, atualizada, consultada ou excluída conforme a operação realizada.</w:t>
-            </w:r>
+              <w:rPr>
+                <w:sz w:val="24"/>
+                <w:szCs w:val="24"/>
+              </w:rPr>
+            </w:pPr>
             <w:r>
               <w:rPr>
                 <w:rtl w:val="0"/>
@@ -8417,112 +7903,6 @@
           </w:tcPr>
           <w:p>
             <w:pPr>
-              <w:widowControl w:val="0"/>
-              <w:numPr>
-                <w:ilvl w:val="0"/>
-                <w:numId w:val="5"/>
-              </w:numPr>
-              <w:shd w:fill="fcfcfc" w:val="clear"/>
-              <w:spacing w:after="0" w:afterAutospacing="0" w:before="180" w:line="240" w:lineRule="auto"/>
-              <w:ind w:left="720" w:hanging="360"/>
-              <w:rPr>
-                <w:color w:val="0d0d0d"/>
-                <w:sz w:val="24"/>
-                <w:szCs w:val="24"/>
-              </w:rPr>
-            </w:pPr>
-            <w:r>
-              <w:rPr>
-                <w:color w:val="0d0d0d"/>
-                <w:sz w:val="24"/>
-                <w:szCs w:val="24"/>
-                <w:rtl w:val="0"/>
-              </w:rPr>
-              <w:t xml:space="preserve">O usuário acessa o sistema de receitas.</w:t>
-            </w:r>
-          </w:p>
-          <w:p>
-            <w:pPr>
-              <w:widowControl w:val="0"/>
-              <w:numPr>
-                <w:ilvl w:val="0"/>
-                <w:numId w:val="5"/>
-              </w:numPr>
-              <w:shd w:fill="fcfcfc" w:val="clear"/>
-              <w:spacing w:after="0" w:afterAutospacing="0" w:before="0" w:beforeAutospacing="0" w:line="240" w:lineRule="auto"/>
-              <w:ind w:left="720" w:hanging="360"/>
-              <w:rPr>
-                <w:color w:val="0d0d0d"/>
-                <w:sz w:val="24"/>
-                <w:szCs w:val="24"/>
-              </w:rPr>
-            </w:pPr>
-            <w:r>
-              <w:rPr>
-                <w:color w:val="0d0d0d"/>
-                <w:sz w:val="24"/>
-                <w:szCs w:val="24"/>
-                <w:rtl w:val="0"/>
-              </w:rPr>
-              <w:t xml:space="preserve">O sistema apresenta a tela principal com as opções disponíveis.</w:t>
-            </w:r>
-          </w:p>
-          <w:p>
-            <w:pPr>
-              <w:widowControl w:val="0"/>
-              <w:numPr>
-                <w:ilvl w:val="0"/>
-                <w:numId w:val="5"/>
-              </w:numPr>
-              <w:shd w:fill="fcfcfc" w:val="clear"/>
-              <w:spacing w:after="0" w:afterAutospacing="0" w:before="0" w:beforeAutospacing="0" w:line="240" w:lineRule="auto"/>
-              <w:ind w:left="720" w:hanging="360"/>
-              <w:rPr>
-                <w:color w:val="0d0d0d"/>
-                <w:sz w:val="24"/>
-                <w:szCs w:val="24"/>
-              </w:rPr>
-            </w:pPr>
-            <w:r>
-              <w:rPr>
-                <w:color w:val="0d0d0d"/>
-                <w:sz w:val="24"/>
-                <w:szCs w:val="24"/>
-                <w:rtl w:val="0"/>
-              </w:rPr>
-              <w:t xml:space="preserve">O usuário seleciona a opção “Cadastrar receita”.</w:t>
-            </w:r>
-          </w:p>
-          <w:p>
-            <w:pPr>
-              <w:widowControl w:val="0"/>
-              <w:numPr>
-                <w:ilvl w:val="0"/>
-                <w:numId w:val="5"/>
-              </w:numPr>
-              <w:shd w:fill="fcfcfc" w:val="clear"/>
-              <w:spacing w:after="180" w:before="0" w:beforeAutospacing="0" w:line="240" w:lineRule="auto"/>
-              <w:ind w:left="720" w:hanging="360"/>
-              <w:rPr>
-                <w:color w:val="0d0d0d"/>
-                <w:sz w:val="24"/>
-                <w:szCs w:val="24"/>
-              </w:rPr>
-            </w:pPr>
-            <w:r>
-              <w:rPr>
-                <w:color w:val="0d0d0d"/>
-                <w:sz w:val="24"/>
-                <w:szCs w:val="24"/>
-                <w:rtl w:val="0"/>
-              </w:rPr>
-              <w:t xml:space="preserve">O sistema apresenta um formulário para preenchimento dos dados da receita.</w:t>
-            </w:r>
-          </w:p>
-          <w:p>
-            <w:pPr>
-              <w:widowControl w:val="0"/>
-              <w:spacing w:line="240" w:lineRule="auto"/>
               <w:rPr>
                 <w:sz w:val="24"/>
                 <w:szCs w:val="24"/>
@@ -8588,128 +7968,9 @@
           </w:tcPr>
           <w:p>
             <w:pPr>
-              <w:widowControl w:val="0"/>
-              <w:spacing w:line="240" w:lineRule="auto"/>
-              <w:rPr>
-                <w:b w:val="1"/>
-                <w:bCs w:val="1"/>
-                <w:sz w:val="24"/>
-                <w:szCs w:val="24"/>
-              </w:rPr>
-            </w:pPr>
-            <w:r>
-              <w:rPr>
-                <w:b w:val="1"/>
-                <w:bCs w:val="1"/>
-                <w:sz w:val="24"/>
-                <w:szCs w:val="24"/>
-                <w:rtl w:val="0"/>
-              </w:rPr>
-              <w:t xml:space="preserve">FA01 - Aplicação de Frete Grátis:</w:t>
-            </w:r>
-          </w:p>
-          <w:p>
-            <w:pPr>
-              <w:widowControl w:val="0"/>
-              <w:spacing w:line="240" w:lineRule="auto"/>
-              <w:rPr>
-                <w:sz w:val="24"/>
-                <w:szCs w:val="24"/>
-              </w:rPr>
-            </w:pPr>
-            <w:r>
-              <w:rPr>
-                <w:rtl w:val="0"/>
-              </w:rPr>
-            </w:r>
-          </w:p>
-          <w:p>
-            <w:pPr>
-              <w:widowControl w:val="0"/>
-              <w:numPr>
-                <w:ilvl w:val="0"/>
-                <w:numId w:val="1"/>
-              </w:numPr>
-              <w:spacing w:line="240" w:lineRule="auto"/>
-              <w:ind w:left="720" w:hanging="360"/>
-              <w:rPr>
-                <w:sz w:val="24"/>
-                <w:szCs w:val="24"/>
-              </w:rPr>
-            </w:pPr>
-            <w:r>
-              <w:rPr>
-                <w:b w:val="1"/>
-                <w:bCs w:val="1"/>
-                <w:sz w:val="24"/>
-                <w:szCs w:val="24"/>
-                <w:rtl w:val="0"/>
-              </w:rPr>
-              <w:t xml:space="preserve">3a.</w:t>
-            </w:r>
-            <w:r>
-              <w:rPr>
-                <w:sz w:val="24"/>
-                <w:szCs w:val="24"/>
-                <w:rtl w:val="0"/>
-              </w:rPr>
-              <w:t xml:space="preserve"> O sistema identifica que o CEP pertence à mesma região metropolitana do CD ou que o cliente é membro ativo do programa de fidelidade. </w:t>
-            </w:r>
-          </w:p>
-          <w:p>
-            <w:pPr>
-              <w:widowControl w:val="0"/>
-              <w:spacing w:line="240" w:lineRule="auto"/>
-              <w:ind w:left="720" w:firstLine="0"/>
-              <w:rPr>
-                <w:sz w:val="24"/>
-                <w:szCs w:val="24"/>
-              </w:rPr>
-            </w:pPr>
-            <w:r>
-              <w:rPr>
-                <w:rtl w:val="0"/>
-              </w:rPr>
-            </w:r>
-          </w:p>
-          <w:p>
-            <w:pPr>
-              <w:widowControl w:val="0"/>
-              <w:numPr>
-                <w:ilvl w:val="0"/>
-                <w:numId w:val="1"/>
-              </w:numPr>
-              <w:spacing w:line="240" w:lineRule="auto"/>
-              <w:ind w:left="720" w:hanging="360"/>
-              <w:rPr>
-                <w:sz w:val="24"/>
-                <w:szCs w:val="24"/>
-              </w:rPr>
-            </w:pPr>
-            <w:r>
-              <w:rPr>
-                <w:b w:val="1"/>
-                <w:bCs w:val="1"/>
-                <w:sz w:val="24"/>
-                <w:szCs w:val="24"/>
-                <w:rtl w:val="0"/>
-              </w:rPr>
-              <w:t xml:space="preserve">3b.</w:t>
-            </w:r>
-            <w:r>
-              <w:rPr>
-                <w:sz w:val="24"/>
-                <w:szCs w:val="24"/>
-                <w:rtl w:val="0"/>
-              </w:rPr>
-              <w:t xml:space="preserve"> O sistema aplica isenção total de frete (R$ 0,00) ao carrinho. </w:t>
-            </w:r>
-          </w:p>
-          <w:p>
-            <w:pPr>
-              <w:widowControl w:val="0"/>
-              <w:spacing w:line="240" w:lineRule="auto"/>
-              <w:rPr>
+              <w:rPr>
+                <w:b w:val="1"/>
+                <w:bCs w:val="1"/>
                 <w:sz w:val="24"/>
                 <w:szCs w:val="24"/>
               </w:rPr>
@@ -8777,1081 +8038,32 @@
               <w:widowControl w:val="0"/>
               <w:spacing w:line="240" w:lineRule="auto"/>
               <w:rPr>
-                <w:b w:val="1"/>
-                <w:bCs w:val="1"/>
-                <w:sz w:val="24"/>
-                <w:szCs w:val="24"/>
-              </w:rPr>
-            </w:pPr>
-            <w:r>
-              <w:rPr>
-                <w:b w:val="1"/>
-                <w:bCs w:val="1"/>
-                <w:sz w:val="24"/>
-                <w:szCs w:val="24"/>
-                <w:rtl w:val="0"/>
-              </w:rPr>
-              <w:t xml:space="preserve">FE01 - Indisponibilidade na API da Transportadora:</w:t>
-            </w:r>
-          </w:p>
-          <w:p>
-            <w:pPr>
-              <w:widowControl w:val="0"/>
-              <w:spacing w:line="240" w:lineRule="auto"/>
-              <w:rPr>
-                <w:sz w:val="24"/>
-                <w:szCs w:val="24"/>
-              </w:rPr>
-            </w:pPr>
-            <w:r>
-              <w:rPr>
-                <w:sz w:val="24"/>
-                <w:szCs w:val="24"/>
-                <w:rtl w:val="0"/>
-              </w:rPr>
-              <w:t xml:space="preserve">CASO DE USO EXPANDIDO - 001</w:t>
-            </w:r>
-          </w:p>
-          <w:p>
-            <w:pPr>
-              <w:widowControl w:val="0"/>
-              <w:spacing w:line="240" w:lineRule="auto"/>
-              <w:rPr>
-                <w:sz w:val="24"/>
-                <w:szCs w:val="24"/>
-              </w:rPr>
-            </w:pPr>
-            <w:r>
-              <w:rPr>
-                <w:rtl w:val="0"/>
-              </w:rPr>
-            </w:r>
-          </w:p>
-          <w:p>
-            <w:pPr>
-              <w:widowControl w:val="0"/>
-              <w:spacing w:line="240" w:lineRule="auto"/>
-              <w:rPr>
-                <w:sz w:val="24"/>
-                <w:szCs w:val="24"/>
-              </w:rPr>
-            </w:pPr>
-            <w:r>
-              <w:rPr>
-                <w:sz w:val="24"/>
-                <w:szCs w:val="24"/>
-                <w:rtl w:val="0"/>
-              </w:rPr>
-              <w:t xml:space="preserve">Calcular Frete Regional e Internacional </w:t>
-            </w:r>
-          </w:p>
-          <w:p>
-            <w:pPr>
-              <w:widowControl w:val="0"/>
-              <w:spacing w:line="240" w:lineRule="auto"/>
-              <w:rPr>
-                <w:sz w:val="24"/>
-                <w:szCs w:val="24"/>
-              </w:rPr>
-            </w:pPr>
-            <w:r>
-              <w:rPr>
-                <w:rtl w:val="0"/>
-              </w:rPr>
-            </w:r>
-          </w:p>
-          <w:p>
-            <w:pPr>
-              <w:widowControl w:val="0"/>
-              <w:spacing w:line="240" w:lineRule="auto"/>
-              <w:rPr>
-                <w:sz w:val="24"/>
-                <w:szCs w:val="24"/>
-              </w:rPr>
-            </w:pPr>
-            <w:r>
-              <w:rPr>
-                <w:sz w:val="24"/>
-                <w:szCs w:val="24"/>
-                <w:rtl w:val="0"/>
-              </w:rPr>
-              <w:t xml:space="preserve">Ator Principal: </w:t>
-            </w:r>
-          </w:p>
-          <w:p>
-            <w:pPr>
-              <w:widowControl w:val="0"/>
-              <w:spacing w:line="240" w:lineRule="auto"/>
-              <w:rPr>
-                <w:sz w:val="24"/>
-                <w:szCs w:val="24"/>
-              </w:rPr>
-            </w:pPr>
-            <w:r>
-              <w:rPr>
-                <w:rtl w:val="0"/>
-              </w:rPr>
-            </w:r>
-          </w:p>
-          <w:p>
-            <w:pPr>
-              <w:widowControl w:val="0"/>
-              <w:spacing w:line="240" w:lineRule="auto"/>
-              <w:rPr>
-                <w:sz w:val="24"/>
-                <w:szCs w:val="24"/>
-              </w:rPr>
-            </w:pPr>
-            <w:r>
-              <w:rPr>
-                <w:sz w:val="24"/>
-                <w:szCs w:val="24"/>
-                <w:rtl w:val="0"/>
-              </w:rPr>
-              <w:t xml:space="preserve">Cliente / Comprador </w:t>
-            </w:r>
-          </w:p>
-          <w:p>
-            <w:pPr>
-              <w:widowControl w:val="0"/>
-              <w:spacing w:line="240" w:lineRule="auto"/>
-              <w:rPr>
-                <w:sz w:val="24"/>
-                <w:szCs w:val="24"/>
-              </w:rPr>
-            </w:pPr>
-            <w:r>
-              <w:rPr>
-                <w:rtl w:val="0"/>
-              </w:rPr>
-            </w:r>
-          </w:p>
-          <w:p>
-            <w:pPr>
-              <w:widowControl w:val="0"/>
-              <w:spacing w:line="240" w:lineRule="auto"/>
-              <w:rPr>
-                <w:sz w:val="24"/>
-                <w:szCs w:val="24"/>
-              </w:rPr>
-            </w:pPr>
-            <w:r>
-              <w:rPr>
-                <w:sz w:val="24"/>
-                <w:szCs w:val="24"/>
-                <w:rtl w:val="0"/>
-              </w:rPr>
-              <w:t xml:space="preserve">Resumo: </w:t>
-            </w:r>
-          </w:p>
-          <w:p>
-            <w:pPr>
-              <w:widowControl w:val="0"/>
-              <w:spacing w:line="240" w:lineRule="auto"/>
-              <w:rPr>
-                <w:sz w:val="24"/>
-                <w:szCs w:val="24"/>
-              </w:rPr>
-            </w:pPr>
-            <w:r>
-              <w:rPr>
-                <w:rtl w:val="0"/>
-              </w:rPr>
-            </w:r>
-          </w:p>
-          <w:p>
-            <w:pPr>
-              <w:widowControl w:val="0"/>
-              <w:spacing w:line="240" w:lineRule="auto"/>
-              <w:rPr>
-                <w:sz w:val="24"/>
-                <w:szCs w:val="24"/>
-              </w:rPr>
-            </w:pPr>
-            <w:r>
-              <w:rPr>
-                <w:sz w:val="24"/>
-                <w:szCs w:val="24"/>
-                <w:rtl w:val="0"/>
-              </w:rPr>
-              <w:t xml:space="preserve">Permitir o cálculo dinâmico do valor de envio do pedido aplicando isenção regional/fidelidade ou tarifas internacionais. </w:t>
-            </w:r>
-          </w:p>
-          <w:p>
-            <w:pPr>
-              <w:widowControl w:val="0"/>
-              <w:spacing w:line="240" w:lineRule="auto"/>
-              <w:rPr>
-                <w:sz w:val="24"/>
-                <w:szCs w:val="24"/>
-              </w:rPr>
-            </w:pPr>
-            <w:r>
-              <w:rPr>
-                <w:rtl w:val="0"/>
-              </w:rPr>
-            </w:r>
-          </w:p>
-          <w:p>
-            <w:pPr>
-              <w:widowControl w:val="0"/>
-              <w:spacing w:line="240" w:lineRule="auto"/>
-              <w:rPr>
-                <w:sz w:val="24"/>
-                <w:szCs w:val="24"/>
-              </w:rPr>
-            </w:pPr>
-            <w:r>
-              <w:rPr>
-                <w:sz w:val="24"/>
-                <w:szCs w:val="24"/>
-                <w:rtl w:val="0"/>
-              </w:rPr>
-              <w:t xml:space="preserve">Pré-condições: </w:t>
-            </w:r>
-          </w:p>
-          <w:p>
-            <w:pPr>
-              <w:widowControl w:val="0"/>
-              <w:spacing w:line="240" w:lineRule="auto"/>
-              <w:rPr>
-                <w:sz w:val="24"/>
-                <w:szCs w:val="24"/>
-              </w:rPr>
-            </w:pPr>
-            <w:r>
-              <w:rPr>
-                <w:rtl w:val="0"/>
-              </w:rPr>
-            </w:r>
-          </w:p>
-          <w:p>
-            <w:pPr>
-              <w:widowControl w:val="0"/>
-              <w:spacing w:line="240" w:lineRule="auto"/>
-              <w:rPr>
-                <w:sz w:val="24"/>
-                <w:szCs w:val="24"/>
-              </w:rPr>
-            </w:pPr>
-            <w:r>
-              <w:rPr>
-                <w:sz w:val="24"/>
-                <w:szCs w:val="24"/>
-                <w:rtl w:val="0"/>
-              </w:rPr>
-              <w:t xml:space="preserve">Cliente com itens no carrinho e CEP/endereço de entrega informado. </w:t>
-            </w:r>
-          </w:p>
-          <w:p>
-            <w:pPr>
-              <w:widowControl w:val="0"/>
-              <w:spacing w:line="240" w:lineRule="auto"/>
-              <w:rPr>
-                <w:sz w:val="24"/>
-                <w:szCs w:val="24"/>
-              </w:rPr>
-            </w:pPr>
-            <w:r>
-              <w:rPr>
-                <w:rtl w:val="0"/>
-              </w:rPr>
-            </w:r>
-          </w:p>
-          <w:p>
-            <w:pPr>
-              <w:widowControl w:val="0"/>
-              <w:spacing w:line="240" w:lineRule="auto"/>
-              <w:rPr>
-                <w:sz w:val="24"/>
-                <w:szCs w:val="24"/>
-              </w:rPr>
-            </w:pPr>
-            <w:r>
-              <w:rPr>
-                <w:sz w:val="24"/>
-                <w:szCs w:val="24"/>
-                <w:rtl w:val="0"/>
-              </w:rPr>
-              <w:t xml:space="preserve">Pós-condições: </w:t>
-            </w:r>
-          </w:p>
-          <w:p>
-            <w:pPr>
-              <w:widowControl w:val="0"/>
-              <w:spacing w:line="240" w:lineRule="auto"/>
-              <w:rPr>
-                <w:sz w:val="24"/>
-                <w:szCs w:val="24"/>
-              </w:rPr>
-            </w:pPr>
-            <w:r>
-              <w:rPr>
-                <w:rtl w:val="0"/>
-              </w:rPr>
-            </w:r>
-          </w:p>
-          <w:p>
-            <w:pPr>
-              <w:widowControl w:val="0"/>
-              <w:spacing w:line="240" w:lineRule="auto"/>
-              <w:rPr>
-                <w:sz w:val="24"/>
-                <w:szCs w:val="24"/>
-              </w:rPr>
-            </w:pPr>
-            <w:r>
-              <w:rPr>
-                <w:sz w:val="24"/>
-                <w:szCs w:val="24"/>
-                <w:rtl w:val="0"/>
-              </w:rPr>
-              <w:t xml:space="preserve">Valor do frete calculado e adicionado ao total do pedido </w:t>
-            </w:r>
-          </w:p>
-          <w:p>
-            <w:pPr>
-              <w:widowControl w:val="0"/>
-              <w:spacing w:line="240" w:lineRule="auto"/>
-              <w:rPr>
-                <w:sz w:val="24"/>
-                <w:szCs w:val="24"/>
-              </w:rPr>
-            </w:pPr>
-            <w:r>
-              <w:rPr>
-                <w:rtl w:val="0"/>
-              </w:rPr>
-            </w:r>
-          </w:p>
-          <w:p>
-            <w:pPr>
-              <w:widowControl w:val="0"/>
-              <w:spacing w:line="240" w:lineRule="auto"/>
-              <w:rPr>
-                <w:sz w:val="24"/>
-                <w:szCs w:val="24"/>
-              </w:rPr>
-            </w:pPr>
-            <w:r>
-              <w:rPr>
-                <w:sz w:val="24"/>
-                <w:szCs w:val="24"/>
-                <w:rtl w:val="0"/>
-              </w:rPr>
-              <w:t xml:space="preserve">Fluxo Principal: </w:t>
-            </w:r>
-          </w:p>
-          <w:p>
-            <w:pPr>
-              <w:widowControl w:val="0"/>
-              <w:spacing w:line="240" w:lineRule="auto"/>
-              <w:rPr>
-                <w:sz w:val="24"/>
-                <w:szCs w:val="24"/>
-              </w:rPr>
-            </w:pPr>
-            <w:r>
-              <w:rPr>
-                <w:rtl w:val="0"/>
-              </w:rPr>
-            </w:r>
-          </w:p>
-          <w:p>
-            <w:pPr>
-              <w:widowControl w:val="0"/>
-              <w:spacing w:line="240" w:lineRule="auto"/>
-              <w:rPr>
-                <w:sz w:val="24"/>
-                <w:szCs w:val="24"/>
-              </w:rPr>
-            </w:pPr>
-            <w:r>
-              <w:rPr>
-                <w:sz w:val="24"/>
-                <w:szCs w:val="24"/>
-                <w:rtl w:val="0"/>
-              </w:rPr>
-              <w:t xml:space="preserve">1. O cliente informa o CEP de destino ou seleciona um endereço cadastrado</w:t>
-            </w:r>
-          </w:p>
-          <w:p>
-            <w:pPr>
-              <w:widowControl w:val="0"/>
-              <w:spacing w:line="240" w:lineRule="auto"/>
-              <w:rPr>
-                <w:sz w:val="24"/>
-                <w:szCs w:val="24"/>
-              </w:rPr>
-            </w:pPr>
-            <w:r>
-              <w:rPr>
-                <w:rtl w:val="0"/>
-              </w:rPr>
-            </w:r>
-          </w:p>
-          <w:p>
-            <w:pPr>
-              <w:widowControl w:val="0"/>
-              <w:spacing w:line="240" w:lineRule="auto"/>
-              <w:rPr>
-                <w:sz w:val="24"/>
-                <w:szCs w:val="24"/>
-              </w:rPr>
-            </w:pPr>
-            <w:r>
-              <w:rPr>
-                <w:rtl w:val="0"/>
-              </w:rPr>
-            </w:r>
-          </w:p>
-          <w:p>
-            <w:pPr>
-              <w:widowControl w:val="0"/>
-              <w:spacing w:line="240" w:lineRule="auto"/>
-              <w:rPr>
-                <w:sz w:val="24"/>
-                <w:szCs w:val="24"/>
-              </w:rPr>
-            </w:pPr>
-            <w:r>
-              <w:rPr>
-                <w:sz w:val="24"/>
-                <w:szCs w:val="24"/>
-                <w:rtl w:val="0"/>
-              </w:rPr>
-              <w:t xml:space="preserve">2. O sistema consulta as tabelas de CEP e geolocalização via API sob protocolo TLS</w:t>
-            </w:r>
-          </w:p>
-          <w:p>
-            <w:pPr>
-              <w:widowControl w:val="0"/>
-              <w:spacing w:line="240" w:lineRule="auto"/>
-              <w:rPr>
-                <w:sz w:val="24"/>
-                <w:szCs w:val="24"/>
-              </w:rPr>
-            </w:pPr>
-            <w:r>
-              <w:rPr>
-                <w:rtl w:val="0"/>
-              </w:rPr>
-            </w:r>
-          </w:p>
-          <w:p>
-            <w:pPr>
-              <w:widowControl w:val="0"/>
-              <w:spacing w:line="240" w:lineRule="auto"/>
-              <w:rPr>
-                <w:sz w:val="24"/>
-                <w:szCs w:val="24"/>
-              </w:rPr>
-            </w:pPr>
-            <w:r>
-              <w:rPr>
-                <w:rtl w:val="0"/>
-              </w:rPr>
-            </w:r>
-          </w:p>
-          <w:p>
-            <w:pPr>
-              <w:widowControl w:val="0"/>
-              <w:spacing w:line="240" w:lineRule="auto"/>
-              <w:rPr>
-                <w:sz w:val="24"/>
-                <w:szCs w:val="24"/>
-              </w:rPr>
-            </w:pPr>
-            <w:r>
-              <w:rPr>
-                <w:sz w:val="24"/>
-                <w:szCs w:val="24"/>
-                <w:rtl w:val="0"/>
-              </w:rPr>
-              <w:t xml:space="preserve">3. O sistema verifica a elegibilidade para gratuidade regional ou do programa de fidelidade.</w:t>
-            </w:r>
-          </w:p>
-          <w:p>
-            <w:pPr>
-              <w:widowControl w:val="0"/>
-              <w:spacing w:line="240" w:lineRule="auto"/>
-              <w:rPr>
-                <w:sz w:val="24"/>
-                <w:szCs w:val="24"/>
-              </w:rPr>
-            </w:pPr>
-            <w:r>
-              <w:rPr>
-                <w:rtl w:val="0"/>
-              </w:rPr>
-            </w:r>
-          </w:p>
-          <w:p>
-            <w:pPr>
-              <w:widowControl w:val="0"/>
-              <w:spacing w:line="240" w:lineRule="auto"/>
-              <w:rPr>
-                <w:sz w:val="24"/>
-                <w:szCs w:val="24"/>
-              </w:rPr>
-            </w:pPr>
-            <w:r>
-              <w:rPr>
-                <w:rtl w:val="0"/>
-              </w:rPr>
-            </w:r>
-          </w:p>
-          <w:p>
-            <w:pPr>
-              <w:widowControl w:val="0"/>
-              <w:spacing w:line="240" w:lineRule="auto"/>
-              <w:rPr>
-                <w:sz w:val="24"/>
-                <w:szCs w:val="24"/>
-              </w:rPr>
-            </w:pPr>
-            <w:r>
-              <w:rPr>
-                <w:sz w:val="24"/>
-                <w:szCs w:val="24"/>
-                <w:rtl w:val="0"/>
-              </w:rPr>
-              <w:t xml:space="preserve">4. O sistema calcula o valor final do frete em até 1,5 segundos e o exibe no resumo da compra </w:t>
-            </w:r>
-          </w:p>
-          <w:p>
-            <w:pPr>
-              <w:widowControl w:val="0"/>
-              <w:spacing w:line="240" w:lineRule="auto"/>
-              <w:rPr>
-                <w:sz w:val="24"/>
-                <w:szCs w:val="24"/>
-              </w:rPr>
-            </w:pPr>
-            <w:r>
-              <w:rPr>
-                <w:rtl w:val="0"/>
-              </w:rPr>
-            </w:r>
-          </w:p>
-          <w:p>
-            <w:pPr>
-              <w:widowControl w:val="0"/>
-              <w:spacing w:line="240" w:lineRule="auto"/>
-              <w:rPr>
-                <w:sz w:val="24"/>
-                <w:szCs w:val="24"/>
-              </w:rPr>
-            </w:pPr>
-            <w:r>
-              <w:rPr>
-                <w:sz w:val="24"/>
-                <w:szCs w:val="24"/>
-                <w:rtl w:val="0"/>
-              </w:rPr>
-              <w:t xml:space="preserve">Fluxos Alternativos: </w:t>
-            </w:r>
-          </w:p>
-          <w:p>
-            <w:pPr>
-              <w:widowControl w:val="0"/>
-              <w:spacing w:line="240" w:lineRule="auto"/>
-              <w:rPr>
-                <w:sz w:val="24"/>
-                <w:szCs w:val="24"/>
-              </w:rPr>
-            </w:pPr>
-            <w:r>
-              <w:rPr>
-                <w:rtl w:val="0"/>
-              </w:rPr>
-            </w:r>
-          </w:p>
-          <w:p>
-            <w:pPr>
-              <w:widowControl w:val="0"/>
-              <w:spacing w:line="240" w:lineRule="auto"/>
-              <w:rPr>
-                <w:sz w:val="24"/>
-                <w:szCs w:val="24"/>
-              </w:rPr>
-            </w:pPr>
-            <w:r>
-              <w:rPr>
-                <w:sz w:val="24"/>
-                <w:szCs w:val="24"/>
-                <w:rtl w:val="0"/>
-              </w:rPr>
-              <w:t xml:space="preserve">FA01 - Aplicação de Frete Grátis:</w:t>
-            </w:r>
-          </w:p>
-          <w:p>
-            <w:pPr>
-              <w:widowControl w:val="0"/>
-              <w:spacing w:line="240" w:lineRule="auto"/>
-              <w:rPr>
-                <w:sz w:val="24"/>
-                <w:szCs w:val="24"/>
-              </w:rPr>
-            </w:pPr>
-            <w:r>
-              <w:rPr>
-                <w:rtl w:val="0"/>
-              </w:rPr>
-            </w:r>
-          </w:p>
-          <w:p>
-            <w:pPr>
-              <w:widowControl w:val="0"/>
-              <w:spacing w:line="240" w:lineRule="auto"/>
-              <w:rPr>
-                <w:sz w:val="24"/>
-                <w:szCs w:val="24"/>
-              </w:rPr>
-            </w:pPr>
-            <w:r>
-              <w:rPr>
-                <w:rtl w:val="0"/>
-              </w:rPr>
-            </w:r>
-          </w:p>
-          <w:p>
-            <w:pPr>
-              <w:widowControl w:val="0"/>
-              <w:spacing w:line="240" w:lineRule="auto"/>
-              <w:rPr>
-                <w:sz w:val="24"/>
-                <w:szCs w:val="24"/>
-              </w:rPr>
-            </w:pPr>
-            <w:r>
-              <w:rPr>
-                <w:sz w:val="24"/>
-                <w:szCs w:val="24"/>
-                <w:rtl w:val="0"/>
-              </w:rPr>
-              <w:t xml:space="preserve">3a. O sistema identifica que o CEP pertence à mesma região metropolitana do CD ou que o cliente é membro ativo do programa de fidelidade. </w:t>
-            </w:r>
-          </w:p>
-          <w:p>
-            <w:pPr>
-              <w:widowControl w:val="0"/>
-              <w:spacing w:line="240" w:lineRule="auto"/>
-              <w:rPr>
-                <w:sz w:val="24"/>
-                <w:szCs w:val="24"/>
-              </w:rPr>
-            </w:pPr>
-            <w:r>
-              <w:rPr>
-                <w:rtl w:val="0"/>
-              </w:rPr>
-            </w:r>
-          </w:p>
-          <w:p>
-            <w:pPr>
-              <w:widowControl w:val="0"/>
-              <w:spacing w:line="240" w:lineRule="auto"/>
-              <w:rPr>
-                <w:sz w:val="24"/>
-                <w:szCs w:val="24"/>
-              </w:rPr>
-            </w:pPr>
-            <w:r>
-              <w:rPr>
-                <w:rtl w:val="0"/>
-              </w:rPr>
-            </w:r>
-          </w:p>
-          <w:p>
-            <w:pPr>
-              <w:widowControl w:val="0"/>
-              <w:spacing w:line="240" w:lineRule="auto"/>
-              <w:rPr>
-                <w:sz w:val="24"/>
-                <w:szCs w:val="24"/>
-              </w:rPr>
-            </w:pPr>
-            <w:r>
-              <w:rPr>
-                <w:sz w:val="24"/>
-                <w:szCs w:val="24"/>
-                <w:rtl w:val="0"/>
-              </w:rPr>
-              <w:t xml:space="preserve">3b. O sistema aplica isenção total de frete (R$ 0,00) ao carrinho. </w:t>
-            </w:r>
-          </w:p>
-          <w:p>
-            <w:pPr>
-              <w:widowControl w:val="0"/>
-              <w:spacing w:line="240" w:lineRule="auto"/>
-              <w:rPr>
-                <w:sz w:val="24"/>
-                <w:szCs w:val="24"/>
-              </w:rPr>
-            </w:pPr>
-            <w:r>
-              <w:rPr>
-                <w:rtl w:val="0"/>
-              </w:rPr>
-            </w:r>
-          </w:p>
-          <w:p>
-            <w:pPr>
-              <w:widowControl w:val="0"/>
-              <w:spacing w:line="240" w:lineRule="auto"/>
-              <w:rPr>
-                <w:sz w:val="24"/>
-                <w:szCs w:val="24"/>
-              </w:rPr>
-            </w:pPr>
-            <w:r>
-              <w:rPr>
-                <w:rtl w:val="0"/>
-              </w:rPr>
-            </w:r>
-          </w:p>
-          <w:p>
-            <w:pPr>
-              <w:widowControl w:val="0"/>
-              <w:spacing w:line="240" w:lineRule="auto"/>
-              <w:rPr>
-                <w:sz w:val="24"/>
-                <w:szCs w:val="24"/>
-              </w:rPr>
-            </w:pPr>
-            <w:r>
-              <w:rPr>
-                <w:sz w:val="24"/>
-                <w:szCs w:val="24"/>
-                <w:rtl w:val="0"/>
-              </w:rPr>
-              <w:t xml:space="preserve">Fluxos de Exceção: </w:t>
-            </w:r>
-          </w:p>
-          <w:p>
-            <w:pPr>
-              <w:widowControl w:val="0"/>
-              <w:spacing w:line="240" w:lineRule="auto"/>
-              <w:rPr>
-                <w:sz w:val="24"/>
-                <w:szCs w:val="24"/>
-              </w:rPr>
-            </w:pPr>
-            <w:r>
-              <w:rPr>
-                <w:rtl w:val="0"/>
-              </w:rPr>
-            </w:r>
-          </w:p>
-          <w:p>
-            <w:pPr>
-              <w:widowControl w:val="0"/>
-              <w:spacing w:line="240" w:lineRule="auto"/>
-              <w:rPr>
-                <w:sz w:val="24"/>
-                <w:szCs w:val="24"/>
-              </w:rPr>
-            </w:pPr>
-            <w:r>
-              <w:rPr>
-                <w:sz w:val="24"/>
-                <w:szCs w:val="24"/>
-                <w:rtl w:val="0"/>
-              </w:rPr>
-              <w:t xml:space="preserve">FE01 - Indisponibilidade na API da Transportadora:</w:t>
-            </w:r>
-          </w:p>
-          <w:p>
-            <w:pPr>
-              <w:widowControl w:val="0"/>
-              <w:spacing w:line="240" w:lineRule="auto"/>
-              <w:rPr>
-                <w:sz w:val="24"/>
-                <w:szCs w:val="24"/>
-              </w:rPr>
-            </w:pPr>
-            <w:r>
-              <w:rPr>
-                <w:rtl w:val="0"/>
-              </w:rPr>
-            </w:r>
-          </w:p>
-          <w:p>
-            <w:pPr>
-              <w:widowControl w:val="0"/>
-              <w:spacing w:line="240" w:lineRule="auto"/>
-              <w:rPr>
-                <w:sz w:val="24"/>
-                <w:szCs w:val="24"/>
-              </w:rPr>
-            </w:pPr>
-            <w:r>
-              <w:rPr>
-                <w:rtl w:val="0"/>
-              </w:rPr>
-            </w:r>
-          </w:p>
-          <w:p>
-            <w:pPr>
-              <w:widowControl w:val="0"/>
-              <w:spacing w:line="240" w:lineRule="auto"/>
-              <w:rPr>
-                <w:sz w:val="24"/>
-                <w:szCs w:val="24"/>
-              </w:rPr>
-            </w:pPr>
-            <w:r>
-              <w:rPr>
-                <w:sz w:val="24"/>
-                <w:szCs w:val="24"/>
-                <w:rtl w:val="0"/>
-              </w:rPr>
-              <w:t xml:space="preserve">2a. A API de cálculo da transportadora não responde no tempo limite. </w:t>
-            </w:r>
-          </w:p>
-          <w:p>
-            <w:pPr>
-              <w:widowControl w:val="0"/>
-              <w:spacing w:line="240" w:lineRule="auto"/>
-              <w:rPr>
-                <w:sz w:val="24"/>
-                <w:szCs w:val="24"/>
-              </w:rPr>
-            </w:pPr>
-            <w:r>
-              <w:rPr>
-                <w:rtl w:val="0"/>
-              </w:rPr>
-            </w:r>
-          </w:p>
-          <w:p>
-            <w:pPr>
-              <w:widowControl w:val="0"/>
-              <w:spacing w:line="240" w:lineRule="auto"/>
-              <w:rPr>
-                <w:sz w:val="24"/>
-                <w:szCs w:val="24"/>
-              </w:rPr>
-            </w:pPr>
-            <w:r>
-              <w:rPr>
-                <w:rtl w:val="0"/>
-              </w:rPr>
-            </w:r>
-          </w:p>
-          <w:p>
-            <w:pPr>
-              <w:widowControl w:val="0"/>
-              <w:spacing w:line="240" w:lineRule="auto"/>
-              <w:rPr>
-                <w:sz w:val="24"/>
-                <w:szCs w:val="24"/>
-              </w:rPr>
-            </w:pPr>
-            <w:r>
-              <w:rPr>
-                <w:sz w:val="24"/>
-                <w:szCs w:val="24"/>
-                <w:rtl w:val="0"/>
-              </w:rPr>
-              <w:t xml:space="preserve">2b. O sistema utiliza a tabela de contingência offline de frete estimado e exibe aviso ao usuário. (Pode ter alteração no valor - Deve ser consultado posteriormente)</w:t>
-            </w:r>
-          </w:p>
-          <w:p>
-            <w:pPr>
-              <w:widowControl w:val="0"/>
-              <w:spacing w:line="240" w:lineRule="auto"/>
-              <w:rPr>
-                <w:sz w:val="24"/>
-                <w:szCs w:val="24"/>
-              </w:rPr>
-            </w:pPr>
-            <w:r>
-              <w:rPr>
-                <w:rtl w:val="0"/>
-              </w:rPr>
-            </w:r>
-          </w:p>
-          <w:p>
-            <w:pPr>
-              <w:widowControl w:val="0"/>
-              <w:spacing w:line="240" w:lineRule="auto"/>
-              <w:rPr>
-                <w:sz w:val="24"/>
-                <w:szCs w:val="24"/>
-              </w:rPr>
-            </w:pPr>
-            <w:r>
-              <w:rPr>
-                <w:sz w:val="24"/>
-                <w:szCs w:val="24"/>
-                <w:rtl w:val="0"/>
-              </w:rPr>
-              <w:t xml:space="preserve">Relações de Regras de Negócio: </w:t>
-            </w:r>
-          </w:p>
-          <w:p>
-            <w:pPr>
-              <w:widowControl w:val="0"/>
-              <w:spacing w:line="240" w:lineRule="auto"/>
-              <w:rPr>
-                <w:sz w:val="24"/>
-                <w:szCs w:val="24"/>
-              </w:rPr>
-            </w:pPr>
-            <w:r>
-              <w:rPr>
-                <w:rtl w:val="0"/>
-              </w:rPr>
-            </w:r>
-          </w:p>
-          <w:p>
-            <w:pPr>
-              <w:widowControl w:val="0"/>
-              <w:spacing w:line="240" w:lineRule="auto"/>
-              <w:rPr>
-                <w:sz w:val="24"/>
-                <w:szCs w:val="24"/>
-              </w:rPr>
-            </w:pPr>
-            <w:r>
-              <w:rPr>
-                <w:sz w:val="24"/>
-                <w:szCs w:val="24"/>
-                <w:rtl w:val="0"/>
-              </w:rPr>
-              <w:t xml:space="preserve">RN03 </w:t>
-            </w:r>
-          </w:p>
-          <w:p>
-            <w:pPr>
-              <w:widowControl w:val="0"/>
-              <w:spacing w:line="240" w:lineRule="auto"/>
-              <w:rPr>
-                <w:sz w:val="24"/>
-                <w:szCs w:val="24"/>
-              </w:rPr>
-            </w:pPr>
-            <w:r>
-              <w:rPr>
-                <w:rtl w:val="0"/>
-              </w:rPr>
-            </w:r>
-          </w:p>
-          <w:p>
-            <w:pPr>
-              <w:widowControl w:val="0"/>
-              <w:spacing w:line="240" w:lineRule="auto"/>
-              <w:rPr>
-                <w:sz w:val="24"/>
-                <w:szCs w:val="24"/>
-              </w:rPr>
-            </w:pPr>
-            <w:r>
-              <w:rPr>
-                <w:rtl w:val="0"/>
-              </w:rPr>
-            </w:r>
-          </w:p>
-          <w:p>
-            <w:pPr>
-              <w:widowControl w:val="0"/>
-              <w:spacing w:line="240" w:lineRule="auto"/>
-              <w:rPr>
-                <w:sz w:val="24"/>
-                <w:szCs w:val="24"/>
-              </w:rPr>
-            </w:pPr>
-            <w:r>
-              <w:rPr>
-                <w:sz w:val="24"/>
-                <w:szCs w:val="24"/>
-                <w:rtl w:val="0"/>
-              </w:rPr>
-              <w:t xml:space="preserve">RF02 </w:t>
-            </w:r>
-          </w:p>
-          <w:p>
-            <w:pPr>
-              <w:widowControl w:val="0"/>
-              <w:numPr>
-                <w:ilvl w:val="0"/>
-                <w:numId w:val="2"/>
-              </w:numPr>
-              <w:spacing w:line="240" w:lineRule="auto"/>
-              <w:ind w:left="720" w:hanging="360"/>
-              <w:rPr>
-                <w:sz w:val="24"/>
-                <w:szCs w:val="24"/>
-              </w:rPr>
-            </w:pPr>
-            <w:r>
-              <w:rPr>
-                <w:b w:val="1"/>
-                <w:bCs w:val="1"/>
-                <w:sz w:val="24"/>
-                <w:szCs w:val="24"/>
-                <w:rtl w:val="0"/>
-              </w:rPr>
-              <w:t xml:space="preserve">2a.</w:t>
-            </w:r>
-            <w:r>
-              <w:rPr>
-                <w:sz w:val="24"/>
-                <w:szCs w:val="24"/>
-                <w:rtl w:val="0"/>
-              </w:rPr>
-              <w:t xml:space="preserve"> A API de cálculo da transportadora não responde no tempo limite. </w:t>
-            </w:r>
-          </w:p>
-          <w:p>
-            <w:pPr>
-              <w:widowControl w:val="0"/>
-              <w:spacing w:line="240" w:lineRule="auto"/>
-              <w:ind w:left="720" w:firstLine="0"/>
-              <w:rPr>
-                <w:sz w:val="24"/>
-                <w:szCs w:val="24"/>
-              </w:rPr>
-            </w:pPr>
-            <w:r>
-              <w:rPr>
-                <w:rtl w:val="0"/>
-              </w:rPr>
-            </w:r>
-          </w:p>
-          <w:p>
-            <w:pPr>
-              <w:widowControl w:val="0"/>
-              <w:numPr>
-                <w:ilvl w:val="0"/>
-                <w:numId w:val="2"/>
-              </w:numPr>
-              <w:spacing w:line="240" w:lineRule="auto"/>
-              <w:ind w:left="720" w:hanging="360"/>
-              <w:rPr>
-                <w:sz w:val="24"/>
-                <w:szCs w:val="24"/>
-              </w:rPr>
-            </w:pPr>
-            <w:r>
-              <w:rPr>
-                <w:b w:val="1"/>
-                <w:bCs w:val="1"/>
-                <w:sz w:val="24"/>
-                <w:szCs w:val="24"/>
-                <w:rtl w:val="0"/>
-              </w:rPr>
-              <w:t xml:space="preserve">2b.</w:t>
-            </w:r>
-            <w:r>
-              <w:rPr>
-                <w:sz w:val="24"/>
-                <w:szCs w:val="24"/>
-                <w:rtl w:val="0"/>
-              </w:rPr>
-              <w:t xml:space="preserve"> O sistema utiliza a tabela de contingência offline de frete estimado e exibe aviso ao usuário. (Pode ter alteração no valor - Deve ser consultado posteriormente)</w:t>
+                <w:sz w:val="24"/>
+                <w:szCs w:val="24"/>
+              </w:rPr>
+            </w:pPr>
+            <w:r>
+              <w:rPr>
+                <w:b w:val="1"/>
+                <w:bCs w:val="1"/>
+                <w:sz w:val="24"/>
+                <w:szCs w:val="24"/>
+                <w:rtl w:val="0"/>
+              </w:rPr>
+              <w:t xml:space="preserve">RFN 02.01 </w:t>
+            </w:r>
+            <w:r>
+              <w:rPr>
+                <w:sz w:val="24"/>
+                <w:szCs w:val="24"/>
+                <w:rtl w:val="0"/>
+              </w:rPr>
+              <w:t xml:space="preserve">Se o cruzamento de dados estipulado no Passo 7 exceder 1,5 segundos, o sistema interrompe a operação e exibe mensagem de erro amigável.</w:t>
+            </w:r>
+            <w:r>
+              <w:rPr>
+                <w:rtl w:val="0"/>
+              </w:rPr>
             </w:r>
           </w:p>
         </w:tc>
@@ -9911,7 +8123,7 @@
               <w:widowControl w:val="0"/>
               <w:numPr>
                 <w:ilvl w:val="0"/>
-                <w:numId w:val="7"/>
+                <w:numId w:val="4"/>
               </w:numPr>
               <w:spacing w:line="240" w:lineRule="auto"/>
               <w:ind w:left="720" w:hanging="360"/>
@@ -9936,7 +8148,7 @@
                 <w:szCs w:val="24"/>
                 <w:rtl w:val="0"/>
               </w:rPr>
-              <w:t xml:space="preserve"> </w:t>
+              <w:t xml:space="preserve"> Inteligência de Equivalência   Banco de dados que mapeia quais ingredientes substituem outros na falta do item principal (alimenta o Fluxo Alternativo A).</w:t>
             </w:r>
           </w:p>
           <w:p>
@@ -9955,6 +8167,3654 @@
               </w:rPr>
             </w:r>
           </w:p>
+          <w:p>
+            <w:pPr>
+              <w:widowControl w:val="0"/>
+              <w:numPr>
+                <w:ilvl w:val="0"/>
+                <w:numId w:val="4"/>
+              </w:numPr>
+              <w:spacing w:line="240" w:lineRule="auto"/>
+              <w:ind w:left="720" w:hanging="360"/>
+              <w:rPr>
+                <w:b w:val="1"/>
+                <w:bCs w:val="1"/>
+                <w:sz w:val="24"/>
+                <w:szCs w:val="24"/>
+              </w:rPr>
+            </w:pPr>
+            <w:r>
+              <w:rPr>
+                <w:b w:val="1"/>
+                <w:bCs w:val="1"/>
+                <w:sz w:val="24"/>
+                <w:szCs w:val="24"/>
+                <w:rtl w:val="0"/>
+              </w:rPr>
+              <w:t xml:space="preserve">RF02</w:t>
+            </w:r>
+            <w:r>
+              <w:rPr>
+                <w:sz w:val="24"/>
+                <w:szCs w:val="24"/>
+                <w:rtl w:val="0"/>
+              </w:rPr>
+              <w:t xml:space="preserve"> interface de Alerta Componente visual na tela de receitas que avisa o usuário sobre a falta do item e sugere a troca com base na RN03.</w:t>
+            </w:r>
+          </w:p>
+        </w:tc>
+      </w:tr>
+    </w:tbl>
+    <w:p>
+      <w:pPr>
+        <w:spacing w:line="360" w:lineRule="auto"/>
+        <w:jc w:val="both"/>
+        <w:rPr>
+          <w:sz w:val="24"/>
+          <w:szCs w:val="24"/>
+        </w:rPr>
+      </w:pPr>
+      <w:r>
+        <w:rPr>
+          <w:rtl w:val="0"/>
+        </w:rPr>
+      </w:r>
+    </w:p>
+    <w:p>
+      <w:pPr>
+        <w:spacing w:line="360" w:lineRule="auto"/>
+        <w:jc w:val="both"/>
+        <w:rPr>
+          <w:sz w:val="24"/>
+          <w:szCs w:val="24"/>
+        </w:rPr>
+      </w:pPr>
+      <w:r>
+        <w:rPr>
+          <w:rtl w:val="0"/>
+        </w:rPr>
+      </w:r>
+    </w:p>
+    <w:p>
+      <w:pPr>
+        <w:rPr/>
+      </w:pPr>
+      <w:r>
+        <w:rPr>
+          <w:rtl w:val="0"/>
+        </w:rPr>
+      </w:r>
+    </w:p>
+    <w:p>
+      <w:pPr>
+        <w:spacing w:line="360" w:lineRule="auto"/>
+        <w:jc w:val="both"/>
+        <w:rPr/>
+      </w:pPr>
+      <w:r>
+        <w:rPr>
+          <w:rtl w:val="0"/>
+        </w:rPr>
+      </w:r>
+    </w:p>
+    <w:p>
+      <w:pPr>
+        <w:spacing w:line="360" w:lineRule="auto"/>
+        <w:jc w:val="both"/>
+        <w:rPr/>
+      </w:pPr>
+      <w:r>
+        <w:rPr>
+          <w:rtl w:val="0"/>
+        </w:rPr>
+      </w:r>
+    </w:p>
+    <w:p>
+      <w:pPr>
+        <w:spacing w:line="360" w:lineRule="auto"/>
+        <w:jc w:val="both"/>
+        <w:rPr/>
+      </w:pPr>
+      <w:r>
+        <w:rPr>
+          <w:rtl w:val="0"/>
+        </w:rPr>
+      </w:r>
+    </w:p>
+    <w:p>
+      <w:pPr>
+        <w:spacing w:line="360" w:lineRule="auto"/>
+        <w:jc w:val="both"/>
+        <w:rPr/>
+      </w:pPr>
+      <w:r>
+        <w:rPr>
+          <w:rtl w:val="0"/>
+        </w:rPr>
+      </w:r>
+    </w:p>
+    <w:p>
+      <w:pPr>
+        <w:spacing w:line="360" w:lineRule="auto"/>
+        <w:jc w:val="both"/>
+        <w:rPr/>
+      </w:pPr>
+      <w:r>
+        <w:rPr>
+          <w:rtl w:val="0"/>
+        </w:rPr>
+      </w:r>
+    </w:p>
+    <w:p>
+      <w:pPr>
+        <w:spacing w:line="360" w:lineRule="auto"/>
+        <w:jc w:val="both"/>
+        <w:rPr/>
+      </w:pPr>
+      <w:r>
+        <w:rPr>
+          <w:rtl w:val="0"/>
+        </w:rPr>
+      </w:r>
+    </w:p>
+    <w:p>
+      <w:pPr>
+        <w:spacing w:line="360" w:lineRule="auto"/>
+        <w:jc w:val="both"/>
+        <w:rPr/>
+      </w:pPr>
+      <w:r>
+        <w:rPr>
+          <w:rtl w:val="0"/>
+        </w:rPr>
+      </w:r>
+    </w:p>
+    <w:p>
+      <w:pPr>
+        <w:spacing w:line="360" w:lineRule="auto"/>
+        <w:jc w:val="both"/>
+        <w:rPr/>
+      </w:pPr>
+      <w:r>
+        <w:rPr>
+          <w:rtl w:val="0"/>
+        </w:rPr>
+      </w:r>
+    </w:p>
+    <w:p>
+      <w:pPr>
+        <w:spacing w:line="360" w:lineRule="auto"/>
+        <w:jc w:val="both"/>
+        <w:rPr/>
+      </w:pPr>
+      <w:r>
+        <w:rPr>
+          <w:rtl w:val="0"/>
+        </w:rPr>
+      </w:r>
+    </w:p>
+    <w:p>
+      <w:pPr>
+        <w:spacing w:line="360" w:lineRule="auto"/>
+        <w:jc w:val="both"/>
+        <w:rPr/>
+      </w:pPr>
+      <w:r>
+        <w:rPr>
+          <w:rtl w:val="0"/>
+        </w:rPr>
+      </w:r>
+    </w:p>
+    <w:p>
+      <w:pPr>
+        <w:spacing w:line="360" w:lineRule="auto"/>
+        <w:jc w:val="both"/>
+        <w:rPr/>
+      </w:pPr>
+      <w:r>
+        <w:rPr>
+          <w:rtl w:val="0"/>
+        </w:rPr>
+      </w:r>
+    </w:p>
+    <w:p>
+      <w:pPr>
+        <w:spacing w:line="360" w:lineRule="auto"/>
+        <w:jc w:val="both"/>
+        <w:rPr/>
+      </w:pPr>
+      <w:r>
+        <w:rPr>
+          <w:rtl w:val="0"/>
+        </w:rPr>
+      </w:r>
+    </w:p>
+    <w:p>
+      <w:pPr>
+        <w:spacing w:line="360" w:lineRule="auto"/>
+        <w:jc w:val="both"/>
+        <w:rPr/>
+      </w:pPr>
+      <w:r>
+        <w:rPr>
+          <w:rtl w:val="0"/>
+        </w:rPr>
+      </w:r>
+    </w:p>
+    <w:p>
+      <w:pPr>
+        <w:spacing w:line="360" w:lineRule="auto"/>
+        <w:jc w:val="both"/>
+        <w:rPr/>
+      </w:pPr>
+      <w:r>
+        <w:rPr>
+          <w:rtl w:val="0"/>
+        </w:rPr>
+      </w:r>
+    </w:p>
+    <w:p>
+      <w:pPr>
+        <w:spacing w:line="360" w:lineRule="auto"/>
+        <w:jc w:val="both"/>
+        <w:rPr/>
+      </w:pPr>
+      <w:r>
+        <w:rPr>
+          <w:rtl w:val="0"/>
+        </w:rPr>
+      </w:r>
+    </w:p>
+    <w:p>
+      <w:pPr>
+        <w:spacing w:line="360" w:lineRule="auto"/>
+        <w:jc w:val="both"/>
+        <w:rPr/>
+      </w:pPr>
+      <w:r>
+        <w:rPr>
+          <w:rtl w:val="0"/>
+        </w:rPr>
+      </w:r>
+    </w:p>
+    <w:p>
+      <w:pPr>
+        <w:spacing w:line="360" w:lineRule="auto"/>
+        <w:jc w:val="both"/>
+        <w:rPr/>
+      </w:pPr>
+      <w:r>
+        <w:rPr>
+          <w:rtl w:val="0"/>
+        </w:rPr>
+      </w:r>
+    </w:p>
+    <w:p>
+      <w:pPr>
+        <w:spacing w:line="360" w:lineRule="auto"/>
+        <w:jc w:val="both"/>
+        <w:rPr/>
+      </w:pPr>
+      <w:r>
+        <w:rPr>
+          <w:rtl w:val="0"/>
+        </w:rPr>
+      </w:r>
+    </w:p>
+    <w:p>
+      <w:pPr>
+        <w:spacing w:line="360" w:lineRule="auto"/>
+        <w:jc w:val="both"/>
+        <w:rPr/>
+      </w:pPr>
+      <w:r>
+        <w:rPr>
+          <w:rtl w:val="0"/>
+        </w:rPr>
+      </w:r>
+    </w:p>
+    <w:p>
+      <w:pPr>
+        <w:spacing w:line="360" w:lineRule="auto"/>
+        <w:jc w:val="both"/>
+        <w:rPr/>
+      </w:pPr>
+      <w:r>
+        <w:rPr>
+          <w:rtl w:val="0"/>
+        </w:rPr>
+      </w:r>
+    </w:p>
+    <w:p>
+      <w:pPr>
+        <w:spacing w:line="360" w:lineRule="auto"/>
+        <w:jc w:val="both"/>
+        <w:rPr/>
+      </w:pPr>
+      <w:r>
+        <w:rPr>
+          <w:rtl w:val="0"/>
+        </w:rPr>
+      </w:r>
+    </w:p>
+    <w:p>
+      <w:pPr>
+        <w:spacing w:line="360" w:lineRule="auto"/>
+        <w:jc w:val="both"/>
+        <w:rPr/>
+      </w:pPr>
+      <w:r>
+        <w:rPr>
+          <w:rtl w:val="0"/>
+        </w:rPr>
+      </w:r>
+    </w:p>
+    <w:p>
+      <w:pPr>
+        <w:spacing w:line="360" w:lineRule="auto"/>
+        <w:jc w:val="both"/>
+        <w:rPr/>
+      </w:pPr>
+      <w:r>
+        <w:rPr>
+          <w:rtl w:val="0"/>
+        </w:rPr>
+      </w:r>
+    </w:p>
+    <w:p>
+      <w:pPr>
+        <w:spacing w:line="360" w:lineRule="auto"/>
+        <w:jc w:val="both"/>
+        <w:rPr/>
+      </w:pPr>
+      <w:r>
+        <w:rPr>
+          <w:rtl w:val="0"/>
+        </w:rPr>
+      </w:r>
+    </w:p>
+    <w:p>
+      <w:pPr>
+        <w:spacing w:line="360" w:lineRule="auto"/>
+        <w:jc w:val="both"/>
+        <w:rPr/>
+      </w:pPr>
+      <w:r>
+        <w:rPr>
+          <w:rtl w:val="0"/>
+        </w:rPr>
+      </w:r>
+    </w:p>
+    <w:p>
+      <w:pPr>
+        <w:spacing w:line="360" w:lineRule="auto"/>
+        <w:jc w:val="both"/>
+        <w:rPr/>
+      </w:pPr>
+      <w:r>
+        <w:rPr>
+          <w:rtl w:val="0"/>
+        </w:rPr>
+      </w:r>
+    </w:p>
+    <w:p>
+      <w:pPr>
+        <w:spacing w:line="360" w:lineRule="auto"/>
+        <w:jc w:val="both"/>
+        <w:rPr/>
+      </w:pPr>
+      <w:r>
+        <w:rPr>
+          <w:rtl w:val="0"/>
+        </w:rPr>
+        <w:t xml:space="preserve">Nathan arthur folletto dos santos</w:t>
+      </w:r>
+    </w:p>
+    <w:p>
+      <w:pPr>
+        <w:spacing w:line="360" w:lineRule="auto"/>
+        <w:jc w:val="both"/>
+        <w:rPr>
+          <w:sz w:val="24"/>
+          <w:szCs w:val="24"/>
+        </w:rPr>
+      </w:pPr>
+      <w:r>
+        <w:rPr>
+          <w:rtl w:val="0"/>
+        </w:rPr>
+      </w:r>
+    </w:p>
+    <w:tbl>
+      <w:tblPr>
+        <w:tblStyle w:val="Table8"/>
+        <w:tblW w:w="14010.0" w:type="dxa"/>
+        <w:jc w:val="left"/>
+        <w:tblBorders>
+          <w:top w:color="000000" w:space="0" w:sz="8" w:val="single"/>
+          <w:left w:color="000000" w:space="0" w:sz="8" w:val="single"/>
+          <w:bottom w:color="000000" w:space="0" w:sz="8" w:val="single"/>
+          <w:right w:color="000000" w:space="0" w:sz="8" w:val="single"/>
+          <w:insideH w:color="000000" w:space="0" w:sz="8" w:val="single"/>
+          <w:insideV w:color="000000" w:space="0" w:sz="8" w:val="single"/>
+        </w:tblBorders>
+        <w:tblLayout w:type="fixed"/>
+        <w:tblLook w:val="0600"/>
+      </w:tblPr>
+      <w:tblGrid>
+        <w:gridCol w:w="2535"/>
+        <w:gridCol w:w="11475"/>
+        <w:tblGridChange w:id="0">
+          <w:tblGrid>
+            <w:gridCol w:w="2535"/>
+            <w:gridCol w:w="11475"/>
+          </w:tblGrid>
+        </w:tblGridChange>
+      </w:tblGrid>
+      <w:tr>
+        <w:trPr>
+          <w:cantSplit w:val="0"/>
+          <w:tblHeader w:val="0"/>
+        </w:trPr>
+        <w:tc>
+          <w:tcPr>
+            <w:shd w:fill="999999" w:val="clear"/>
+            <w:tcMar>
+              <w:top w:w="100.0" w:type="dxa"/>
+              <w:left w:w="100.0" w:type="dxa"/>
+              <w:bottom w:w="100.0" w:type="dxa"/>
+              <w:right w:w="100.0" w:type="dxa"/>
+            </w:tcMar>
+            <w:vAlign w:val="top"/>
+          </w:tcPr>
+          <w:p>
+            <w:pPr>
+              <w:widowControl w:val="0"/>
+              <w:spacing w:line="240" w:lineRule="auto"/>
+              <w:rPr>
+                <w:b w:val="1"/>
+                <w:bCs w:val="1"/>
+                <w:sz w:val="24"/>
+                <w:szCs w:val="24"/>
+              </w:rPr>
+            </w:pPr>
+            <w:r>
+              <w:rPr>
+                <w:b w:val="1"/>
+                <w:bCs w:val="1"/>
+                <w:sz w:val="24"/>
+                <w:szCs w:val="24"/>
+                <w:rtl w:val="0"/>
+              </w:rPr>
+              <w:t xml:space="preserve">CASO DE USO EXPANDIDO - UC03</w:t>
+            </w:r>
+          </w:p>
+        </w:tc>
+        <w:tc>
+          <w:tcPr>
+            <w:shd w:fill="999999" w:val="clear"/>
+            <w:tcMar>
+              <w:top w:w="100.0" w:type="dxa"/>
+              <w:left w:w="100.0" w:type="dxa"/>
+              <w:bottom w:w="100.0" w:type="dxa"/>
+              <w:right w:w="100.0" w:type="dxa"/>
+            </w:tcMar>
+            <w:vAlign w:val="top"/>
+          </w:tcPr>
+          <w:p>
+            <w:pPr>
+              <w:spacing w:after="180" w:before="360" w:line="360" w:lineRule="auto"/>
+              <w:jc w:val="both"/>
+              <w:rPr>
+                <w:b w:val="1"/>
+                <w:bCs w:val="1"/>
+                <w:sz w:val="24"/>
+                <w:szCs w:val="24"/>
+              </w:rPr>
+            </w:pPr>
+            <w:r>
+              <w:rPr>
+                <w:sz w:val="30"/>
+                <w:szCs w:val="30"/>
+                <w:rtl w:val="0"/>
+              </w:rPr>
+              <w:t xml:space="preserve">                      Localizar Mercados e Compra Expressa</w:t>
+            </w:r>
+            <w:r>
+              <w:rPr>
+                <w:rtl w:val="0"/>
+              </w:rPr>
+            </w:r>
+          </w:p>
+        </w:tc>
+      </w:tr>
+      <w:tr>
+        <w:trPr>
+          <w:cantSplit w:val="0"/>
+          <w:tblHeader w:val="0"/>
+        </w:trPr>
+        <w:tc>
+          <w:tcPr>
+            <w:shd w:fill="999999" w:val="clear"/>
+            <w:tcMar>
+              <w:top w:w="100.0" w:type="dxa"/>
+              <w:left w:w="100.0" w:type="dxa"/>
+              <w:bottom w:w="100.0" w:type="dxa"/>
+              <w:right w:w="100.0" w:type="dxa"/>
+            </w:tcMar>
+            <w:vAlign w:val="top"/>
+          </w:tcPr>
+          <w:p>
+            <w:pPr>
+              <w:widowControl w:val="0"/>
+              <w:spacing w:line="240" w:lineRule="auto"/>
+              <w:rPr>
+                <w:b w:val="1"/>
+                <w:bCs w:val="1"/>
+                <w:sz w:val="24"/>
+                <w:szCs w:val="24"/>
+              </w:rPr>
+            </w:pPr>
+            <w:r>
+              <w:rPr>
+                <w:b w:val="1"/>
+                <w:bCs w:val="1"/>
+                <w:sz w:val="24"/>
+                <w:szCs w:val="24"/>
+                <w:rtl w:val="0"/>
+              </w:rPr>
+              <w:t xml:space="preserve">Ator Principal: </w:t>
+            </w:r>
+          </w:p>
+        </w:tc>
+        <w:tc>
+          <w:tcPr>
+            <w:shd w:fill="auto" w:val="clear"/>
+            <w:tcMar>
+              <w:top w:w="100.0" w:type="dxa"/>
+              <w:left w:w="100.0" w:type="dxa"/>
+              <w:bottom w:w="100.0" w:type="dxa"/>
+              <w:right w:w="100.0" w:type="dxa"/>
+            </w:tcMar>
+            <w:vAlign w:val="top"/>
+          </w:tcPr>
+          <w:p>
+            <w:pPr>
+              <w:widowControl w:val="0"/>
+              <w:spacing w:line="240" w:lineRule="auto"/>
+              <w:rPr>
+                <w:sz w:val="24"/>
+                <w:szCs w:val="24"/>
+              </w:rPr>
+            </w:pPr>
+            <w:r>
+              <w:rPr>
+                <w:sz w:val="24"/>
+                <w:szCs w:val="24"/>
+                <w:rtl w:val="0"/>
+              </w:rPr>
+              <w:t xml:space="preserve">Cliente (usuario/app)</w:t>
+            </w:r>
+          </w:p>
+        </w:tc>
+      </w:tr>
+      <w:tr>
+        <w:trPr>
+          <w:cantSplit w:val="0"/>
+          <w:tblHeader w:val="0"/>
+        </w:trPr>
+        <w:tc>
+          <w:tcPr>
+            <w:shd w:fill="999999" w:val="clear"/>
+            <w:tcMar>
+              <w:top w:w="100.0" w:type="dxa"/>
+              <w:left w:w="100.0" w:type="dxa"/>
+              <w:bottom w:w="100.0" w:type="dxa"/>
+              <w:right w:w="100.0" w:type="dxa"/>
+            </w:tcMar>
+            <w:vAlign w:val="top"/>
+          </w:tcPr>
+          <w:p>
+            <w:pPr>
+              <w:widowControl w:val="0"/>
+              <w:spacing w:line="240" w:lineRule="auto"/>
+              <w:rPr>
+                <w:b w:val="1"/>
+                <w:bCs w:val="1"/>
+                <w:sz w:val="24"/>
+                <w:szCs w:val="24"/>
+              </w:rPr>
+            </w:pPr>
+            <w:r>
+              <w:rPr>
+                <w:b w:val="1"/>
+                <w:bCs w:val="1"/>
+                <w:sz w:val="24"/>
+                <w:szCs w:val="24"/>
+                <w:rtl w:val="0"/>
+              </w:rPr>
+              <w:t xml:space="preserve">Resumo: </w:t>
+            </w:r>
+          </w:p>
+        </w:tc>
+        <w:tc>
+          <w:tcPr>
+            <w:shd w:fill="auto" w:val="clear"/>
+            <w:tcMar>
+              <w:top w:w="100.0" w:type="dxa"/>
+              <w:left w:w="100.0" w:type="dxa"/>
+              <w:bottom w:w="100.0" w:type="dxa"/>
+              <w:right w:w="100.0" w:type="dxa"/>
+            </w:tcMar>
+            <w:vAlign w:val="top"/>
+          </w:tcPr>
+          <w:p>
+            <w:pPr>
+              <w:widowControl w:val="0"/>
+              <w:spacing w:line="240" w:lineRule="auto"/>
+              <w:rPr>
+                <w:sz w:val="24"/>
+                <w:szCs w:val="24"/>
+              </w:rPr>
+            </w:pPr>
+            <w:r>
+              <w:rPr>
+                <w:sz w:val="24"/>
+                <w:szCs w:val="24"/>
+                <w:rtl w:val="0"/>
+              </w:rPr>
+              <w:t xml:space="preserve">Permitir o cálculo dinâmico do valor de envio do pedido aplicando isenção regional/fidelidade ou tarifas internacionais. </w:t>
+            </w:r>
+          </w:p>
+        </w:tc>
+      </w:tr>
+      <w:tr>
+        <w:trPr>
+          <w:cantSplit w:val="0"/>
+          <w:tblHeader w:val="0"/>
+        </w:trPr>
+        <w:tc>
+          <w:tcPr>
+            <w:shd w:fill="999999" w:val="clear"/>
+            <w:tcMar>
+              <w:top w:w="100.0" w:type="dxa"/>
+              <w:left w:w="100.0" w:type="dxa"/>
+              <w:bottom w:w="100.0" w:type="dxa"/>
+              <w:right w:w="100.0" w:type="dxa"/>
+            </w:tcMar>
+            <w:vAlign w:val="top"/>
+          </w:tcPr>
+          <w:p>
+            <w:pPr>
+              <w:widowControl w:val="0"/>
+              <w:spacing w:line="240" w:lineRule="auto"/>
+              <w:rPr>
+                <w:b w:val="1"/>
+                <w:bCs w:val="1"/>
+                <w:sz w:val="24"/>
+                <w:szCs w:val="24"/>
+              </w:rPr>
+            </w:pPr>
+            <w:r>
+              <w:rPr>
+                <w:b w:val="1"/>
+                <w:bCs w:val="1"/>
+                <w:sz w:val="24"/>
+                <w:szCs w:val="24"/>
+                <w:rtl w:val="0"/>
+              </w:rPr>
+              <w:t xml:space="preserve">Pré-condições: </w:t>
+            </w:r>
+          </w:p>
+        </w:tc>
+        <w:tc>
+          <w:tcPr>
+            <w:shd w:fill="auto" w:val="clear"/>
+            <w:tcMar>
+              <w:top w:w="100.0" w:type="dxa"/>
+              <w:left w:w="100.0" w:type="dxa"/>
+              <w:bottom w:w="100.0" w:type="dxa"/>
+              <w:right w:w="100.0" w:type="dxa"/>
+            </w:tcMar>
+            <w:vAlign w:val="top"/>
+          </w:tcPr>
+          <w:p>
+            <w:pPr>
+              <w:widowControl w:val="0"/>
+              <w:spacing w:line="240" w:lineRule="auto"/>
+              <w:rPr>
+                <w:sz w:val="24"/>
+                <w:szCs w:val="24"/>
+              </w:rPr>
+            </w:pPr>
+            <w:r>
+              <w:rPr>
+                <w:sz w:val="24"/>
+                <w:szCs w:val="24"/>
+                <w:rtl w:val="0"/>
+              </w:rPr>
+              <w:t xml:space="preserve">Cliente com itens no carrinho e CEP/endereço de entrega informado. </w:t>
+            </w:r>
+          </w:p>
+        </w:tc>
+      </w:tr>
+      <w:tr>
+        <w:trPr>
+          <w:cantSplit w:val="0"/>
+          <w:tblHeader w:val="0"/>
+        </w:trPr>
+        <w:tc>
+          <w:tcPr>
+            <w:shd w:fill="999999" w:val="clear"/>
+            <w:tcMar>
+              <w:top w:w="100.0" w:type="dxa"/>
+              <w:left w:w="100.0" w:type="dxa"/>
+              <w:bottom w:w="100.0" w:type="dxa"/>
+              <w:right w:w="100.0" w:type="dxa"/>
+            </w:tcMar>
+            <w:vAlign w:val="top"/>
+          </w:tcPr>
+          <w:p>
+            <w:pPr>
+              <w:widowControl w:val="0"/>
+              <w:spacing w:line="240" w:lineRule="auto"/>
+              <w:rPr>
+                <w:b w:val="1"/>
+                <w:bCs w:val="1"/>
+                <w:sz w:val="24"/>
+                <w:szCs w:val="24"/>
+              </w:rPr>
+            </w:pPr>
+            <w:r>
+              <w:rPr>
+                <w:b w:val="1"/>
+                <w:bCs w:val="1"/>
+                <w:sz w:val="24"/>
+                <w:szCs w:val="24"/>
+                <w:rtl w:val="0"/>
+              </w:rPr>
+              <w:t xml:space="preserve">Pós-condições: </w:t>
+            </w:r>
+          </w:p>
+        </w:tc>
+        <w:tc>
+          <w:tcPr>
+            <w:shd w:fill="auto" w:val="clear"/>
+            <w:tcMar>
+              <w:top w:w="100.0" w:type="dxa"/>
+              <w:left w:w="100.0" w:type="dxa"/>
+              <w:bottom w:w="100.0" w:type="dxa"/>
+              <w:right w:w="100.0" w:type="dxa"/>
+            </w:tcMar>
+            <w:vAlign w:val="top"/>
+          </w:tcPr>
+          <w:p>
+            <w:pPr>
+              <w:widowControl w:val="0"/>
+              <w:spacing w:line="240" w:lineRule="auto"/>
+              <w:rPr>
+                <w:sz w:val="24"/>
+                <w:szCs w:val="24"/>
+              </w:rPr>
+            </w:pPr>
+            <w:r>
+              <w:rPr>
+                <w:sz w:val="24"/>
+                <w:szCs w:val="24"/>
+                <w:rtl w:val="0"/>
+              </w:rPr>
+              <w:t xml:space="preserve">Valor do frete calculado e adicionado ao total do pedido </w:t>
+            </w:r>
+          </w:p>
+        </w:tc>
+      </w:tr>
+      <w:tr>
+        <w:trPr>
+          <w:cantSplit w:val="0"/>
+          <w:tblHeader w:val="0"/>
+        </w:trPr>
+        <w:tc>
+          <w:tcPr>
+            <w:shd w:fill="999999" w:val="clear"/>
+            <w:tcMar>
+              <w:top w:w="100.0" w:type="dxa"/>
+              <w:left w:w="100.0" w:type="dxa"/>
+              <w:bottom w:w="100.0" w:type="dxa"/>
+              <w:right w:w="100.0" w:type="dxa"/>
+            </w:tcMar>
+            <w:vAlign w:val="top"/>
+          </w:tcPr>
+          <w:p>
+            <w:pPr>
+              <w:widowControl w:val="0"/>
+              <w:spacing w:line="240" w:lineRule="auto"/>
+              <w:rPr>
+                <w:b w:val="1"/>
+                <w:bCs w:val="1"/>
+                <w:sz w:val="24"/>
+                <w:szCs w:val="24"/>
+              </w:rPr>
+            </w:pPr>
+            <w:r>
+              <w:rPr>
+                <w:b w:val="1"/>
+                <w:bCs w:val="1"/>
+                <w:sz w:val="24"/>
+                <w:szCs w:val="24"/>
+                <w:rtl w:val="0"/>
+              </w:rPr>
+              <w:t xml:space="preserve">Fluxo Principal: </w:t>
+            </w:r>
+          </w:p>
+        </w:tc>
+        <w:tc>
+          <w:tcPr>
+            <w:shd w:fill="auto" w:val="clear"/>
+            <w:tcMar>
+              <w:top w:w="100.0" w:type="dxa"/>
+              <w:left w:w="100.0" w:type="dxa"/>
+              <w:bottom w:w="100.0" w:type="dxa"/>
+              <w:right w:w="100.0" w:type="dxa"/>
+            </w:tcMar>
+            <w:vAlign w:val="top"/>
+          </w:tcPr>
+          <w:p>
+            <w:pPr>
+              <w:numPr>
+                <w:ilvl w:val="0"/>
+                <w:numId w:val="6"/>
+              </w:numPr>
+              <w:spacing w:after="0" w:afterAutospacing="0" w:before="180" w:line="360" w:lineRule="auto"/>
+              <w:ind w:left="720" w:hanging="360"/>
+            </w:pPr>
+            <w:r>
+              <w:rPr>
+                <w:sz w:val="24"/>
+                <w:szCs w:val="24"/>
+                <w:rtl w:val="0"/>
+              </w:rPr>
+              <w:t xml:space="preserve">O Cliente acessa a tela de busca de ingredientes ou a área de compras do sistema.</w:t>
+            </w:r>
+          </w:p>
+          <w:p>
+            <w:pPr>
+              <w:numPr>
+                <w:ilvl w:val="0"/>
+                <w:numId w:val="6"/>
+              </w:numPr>
+              <w:spacing w:after="0" w:afterAutospacing="0" w:before="0" w:beforeAutospacing="0" w:line="360" w:lineRule="auto"/>
+              <w:ind w:left="720" w:hanging="360"/>
+            </w:pPr>
+            <w:r>
+              <w:rPr>
+                <w:sz w:val="24"/>
+                <w:szCs w:val="24"/>
+                <w:rtl w:val="0"/>
+              </w:rPr>
+              <w:t xml:space="preserve">O sistema solicita a geolocalização atual do dispositivo do Cliente através da API de GPS.</w:t>
+            </w:r>
+          </w:p>
+          <w:p>
+            <w:pPr>
+              <w:numPr>
+                <w:ilvl w:val="0"/>
+                <w:numId w:val="6"/>
+              </w:numPr>
+              <w:spacing w:after="0" w:afterAutospacing="0" w:before="0" w:beforeAutospacing="0" w:line="360" w:lineRule="auto"/>
+              <w:ind w:left="720" w:hanging="360"/>
+            </w:pPr>
+            <w:r>
+              <w:rPr>
+                <w:sz w:val="24"/>
+                <w:szCs w:val="24"/>
+                <w:rtl w:val="0"/>
+              </w:rPr>
+              <w:t xml:space="preserve">O sistema recebe as coordenadas com uma </w:t>
+            </w:r>
+            <w:r>
+              <w:rPr>
+                <w:b w:val="1"/>
+                <w:bCs w:val="1"/>
+                <w:sz w:val="24"/>
+                <w:szCs w:val="24"/>
+                <w:rtl w:val="0"/>
+              </w:rPr>
+              <w:t xml:space="preserve">precisão de raio inferior a 50 metros [RFN 03.01]</w:t>
+            </w:r>
+            <w:r>
+              <w:rPr>
+                <w:sz w:val="24"/>
+                <w:szCs w:val="24"/>
+                <w:rtl w:val="0"/>
+              </w:rPr>
+              <w:t xml:space="preserve">.</w:t>
+            </w:r>
+          </w:p>
+          <w:p>
+            <w:pPr>
+              <w:numPr>
+                <w:ilvl w:val="0"/>
+                <w:numId w:val="6"/>
+              </w:numPr>
+              <w:spacing w:after="420" w:before="0" w:beforeAutospacing="0" w:line="360" w:lineRule="auto"/>
+              <w:ind w:left="720" w:hanging="360"/>
+            </w:pPr>
+            <w:r>
+              <w:rPr>
+                <w:sz w:val="24"/>
+                <w:szCs w:val="24"/>
+                <w:rtl w:val="0"/>
+              </w:rPr>
+              <w:t xml:space="preserve">O sistema consulta a base de dados e identifica os supermercados parceiros credenciados que estão no raio de cobertura daquela localização.</w:t>
+            </w:r>
+          </w:p>
+        </w:tc>
+      </w:tr>
+      <w:tr>
+        <w:trPr>
+          <w:cantSplit w:val="0"/>
+          <w:tblHeader w:val="0"/>
+        </w:trPr>
+        <w:tc>
+          <w:tcPr>
+            <w:shd w:fill="999999" w:val="clear"/>
+            <w:tcMar>
+              <w:top w:w="100.0" w:type="dxa"/>
+              <w:left w:w="100.0" w:type="dxa"/>
+              <w:bottom w:w="100.0" w:type="dxa"/>
+              <w:right w:w="100.0" w:type="dxa"/>
+            </w:tcMar>
+            <w:vAlign w:val="top"/>
+          </w:tcPr>
+          <w:p>
+            <w:pPr>
+              <w:widowControl w:val="0"/>
+              <w:spacing w:line="240" w:lineRule="auto"/>
+              <w:rPr>
+                <w:b w:val="1"/>
+                <w:bCs w:val="1"/>
+                <w:sz w:val="24"/>
+                <w:szCs w:val="24"/>
+              </w:rPr>
+            </w:pPr>
+            <w:r>
+              <w:rPr>
+                <w:b w:val="1"/>
+                <w:bCs w:val="1"/>
+                <w:sz w:val="24"/>
+                <w:szCs w:val="24"/>
+                <w:rtl w:val="0"/>
+              </w:rPr>
+              <w:t xml:space="preserve">Fluxos Alternativos: </w:t>
+            </w:r>
+          </w:p>
+        </w:tc>
+        <w:tc>
+          <w:tcPr>
+            <w:shd w:fill="auto" w:val="clear"/>
+            <w:tcMar>
+              <w:top w:w="100.0" w:type="dxa"/>
+              <w:left w:w="100.0" w:type="dxa"/>
+              <w:bottom w:w="100.0" w:type="dxa"/>
+              <w:right w:w="100.0" w:type="dxa"/>
+            </w:tcMar>
+            <w:vAlign w:val="top"/>
+          </w:tcPr>
+          <w:p>
+            <w:pPr>
+              <w:numPr>
+                <w:ilvl w:val="0"/>
+                <w:numId w:val="8"/>
+              </w:numPr>
+              <w:spacing w:after="0" w:afterAutospacing="0" w:before="180" w:line="360" w:lineRule="auto"/>
+              <w:ind w:left="720" w:hanging="360"/>
+            </w:pPr>
+            <w:r>
+              <w:rPr>
+                <w:b w:val="1"/>
+                <w:bCs w:val="1"/>
+                <w:sz w:val="24"/>
+                <w:szCs w:val="24"/>
+                <w:rtl w:val="0"/>
+              </w:rPr>
+              <w:t xml:space="preserve">Fluxo Alternativo 2a: Permissão de GPS negada pelo usuário</w:t>
+            </w:r>
+          </w:p>
+          <w:p>
+            <w:pPr>
+              <w:numPr>
+                <w:ilvl w:val="1"/>
+                <w:numId w:val="8"/>
+              </w:numPr>
+              <w:spacing w:after="0" w:afterAutospacing="0" w:before="0" w:beforeAutospacing="0" w:line="360" w:lineRule="auto"/>
+              <w:ind w:left="1440" w:hanging="360"/>
+            </w:pPr>
+            <w:r>
+              <w:rPr>
+                <w:sz w:val="24"/>
+                <w:szCs w:val="24"/>
+                <w:rtl w:val="0"/>
+              </w:rPr>
+              <w:t xml:space="preserve">O sistema identifica que a permissão de localização foi recusada.</w:t>
+            </w:r>
+          </w:p>
+          <w:p>
+            <w:pPr>
+              <w:numPr>
+                <w:ilvl w:val="1"/>
+                <w:numId w:val="8"/>
+              </w:numPr>
+              <w:spacing w:after="0" w:afterAutospacing="0" w:before="0" w:beforeAutospacing="0" w:line="360" w:lineRule="auto"/>
+              <w:ind w:left="1440" w:hanging="360"/>
+            </w:pPr>
+            <w:r>
+              <w:rPr>
+                <w:sz w:val="24"/>
+                <w:szCs w:val="24"/>
+                <w:rtl w:val="0"/>
+              </w:rPr>
+              <w:t xml:space="preserve">O sistema exibe uma mensagem solicitando que o Cliente insira um endereço manualmente (Ex: CEP ou Nome da Rua).</w:t>
+            </w:r>
+          </w:p>
+          <w:p>
+            <w:pPr>
+              <w:numPr>
+                <w:ilvl w:val="1"/>
+                <w:numId w:val="8"/>
+              </w:numPr>
+              <w:spacing w:after="0" w:afterAutospacing="0" w:before="0" w:beforeAutospacing="0" w:line="360" w:lineRule="auto"/>
+              <w:ind w:left="1440" w:hanging="360"/>
+            </w:pPr>
+            <w:r>
+              <w:rPr>
+                <w:sz w:val="24"/>
+                <w:szCs w:val="24"/>
+                <w:rtl w:val="0"/>
+              </w:rPr>
+              <w:t xml:space="preserve">O Cliente insira o endereço.</w:t>
+            </w:r>
+          </w:p>
+          <w:p>
+            <w:pPr>
+              <w:numPr>
+                <w:ilvl w:val="1"/>
+                <w:numId w:val="8"/>
+              </w:numPr>
+              <w:spacing w:after="0" w:afterAutospacing="0" w:before="0" w:beforeAutospacing="0" w:line="360" w:lineRule="auto"/>
+              <w:ind w:left="1440" w:hanging="360"/>
+            </w:pPr>
+            <w:r>
+              <w:rPr>
+                <w:sz w:val="24"/>
+                <w:szCs w:val="24"/>
+                <w:rtl w:val="0"/>
+              </w:rPr>
+              <w:t xml:space="preserve">O sistema valida o endereço e prossegue para o passo 4 do fluxo principal.</w:t>
+            </w:r>
+          </w:p>
+          <w:p>
+            <w:pPr>
+              <w:numPr>
+                <w:ilvl w:val="0"/>
+                <w:numId w:val="8"/>
+              </w:numPr>
+              <w:spacing w:after="0" w:afterAutospacing="0" w:before="0" w:beforeAutospacing="0" w:line="360" w:lineRule="auto"/>
+              <w:ind w:left="720" w:hanging="360"/>
+            </w:pPr>
+            <w:r>
+              <w:rPr>
+                <w:b w:val="1"/>
+                <w:bCs w:val="1"/>
+                <w:sz w:val="24"/>
+                <w:szCs w:val="24"/>
+                <w:rtl w:val="0"/>
+              </w:rPr>
+              <w:t xml:space="preserve">Fluxo de Exceção 3a: Baixa precisão do sinal de GPS (Raio maior que 50 metros)</w:t>
+            </w:r>
+          </w:p>
+          <w:p>
+            <w:pPr>
+              <w:numPr>
+                <w:ilvl w:val="1"/>
+                <w:numId w:val="8"/>
+              </w:numPr>
+              <w:spacing w:after="840" w:before="0" w:beforeAutospacing="0" w:line="360" w:lineRule="auto"/>
+              <w:ind w:left="1440" w:hanging="360"/>
+            </w:pPr>
+            <w:r>
+              <w:rPr>
+                <w:sz w:val="24"/>
+                <w:szCs w:val="24"/>
+                <w:rtl w:val="0"/>
+              </w:rPr>
+              <w:t xml:space="preserve">O sistema detecta que o sinal do GPS está fraco ou impreciso.</w:t>
+            </w:r>
+          </w:p>
+        </w:tc>
+      </w:tr>
+      <w:tr>
+        <w:trPr>
+          <w:cantSplit w:val="0"/>
+          <w:tblHeader w:val="0"/>
+        </w:trPr>
+        <w:tc>
+          <w:tcPr>
+            <w:shd w:fill="999999" w:val="clear"/>
+            <w:tcMar>
+              <w:top w:w="100.0" w:type="dxa"/>
+              <w:left w:w="100.0" w:type="dxa"/>
+              <w:bottom w:w="100.0" w:type="dxa"/>
+              <w:right w:w="100.0" w:type="dxa"/>
+            </w:tcMar>
+            <w:vAlign w:val="top"/>
+          </w:tcPr>
+          <w:p>
+            <w:pPr>
+              <w:widowControl w:val="0"/>
+              <w:spacing w:line="240" w:lineRule="auto"/>
+              <w:rPr>
+                <w:b w:val="1"/>
+                <w:bCs w:val="1"/>
+                <w:sz w:val="24"/>
+                <w:szCs w:val="24"/>
+              </w:rPr>
+            </w:pPr>
+            <w:r>
+              <w:rPr>
+                <w:b w:val="1"/>
+                <w:bCs w:val="1"/>
+                <w:sz w:val="24"/>
+                <w:szCs w:val="24"/>
+                <w:rtl w:val="0"/>
+              </w:rPr>
+              <w:t xml:space="preserve">Fluxos de Exceção: </w:t>
+            </w:r>
+          </w:p>
+        </w:tc>
+        <w:tc>
+          <w:tcPr>
+            <w:shd w:fill="auto" w:val="clear"/>
+            <w:tcMar>
+              <w:top w:w="100.0" w:type="dxa"/>
+              <w:left w:w="100.0" w:type="dxa"/>
+              <w:bottom w:w="100.0" w:type="dxa"/>
+              <w:right w:w="100.0" w:type="dxa"/>
+            </w:tcMar>
+            <w:vAlign w:val="top"/>
+          </w:tcPr>
+          <w:p>
+            <w:pPr>
+              <w:numPr>
+                <w:ilvl w:val="0"/>
+                <w:numId w:val="8"/>
+              </w:numPr>
+              <w:spacing w:after="0" w:afterAutospacing="0" w:before="180" w:line="360" w:lineRule="auto"/>
+              <w:ind w:left="720" w:hanging="360"/>
+            </w:pPr>
+            <w:r>
+              <w:rPr>
+                <w:b w:val="1"/>
+                <w:bCs w:val="1"/>
+                <w:sz w:val="24"/>
+                <w:szCs w:val="24"/>
+                <w:rtl w:val="0"/>
+              </w:rPr>
+              <w:t xml:space="preserve">Fluxo Alternativo 2a: Permissão de GPS negada pelo usuário</w:t>
+            </w:r>
+          </w:p>
+          <w:p>
+            <w:pPr>
+              <w:numPr>
+                <w:ilvl w:val="1"/>
+                <w:numId w:val="8"/>
+              </w:numPr>
+              <w:spacing w:after="0" w:afterAutospacing="0" w:before="0" w:beforeAutospacing="0" w:line="360" w:lineRule="auto"/>
+              <w:ind w:left="1440" w:hanging="360"/>
+            </w:pPr>
+            <w:r>
+              <w:rPr>
+                <w:sz w:val="24"/>
+                <w:szCs w:val="24"/>
+                <w:rtl w:val="0"/>
+              </w:rPr>
+              <w:t xml:space="preserve">O sistema identifica que a permissão de localização foi recusada.</w:t>
+            </w:r>
+          </w:p>
+          <w:p>
+            <w:pPr>
+              <w:numPr>
+                <w:ilvl w:val="1"/>
+                <w:numId w:val="8"/>
+              </w:numPr>
+              <w:spacing w:after="0" w:afterAutospacing="0" w:before="0" w:beforeAutospacing="0" w:line="360" w:lineRule="auto"/>
+              <w:ind w:left="1440" w:hanging="360"/>
+            </w:pPr>
+            <w:r>
+              <w:rPr>
+                <w:sz w:val="24"/>
+                <w:szCs w:val="24"/>
+                <w:rtl w:val="0"/>
+              </w:rPr>
+              <w:t xml:space="preserve">O sistema exibe uma mensagem solicitando que o Cliente insira um endereço manualmente (Ex: CEP ou Nome da Rua).</w:t>
+            </w:r>
+          </w:p>
+          <w:p>
+            <w:pPr>
+              <w:numPr>
+                <w:ilvl w:val="1"/>
+                <w:numId w:val="8"/>
+              </w:numPr>
+              <w:spacing w:after="0" w:afterAutospacing="0" w:before="0" w:beforeAutospacing="0" w:line="360" w:lineRule="auto"/>
+              <w:ind w:left="1440" w:hanging="360"/>
+            </w:pPr>
+            <w:r>
+              <w:rPr>
+                <w:sz w:val="24"/>
+                <w:szCs w:val="24"/>
+                <w:rtl w:val="0"/>
+              </w:rPr>
+              <w:t xml:space="preserve">O Cliente insira o endereço.</w:t>
+            </w:r>
+          </w:p>
+          <w:p>
+            <w:pPr>
+              <w:numPr>
+                <w:ilvl w:val="1"/>
+                <w:numId w:val="8"/>
+              </w:numPr>
+              <w:spacing w:after="660" w:before="0" w:beforeAutospacing="0" w:line="360" w:lineRule="auto"/>
+              <w:ind w:left="1440" w:hanging="360"/>
+            </w:pPr>
+            <w:r>
+              <w:rPr>
+                <w:sz w:val="24"/>
+                <w:szCs w:val="24"/>
+                <w:rtl w:val="0"/>
+              </w:rPr>
+              <w:t xml:space="preserve">O sistema valida o endereço e prossegue para o passo 4 do fluxo principal</w:t>
+            </w:r>
+          </w:p>
+        </w:tc>
+      </w:tr>
+      <w:tr>
+        <w:trPr>
+          <w:cantSplit w:val="0"/>
+          <w:tblHeader w:val="0"/>
+        </w:trPr>
+        <w:tc>
+          <w:tcPr>
+            <w:shd w:fill="999999" w:val="clear"/>
+            <w:tcMar>
+              <w:top w:w="100.0" w:type="dxa"/>
+              <w:left w:w="100.0" w:type="dxa"/>
+              <w:bottom w:w="100.0" w:type="dxa"/>
+              <w:right w:w="100.0" w:type="dxa"/>
+            </w:tcMar>
+            <w:vAlign w:val="top"/>
+          </w:tcPr>
+          <w:p>
+            <w:pPr>
+              <w:widowControl w:val="0"/>
+              <w:spacing w:line="240" w:lineRule="auto"/>
+              <w:rPr>
+                <w:b w:val="1"/>
+                <w:bCs w:val="1"/>
+                <w:sz w:val="24"/>
+                <w:szCs w:val="24"/>
+              </w:rPr>
+            </w:pPr>
+            <w:r>
+              <w:rPr>
+                <w:b w:val="1"/>
+                <w:bCs w:val="1"/>
+                <w:sz w:val="24"/>
+                <w:szCs w:val="24"/>
+                <w:rtl w:val="0"/>
+              </w:rPr>
+              <w:t xml:space="preserve">Relações de Regras de Negócio: </w:t>
+            </w:r>
+          </w:p>
+        </w:tc>
+        <w:tc>
+          <w:tcPr>
+            <w:shd w:fill="auto" w:val="clear"/>
+            <w:tcMar>
+              <w:top w:w="100.0" w:type="dxa"/>
+              <w:left w:w="100.0" w:type="dxa"/>
+              <w:bottom w:w="100.0" w:type="dxa"/>
+              <w:right w:w="100.0" w:type="dxa"/>
+            </w:tcMar>
+            <w:vAlign w:val="top"/>
+          </w:tcPr>
+          <w:p>
+            <w:pPr>
+              <w:widowControl w:val="0"/>
+              <w:numPr>
+                <w:ilvl w:val="0"/>
+                <w:numId w:val="3"/>
+              </w:numPr>
+              <w:spacing w:after="0" w:afterAutospacing="0" w:before="180" w:line="240" w:lineRule="auto"/>
+              <w:ind w:left="720" w:hanging="360"/>
+            </w:pPr>
+            <w:r>
+              <w:rPr>
+                <w:b w:val="1"/>
+                <w:bCs w:val="1"/>
+                <w:sz w:val="24"/>
+                <w:szCs w:val="24"/>
+                <w:rtl w:val="0"/>
+              </w:rPr>
+              <w:t xml:space="preserve">[RN01] Raio de Cobertura:</w:t>
+            </w:r>
+            <w:r>
+              <w:rPr>
+                <w:sz w:val="24"/>
+                <w:szCs w:val="24"/>
+                <w:rtl w:val="0"/>
+              </w:rPr>
+              <w:t xml:space="preserve"> Um mercado parceiro só será elegível para exibição se a distância linear até as coordenadas do cliente for menor ou igual ao raio máximo de entrega cadastrado pelo estabelecimento.</w:t>
+            </w:r>
+          </w:p>
+          <w:p>
+            <w:pPr>
+              <w:widowControl w:val="0"/>
+              <w:numPr>
+                <w:ilvl w:val="0"/>
+                <w:numId w:val="3"/>
+              </w:numPr>
+              <w:spacing w:after="0" w:afterAutospacing="0" w:before="0" w:beforeAutospacing="0" w:line="240" w:lineRule="auto"/>
+              <w:ind w:left="720" w:hanging="360"/>
+            </w:pPr>
+            <w:r>
+              <w:rPr>
+                <w:b w:val="1"/>
+                <w:bCs w:val="1"/>
+                <w:sz w:val="24"/>
+                <w:szCs w:val="24"/>
+                <w:rtl w:val="0"/>
+              </w:rPr>
+              <w:t xml:space="preserve">[RN02] Cálculo do Frete Base:</w:t>
+            </w:r>
+            <w:r>
+              <w:rPr>
+                <w:sz w:val="24"/>
+                <w:szCs w:val="24"/>
+                <w:rtl w:val="0"/>
+              </w:rPr>
+              <w:t xml:space="preserve"> O frete base é composto por um valor fixo de partida mais um valor variável por quilômetro rodado estimado de rota entre o mercado e o destino.</w:t>
+            </w:r>
+          </w:p>
+          <w:p>
+            <w:pPr>
+              <w:widowControl w:val="0"/>
+              <w:numPr>
+                <w:ilvl w:val="0"/>
+                <w:numId w:val="3"/>
+              </w:numPr>
+              <w:spacing w:after="0" w:afterAutospacing="0" w:before="0" w:beforeAutospacing="0" w:line="240" w:lineRule="auto"/>
+              <w:ind w:left="720" w:hanging="360"/>
+            </w:pPr>
+            <w:r>
+              <w:rPr>
+                <w:b w:val="1"/>
+                <w:bCs w:val="1"/>
+                <w:sz w:val="24"/>
+                <w:szCs w:val="24"/>
+                <w:rtl w:val="0"/>
+              </w:rPr>
+              <w:t xml:space="preserve">[RN03] Isenção por Fidelidade e Região:</w:t>
+            </w:r>
+            <w:r>
+              <w:rPr>
+                <w:sz w:val="24"/>
+                <w:szCs w:val="24"/>
+                <w:rtl w:val="0"/>
+              </w:rPr>
+              <w:t xml:space="preserve"> Se o cliente pertencer a um programa de fidelidade premium (ex: Clube de Vantagens) ou se o endereço estiver em uma zona promocional ativa, o valor do frete calculado no passo anterior deve ser zerado (R$ 0,00).</w:t>
+            </w:r>
+          </w:p>
+          <w:p>
+            <w:pPr>
+              <w:widowControl w:val="0"/>
+              <w:numPr>
+                <w:ilvl w:val="0"/>
+                <w:numId w:val="3"/>
+              </w:numPr>
+              <w:spacing w:after="240" w:before="0" w:beforeAutospacing="0" w:line="240" w:lineRule="auto"/>
+              <w:ind w:left="720" w:hanging="360"/>
+            </w:pPr>
+            <w:r>
+              <w:rPr>
+                <w:b w:val="1"/>
+                <w:bCs w:val="1"/>
+                <w:sz w:val="24"/>
+                <w:szCs w:val="24"/>
+                <w:rtl w:val="0"/>
+              </w:rPr>
+              <w:t xml:space="preserve">[RN04] Tarifas Internacionais:</w:t>
+            </w:r>
+            <w:r>
+              <w:rPr>
+                <w:sz w:val="24"/>
+                <w:szCs w:val="24"/>
+                <w:rtl w:val="0"/>
+              </w:rPr>
+              <w:t xml:space="preserve"> Caso o mercado parceiro selecionado esteja localizado em uma zona alfandegária ou país vizinho (compras transfronteiriças), o sistema deve aplicar uma taxa fixa de importação/internacional sobre o frete base determinado.</w:t>
+            </w:r>
+            <w:r>
+              <w:rPr>
+                <w:rtl w:val="0"/>
+              </w:rPr>
+            </w:r>
+          </w:p>
+        </w:tc>
+      </w:tr>
+    </w:tbl>
+    <w:p>
+      <w:pPr>
+        <w:spacing w:line="360" w:lineRule="auto"/>
+        <w:jc w:val="both"/>
+        <w:rPr/>
+      </w:pPr>
+      <w:r>
+        <w:rPr>
+          <w:rtl w:val="0"/>
+        </w:rPr>
+      </w:r>
+    </w:p>
+    <w:p>
+      <w:pPr>
+        <w:spacing w:line="360" w:lineRule="auto"/>
+        <w:jc w:val="both"/>
+        <w:rPr/>
+      </w:pPr>
+      <w:r>
+        <w:rPr>
+          <w:rtl w:val="0"/>
+        </w:rPr>
+      </w:r>
+    </w:p>
+    <w:p>
+      <w:pPr>
+        <w:spacing w:line="360" w:lineRule="auto"/>
+        <w:jc w:val="both"/>
+        <w:rPr/>
+      </w:pPr>
+      <w:r>
+        <w:rPr>
+          <w:rtl w:val="0"/>
+        </w:rPr>
+      </w:r>
+    </w:p>
+    <w:p>
+      <w:pPr>
+        <w:spacing w:line="360" w:lineRule="auto"/>
+        <w:jc w:val="both"/>
+        <w:rPr/>
+      </w:pPr>
+      <w:r>
+        <w:rPr>
+          <w:rtl w:val="0"/>
+        </w:rPr>
+      </w:r>
+    </w:p>
+    <w:p>
+      <w:pPr>
+        <w:spacing w:line="360" w:lineRule="auto"/>
+        <w:jc w:val="both"/>
+        <w:rPr/>
+      </w:pPr>
+      <w:r>
+        <w:rPr>
+          <w:rtl w:val="0"/>
+        </w:rPr>
+      </w:r>
+    </w:p>
+    <w:p>
+      <w:pPr>
+        <w:spacing w:line="360" w:lineRule="auto"/>
+        <w:jc w:val="both"/>
+        <w:rPr/>
+      </w:pPr>
+      <w:r>
+        <w:rPr>
+          <w:rtl w:val="0"/>
+        </w:rPr>
+      </w:r>
+    </w:p>
+    <w:p>
+      <w:pPr>
+        <w:spacing w:line="360" w:lineRule="auto"/>
+        <w:jc w:val="both"/>
+        <w:rPr/>
+      </w:pPr>
+      <w:r>
+        <w:rPr>
+          <w:rtl w:val="0"/>
+        </w:rPr>
+      </w:r>
+    </w:p>
+    <w:p>
+      <w:pPr>
+        <w:spacing w:line="360" w:lineRule="auto"/>
+        <w:jc w:val="both"/>
+        <w:rPr/>
+      </w:pPr>
+      <w:r>
+        <w:rPr>
+          <w:rtl w:val="0"/>
+        </w:rPr>
+      </w:r>
+    </w:p>
+    <w:p>
+      <w:pPr>
+        <w:spacing w:line="360" w:lineRule="auto"/>
+        <w:jc w:val="both"/>
+        <w:rPr/>
+      </w:pPr>
+      <w:r>
+        <w:rPr>
+          <w:rtl w:val="0"/>
+        </w:rPr>
+      </w:r>
+    </w:p>
+    <w:p>
+      <w:pPr>
+        <w:spacing w:line="360" w:lineRule="auto"/>
+        <w:jc w:val="both"/>
+        <w:rPr/>
+      </w:pPr>
+      <w:r>
+        <w:rPr>
+          <w:rtl w:val="0"/>
+        </w:rPr>
+      </w:r>
+    </w:p>
+    <w:p>
+      <w:pPr>
+        <w:spacing w:line="360" w:lineRule="auto"/>
+        <w:jc w:val="both"/>
+        <w:rPr/>
+      </w:pPr>
+      <w:r>
+        <w:rPr>
+          <w:rtl w:val="0"/>
+        </w:rPr>
+      </w:r>
+    </w:p>
+    <w:p>
+      <w:pPr>
+        <w:spacing w:line="360" w:lineRule="auto"/>
+        <w:jc w:val="both"/>
+        <w:rPr/>
+      </w:pPr>
+      <w:r>
+        <w:rPr>
+          <w:rtl w:val="0"/>
+        </w:rPr>
+      </w:r>
+    </w:p>
+    <w:p>
+      <w:pPr>
+        <w:spacing w:line="360" w:lineRule="auto"/>
+        <w:jc w:val="both"/>
+        <w:rPr/>
+      </w:pPr>
+      <w:r>
+        <w:rPr>
+          <w:rtl w:val="0"/>
+        </w:rPr>
+      </w:r>
+    </w:p>
+    <w:p>
+      <w:pPr>
+        <w:spacing w:line="360" w:lineRule="auto"/>
+        <w:jc w:val="both"/>
+        <w:rPr/>
+      </w:pPr>
+      <w:r>
+        <w:rPr>
+          <w:rtl w:val="0"/>
+        </w:rPr>
+      </w:r>
+    </w:p>
+    <w:p>
+      <w:pPr>
+        <w:spacing w:line="360" w:lineRule="auto"/>
+        <w:jc w:val="both"/>
+        <w:rPr/>
+      </w:pPr>
+      <w:r>
+        <w:rPr>
+          <w:rtl w:val="0"/>
+        </w:rPr>
+      </w:r>
+    </w:p>
+    <w:p>
+      <w:pPr>
+        <w:spacing w:line="360" w:lineRule="auto"/>
+        <w:jc w:val="both"/>
+        <w:rPr/>
+      </w:pPr>
+      <w:r>
+        <w:rPr>
+          <w:rtl w:val="0"/>
+        </w:rPr>
+      </w:r>
+    </w:p>
+    <w:p>
+      <w:pPr>
+        <w:spacing w:line="360" w:lineRule="auto"/>
+        <w:jc w:val="both"/>
+        <w:rPr/>
+      </w:pPr>
+      <w:r>
+        <w:rPr>
+          <w:rtl w:val="0"/>
+        </w:rPr>
+      </w:r>
+    </w:p>
+    <w:p>
+      <w:pPr>
+        <w:spacing w:line="360" w:lineRule="auto"/>
+        <w:jc w:val="both"/>
+        <w:rPr/>
+      </w:pPr>
+      <w:r>
+        <w:rPr>
+          <w:rtl w:val="0"/>
+        </w:rPr>
+      </w:r>
+    </w:p>
+    <w:p>
+      <w:pPr>
+        <w:spacing w:line="360" w:lineRule="auto"/>
+        <w:jc w:val="both"/>
+        <w:rPr/>
+      </w:pPr>
+      <w:r>
+        <w:rPr>
+          <w:rtl w:val="0"/>
+        </w:rPr>
+        <w:t xml:space="preserve">brayan narloch ferreira </w:t>
+      </w:r>
+    </w:p>
+    <w:p>
+      <w:pPr>
+        <w:spacing w:line="360" w:lineRule="auto"/>
+        <w:jc w:val="both"/>
+        <w:rPr/>
+      </w:pPr>
+      <w:r>
+        <w:rPr>
+          <w:rtl w:val="0"/>
+        </w:rPr>
+      </w:r>
+    </w:p>
+    <w:p>
+      <w:pPr>
+        <w:spacing w:line="360" w:lineRule="auto"/>
+        <w:jc w:val="both"/>
+        <w:rPr>
+          <w:sz w:val="24"/>
+          <w:szCs w:val="24"/>
+        </w:rPr>
+      </w:pPr>
+      <w:r>
+        <w:rPr>
+          <w:rtl w:val="0"/>
+        </w:rPr>
+      </w:r>
+    </w:p>
+    <w:tbl>
+      <w:tblPr>
+        <w:tblStyle w:val="Table9"/>
+        <w:tblW w:w="14010.0" w:type="dxa"/>
+        <w:jc w:val="left"/>
+        <w:tblBorders>
+          <w:top w:color="000000" w:space="0" w:sz="8" w:val="single"/>
+          <w:left w:color="000000" w:space="0" w:sz="8" w:val="single"/>
+          <w:bottom w:color="000000" w:space="0" w:sz="8" w:val="single"/>
+          <w:right w:color="000000" w:space="0" w:sz="8" w:val="single"/>
+          <w:insideH w:color="000000" w:space="0" w:sz="8" w:val="single"/>
+          <w:insideV w:color="000000" w:space="0" w:sz="8" w:val="single"/>
+        </w:tblBorders>
+        <w:tblLayout w:type="fixed"/>
+        <w:tblLook w:val="0600"/>
+      </w:tblPr>
+      <w:tblGrid>
+        <w:gridCol w:w="2535"/>
+        <w:gridCol w:w="11475"/>
+        <w:tblGridChange w:id="0">
+          <w:tblGrid>
+            <w:gridCol w:w="2535"/>
+            <w:gridCol w:w="11475"/>
+          </w:tblGrid>
+        </w:tblGridChange>
+      </w:tblGrid>
+      <w:tr>
+        <w:trPr>
+          <w:cantSplit w:val="0"/>
+          <w:tblHeader w:val="0"/>
+        </w:trPr>
+        <w:tc>
+          <w:tcPr>
+            <w:shd w:fill="999999" w:val="clear"/>
+            <w:tcMar>
+              <w:top w:w="100.0" w:type="dxa"/>
+              <w:left w:w="100.0" w:type="dxa"/>
+              <w:bottom w:w="100.0" w:type="dxa"/>
+              <w:right w:w="100.0" w:type="dxa"/>
+            </w:tcMar>
+            <w:vAlign w:val="top"/>
+          </w:tcPr>
+          <w:p>
+            <w:pPr>
+              <w:widowControl w:val="0"/>
+              <w:spacing w:line="240" w:lineRule="auto"/>
+              <w:rPr>
+                <w:b w:val="1"/>
+                <w:bCs w:val="1"/>
+                <w:sz w:val="24"/>
+                <w:szCs w:val="24"/>
+              </w:rPr>
+            </w:pPr>
+            <w:r>
+              <w:rPr>
+                <w:b w:val="1"/>
+                <w:bCs w:val="1"/>
+                <w:sz w:val="24"/>
+                <w:szCs w:val="24"/>
+                <w:rtl w:val="0"/>
+              </w:rPr>
+              <w:t xml:space="preserve">CASO DE USO EXPANDIDO - 001</w:t>
+            </w:r>
+          </w:p>
+        </w:tc>
+        <w:tc>
+          <w:tcPr>
+            <w:shd w:fill="999999" w:val="clear"/>
+            <w:tcMar>
+              <w:top w:w="100.0" w:type="dxa"/>
+              <w:left w:w="100.0" w:type="dxa"/>
+              <w:bottom w:w="100.0" w:type="dxa"/>
+              <w:right w:w="100.0" w:type="dxa"/>
+            </w:tcMar>
+            <w:vAlign w:val="top"/>
+          </w:tcPr>
+          <w:p>
+            <w:pPr>
+              <w:widowControl w:val="0"/>
+              <w:spacing w:line="240" w:lineRule="auto"/>
+              <w:rPr>
+                <w:b w:val="1"/>
+                <w:bCs w:val="1"/>
+                <w:sz w:val="24"/>
+                <w:szCs w:val="24"/>
+              </w:rPr>
+            </w:pPr>
+            <w:r>
+              <w:rPr>
+                <w:b w:val="1"/>
+                <w:bCs w:val="1"/>
+                <w:sz w:val="24"/>
+                <w:szCs w:val="24"/>
+                <w:rtl w:val="0"/>
+              </w:rPr>
+              <w:t xml:space="preserve">Calcular Frete Regional e Internacional </w:t>
+            </w:r>
+          </w:p>
+        </w:tc>
+      </w:tr>
+      <w:tr>
+        <w:trPr>
+          <w:cantSplit w:val="0"/>
+          <w:tblHeader w:val="0"/>
+        </w:trPr>
+        <w:tc>
+          <w:tcPr>
+            <w:shd w:fill="999999" w:val="clear"/>
+            <w:tcMar>
+              <w:top w:w="100.0" w:type="dxa"/>
+              <w:left w:w="100.0" w:type="dxa"/>
+              <w:bottom w:w="100.0" w:type="dxa"/>
+              <w:right w:w="100.0" w:type="dxa"/>
+            </w:tcMar>
+            <w:vAlign w:val="top"/>
+          </w:tcPr>
+          <w:p>
+            <w:pPr>
+              <w:widowControl w:val="0"/>
+              <w:spacing w:line="240" w:lineRule="auto"/>
+              <w:rPr>
+                <w:b w:val="1"/>
+                <w:bCs w:val="1"/>
+                <w:sz w:val="24"/>
+                <w:szCs w:val="24"/>
+              </w:rPr>
+            </w:pPr>
+            <w:r>
+              <w:rPr>
+                <w:b w:val="1"/>
+                <w:bCs w:val="1"/>
+                <w:sz w:val="24"/>
+                <w:szCs w:val="24"/>
+                <w:rtl w:val="0"/>
+              </w:rPr>
+              <w:t xml:space="preserve">Ator Principal: </w:t>
+            </w:r>
+          </w:p>
+        </w:tc>
+        <w:tc>
+          <w:tcPr>
+            <w:shd w:fill="auto" w:val="clear"/>
+            <w:tcMar>
+              <w:top w:w="100.0" w:type="dxa"/>
+              <w:left w:w="100.0" w:type="dxa"/>
+              <w:bottom w:w="100.0" w:type="dxa"/>
+              <w:right w:w="100.0" w:type="dxa"/>
+            </w:tcMar>
+            <w:vAlign w:val="top"/>
+          </w:tcPr>
+          <w:p>
+            <w:pPr>
+              <w:widowControl w:val="0"/>
+              <w:spacing w:line="240" w:lineRule="auto"/>
+              <w:rPr>
+                <w:sz w:val="24"/>
+                <w:szCs w:val="24"/>
+              </w:rPr>
+            </w:pPr>
+            <w:r>
+              <w:rPr>
+                <w:color w:val="0d0d0d"/>
+                <w:sz w:val="24"/>
+                <w:szCs w:val="24"/>
+                <w:shd w:fill="fcfcfc" w:val="clear"/>
+                <w:rtl w:val="0"/>
+              </w:rPr>
+              <w:t xml:space="preserve">Usuário</w:t>
+            </w:r>
+            <w:r>
+              <w:rPr>
+                <w:rtl w:val="0"/>
+              </w:rPr>
+            </w:r>
+          </w:p>
+        </w:tc>
+      </w:tr>
+      <w:tr>
+        <w:trPr>
+          <w:cantSplit w:val="0"/>
+          <w:tblHeader w:val="0"/>
+        </w:trPr>
+        <w:tc>
+          <w:tcPr>
+            <w:shd w:fill="999999" w:val="clear"/>
+            <w:tcMar>
+              <w:top w:w="100.0" w:type="dxa"/>
+              <w:left w:w="100.0" w:type="dxa"/>
+              <w:bottom w:w="100.0" w:type="dxa"/>
+              <w:right w:w="100.0" w:type="dxa"/>
+            </w:tcMar>
+            <w:vAlign w:val="top"/>
+          </w:tcPr>
+          <w:p>
+            <w:pPr>
+              <w:widowControl w:val="0"/>
+              <w:spacing w:line="240" w:lineRule="auto"/>
+              <w:rPr>
+                <w:b w:val="1"/>
+                <w:bCs w:val="1"/>
+                <w:sz w:val="24"/>
+                <w:szCs w:val="24"/>
+              </w:rPr>
+            </w:pPr>
+            <w:r>
+              <w:rPr>
+                <w:b w:val="1"/>
+                <w:bCs w:val="1"/>
+                <w:sz w:val="24"/>
+                <w:szCs w:val="24"/>
+                <w:rtl w:val="0"/>
+              </w:rPr>
+              <w:t xml:space="preserve">Resumo: </w:t>
+            </w:r>
+          </w:p>
+        </w:tc>
+        <w:tc>
+          <w:tcPr>
+            <w:shd w:fill="auto" w:val="clear"/>
+            <w:tcMar>
+              <w:top w:w="100.0" w:type="dxa"/>
+              <w:left w:w="100.0" w:type="dxa"/>
+              <w:bottom w:w="100.0" w:type="dxa"/>
+              <w:right w:w="100.0" w:type="dxa"/>
+            </w:tcMar>
+            <w:vAlign w:val="top"/>
+          </w:tcPr>
+          <w:p>
+            <w:pPr>
+              <w:widowControl w:val="0"/>
+              <w:shd w:fill="fcfcfc" w:val="clear"/>
+              <w:spacing w:after="180" w:before="180" w:line="240" w:lineRule="auto"/>
+              <w:rPr>
+                <w:sz w:val="24"/>
+                <w:szCs w:val="24"/>
+              </w:rPr>
+            </w:pPr>
+            <w:r>
+              <w:rPr>
+                <w:color w:val="0d0d0d"/>
+                <w:sz w:val="24"/>
+                <w:szCs w:val="24"/>
+                <w:rtl w:val="0"/>
+              </w:rPr>
+              <w:t xml:space="preserve">Este caso de uso descreve o processo pelo qual um usuário interage com o sistema para gerenciar receitas culinárias. O usuário pode registrar novas receitas, informando dados como nome, ingredientes, quantidades, modo de preparo, tempo de execução, rendimento e categoria. O sistema valida as informações fornecidas e armazena os dados para permitir consultas e futuras alterações.</w:t>
+            </w:r>
+            <w:r>
+              <w:rPr>
+                <w:rtl w:val="0"/>
+              </w:rPr>
+            </w:r>
+          </w:p>
+        </w:tc>
+      </w:tr>
+      <w:tr>
+        <w:trPr>
+          <w:cantSplit w:val="0"/>
+          <w:tblHeader w:val="0"/>
+        </w:trPr>
+        <w:tc>
+          <w:tcPr>
+            <w:shd w:fill="999999" w:val="clear"/>
+            <w:tcMar>
+              <w:top w:w="100.0" w:type="dxa"/>
+              <w:left w:w="100.0" w:type="dxa"/>
+              <w:bottom w:w="100.0" w:type="dxa"/>
+              <w:right w:w="100.0" w:type="dxa"/>
+            </w:tcMar>
+            <w:vAlign w:val="top"/>
+          </w:tcPr>
+          <w:p>
+            <w:pPr>
+              <w:widowControl w:val="0"/>
+              <w:spacing w:line="240" w:lineRule="auto"/>
+              <w:rPr>
+                <w:b w:val="1"/>
+                <w:bCs w:val="1"/>
+                <w:sz w:val="24"/>
+                <w:szCs w:val="24"/>
+              </w:rPr>
+            </w:pPr>
+            <w:r>
+              <w:rPr>
+                <w:b w:val="1"/>
+                <w:bCs w:val="1"/>
+                <w:sz w:val="24"/>
+                <w:szCs w:val="24"/>
+                <w:rtl w:val="0"/>
+              </w:rPr>
+              <w:t xml:space="preserve">Pré-condições: </w:t>
+            </w:r>
+          </w:p>
+        </w:tc>
+        <w:tc>
+          <w:tcPr>
+            <w:shd w:fill="auto" w:val="clear"/>
+            <w:tcMar>
+              <w:top w:w="100.0" w:type="dxa"/>
+              <w:left w:w="100.0" w:type="dxa"/>
+              <w:bottom w:w="100.0" w:type="dxa"/>
+              <w:right w:w="100.0" w:type="dxa"/>
+            </w:tcMar>
+            <w:vAlign w:val="top"/>
+          </w:tcPr>
+          <w:p>
+            <w:pPr>
+              <w:widowControl w:val="0"/>
+              <w:shd w:fill="fcfcfc" w:val="clear"/>
+              <w:spacing w:after="180" w:before="180" w:line="240" w:lineRule="auto"/>
+              <w:rPr>
+                <w:sz w:val="24"/>
+                <w:szCs w:val="24"/>
+              </w:rPr>
+            </w:pPr>
+            <w:r>
+              <w:rPr>
+                <w:color w:val="0d0d0d"/>
+                <w:sz w:val="24"/>
+                <w:szCs w:val="24"/>
+                <w:rtl w:val="0"/>
+              </w:rPr>
+              <w:t xml:space="preserve">O sistema deve estar disponível para uso.</w:t>
+            </w:r>
+            <w:r>
+              <w:rPr>
+                <w:rtl w:val="0"/>
+              </w:rPr>
+            </w:r>
+          </w:p>
+        </w:tc>
+      </w:tr>
+      <w:tr>
+        <w:trPr>
+          <w:cantSplit w:val="0"/>
+          <w:tblHeader w:val="0"/>
+        </w:trPr>
+        <w:tc>
+          <w:tcPr>
+            <w:shd w:fill="999999" w:val="clear"/>
+            <w:tcMar>
+              <w:top w:w="100.0" w:type="dxa"/>
+              <w:left w:w="100.0" w:type="dxa"/>
+              <w:bottom w:w="100.0" w:type="dxa"/>
+              <w:right w:w="100.0" w:type="dxa"/>
+            </w:tcMar>
+            <w:vAlign w:val="top"/>
+          </w:tcPr>
+          <w:p>
+            <w:pPr>
+              <w:widowControl w:val="0"/>
+              <w:spacing w:line="240" w:lineRule="auto"/>
+              <w:rPr>
+                <w:b w:val="1"/>
+                <w:bCs w:val="1"/>
+                <w:sz w:val="24"/>
+                <w:szCs w:val="24"/>
+              </w:rPr>
+            </w:pPr>
+            <w:r>
+              <w:rPr>
+                <w:b w:val="1"/>
+                <w:bCs w:val="1"/>
+                <w:sz w:val="24"/>
+                <w:szCs w:val="24"/>
+                <w:rtl w:val="0"/>
+              </w:rPr>
+              <w:t xml:space="preserve">Pós-condições: </w:t>
+            </w:r>
+          </w:p>
+        </w:tc>
+        <w:tc>
+          <w:tcPr>
+            <w:shd w:fill="auto" w:val="clear"/>
+            <w:tcMar>
+              <w:top w:w="100.0" w:type="dxa"/>
+              <w:left w:w="100.0" w:type="dxa"/>
+              <w:bottom w:w="100.0" w:type="dxa"/>
+              <w:right w:w="100.0" w:type="dxa"/>
+            </w:tcMar>
+            <w:vAlign w:val="top"/>
+          </w:tcPr>
+          <w:p>
+            <w:pPr>
+              <w:widowControl w:val="0"/>
+              <w:shd w:fill="fcfcfc" w:val="clear"/>
+              <w:spacing w:after="180" w:before="180" w:line="240" w:lineRule="auto"/>
+              <w:rPr>
+                <w:sz w:val="24"/>
+                <w:szCs w:val="24"/>
+              </w:rPr>
+            </w:pPr>
+            <w:r>
+              <w:rPr>
+                <w:color w:val="0d0d0d"/>
+                <w:sz w:val="24"/>
+                <w:szCs w:val="24"/>
+                <w:rtl w:val="0"/>
+              </w:rPr>
+              <w:t xml:space="preserve">A receita é cadastrada, atualizada, consultada ou excluída conforme a operação realizada.</w:t>
+            </w:r>
+            <w:r>
+              <w:rPr>
+                <w:rtl w:val="0"/>
+              </w:rPr>
+            </w:r>
+          </w:p>
+        </w:tc>
+      </w:tr>
+      <w:tr>
+        <w:trPr>
+          <w:cantSplit w:val="0"/>
+          <w:tblHeader w:val="0"/>
+        </w:trPr>
+        <w:tc>
+          <w:tcPr>
+            <w:shd w:fill="999999" w:val="clear"/>
+            <w:tcMar>
+              <w:top w:w="100.0" w:type="dxa"/>
+              <w:left w:w="100.0" w:type="dxa"/>
+              <w:bottom w:w="100.0" w:type="dxa"/>
+              <w:right w:w="100.0" w:type="dxa"/>
+            </w:tcMar>
+            <w:vAlign w:val="top"/>
+          </w:tcPr>
+          <w:p>
+            <w:pPr>
+              <w:widowControl w:val="0"/>
+              <w:spacing w:line="240" w:lineRule="auto"/>
+              <w:rPr>
+                <w:b w:val="1"/>
+                <w:bCs w:val="1"/>
+                <w:sz w:val="24"/>
+                <w:szCs w:val="24"/>
+              </w:rPr>
+            </w:pPr>
+            <w:r>
+              <w:rPr>
+                <w:b w:val="1"/>
+                <w:bCs w:val="1"/>
+                <w:sz w:val="24"/>
+                <w:szCs w:val="24"/>
+                <w:rtl w:val="0"/>
+              </w:rPr>
+              <w:t xml:space="preserve">Fluxo Principal: </w:t>
+            </w:r>
+          </w:p>
+        </w:tc>
+        <w:tc>
+          <w:tcPr>
+            <w:shd w:fill="auto" w:val="clear"/>
+            <w:tcMar>
+              <w:top w:w="100.0" w:type="dxa"/>
+              <w:left w:w="100.0" w:type="dxa"/>
+              <w:bottom w:w="100.0" w:type="dxa"/>
+              <w:right w:w="100.0" w:type="dxa"/>
+            </w:tcMar>
+            <w:vAlign w:val="top"/>
+          </w:tcPr>
+          <w:p>
+            <w:pPr>
+              <w:widowControl w:val="0"/>
+              <w:numPr>
+                <w:ilvl w:val="0"/>
+                <w:numId w:val="5"/>
+              </w:numPr>
+              <w:shd w:fill="fcfcfc" w:val="clear"/>
+              <w:spacing w:after="0" w:afterAutospacing="0" w:before="180" w:line="240" w:lineRule="auto"/>
+              <w:ind w:left="720" w:hanging="360"/>
+              <w:rPr>
+                <w:color w:val="0d0d0d"/>
+                <w:sz w:val="24"/>
+                <w:szCs w:val="24"/>
+              </w:rPr>
+            </w:pPr>
+            <w:r>
+              <w:rPr>
+                <w:color w:val="0d0d0d"/>
+                <w:sz w:val="24"/>
+                <w:szCs w:val="24"/>
+                <w:rtl w:val="0"/>
+              </w:rPr>
+              <w:t xml:space="preserve">O usuário acessa o sistema de receitas.</w:t>
+            </w:r>
+          </w:p>
+          <w:p>
+            <w:pPr>
+              <w:widowControl w:val="0"/>
+              <w:numPr>
+                <w:ilvl w:val="0"/>
+                <w:numId w:val="5"/>
+              </w:numPr>
+              <w:shd w:fill="fcfcfc" w:val="clear"/>
+              <w:spacing w:after="0" w:afterAutospacing="0" w:before="0" w:beforeAutospacing="0" w:line="240" w:lineRule="auto"/>
+              <w:ind w:left="720" w:hanging="360"/>
+              <w:rPr>
+                <w:color w:val="0d0d0d"/>
+                <w:sz w:val="24"/>
+                <w:szCs w:val="24"/>
+              </w:rPr>
+            </w:pPr>
+            <w:r>
+              <w:rPr>
+                <w:color w:val="0d0d0d"/>
+                <w:sz w:val="24"/>
+                <w:szCs w:val="24"/>
+                <w:rtl w:val="0"/>
+              </w:rPr>
+              <w:t xml:space="preserve">O sistema apresenta a tela principal com as opções disponíveis.</w:t>
+            </w:r>
+          </w:p>
+          <w:p>
+            <w:pPr>
+              <w:widowControl w:val="0"/>
+              <w:numPr>
+                <w:ilvl w:val="0"/>
+                <w:numId w:val="5"/>
+              </w:numPr>
+              <w:shd w:fill="fcfcfc" w:val="clear"/>
+              <w:spacing w:after="0" w:afterAutospacing="0" w:before="0" w:beforeAutospacing="0" w:line="240" w:lineRule="auto"/>
+              <w:ind w:left="720" w:hanging="360"/>
+              <w:rPr>
+                <w:color w:val="0d0d0d"/>
+                <w:sz w:val="24"/>
+                <w:szCs w:val="24"/>
+              </w:rPr>
+            </w:pPr>
+            <w:r>
+              <w:rPr>
+                <w:color w:val="0d0d0d"/>
+                <w:sz w:val="24"/>
+                <w:szCs w:val="24"/>
+                <w:rtl w:val="0"/>
+              </w:rPr>
+              <w:t xml:space="preserve">O usuário seleciona a opção “Cadastrar receita”.</w:t>
+            </w:r>
+          </w:p>
+          <w:p>
+            <w:pPr>
+              <w:widowControl w:val="0"/>
+              <w:numPr>
+                <w:ilvl w:val="0"/>
+                <w:numId w:val="5"/>
+              </w:numPr>
+              <w:shd w:fill="fcfcfc" w:val="clear"/>
+              <w:spacing w:after="180" w:before="0" w:beforeAutospacing="0" w:line="240" w:lineRule="auto"/>
+              <w:ind w:left="720" w:hanging="360"/>
+              <w:rPr>
+                <w:color w:val="0d0d0d"/>
+                <w:sz w:val="24"/>
+                <w:szCs w:val="24"/>
+              </w:rPr>
+            </w:pPr>
+            <w:r>
+              <w:rPr>
+                <w:color w:val="0d0d0d"/>
+                <w:sz w:val="24"/>
+                <w:szCs w:val="24"/>
+                <w:rtl w:val="0"/>
+              </w:rPr>
+              <w:t xml:space="preserve">O sistema apresenta um formulário para preenchimento dos dados da receita.</w:t>
+            </w:r>
+          </w:p>
+          <w:p>
+            <w:pPr>
+              <w:widowControl w:val="0"/>
+              <w:spacing w:line="240" w:lineRule="auto"/>
+              <w:rPr>
+                <w:sz w:val="24"/>
+                <w:szCs w:val="24"/>
+              </w:rPr>
+            </w:pPr>
+            <w:r>
+              <w:rPr>
+                <w:rtl w:val="0"/>
+              </w:rPr>
+            </w:r>
+          </w:p>
+        </w:tc>
+      </w:tr>
+      <w:tr>
+        <w:trPr>
+          <w:cantSplit w:val="0"/>
+          <w:tblHeader w:val="0"/>
+        </w:trPr>
+        <w:tc>
+          <w:tcPr>
+            <w:shd w:fill="999999" w:val="clear"/>
+            <w:tcMar>
+              <w:top w:w="100.0" w:type="dxa"/>
+              <w:left w:w="100.0" w:type="dxa"/>
+              <w:bottom w:w="100.0" w:type="dxa"/>
+              <w:right w:w="100.0" w:type="dxa"/>
+            </w:tcMar>
+            <w:vAlign w:val="top"/>
+          </w:tcPr>
+          <w:p>
+            <w:pPr>
+              <w:widowControl w:val="0"/>
+              <w:spacing w:line="240" w:lineRule="auto"/>
+              <w:rPr>
+                <w:b w:val="1"/>
+                <w:bCs w:val="1"/>
+                <w:sz w:val="24"/>
+                <w:szCs w:val="24"/>
+              </w:rPr>
+            </w:pPr>
+            <w:r>
+              <w:rPr>
+                <w:b w:val="1"/>
+                <w:bCs w:val="1"/>
+                <w:sz w:val="24"/>
+                <w:szCs w:val="24"/>
+                <w:rtl w:val="0"/>
+              </w:rPr>
+              <w:t xml:space="preserve">Fluxos Alternativos: </w:t>
+            </w:r>
+          </w:p>
+        </w:tc>
+        <w:tc>
+          <w:tcPr>
+            <w:shd w:fill="auto" w:val="clear"/>
+            <w:tcMar>
+              <w:top w:w="100.0" w:type="dxa"/>
+              <w:left w:w="100.0" w:type="dxa"/>
+              <w:bottom w:w="100.0" w:type="dxa"/>
+              <w:right w:w="100.0" w:type="dxa"/>
+            </w:tcMar>
+            <w:vAlign w:val="top"/>
+          </w:tcPr>
+          <w:p>
+            <w:pPr>
+              <w:widowControl w:val="0"/>
+              <w:spacing w:line="240" w:lineRule="auto"/>
+              <w:rPr>
+                <w:b w:val="1"/>
+                <w:bCs w:val="1"/>
+                <w:sz w:val="24"/>
+                <w:szCs w:val="24"/>
+              </w:rPr>
+            </w:pPr>
+            <w:r>
+              <w:rPr>
+                <w:b w:val="1"/>
+                <w:bCs w:val="1"/>
+                <w:sz w:val="24"/>
+                <w:szCs w:val="24"/>
+                <w:rtl w:val="0"/>
+              </w:rPr>
+              <w:t xml:space="preserve">FA01 - Aplicação de Frete Grátis:</w:t>
+            </w:r>
+          </w:p>
+          <w:p>
+            <w:pPr>
+              <w:widowControl w:val="0"/>
+              <w:spacing w:line="240" w:lineRule="auto"/>
+              <w:rPr>
+                <w:sz w:val="24"/>
+                <w:szCs w:val="24"/>
+              </w:rPr>
+            </w:pPr>
+            <w:r>
+              <w:rPr>
+                <w:rtl w:val="0"/>
+              </w:rPr>
+            </w:r>
+          </w:p>
+          <w:p>
+            <w:pPr>
+              <w:widowControl w:val="0"/>
+              <w:numPr>
+                <w:ilvl w:val="0"/>
+                <w:numId w:val="1"/>
+              </w:numPr>
+              <w:spacing w:line="240" w:lineRule="auto"/>
+              <w:ind w:left="720" w:hanging="360"/>
+              <w:rPr>
+                <w:sz w:val="24"/>
+                <w:szCs w:val="24"/>
+              </w:rPr>
+            </w:pPr>
+            <w:r>
+              <w:rPr>
+                <w:b w:val="1"/>
+                <w:bCs w:val="1"/>
+                <w:sz w:val="24"/>
+                <w:szCs w:val="24"/>
+                <w:rtl w:val="0"/>
+              </w:rPr>
+              <w:t xml:space="preserve">3a.</w:t>
+            </w:r>
+            <w:r>
+              <w:rPr>
+                <w:sz w:val="24"/>
+                <w:szCs w:val="24"/>
+                <w:rtl w:val="0"/>
+              </w:rPr>
+              <w:t xml:space="preserve"> O sistema identifica que o CEP pertence à mesma região metropolitana do CD ou que o cliente é membro ativo do programa de fidelidade. </w:t>
+            </w:r>
+          </w:p>
+          <w:p>
+            <w:pPr>
+              <w:widowControl w:val="0"/>
+              <w:spacing w:line="240" w:lineRule="auto"/>
+              <w:ind w:left="720" w:firstLine="0"/>
+              <w:rPr>
+                <w:sz w:val="24"/>
+                <w:szCs w:val="24"/>
+              </w:rPr>
+            </w:pPr>
+            <w:r>
+              <w:rPr>
+                <w:rtl w:val="0"/>
+              </w:rPr>
+            </w:r>
+          </w:p>
+          <w:p>
+            <w:pPr>
+              <w:widowControl w:val="0"/>
+              <w:numPr>
+                <w:ilvl w:val="0"/>
+                <w:numId w:val="1"/>
+              </w:numPr>
+              <w:spacing w:line="240" w:lineRule="auto"/>
+              <w:ind w:left="720" w:hanging="360"/>
+              <w:rPr>
+                <w:sz w:val="24"/>
+                <w:szCs w:val="24"/>
+              </w:rPr>
+            </w:pPr>
+            <w:r>
+              <w:rPr>
+                <w:b w:val="1"/>
+                <w:bCs w:val="1"/>
+                <w:sz w:val="24"/>
+                <w:szCs w:val="24"/>
+                <w:rtl w:val="0"/>
+              </w:rPr>
+              <w:t xml:space="preserve">3b.</w:t>
+            </w:r>
+            <w:r>
+              <w:rPr>
+                <w:sz w:val="24"/>
+                <w:szCs w:val="24"/>
+                <w:rtl w:val="0"/>
+              </w:rPr>
+              <w:t xml:space="preserve"> O sistema aplica isenção total de frete (R$ 0,00) ao carrinho. </w:t>
+            </w:r>
+          </w:p>
+          <w:p>
+            <w:pPr>
+              <w:widowControl w:val="0"/>
+              <w:spacing w:line="240" w:lineRule="auto"/>
+              <w:rPr>
+                <w:sz w:val="24"/>
+                <w:szCs w:val="24"/>
+              </w:rPr>
+            </w:pPr>
+            <w:r>
+              <w:rPr>
+                <w:rtl w:val="0"/>
+              </w:rPr>
+            </w:r>
+          </w:p>
+        </w:tc>
+      </w:tr>
+      <w:tr>
+        <w:trPr>
+          <w:cantSplit w:val="0"/>
+          <w:tblHeader w:val="0"/>
+        </w:trPr>
+        <w:tc>
+          <w:tcPr>
+            <w:shd w:fill="999999" w:val="clear"/>
+            <w:tcMar>
+              <w:top w:w="100.0" w:type="dxa"/>
+              <w:left w:w="100.0" w:type="dxa"/>
+              <w:bottom w:w="100.0" w:type="dxa"/>
+              <w:right w:w="100.0" w:type="dxa"/>
+            </w:tcMar>
+            <w:vAlign w:val="top"/>
+          </w:tcPr>
+          <w:p>
+            <w:pPr>
+              <w:widowControl w:val="0"/>
+              <w:spacing w:line="240" w:lineRule="auto"/>
+              <w:rPr>
+                <w:b w:val="1"/>
+                <w:bCs w:val="1"/>
+                <w:sz w:val="24"/>
+                <w:szCs w:val="24"/>
+              </w:rPr>
+            </w:pPr>
+            <w:r>
+              <w:rPr>
+                <w:b w:val="1"/>
+                <w:bCs w:val="1"/>
+                <w:sz w:val="24"/>
+                <w:szCs w:val="24"/>
+                <w:rtl w:val="0"/>
+              </w:rPr>
+              <w:t xml:space="preserve">Fluxos de Exceção: </w:t>
+            </w:r>
+          </w:p>
+        </w:tc>
+        <w:tc>
+          <w:tcPr>
+            <w:shd w:fill="auto" w:val="clear"/>
+            <w:tcMar>
+              <w:top w:w="100.0" w:type="dxa"/>
+              <w:left w:w="100.0" w:type="dxa"/>
+              <w:bottom w:w="100.0" w:type="dxa"/>
+              <w:right w:w="100.0" w:type="dxa"/>
+            </w:tcMar>
+            <w:vAlign w:val="top"/>
+          </w:tcPr>
+          <w:p>
+            <w:pPr>
+              <w:widowControl w:val="0"/>
+              <w:spacing w:line="240" w:lineRule="auto"/>
+              <w:rPr>
+                <w:b w:val="1"/>
+                <w:bCs w:val="1"/>
+                <w:sz w:val="24"/>
+                <w:szCs w:val="24"/>
+              </w:rPr>
+            </w:pPr>
+            <w:r>
+              <w:rPr>
+                <w:b w:val="1"/>
+                <w:bCs w:val="1"/>
+                <w:sz w:val="24"/>
+                <w:szCs w:val="24"/>
+                <w:rtl w:val="0"/>
+              </w:rPr>
+              <w:t xml:space="preserve">FE01 - Indisponibilidade na API da Transportadora:</w:t>
+            </w:r>
+          </w:p>
+          <w:p>
+            <w:pPr>
+              <w:widowControl w:val="0"/>
+              <w:spacing w:line="240" w:lineRule="auto"/>
+              <w:rPr>
+                <w:sz w:val="24"/>
+                <w:szCs w:val="24"/>
+              </w:rPr>
+            </w:pPr>
+            <w:r>
+              <w:rPr>
+                <w:sz w:val="24"/>
+                <w:szCs w:val="24"/>
+                <w:rtl w:val="0"/>
+              </w:rPr>
+              <w:t xml:space="preserve">CASO DE USO EXPANDIDO - 001</w:t>
+            </w:r>
+          </w:p>
+          <w:p>
+            <w:pPr>
+              <w:widowControl w:val="0"/>
+              <w:spacing w:line="240" w:lineRule="auto"/>
+              <w:rPr>
+                <w:sz w:val="24"/>
+                <w:szCs w:val="24"/>
+              </w:rPr>
+            </w:pPr>
+            <w:r>
+              <w:rPr>
+                <w:rtl w:val="0"/>
+              </w:rPr>
+            </w:r>
+          </w:p>
+          <w:p>
+            <w:pPr>
+              <w:widowControl w:val="0"/>
+              <w:spacing w:line="240" w:lineRule="auto"/>
+              <w:rPr>
+                <w:sz w:val="24"/>
+                <w:szCs w:val="24"/>
+              </w:rPr>
+            </w:pPr>
+            <w:r>
+              <w:rPr>
+                <w:sz w:val="24"/>
+                <w:szCs w:val="24"/>
+                <w:rtl w:val="0"/>
+              </w:rPr>
+              <w:t xml:space="preserve">Calcular Frete Regional e Internacional </w:t>
+            </w:r>
+          </w:p>
+          <w:p>
+            <w:pPr>
+              <w:widowControl w:val="0"/>
+              <w:spacing w:line="240" w:lineRule="auto"/>
+              <w:rPr>
+                <w:sz w:val="24"/>
+                <w:szCs w:val="24"/>
+              </w:rPr>
+            </w:pPr>
+            <w:r>
+              <w:rPr>
+                <w:rtl w:val="0"/>
+              </w:rPr>
+            </w:r>
+          </w:p>
+          <w:p>
+            <w:pPr>
+              <w:widowControl w:val="0"/>
+              <w:spacing w:line="240" w:lineRule="auto"/>
+              <w:rPr>
+                <w:sz w:val="24"/>
+                <w:szCs w:val="24"/>
+              </w:rPr>
+            </w:pPr>
+            <w:r>
+              <w:rPr>
+                <w:sz w:val="24"/>
+                <w:szCs w:val="24"/>
+                <w:rtl w:val="0"/>
+              </w:rPr>
+              <w:t xml:space="preserve">Ator Principal: </w:t>
+            </w:r>
+          </w:p>
+          <w:p>
+            <w:pPr>
+              <w:widowControl w:val="0"/>
+              <w:spacing w:line="240" w:lineRule="auto"/>
+              <w:rPr>
+                <w:sz w:val="24"/>
+                <w:szCs w:val="24"/>
+              </w:rPr>
+            </w:pPr>
+            <w:r>
+              <w:rPr>
+                <w:rtl w:val="0"/>
+              </w:rPr>
+            </w:r>
+          </w:p>
+          <w:p>
+            <w:pPr>
+              <w:widowControl w:val="0"/>
+              <w:spacing w:line="240" w:lineRule="auto"/>
+              <w:rPr>
+                <w:sz w:val="24"/>
+                <w:szCs w:val="24"/>
+              </w:rPr>
+            </w:pPr>
+            <w:r>
+              <w:rPr>
+                <w:sz w:val="24"/>
+                <w:szCs w:val="24"/>
+                <w:rtl w:val="0"/>
+              </w:rPr>
+              <w:t xml:space="preserve">Cliente / Comprador </w:t>
+            </w:r>
+          </w:p>
+          <w:p>
+            <w:pPr>
+              <w:widowControl w:val="0"/>
+              <w:spacing w:line="240" w:lineRule="auto"/>
+              <w:rPr>
+                <w:sz w:val="24"/>
+                <w:szCs w:val="24"/>
+              </w:rPr>
+            </w:pPr>
+            <w:r>
+              <w:rPr>
+                <w:rtl w:val="0"/>
+              </w:rPr>
+            </w:r>
+          </w:p>
+          <w:p>
+            <w:pPr>
+              <w:widowControl w:val="0"/>
+              <w:spacing w:line="240" w:lineRule="auto"/>
+              <w:rPr>
+                <w:sz w:val="24"/>
+                <w:szCs w:val="24"/>
+              </w:rPr>
+            </w:pPr>
+            <w:r>
+              <w:rPr>
+                <w:sz w:val="24"/>
+                <w:szCs w:val="24"/>
+                <w:rtl w:val="0"/>
+              </w:rPr>
+              <w:t xml:space="preserve">Resumo: </w:t>
+            </w:r>
+          </w:p>
+          <w:p>
+            <w:pPr>
+              <w:widowControl w:val="0"/>
+              <w:spacing w:line="240" w:lineRule="auto"/>
+              <w:rPr>
+                <w:sz w:val="24"/>
+                <w:szCs w:val="24"/>
+              </w:rPr>
+            </w:pPr>
+            <w:r>
+              <w:rPr>
+                <w:rtl w:val="0"/>
+              </w:rPr>
+            </w:r>
+          </w:p>
+          <w:p>
+            <w:pPr>
+              <w:widowControl w:val="0"/>
+              <w:spacing w:line="240" w:lineRule="auto"/>
+              <w:rPr>
+                <w:sz w:val="24"/>
+                <w:szCs w:val="24"/>
+              </w:rPr>
+            </w:pPr>
+            <w:r>
+              <w:rPr>
+                <w:sz w:val="24"/>
+                <w:szCs w:val="24"/>
+                <w:rtl w:val="0"/>
+              </w:rPr>
+              <w:t xml:space="preserve">Permitir o cálculo dinâmico do valor de envio do pedido aplicando isenção regional/fidelidade ou tarifas internacionais. </w:t>
+            </w:r>
+          </w:p>
+          <w:p>
+            <w:pPr>
+              <w:widowControl w:val="0"/>
+              <w:spacing w:line="240" w:lineRule="auto"/>
+              <w:rPr>
+                <w:sz w:val="24"/>
+                <w:szCs w:val="24"/>
+              </w:rPr>
+            </w:pPr>
+            <w:r>
+              <w:rPr>
+                <w:rtl w:val="0"/>
+              </w:rPr>
+            </w:r>
+          </w:p>
+          <w:p>
+            <w:pPr>
+              <w:widowControl w:val="0"/>
+              <w:spacing w:line="240" w:lineRule="auto"/>
+              <w:rPr>
+                <w:sz w:val="24"/>
+                <w:szCs w:val="24"/>
+              </w:rPr>
+            </w:pPr>
+            <w:r>
+              <w:rPr>
+                <w:sz w:val="24"/>
+                <w:szCs w:val="24"/>
+                <w:rtl w:val="0"/>
+              </w:rPr>
+              <w:t xml:space="preserve">Pré-condições: </w:t>
+            </w:r>
+          </w:p>
+          <w:p>
+            <w:pPr>
+              <w:widowControl w:val="0"/>
+              <w:spacing w:line="240" w:lineRule="auto"/>
+              <w:rPr>
+                <w:sz w:val="24"/>
+                <w:szCs w:val="24"/>
+              </w:rPr>
+            </w:pPr>
+            <w:r>
+              <w:rPr>
+                <w:rtl w:val="0"/>
+              </w:rPr>
+            </w:r>
+          </w:p>
+          <w:p>
+            <w:pPr>
+              <w:widowControl w:val="0"/>
+              <w:spacing w:line="240" w:lineRule="auto"/>
+              <w:rPr>
+                <w:sz w:val="24"/>
+                <w:szCs w:val="24"/>
+              </w:rPr>
+            </w:pPr>
+            <w:r>
+              <w:rPr>
+                <w:sz w:val="24"/>
+                <w:szCs w:val="24"/>
+                <w:rtl w:val="0"/>
+              </w:rPr>
+              <w:t xml:space="preserve">Cliente com itens no carrinho e CEP/endereço de entrega informado. </w:t>
+            </w:r>
+          </w:p>
+          <w:p>
+            <w:pPr>
+              <w:widowControl w:val="0"/>
+              <w:spacing w:line="240" w:lineRule="auto"/>
+              <w:rPr>
+                <w:sz w:val="24"/>
+                <w:szCs w:val="24"/>
+              </w:rPr>
+            </w:pPr>
+            <w:r>
+              <w:rPr>
+                <w:rtl w:val="0"/>
+              </w:rPr>
+            </w:r>
+          </w:p>
+          <w:p>
+            <w:pPr>
+              <w:widowControl w:val="0"/>
+              <w:spacing w:line="240" w:lineRule="auto"/>
+              <w:rPr>
+                <w:sz w:val="24"/>
+                <w:szCs w:val="24"/>
+              </w:rPr>
+            </w:pPr>
+            <w:r>
+              <w:rPr>
+                <w:sz w:val="24"/>
+                <w:szCs w:val="24"/>
+                <w:rtl w:val="0"/>
+              </w:rPr>
+              <w:t xml:space="preserve">Pós-condições: </w:t>
+            </w:r>
+          </w:p>
+          <w:p>
+            <w:pPr>
+              <w:widowControl w:val="0"/>
+              <w:spacing w:line="240" w:lineRule="auto"/>
+              <w:rPr>
+                <w:sz w:val="24"/>
+                <w:szCs w:val="24"/>
+              </w:rPr>
+            </w:pPr>
+            <w:r>
+              <w:rPr>
+                <w:rtl w:val="0"/>
+              </w:rPr>
+            </w:r>
+          </w:p>
+          <w:p>
+            <w:pPr>
+              <w:widowControl w:val="0"/>
+              <w:spacing w:line="240" w:lineRule="auto"/>
+              <w:rPr>
+                <w:sz w:val="24"/>
+                <w:szCs w:val="24"/>
+              </w:rPr>
+            </w:pPr>
+            <w:r>
+              <w:rPr>
+                <w:sz w:val="24"/>
+                <w:szCs w:val="24"/>
+                <w:rtl w:val="0"/>
+              </w:rPr>
+              <w:t xml:space="preserve">Valor do frete calculado e adicionado ao total do pedido </w:t>
+            </w:r>
+          </w:p>
+          <w:p>
+            <w:pPr>
+              <w:widowControl w:val="0"/>
+              <w:spacing w:line="240" w:lineRule="auto"/>
+              <w:rPr>
+                <w:sz w:val="24"/>
+                <w:szCs w:val="24"/>
+              </w:rPr>
+            </w:pPr>
+            <w:r>
+              <w:rPr>
+                <w:rtl w:val="0"/>
+              </w:rPr>
+            </w:r>
+          </w:p>
+          <w:p>
+            <w:pPr>
+              <w:widowControl w:val="0"/>
+              <w:spacing w:line="240" w:lineRule="auto"/>
+              <w:rPr>
+                <w:sz w:val="24"/>
+                <w:szCs w:val="24"/>
+              </w:rPr>
+            </w:pPr>
+            <w:r>
+              <w:rPr>
+                <w:sz w:val="24"/>
+                <w:szCs w:val="24"/>
+                <w:rtl w:val="0"/>
+              </w:rPr>
+              <w:t xml:space="preserve">Fluxo Principal: </w:t>
+            </w:r>
+          </w:p>
+          <w:p>
+            <w:pPr>
+              <w:widowControl w:val="0"/>
+              <w:spacing w:line="240" w:lineRule="auto"/>
+              <w:rPr>
+                <w:sz w:val="24"/>
+                <w:szCs w:val="24"/>
+              </w:rPr>
+            </w:pPr>
+            <w:r>
+              <w:rPr>
+                <w:rtl w:val="0"/>
+              </w:rPr>
+            </w:r>
+          </w:p>
+          <w:p>
+            <w:pPr>
+              <w:widowControl w:val="0"/>
+              <w:spacing w:line="240" w:lineRule="auto"/>
+              <w:rPr>
+                <w:sz w:val="24"/>
+                <w:szCs w:val="24"/>
+              </w:rPr>
+            </w:pPr>
+            <w:r>
+              <w:rPr>
+                <w:sz w:val="24"/>
+                <w:szCs w:val="24"/>
+                <w:rtl w:val="0"/>
+              </w:rPr>
+              <w:t xml:space="preserve">1. O cliente informa o CEP de destino ou seleciona um endereço cadastrado</w:t>
+            </w:r>
+          </w:p>
+          <w:p>
+            <w:pPr>
+              <w:widowControl w:val="0"/>
+              <w:spacing w:line="240" w:lineRule="auto"/>
+              <w:rPr>
+                <w:sz w:val="24"/>
+                <w:szCs w:val="24"/>
+              </w:rPr>
+            </w:pPr>
+            <w:r>
+              <w:rPr>
+                <w:rtl w:val="0"/>
+              </w:rPr>
+            </w:r>
+          </w:p>
+          <w:p>
+            <w:pPr>
+              <w:widowControl w:val="0"/>
+              <w:spacing w:line="240" w:lineRule="auto"/>
+              <w:rPr>
+                <w:sz w:val="24"/>
+                <w:szCs w:val="24"/>
+              </w:rPr>
+            </w:pPr>
+            <w:r>
+              <w:rPr>
+                <w:rtl w:val="0"/>
+              </w:rPr>
+            </w:r>
+          </w:p>
+          <w:p>
+            <w:pPr>
+              <w:widowControl w:val="0"/>
+              <w:spacing w:line="240" w:lineRule="auto"/>
+              <w:rPr>
+                <w:sz w:val="24"/>
+                <w:szCs w:val="24"/>
+              </w:rPr>
+            </w:pPr>
+            <w:r>
+              <w:rPr>
+                <w:sz w:val="24"/>
+                <w:szCs w:val="24"/>
+                <w:rtl w:val="0"/>
+              </w:rPr>
+              <w:t xml:space="preserve">2. O sistema consulta as tabelas de CEP e geolocalização via API sob protocolo TLS</w:t>
+            </w:r>
+          </w:p>
+          <w:p>
+            <w:pPr>
+              <w:widowControl w:val="0"/>
+              <w:spacing w:line="240" w:lineRule="auto"/>
+              <w:rPr>
+                <w:sz w:val="24"/>
+                <w:szCs w:val="24"/>
+              </w:rPr>
+            </w:pPr>
+            <w:r>
+              <w:rPr>
+                <w:rtl w:val="0"/>
+              </w:rPr>
+            </w:r>
+          </w:p>
+          <w:p>
+            <w:pPr>
+              <w:widowControl w:val="0"/>
+              <w:spacing w:line="240" w:lineRule="auto"/>
+              <w:rPr>
+                <w:sz w:val="24"/>
+                <w:szCs w:val="24"/>
+              </w:rPr>
+            </w:pPr>
+            <w:r>
+              <w:rPr>
+                <w:rtl w:val="0"/>
+              </w:rPr>
+            </w:r>
+          </w:p>
+          <w:p>
+            <w:pPr>
+              <w:widowControl w:val="0"/>
+              <w:spacing w:line="240" w:lineRule="auto"/>
+              <w:rPr>
+                <w:sz w:val="24"/>
+                <w:szCs w:val="24"/>
+              </w:rPr>
+            </w:pPr>
+            <w:r>
+              <w:rPr>
+                <w:sz w:val="24"/>
+                <w:szCs w:val="24"/>
+                <w:rtl w:val="0"/>
+              </w:rPr>
+              <w:t xml:space="preserve">3. O sistema verifica a elegibilidade para gratuidade regional ou do programa de fidelidade.</w:t>
+            </w:r>
+          </w:p>
+          <w:p>
+            <w:pPr>
+              <w:widowControl w:val="0"/>
+              <w:spacing w:line="240" w:lineRule="auto"/>
+              <w:rPr>
+                <w:sz w:val="24"/>
+                <w:szCs w:val="24"/>
+              </w:rPr>
+            </w:pPr>
+            <w:r>
+              <w:rPr>
+                <w:rtl w:val="0"/>
+              </w:rPr>
+            </w:r>
+          </w:p>
+          <w:p>
+            <w:pPr>
+              <w:widowControl w:val="0"/>
+              <w:spacing w:line="240" w:lineRule="auto"/>
+              <w:rPr>
+                <w:sz w:val="24"/>
+                <w:szCs w:val="24"/>
+              </w:rPr>
+            </w:pPr>
+            <w:r>
+              <w:rPr>
+                <w:rtl w:val="0"/>
+              </w:rPr>
+            </w:r>
+          </w:p>
+          <w:p>
+            <w:pPr>
+              <w:widowControl w:val="0"/>
+              <w:spacing w:line="240" w:lineRule="auto"/>
+              <w:rPr>
+                <w:sz w:val="24"/>
+                <w:szCs w:val="24"/>
+              </w:rPr>
+            </w:pPr>
+            <w:r>
+              <w:rPr>
+                <w:sz w:val="24"/>
+                <w:szCs w:val="24"/>
+                <w:rtl w:val="0"/>
+              </w:rPr>
+              <w:t xml:space="preserve">4. O sistema calcula o valor final do frete em até 1,5 segundos e o exibe no resumo da compra </w:t>
+            </w:r>
+          </w:p>
+          <w:p>
+            <w:pPr>
+              <w:widowControl w:val="0"/>
+              <w:spacing w:line="240" w:lineRule="auto"/>
+              <w:rPr>
+                <w:sz w:val="24"/>
+                <w:szCs w:val="24"/>
+              </w:rPr>
+            </w:pPr>
+            <w:r>
+              <w:rPr>
+                <w:rtl w:val="0"/>
+              </w:rPr>
+            </w:r>
+          </w:p>
+          <w:p>
+            <w:pPr>
+              <w:widowControl w:val="0"/>
+              <w:spacing w:line="240" w:lineRule="auto"/>
+              <w:rPr>
+                <w:sz w:val="24"/>
+                <w:szCs w:val="24"/>
+              </w:rPr>
+            </w:pPr>
+            <w:r>
+              <w:rPr>
+                <w:sz w:val="24"/>
+                <w:szCs w:val="24"/>
+                <w:rtl w:val="0"/>
+              </w:rPr>
+              <w:t xml:space="preserve">Fluxos Alternativos: </w:t>
+            </w:r>
+          </w:p>
+          <w:p>
+            <w:pPr>
+              <w:widowControl w:val="0"/>
+              <w:spacing w:line="240" w:lineRule="auto"/>
+              <w:rPr>
+                <w:sz w:val="24"/>
+                <w:szCs w:val="24"/>
+              </w:rPr>
+            </w:pPr>
+            <w:r>
+              <w:rPr>
+                <w:rtl w:val="0"/>
+              </w:rPr>
+            </w:r>
+          </w:p>
+          <w:p>
+            <w:pPr>
+              <w:widowControl w:val="0"/>
+              <w:spacing w:line="240" w:lineRule="auto"/>
+              <w:rPr>
+                <w:sz w:val="24"/>
+                <w:szCs w:val="24"/>
+              </w:rPr>
+            </w:pPr>
+            <w:r>
+              <w:rPr>
+                <w:sz w:val="24"/>
+                <w:szCs w:val="24"/>
+                <w:rtl w:val="0"/>
+              </w:rPr>
+              <w:t xml:space="preserve">FA01 - Aplicação de Frete Grátis:</w:t>
+            </w:r>
+          </w:p>
+          <w:p>
+            <w:pPr>
+              <w:widowControl w:val="0"/>
+              <w:spacing w:line="240" w:lineRule="auto"/>
+              <w:rPr>
+                <w:sz w:val="24"/>
+                <w:szCs w:val="24"/>
+              </w:rPr>
+            </w:pPr>
+            <w:r>
+              <w:rPr>
+                <w:rtl w:val="0"/>
+              </w:rPr>
+            </w:r>
+          </w:p>
+          <w:p>
+            <w:pPr>
+              <w:widowControl w:val="0"/>
+              <w:spacing w:line="240" w:lineRule="auto"/>
+              <w:rPr>
+                <w:sz w:val="24"/>
+                <w:szCs w:val="24"/>
+              </w:rPr>
+            </w:pPr>
+            <w:r>
+              <w:rPr>
+                <w:rtl w:val="0"/>
+              </w:rPr>
+            </w:r>
+          </w:p>
+          <w:p>
+            <w:pPr>
+              <w:widowControl w:val="0"/>
+              <w:spacing w:line="240" w:lineRule="auto"/>
+              <w:rPr>
+                <w:sz w:val="24"/>
+                <w:szCs w:val="24"/>
+              </w:rPr>
+            </w:pPr>
+            <w:r>
+              <w:rPr>
+                <w:sz w:val="24"/>
+                <w:szCs w:val="24"/>
+                <w:rtl w:val="0"/>
+              </w:rPr>
+              <w:t xml:space="preserve">3a. O sistema identifica que o CEP pertence à mesma região metropolitana do CD ou que o cliente é membro ativo do programa de fidelidade. </w:t>
+            </w:r>
+          </w:p>
+          <w:p>
+            <w:pPr>
+              <w:widowControl w:val="0"/>
+              <w:spacing w:line="240" w:lineRule="auto"/>
+              <w:rPr>
+                <w:sz w:val="24"/>
+                <w:szCs w:val="24"/>
+              </w:rPr>
+            </w:pPr>
+            <w:r>
+              <w:rPr>
+                <w:rtl w:val="0"/>
+              </w:rPr>
+            </w:r>
+          </w:p>
+          <w:p>
+            <w:pPr>
+              <w:widowControl w:val="0"/>
+              <w:spacing w:line="240" w:lineRule="auto"/>
+              <w:rPr>
+                <w:sz w:val="24"/>
+                <w:szCs w:val="24"/>
+              </w:rPr>
+            </w:pPr>
+            <w:r>
+              <w:rPr>
+                <w:rtl w:val="0"/>
+              </w:rPr>
+            </w:r>
+          </w:p>
+          <w:p>
+            <w:pPr>
+              <w:widowControl w:val="0"/>
+              <w:spacing w:line="240" w:lineRule="auto"/>
+              <w:rPr>
+                <w:sz w:val="24"/>
+                <w:szCs w:val="24"/>
+              </w:rPr>
+            </w:pPr>
+            <w:r>
+              <w:rPr>
+                <w:sz w:val="24"/>
+                <w:szCs w:val="24"/>
+                <w:rtl w:val="0"/>
+              </w:rPr>
+              <w:t xml:space="preserve">3b. O sistema aplica isenção total de frete (R$ 0,00) ao carrinho. </w:t>
+            </w:r>
+          </w:p>
+          <w:p>
+            <w:pPr>
+              <w:widowControl w:val="0"/>
+              <w:spacing w:line="240" w:lineRule="auto"/>
+              <w:rPr>
+                <w:sz w:val="24"/>
+                <w:szCs w:val="24"/>
+              </w:rPr>
+            </w:pPr>
+            <w:r>
+              <w:rPr>
+                <w:rtl w:val="0"/>
+              </w:rPr>
+            </w:r>
+          </w:p>
+          <w:p>
+            <w:pPr>
+              <w:widowControl w:val="0"/>
+              <w:spacing w:line="240" w:lineRule="auto"/>
+              <w:rPr>
+                <w:sz w:val="24"/>
+                <w:szCs w:val="24"/>
+              </w:rPr>
+            </w:pPr>
+            <w:r>
+              <w:rPr>
+                <w:rtl w:val="0"/>
+              </w:rPr>
+            </w:r>
+          </w:p>
+          <w:p>
+            <w:pPr>
+              <w:widowControl w:val="0"/>
+              <w:spacing w:line="240" w:lineRule="auto"/>
+              <w:rPr>
+                <w:sz w:val="24"/>
+                <w:szCs w:val="24"/>
+              </w:rPr>
+            </w:pPr>
+            <w:r>
+              <w:rPr>
+                <w:sz w:val="24"/>
+                <w:szCs w:val="24"/>
+                <w:rtl w:val="0"/>
+              </w:rPr>
+              <w:t xml:space="preserve">Fluxos de Exceção: </w:t>
+            </w:r>
+          </w:p>
+          <w:p>
+            <w:pPr>
+              <w:widowControl w:val="0"/>
+              <w:spacing w:line="240" w:lineRule="auto"/>
+              <w:rPr>
+                <w:sz w:val="24"/>
+                <w:szCs w:val="24"/>
+              </w:rPr>
+            </w:pPr>
+            <w:r>
+              <w:rPr>
+                <w:rtl w:val="0"/>
+              </w:rPr>
+            </w:r>
+          </w:p>
+          <w:p>
+            <w:pPr>
+              <w:widowControl w:val="0"/>
+              <w:spacing w:line="240" w:lineRule="auto"/>
+              <w:rPr>
+                <w:sz w:val="24"/>
+                <w:szCs w:val="24"/>
+              </w:rPr>
+            </w:pPr>
+            <w:r>
+              <w:rPr>
+                <w:sz w:val="24"/>
+                <w:szCs w:val="24"/>
+                <w:rtl w:val="0"/>
+              </w:rPr>
+              <w:t xml:space="preserve">FE01 - Indisponibilidade na API da Transportadora:</w:t>
+            </w:r>
+          </w:p>
+          <w:p>
+            <w:pPr>
+              <w:widowControl w:val="0"/>
+              <w:spacing w:line="240" w:lineRule="auto"/>
+              <w:rPr>
+                <w:sz w:val="24"/>
+                <w:szCs w:val="24"/>
+              </w:rPr>
+            </w:pPr>
+            <w:r>
+              <w:rPr>
+                <w:rtl w:val="0"/>
+              </w:rPr>
+            </w:r>
+          </w:p>
+          <w:p>
+            <w:pPr>
+              <w:widowControl w:val="0"/>
+              <w:spacing w:line="240" w:lineRule="auto"/>
+              <w:rPr>
+                <w:sz w:val="24"/>
+                <w:szCs w:val="24"/>
+              </w:rPr>
+            </w:pPr>
+            <w:r>
+              <w:rPr>
+                <w:rtl w:val="0"/>
+              </w:rPr>
+            </w:r>
+          </w:p>
+          <w:p>
+            <w:pPr>
+              <w:widowControl w:val="0"/>
+              <w:spacing w:line="240" w:lineRule="auto"/>
+              <w:rPr>
+                <w:sz w:val="24"/>
+                <w:szCs w:val="24"/>
+              </w:rPr>
+            </w:pPr>
+            <w:r>
+              <w:rPr>
+                <w:sz w:val="24"/>
+                <w:szCs w:val="24"/>
+                <w:rtl w:val="0"/>
+              </w:rPr>
+              <w:t xml:space="preserve">2a. A API de cálculo da transportadora não responde no tempo limite. </w:t>
+            </w:r>
+          </w:p>
+          <w:p>
+            <w:pPr>
+              <w:widowControl w:val="0"/>
+              <w:spacing w:line="240" w:lineRule="auto"/>
+              <w:rPr>
+                <w:sz w:val="24"/>
+                <w:szCs w:val="24"/>
+              </w:rPr>
+            </w:pPr>
+            <w:r>
+              <w:rPr>
+                <w:rtl w:val="0"/>
+              </w:rPr>
+            </w:r>
+          </w:p>
+          <w:p>
+            <w:pPr>
+              <w:widowControl w:val="0"/>
+              <w:spacing w:line="240" w:lineRule="auto"/>
+              <w:rPr>
+                <w:sz w:val="24"/>
+                <w:szCs w:val="24"/>
+              </w:rPr>
+            </w:pPr>
+            <w:r>
+              <w:rPr>
+                <w:rtl w:val="0"/>
+              </w:rPr>
+            </w:r>
+          </w:p>
+          <w:p>
+            <w:pPr>
+              <w:widowControl w:val="0"/>
+              <w:spacing w:line="240" w:lineRule="auto"/>
+              <w:rPr>
+                <w:sz w:val="24"/>
+                <w:szCs w:val="24"/>
+              </w:rPr>
+            </w:pPr>
+            <w:r>
+              <w:rPr>
+                <w:sz w:val="24"/>
+                <w:szCs w:val="24"/>
+                <w:rtl w:val="0"/>
+              </w:rPr>
+              <w:t xml:space="preserve">2b. O sistema utiliza a tabela de contingência offline de frete estimado e exibe aviso ao usuário. (Pode ter alteração no valor - Deve ser consultado posteriormente)</w:t>
+            </w:r>
+          </w:p>
+          <w:p>
+            <w:pPr>
+              <w:widowControl w:val="0"/>
+              <w:spacing w:line="240" w:lineRule="auto"/>
+              <w:rPr>
+                <w:sz w:val="24"/>
+                <w:szCs w:val="24"/>
+              </w:rPr>
+            </w:pPr>
+            <w:r>
+              <w:rPr>
+                <w:rtl w:val="0"/>
+              </w:rPr>
+            </w:r>
+          </w:p>
+          <w:p>
+            <w:pPr>
+              <w:widowControl w:val="0"/>
+              <w:spacing w:line="240" w:lineRule="auto"/>
+              <w:rPr>
+                <w:sz w:val="24"/>
+                <w:szCs w:val="24"/>
+              </w:rPr>
+            </w:pPr>
+            <w:r>
+              <w:rPr>
+                <w:sz w:val="24"/>
+                <w:szCs w:val="24"/>
+                <w:rtl w:val="0"/>
+              </w:rPr>
+              <w:t xml:space="preserve">Relações de Regras de Negócio: </w:t>
+            </w:r>
+          </w:p>
+          <w:p>
+            <w:pPr>
+              <w:widowControl w:val="0"/>
+              <w:spacing w:line="240" w:lineRule="auto"/>
+              <w:rPr>
+                <w:sz w:val="24"/>
+                <w:szCs w:val="24"/>
+              </w:rPr>
+            </w:pPr>
+            <w:r>
+              <w:rPr>
+                <w:rtl w:val="0"/>
+              </w:rPr>
+            </w:r>
+          </w:p>
+          <w:p>
+            <w:pPr>
+              <w:widowControl w:val="0"/>
+              <w:spacing w:line="240" w:lineRule="auto"/>
+              <w:rPr>
+                <w:sz w:val="24"/>
+                <w:szCs w:val="24"/>
+              </w:rPr>
+            </w:pPr>
+            <w:r>
+              <w:rPr>
+                <w:sz w:val="24"/>
+                <w:szCs w:val="24"/>
+                <w:rtl w:val="0"/>
+              </w:rPr>
+              <w:t xml:space="preserve">RN03 </w:t>
+            </w:r>
+          </w:p>
+          <w:p>
+            <w:pPr>
+              <w:widowControl w:val="0"/>
+              <w:spacing w:line="240" w:lineRule="auto"/>
+              <w:rPr>
+                <w:sz w:val="24"/>
+                <w:szCs w:val="24"/>
+              </w:rPr>
+            </w:pPr>
+            <w:r>
+              <w:rPr>
+                <w:rtl w:val="0"/>
+              </w:rPr>
+            </w:r>
+          </w:p>
+          <w:p>
+            <w:pPr>
+              <w:widowControl w:val="0"/>
+              <w:spacing w:line="240" w:lineRule="auto"/>
+              <w:rPr>
+                <w:sz w:val="24"/>
+                <w:szCs w:val="24"/>
+              </w:rPr>
+            </w:pPr>
+            <w:r>
+              <w:rPr>
+                <w:rtl w:val="0"/>
+              </w:rPr>
+            </w:r>
+          </w:p>
+          <w:p>
+            <w:pPr>
+              <w:widowControl w:val="0"/>
+              <w:spacing w:line="240" w:lineRule="auto"/>
+              <w:rPr>
+                <w:sz w:val="24"/>
+                <w:szCs w:val="24"/>
+              </w:rPr>
+            </w:pPr>
+            <w:r>
+              <w:rPr>
+                <w:sz w:val="24"/>
+                <w:szCs w:val="24"/>
+                <w:rtl w:val="0"/>
+              </w:rPr>
+              <w:t xml:space="preserve">RF02 </w:t>
+            </w:r>
+          </w:p>
+          <w:p>
+            <w:pPr>
+              <w:widowControl w:val="0"/>
+              <w:numPr>
+                <w:ilvl w:val="0"/>
+                <w:numId w:val="2"/>
+              </w:numPr>
+              <w:spacing w:line="240" w:lineRule="auto"/>
+              <w:ind w:left="720" w:hanging="360"/>
+              <w:rPr>
+                <w:sz w:val="24"/>
+                <w:szCs w:val="24"/>
+              </w:rPr>
+            </w:pPr>
+            <w:r>
+              <w:rPr>
+                <w:b w:val="1"/>
+                <w:bCs w:val="1"/>
+                <w:sz w:val="24"/>
+                <w:szCs w:val="24"/>
+                <w:rtl w:val="0"/>
+              </w:rPr>
+              <w:t xml:space="preserve">2a.</w:t>
+            </w:r>
+            <w:r>
+              <w:rPr>
+                <w:sz w:val="24"/>
+                <w:szCs w:val="24"/>
+                <w:rtl w:val="0"/>
+              </w:rPr>
+              <w:t xml:space="preserve"> A API de cálculo da transportadora não responde no tempo limite. </w:t>
+            </w:r>
+          </w:p>
+          <w:p>
+            <w:pPr>
+              <w:widowControl w:val="0"/>
+              <w:spacing w:line="240" w:lineRule="auto"/>
+              <w:ind w:left="720" w:firstLine="0"/>
+              <w:rPr>
+                <w:sz w:val="24"/>
+                <w:szCs w:val="24"/>
+              </w:rPr>
+            </w:pPr>
+            <w:r>
+              <w:rPr>
+                <w:rtl w:val="0"/>
+              </w:rPr>
+            </w:r>
+          </w:p>
+          <w:p>
+            <w:pPr>
+              <w:widowControl w:val="0"/>
+              <w:numPr>
+                <w:ilvl w:val="0"/>
+                <w:numId w:val="2"/>
+              </w:numPr>
+              <w:spacing w:line="240" w:lineRule="auto"/>
+              <w:ind w:left="720" w:hanging="360"/>
+              <w:rPr>
+                <w:sz w:val="24"/>
+                <w:szCs w:val="24"/>
+              </w:rPr>
+            </w:pPr>
+            <w:r>
+              <w:rPr>
+                <w:b w:val="1"/>
+                <w:bCs w:val="1"/>
+                <w:sz w:val="24"/>
+                <w:szCs w:val="24"/>
+                <w:rtl w:val="0"/>
+              </w:rPr>
+              <w:t xml:space="preserve">2b.</w:t>
+            </w:r>
+            <w:r>
+              <w:rPr>
+                <w:sz w:val="24"/>
+                <w:szCs w:val="24"/>
+                <w:rtl w:val="0"/>
+              </w:rPr>
+              <w:t xml:space="preserve"> O sistema utiliza a tabela de contingência offline de frete estimado e exibe aviso ao usuário. (Pode ter alteração no valor - Deve ser consultado posteriormente)</w:t>
+            </w:r>
+          </w:p>
+        </w:tc>
+      </w:tr>
+      <w:tr>
+        <w:trPr>
+          <w:cantSplit w:val="0"/>
+          <w:tblHeader w:val="0"/>
+        </w:trPr>
+        <w:tc>
+          <w:tcPr>
+            <w:shd w:fill="999999" w:val="clear"/>
+            <w:tcMar>
+              <w:top w:w="100.0" w:type="dxa"/>
+              <w:left w:w="100.0" w:type="dxa"/>
+              <w:bottom w:w="100.0" w:type="dxa"/>
+              <w:right w:w="100.0" w:type="dxa"/>
+            </w:tcMar>
+            <w:vAlign w:val="top"/>
+          </w:tcPr>
+          <w:p>
+            <w:pPr>
+              <w:widowControl w:val="0"/>
+              <w:spacing w:line="240" w:lineRule="auto"/>
+              <w:rPr>
+                <w:b w:val="1"/>
+                <w:bCs w:val="1"/>
+                <w:sz w:val="24"/>
+                <w:szCs w:val="24"/>
+              </w:rPr>
+            </w:pPr>
+            <w:r>
+              <w:rPr>
+                <w:b w:val="1"/>
+                <w:bCs w:val="1"/>
+                <w:sz w:val="24"/>
+                <w:szCs w:val="24"/>
+                <w:rtl w:val="0"/>
+              </w:rPr>
+              <w:t xml:space="preserve">Relações de Regras de Negócio: </w:t>
+            </w:r>
+          </w:p>
+        </w:tc>
+        <w:tc>
+          <w:tcPr>
+            <w:shd w:fill="auto" w:val="clear"/>
+            <w:tcMar>
+              <w:top w:w="100.0" w:type="dxa"/>
+              <w:left w:w="100.0" w:type="dxa"/>
+              <w:bottom w:w="100.0" w:type="dxa"/>
+              <w:right w:w="100.0" w:type="dxa"/>
+            </w:tcMar>
+            <w:vAlign w:val="top"/>
+          </w:tcPr>
           <w:p>
             <w:pPr>
               <w:widowControl w:val="0"/>
@@ -9965,6 +11825,55 @@
               <w:spacing w:line="240" w:lineRule="auto"/>
               <w:ind w:left="720" w:hanging="360"/>
               <w:rPr>
+                <w:sz w:val="24"/>
+                <w:szCs w:val="24"/>
+              </w:rPr>
+            </w:pPr>
+            <w:r>
+              <w:rPr>
+                <w:b w:val="1"/>
+                <w:bCs w:val="1"/>
+                <w:sz w:val="24"/>
+                <w:szCs w:val="24"/>
+                <w:rtl w:val="0"/>
+              </w:rPr>
+              <w:t xml:space="preserve">RN03</w:t>
+            </w:r>
+            <w:r>
+              <w:rPr>
+                <w:sz w:val="24"/>
+                <w:szCs w:val="24"/>
+                <w:rtl w:val="0"/>
+              </w:rPr>
+              <w:t xml:space="preserve"> </w:t>
+            </w:r>
+          </w:p>
+          <w:p>
+            <w:pPr>
+              <w:widowControl w:val="0"/>
+              <w:spacing w:line="240" w:lineRule="auto"/>
+              <w:ind w:left="720" w:firstLine="0"/>
+              <w:rPr>
+                <w:sz w:val="24"/>
+                <w:szCs w:val="24"/>
+              </w:rPr>
+            </w:pPr>
+            <w:r>
+              <w:rPr>
+                <w:rtl w:val="0"/>
+              </w:rPr>
+            </w:r>
+          </w:p>
+          <w:p>
+            <w:pPr>
+              <w:widowControl w:val="0"/>
+              <w:numPr>
+                <w:ilvl w:val="0"/>
+                <w:numId w:val="7"/>
+              </w:numPr>
+              <w:spacing w:line="240" w:lineRule="auto"/>
+              <w:ind w:left="720" w:hanging="360"/>
+              <w:rPr>
                 <w:b w:val="1"/>
                 <w:bCs w:val="1"/>
                 <w:sz w:val="24"/>
@@ -10235,659 +12144,6 @@
         <w:jc w:val="both"/>
         <w:rPr/>
       </w:pPr>
-      <w:r>
-        <w:rPr>
-          <w:rtl w:val="0"/>
-        </w:rPr>
-      </w:r>
-    </w:p>
-    <w:p>
-      <w:pPr>
-        <w:spacing w:line="360" w:lineRule="auto"/>
-        <w:jc w:val="both"/>
-        <w:rPr/>
-      </w:pPr>
-      <w:r>
-        <w:rPr>
-          <w:rtl w:val="0"/>
-        </w:rPr>
-      </w:r>
-    </w:p>
-    <w:p>
-      <w:pPr>
-        <w:spacing w:line="360" w:lineRule="auto"/>
-        <w:jc w:val="both"/>
-        <w:rPr/>
-      </w:pPr>
-      <w:r>
-        <w:rPr>
-          <w:rtl w:val="0"/>
-        </w:rPr>
-      </w:r>
-    </w:p>
-    <w:p>
-      <w:pPr>
-        <w:spacing w:line="360" w:lineRule="auto"/>
-        <w:jc w:val="both"/>
-        <w:rPr/>
-      </w:pPr>
-      <w:r>
-        <w:rPr>
-          <w:rtl w:val="0"/>
-        </w:rPr>
-      </w:r>
-    </w:p>
-    <w:p>
-      <w:pPr>
-        <w:spacing w:line="360" w:lineRule="auto"/>
-        <w:jc w:val="both"/>
-        <w:rPr/>
-      </w:pPr>
-      <w:r>
-        <w:rPr>
-          <w:rtl w:val="0"/>
-        </w:rPr>
-      </w:r>
-    </w:p>
-    <w:p>
-      <w:pPr>
-        <w:spacing w:line="360" w:lineRule="auto"/>
-        <w:jc w:val="both"/>
-        <w:rPr/>
-      </w:pPr>
-      <w:r>
-        <w:rPr>
-          <w:rtl w:val="0"/>
-        </w:rPr>
-      </w:r>
-    </w:p>
-    <w:p>
-      <w:pPr>
-        <w:spacing w:after="180" w:before="360" w:line="360" w:lineRule="auto"/>
-        <w:jc w:val="both"/>
-        <w:rPr>
-          <w:sz w:val="30"/>
-          <w:szCs w:val="30"/>
-        </w:rPr>
-      </w:pPr>
-      <w:r>
-        <w:rPr>
-          <w:sz w:val="30"/>
-          <w:szCs w:val="30"/>
-          <w:rtl w:val="0"/>
-        </w:rPr>
-        <w:t xml:space="preserve">Caso de Uso Expandido: UC03 – Localizar Mercados e Compra Expressa</w:t>
-      </w:r>
-    </w:p>
-    <w:p>
-      <w:pPr>
-        <w:numPr>
-          <w:ilvl w:val="0"/>
-          <w:numId w:val="8"/>
-        </w:numPr>
-        <w:spacing w:after="0" w:afterAutospacing="0" w:before="180" w:line="360" w:lineRule="auto"/>
-        <w:ind w:left="720" w:hanging="360"/>
-      </w:pPr>
-      <w:r>
-        <w:rPr>
-          <w:b w:val="1"/>
-          <w:bCs w:val="1"/>
-          <w:sz w:val="24"/>
-          <w:szCs w:val="24"/>
-          <w:rtl w:val="0"/>
-        </w:rPr>
-        <w:t xml:space="preserve">Atores Principais:</w:t>
-      </w:r>
-      <w:r>
-        <w:rPr>
-          <w:sz w:val="24"/>
-          <w:szCs w:val="24"/>
-          <w:rtl w:val="0"/>
-        </w:rPr>
-        <w:t xml:space="preserve"> Cliente (Usuário do app).</w:t>
-      </w:r>
-    </w:p>
-    <w:p>
-      <w:pPr>
-        <w:numPr>
-          <w:ilvl w:val="0"/>
-          <w:numId w:val="8"/>
-        </w:numPr>
-        <w:spacing w:after="0" w:afterAutospacing="0" w:before="0" w:beforeAutospacing="0" w:line="360" w:lineRule="auto"/>
-        <w:ind w:left="720" w:hanging="360"/>
-      </w:pPr>
-      <w:r>
-        <w:rPr>
-          <w:b w:val="1"/>
-          <w:bCs w:val="1"/>
-          <w:sz w:val="24"/>
-          <w:szCs w:val="24"/>
-          <w:rtl w:val="0"/>
-        </w:rPr>
-        <w:t xml:space="preserve">Atores Secundários:</w:t>
-      </w:r>
-      <w:r>
-        <w:rPr>
-          <w:sz w:val="24"/>
-          <w:szCs w:val="24"/>
-          <w:rtl w:val="0"/>
-        </w:rPr>
-        <w:t xml:space="preserve"> API de Geolocalização (ex: Google Maps / CoreLocation), Sistema de Inventário dos Mercados.</w:t>
-      </w:r>
-    </w:p>
-    <w:p>
-      <w:pPr>
-        <w:numPr>
-          <w:ilvl w:val="0"/>
-          <w:numId w:val="8"/>
-        </w:numPr>
-        <w:spacing w:after="0" w:afterAutospacing="0" w:before="0" w:beforeAutospacing="0" w:line="360" w:lineRule="auto"/>
-        <w:ind w:left="720" w:hanging="360"/>
-      </w:pPr>
-      <w:r>
-        <w:rPr>
-          <w:b w:val="1"/>
-          <w:bCs w:val="1"/>
-          <w:sz w:val="24"/>
-          <w:szCs w:val="24"/>
-          <w:rtl w:val="0"/>
-        </w:rPr>
-        <w:t xml:space="preserve">Pré-condições:</w:t>
-      </w:r>
-      <w:r>
-        <w:rPr>
-          <w:sz w:val="24"/>
-          <w:szCs w:val="24"/>
-          <w:rtl w:val="0"/>
-        </w:rPr>
-        <w:t xml:space="preserve"> O Cliente deve estar autenticado no sistema e o dispositivo deve estar com o GPS ativado.</w:t>
-      </w:r>
-    </w:p>
-    <w:p>
-      <w:pPr>
-        <w:numPr>
-          <w:ilvl w:val="0"/>
-          <w:numId w:val="8"/>
-        </w:numPr>
-        <w:spacing w:after="240" w:before="0" w:beforeAutospacing="0" w:line="360" w:lineRule="auto"/>
-        <w:ind w:left="720" w:hanging="360"/>
-      </w:pPr>
-      <w:r>
-        <w:rPr>
-          <w:b w:val="1"/>
-          <w:bCs w:val="1"/>
-          <w:sz w:val="24"/>
-          <w:szCs w:val="24"/>
-          <w:rtl w:val="0"/>
-        </w:rPr>
-        <w:t xml:space="preserve">Pós-condições:</w:t>
-      </w:r>
-      <w:r>
-        <w:rPr>
-          <w:sz w:val="24"/>
-          <w:szCs w:val="24"/>
-          <w:rtl w:val="0"/>
-        </w:rPr>
-        <w:t xml:space="preserve"> Os mercados próximos são exibidos e os itens selecionados são inseridos com sucesso no carrinho de compras.</w:t>
-      </w:r>
-    </w:p>
-    <w:p>
-      <w:pPr>
-        <w:spacing w:after="180" w:before="360" w:line="360" w:lineRule="auto"/>
-        <w:jc w:val="both"/>
-        <w:rPr>
-          <w:b w:val="1"/>
-          <w:bCs w:val="1"/>
-          <w:sz w:val="24"/>
-          <w:szCs w:val="24"/>
-        </w:rPr>
-      </w:pPr>
-      <w:r>
-        <w:rPr>
-          <w:b w:val="1"/>
-          <w:bCs w:val="1"/>
-          <w:sz w:val="24"/>
-          <w:szCs w:val="24"/>
-          <w:rtl w:val="0"/>
-        </w:rPr>
-        <w:t xml:space="preserve">Fluxo Principal (Cenário de Sucesso)</w:t>
-      </w:r>
-    </w:p>
-    <w:p>
-      <w:pPr>
-        <w:numPr>
-          <w:ilvl w:val="0"/>
-          <w:numId w:val="6"/>
-        </w:numPr>
-        <w:spacing w:after="0" w:afterAutospacing="0" w:before="180" w:line="360" w:lineRule="auto"/>
-        <w:ind w:left="720" w:hanging="360"/>
-      </w:pPr>
-      <w:r>
-        <w:rPr>
-          <w:sz w:val="24"/>
-          <w:szCs w:val="24"/>
-          <w:rtl w:val="0"/>
-        </w:rPr>
-        <w:t xml:space="preserve">O Cliente acessa a tela de busca de ingredientes ou a área de compras do sistema.</w:t>
-      </w:r>
-    </w:p>
-    <w:p>
-      <w:pPr>
-        <w:numPr>
-          <w:ilvl w:val="0"/>
-          <w:numId w:val="6"/>
-        </w:numPr>
-        <w:spacing w:after="0" w:afterAutospacing="0" w:before="0" w:beforeAutospacing="0" w:line="360" w:lineRule="auto"/>
-        <w:ind w:left="720" w:hanging="360"/>
-      </w:pPr>
-      <w:r>
-        <w:rPr>
-          <w:sz w:val="24"/>
-          <w:szCs w:val="24"/>
-          <w:rtl w:val="0"/>
-        </w:rPr>
-        <w:t xml:space="preserve">O sistema solicita a geolocalização atual do dispositivo do Cliente através da API de GPS.</w:t>
-      </w:r>
-    </w:p>
-    <w:p>
-      <w:pPr>
-        <w:numPr>
-          <w:ilvl w:val="0"/>
-          <w:numId w:val="6"/>
-        </w:numPr>
-        <w:spacing w:after="0" w:afterAutospacing="0" w:before="0" w:beforeAutospacing="0" w:line="360" w:lineRule="auto"/>
-        <w:ind w:left="720" w:hanging="360"/>
-      </w:pPr>
-      <w:r>
-        <w:rPr>
-          <w:sz w:val="24"/>
-          <w:szCs w:val="24"/>
-          <w:rtl w:val="0"/>
-        </w:rPr>
-        <w:t xml:space="preserve">O sistema recebe as coordenadas com uma </w:t>
-      </w:r>
-      <w:r>
-        <w:rPr>
-          <w:b w:val="1"/>
-          <w:bCs w:val="1"/>
-          <w:sz w:val="24"/>
-          <w:szCs w:val="24"/>
-          <w:rtl w:val="0"/>
-        </w:rPr>
-        <w:t xml:space="preserve">precisão de raio inferior a 50 metros [RFN 03.01]</w:t>
-      </w:r>
-      <w:r>
-        <w:rPr>
-          <w:sz w:val="24"/>
-          <w:szCs w:val="24"/>
-          <w:rtl w:val="0"/>
-        </w:rPr>
-        <w:t xml:space="preserve">.</w:t>
-      </w:r>
-    </w:p>
-    <w:p>
-      <w:pPr>
-        <w:numPr>
-          <w:ilvl w:val="0"/>
-          <w:numId w:val="6"/>
-        </w:numPr>
-        <w:spacing w:after="0" w:afterAutospacing="0" w:before="0" w:beforeAutospacing="0" w:line="360" w:lineRule="auto"/>
-        <w:ind w:left="720" w:hanging="360"/>
-      </w:pPr>
-      <w:r>
-        <w:rPr>
-          <w:sz w:val="24"/>
-          <w:szCs w:val="24"/>
-          <w:rtl w:val="0"/>
-        </w:rPr>
-        <w:t xml:space="preserve">O sistema consulta a base de dados e identifica os supermercados parceiros credenciados que estão no raio de cobertura daquela localização.</w:t>
-      </w:r>
-    </w:p>
-    <w:p>
-      <w:pPr>
-        <w:numPr>
-          <w:ilvl w:val="0"/>
-          <w:numId w:val="6"/>
-        </w:numPr>
-        <w:spacing w:after="0" w:afterAutospacing="0" w:before="0" w:beforeAutospacing="0" w:line="360" w:lineRule="auto"/>
-        <w:ind w:left="720" w:hanging="360"/>
-      </w:pPr>
-      <w:r>
-        <w:rPr>
-          <w:sz w:val="24"/>
-          <w:szCs w:val="24"/>
-          <w:rtl w:val="0"/>
-        </w:rPr>
-        <w:t xml:space="preserve">O sistema apresenta ao Cliente a lista de mercados parceiros mais próximos e os produtos/ingredientes disponíveis neles.</w:t>
-      </w:r>
-    </w:p>
-    <w:p>
-      <w:pPr>
-        <w:numPr>
-          <w:ilvl w:val="0"/>
-          <w:numId w:val="6"/>
-        </w:numPr>
-        <w:spacing w:after="0" w:afterAutospacing="0" w:before="0" w:beforeAutospacing="0" w:line="360" w:lineRule="auto"/>
-        <w:ind w:left="720" w:hanging="360"/>
-      </w:pPr>
-      <w:r>
-        <w:rPr>
-          <w:sz w:val="24"/>
-          <w:szCs w:val="24"/>
-          <w:rtl w:val="0"/>
-        </w:rPr>
-        <w:t xml:space="preserve">O Cliente seleciona os ingredientes faltantes que deseja adquirir.</w:t>
-      </w:r>
-    </w:p>
-    <w:p>
-      <w:pPr>
-        <w:numPr>
-          <w:ilvl w:val="0"/>
-          <w:numId w:val="6"/>
-        </w:numPr>
-        <w:spacing w:after="0" w:afterAutospacing="0" w:before="0" w:beforeAutospacing="0" w:line="360" w:lineRule="auto"/>
-        <w:ind w:left="720" w:hanging="360"/>
-      </w:pPr>
-      <w:r>
-        <w:rPr>
-          <w:sz w:val="24"/>
-          <w:szCs w:val="24"/>
-          <w:rtl w:val="0"/>
-        </w:rPr>
-        <w:t xml:space="preserve">O Cliente clica na opção de "Compra Expressa" (Adicionar ao carrinho).</w:t>
-      </w:r>
-    </w:p>
-    <w:p>
-      <w:pPr>
-        <w:numPr>
-          <w:ilvl w:val="0"/>
-          <w:numId w:val="6"/>
-        </w:numPr>
-        <w:spacing w:after="420" w:before="0" w:beforeAutospacing="0" w:line="360" w:lineRule="auto"/>
-        <w:ind w:left="720" w:hanging="360"/>
-      </w:pPr>
-      <w:r>
-        <w:rPr>
-          <w:sz w:val="24"/>
-          <w:szCs w:val="24"/>
-          <w:rtl w:val="0"/>
-        </w:rPr>
-        <w:t xml:space="preserve">O sistema valida o estoque do item no mercado selecionado e adiciona os produtos ao carrinho de compras do Cliente.</w:t>
-      </w:r>
-    </w:p>
-    <w:p>
-      <w:pPr>
-        <w:spacing w:after="180" w:before="360" w:line="360" w:lineRule="auto"/>
-        <w:jc w:val="both"/>
-        <w:rPr>
-          <w:b w:val="1"/>
-          <w:bCs w:val="1"/>
-          <w:sz w:val="24"/>
-          <w:szCs w:val="24"/>
-        </w:rPr>
-      </w:pPr>
-      <w:r>
-        <w:rPr>
-          <w:b w:val="1"/>
-          <w:bCs w:val="1"/>
-          <w:sz w:val="24"/>
-          <w:szCs w:val="24"/>
-          <w:rtl w:val="0"/>
-        </w:rPr>
-        <w:t xml:space="preserve">Fluxos Alternativos e de Exceção</w:t>
-      </w:r>
-    </w:p>
-    <w:p>
-      <w:pPr>
-        <w:numPr>
-          <w:ilvl w:val="0"/>
-          <w:numId w:val="9"/>
-        </w:numPr>
-        <w:spacing w:after="0" w:afterAutospacing="0" w:before="180" w:line="360" w:lineRule="auto"/>
-        <w:ind w:left="720" w:hanging="360"/>
-      </w:pPr>
-      <w:r>
-        <w:rPr>
-          <w:b w:val="1"/>
-          <w:bCs w:val="1"/>
-          <w:sz w:val="24"/>
-          <w:szCs w:val="24"/>
-          <w:rtl w:val="0"/>
-        </w:rPr>
-        <w:t xml:space="preserve">Fluxo Alternativo 2a: Permissão de GPS negada pelo usuário</w:t>
-      </w:r>
-    </w:p>
-    <w:p>
-      <w:pPr>
-        <w:numPr>
-          <w:ilvl w:val="1"/>
-          <w:numId w:val="9"/>
-        </w:numPr>
-        <w:spacing w:after="0" w:afterAutospacing="0" w:before="0" w:beforeAutospacing="0" w:line="360" w:lineRule="auto"/>
-        <w:ind w:left="1440" w:hanging="360"/>
-      </w:pPr>
-      <w:r>
-        <w:rPr>
-          <w:sz w:val="24"/>
-          <w:szCs w:val="24"/>
-          <w:rtl w:val="0"/>
-        </w:rPr>
-        <w:t xml:space="preserve">O sistema identifica que a permissão de localização foi recusada.</w:t>
-      </w:r>
-    </w:p>
-    <w:p>
-      <w:pPr>
-        <w:numPr>
-          <w:ilvl w:val="1"/>
-          <w:numId w:val="9"/>
-        </w:numPr>
-        <w:spacing w:after="0" w:afterAutospacing="0" w:before="0" w:beforeAutospacing="0" w:line="360" w:lineRule="auto"/>
-        <w:ind w:left="1440" w:hanging="360"/>
-      </w:pPr>
-      <w:r>
-        <w:rPr>
-          <w:sz w:val="24"/>
-          <w:szCs w:val="24"/>
-          <w:rtl w:val="0"/>
-        </w:rPr>
-        <w:t xml:space="preserve">O sistema exibe uma mensagem solicitando que o Cliente insira um endereço manualmente (Ex: CEP ou Nome da Rua).</w:t>
-      </w:r>
-    </w:p>
-    <w:p>
-      <w:pPr>
-        <w:numPr>
-          <w:ilvl w:val="1"/>
-          <w:numId w:val="9"/>
-        </w:numPr>
-        <w:spacing w:after="0" w:afterAutospacing="0" w:before="0" w:beforeAutospacing="0" w:line="360" w:lineRule="auto"/>
-        <w:ind w:left="1440" w:hanging="360"/>
-      </w:pPr>
-      <w:r>
-        <w:rPr>
-          <w:sz w:val="24"/>
-          <w:szCs w:val="24"/>
-          <w:rtl w:val="0"/>
-        </w:rPr>
-        <w:t xml:space="preserve">O Cliente insira o endereço.</w:t>
-      </w:r>
-    </w:p>
-    <w:p>
-      <w:pPr>
-        <w:numPr>
-          <w:ilvl w:val="1"/>
-          <w:numId w:val="9"/>
-        </w:numPr>
-        <w:spacing w:after="0" w:afterAutospacing="0" w:before="0" w:beforeAutospacing="0" w:line="360" w:lineRule="auto"/>
-        <w:ind w:left="1440" w:hanging="360"/>
-      </w:pPr>
-      <w:r>
-        <w:rPr>
-          <w:sz w:val="24"/>
-          <w:szCs w:val="24"/>
-          <w:rtl w:val="0"/>
-        </w:rPr>
-        <w:t xml:space="preserve">O sistema valida o endereço e prossegue para o passo 4 do fluxo principal.</w:t>
-      </w:r>
-    </w:p>
-    <w:p>
-      <w:pPr>
-        <w:numPr>
-          <w:ilvl w:val="0"/>
-          <w:numId w:val="9"/>
-        </w:numPr>
-        <w:spacing w:after="0" w:afterAutospacing="0" w:before="0" w:beforeAutospacing="0" w:line="360" w:lineRule="auto"/>
-        <w:ind w:left="720" w:hanging="360"/>
-      </w:pPr>
-      <w:r>
-        <w:rPr>
-          <w:b w:val="1"/>
-          <w:bCs w:val="1"/>
-          <w:sz w:val="24"/>
-          <w:szCs w:val="24"/>
-          <w:rtl w:val="0"/>
-        </w:rPr>
-        <w:t xml:space="preserve">Fluxo de Exceção 3a: Baixa precisão do sinal de GPS (Raio maior que 50 metros)</w:t>
-      </w:r>
-    </w:p>
-    <w:p>
-      <w:pPr>
-        <w:numPr>
-          <w:ilvl w:val="1"/>
-          <w:numId w:val="9"/>
-        </w:numPr>
-        <w:spacing w:after="0" w:afterAutospacing="0" w:before="0" w:beforeAutospacing="0" w:line="360" w:lineRule="auto"/>
-        <w:ind w:left="1440" w:hanging="360"/>
-      </w:pPr>
-      <w:r>
-        <w:rPr>
-          <w:sz w:val="24"/>
-          <w:szCs w:val="24"/>
-          <w:rtl w:val="0"/>
-        </w:rPr>
-        <w:t xml:space="preserve">O sistema detecta que o sinal do GPS está fraco ou impreciso.</w:t>
-      </w:r>
-    </w:p>
-    <w:p>
-      <w:pPr>
-        <w:numPr>
-          <w:ilvl w:val="1"/>
-          <w:numId w:val="9"/>
-        </w:numPr>
-        <w:spacing w:after="0" w:afterAutospacing="0" w:before="0" w:beforeAutospacing="0" w:line="360" w:lineRule="auto"/>
-        <w:ind w:left="1440" w:hanging="360"/>
-      </w:pPr>
-      <w:r>
-        <w:rPr>
-          <w:sz w:val="24"/>
-          <w:szCs w:val="24"/>
-          <w:rtl w:val="0"/>
-        </w:rPr>
-        <w:t xml:space="preserve">O sistema tenta utilizar métodos complementares (como redes Wi-Fi ou triangulação de antenas) para refinar a posição.</w:t>
-      </w:r>
-    </w:p>
-    <w:p>
-      <w:pPr>
-        <w:numPr>
-          <w:ilvl w:val="1"/>
-          <w:numId w:val="9"/>
-        </w:numPr>
-        <w:spacing w:after="0" w:afterAutospacing="0" w:before="0" w:beforeAutospacing="0" w:line="360" w:lineRule="auto"/>
-        <w:ind w:left="1440" w:hanging="360"/>
-      </w:pPr>
-      <w:r>
-        <w:rPr>
-          <w:sz w:val="24"/>
-          <w:szCs w:val="24"/>
-          <w:rtl w:val="0"/>
-        </w:rPr>
-        <w:t xml:space="preserve">Se ainda assim não atingir a precisão exigida, o sistema notifica o Cliente e solicita a confirmação do endereço na tela antes de prosseguir.</w:t>
-      </w:r>
-    </w:p>
-    <w:p>
-      <w:pPr>
-        <w:numPr>
-          <w:ilvl w:val="0"/>
-          <w:numId w:val="9"/>
-        </w:numPr>
-        <w:spacing w:after="0" w:afterAutospacing="0" w:before="0" w:beforeAutospacing="0" w:line="360" w:lineRule="auto"/>
-        <w:ind w:left="720" w:hanging="360"/>
-      </w:pPr>
-      <w:r>
-        <w:rPr>
-          <w:b w:val="1"/>
-          <w:bCs w:val="1"/>
-          <w:sz w:val="24"/>
-          <w:szCs w:val="24"/>
-          <w:rtl w:val="0"/>
-        </w:rPr>
-        <w:t xml:space="preserve">Fluxo de Exceção 8a: Item indisponível no estoque do mercado parceiro</w:t>
-      </w:r>
-    </w:p>
-    <w:p>
-      <w:pPr>
-        <w:numPr>
-          <w:ilvl w:val="1"/>
-          <w:numId w:val="9"/>
-        </w:numPr>
-        <w:spacing w:after="0" w:afterAutospacing="0" w:before="0" w:beforeAutospacing="0" w:line="360" w:lineRule="auto"/>
-        <w:ind w:left="1440" w:hanging="360"/>
-      </w:pPr>
-      <w:r>
-        <w:rPr>
-          <w:sz w:val="24"/>
-          <w:szCs w:val="24"/>
-          <w:rtl w:val="0"/>
-        </w:rPr>
-        <w:t xml:space="preserve">O sistema identifica que o ingrediente escolhido esgotou no mercado selecionado.</w:t>
-      </w:r>
-    </w:p>
-    <w:p>
-      <w:pPr>
-        <w:numPr>
-          <w:ilvl w:val="1"/>
-          <w:numId w:val="9"/>
-        </w:numPr>
-        <w:spacing w:after="0" w:afterAutospacing="0" w:before="0" w:beforeAutospacing="0" w:line="360" w:lineRule="auto"/>
-        <w:ind w:left="1440" w:hanging="360"/>
-      </w:pPr>
-      <w:r>
-        <w:rPr>
-          <w:sz w:val="24"/>
-          <w:szCs w:val="24"/>
-          <w:rtl w:val="0"/>
-        </w:rPr>
-        <w:t xml:space="preserve">O sistema exibe um aviso informando a indisponibilidade.</w:t>
-      </w:r>
-    </w:p>
-    <w:p>
-      <w:pPr>
-        <w:numPr>
-          <w:ilvl w:val="1"/>
-          <w:numId w:val="9"/>
-        </w:numPr>
-        <w:spacing w:after="480" w:before="0" w:beforeAutospacing="0" w:line="360" w:lineRule="auto"/>
-        <w:ind w:left="1440" w:hanging="360"/>
-      </w:pPr>
-      <w:r>
-        <w:rPr>
-          <w:sz w:val="24"/>
-          <w:szCs w:val="24"/>
-          <w:rtl w:val="0"/>
-        </w:rPr>
-        <w:t xml:space="preserve">O sistema sugere o mercado parceiro mais próximo subsequente que possua o item em estoque.</w:t>
-      </w:r>
-    </w:p>
-    <w:p>
-      <w:pPr>
-        <w:spacing w:line="360" w:lineRule="auto"/>
-        <w:jc w:val="both"/>
-        <w:rPr/>
-      </w:pPr>
-      <w:r>
-        <w:pict>
-          <v:rect style="width:0.0pt;height:1.5pt" o:hr="t" o:hrstd="t" o:hralign="center" fillcolor="#A0A0A0" stroked="f"/>
-        </w:pict>
-      </w:r>
       <w:r>
         <w:rPr>
           <w:rtl w:val="0"/>
@@ -11844,122 +13100,6 @@
     </w:lvl>
     <w:lvl w:ilvl="1">
       <w:start w:val="1"/>
-      <w:numFmt w:val="bullet"/>
-      <w:lvlText w:val="○"/>
-      <w:lvlJc w:val="left"/>
-      <w:pPr>
-        <w:ind w:left="1440" w:hanging="360"/>
-      </w:pPr>
-      <w:rPr>
-        <w:u w:val="none"/>
-      </w:rPr>
-    </w:lvl>
-    <w:lvl w:ilvl="2">
-      <w:start w:val="1"/>
-      <w:numFmt w:val="bullet"/>
-      <w:lvlText w:val="■"/>
-      <w:lvlJc w:val="left"/>
-      <w:pPr>
-        <w:ind w:left="2160" w:hanging="360"/>
-      </w:pPr>
-      <w:rPr>
-        <w:u w:val="none"/>
-      </w:rPr>
-    </w:lvl>
-    <w:lvl w:ilvl="3">
-      <w:start w:val="1"/>
-      <w:numFmt w:val="bullet"/>
-      <w:lvlText w:val="●"/>
-      <w:lvlJc w:val="left"/>
-      <w:pPr>
-        <w:ind w:left="2880" w:hanging="360"/>
-      </w:pPr>
-      <w:rPr>
-        <w:u w:val="none"/>
-      </w:rPr>
-    </w:lvl>
-    <w:lvl w:ilvl="4">
-      <w:start w:val="1"/>
-      <w:numFmt w:val="bullet"/>
-      <w:lvlText w:val="○"/>
-      <w:lvlJc w:val="left"/>
-      <w:pPr>
-        <w:ind w:left="3600" w:hanging="360"/>
-      </w:pPr>
-      <w:rPr>
-        <w:u w:val="none"/>
-      </w:rPr>
-    </w:lvl>
-    <w:lvl w:ilvl="5">
-      <w:start w:val="1"/>
-      <w:numFmt w:val="bullet"/>
-      <w:lvlText w:val="■"/>
-      <w:lvlJc w:val="left"/>
-      <w:pPr>
-        <w:ind w:left="4320" w:hanging="360"/>
-      </w:pPr>
-      <w:rPr>
-        <w:u w:val="none"/>
-      </w:rPr>
-    </w:lvl>
-    <w:lvl w:ilvl="6">
-      <w:start w:val="1"/>
-      <w:numFmt w:val="bullet"/>
-      <w:lvlText w:val="●"/>
-      <w:lvlJc w:val="left"/>
-      <w:pPr>
-        <w:ind w:left="5040" w:hanging="360"/>
-      </w:pPr>
-      <w:rPr>
-        <w:u w:val="none"/>
-      </w:rPr>
-    </w:lvl>
-    <w:lvl w:ilvl="7">
-      <w:start w:val="1"/>
-      <w:numFmt w:val="bullet"/>
-      <w:lvlText w:val="○"/>
-      <w:lvlJc w:val="left"/>
-      <w:pPr>
-        <w:ind w:left="5760" w:hanging="360"/>
-      </w:pPr>
-      <w:rPr>
-        <w:u w:val="none"/>
-      </w:rPr>
-    </w:lvl>
-    <w:lvl w:ilvl="8">
-      <w:start w:val="1"/>
-      <w:numFmt w:val="bullet"/>
-      <w:lvlText w:val="■"/>
-      <w:lvlJc w:val="left"/>
-      <w:pPr>
-        <w:ind w:left="6480" w:hanging="360"/>
-      </w:pPr>
-      <w:rPr>
-        <w:u w:val="none"/>
-      </w:rPr>
-    </w:lvl>
-  </w:abstractNum>
-  <w:abstractNum w:abstractNumId="9">
-    <w:lvl w:ilvl="0">
-      <w:start w:val="1"/>
-      <w:numFmt w:val="bullet"/>
-      <w:lvlText w:val="●"/>
-      <w:lvlJc w:val="left"/>
-      <w:pPr>
-        <w:ind w:left="720" w:hanging="360"/>
-      </w:pPr>
-      <w:rPr>
-        <w:rFonts w:ascii="Arial" w:cs="Arial" w:eastAsia="Arial" w:hAnsi="Arial"/>
-        <w:b w:val="0"/>
-        <w:bCs w:val="0"/>
-        <w:strike w:val="0"/>
-        <w:sz w:val="24"/>
-        <w:szCs w:val="24"/>
-        <w:u w:val="none"/>
-      </w:rPr>
-    </w:lvl>
-    <w:lvl w:ilvl="1">
-      <w:start w:val="1"/>
       <w:numFmt w:val="decimal"/>
       <w:lvlText w:val="%2."/>
       <w:lvlJc w:val="left"/>
@@ -12084,9 +13224,6 @@
   </w:num>
   <w:num w:numId="8">
     <w:abstractNumId w:val="8"/>
-  </w:num>
-  <w:num w:numId="9">
-    <w:abstractNumId w:val="9"/>
   </w:num>
 </w:numbering>
 </file>
@@ -12299,6 +13436,20 @@
     </w:tblPr>
   </w:style>
   <w:style w:type="table" w:styleId="Table7">
+    <w:basedOn w:val="TableNormal"/>
+    <w:tblPr>
+      <w:tblStyleRowBandSize w:val="1"/>
+      <w:tblStyleColBandSize w:val="1"/>
+    </w:tblPr>
+  </w:style>
+  <w:style w:type="table" w:styleId="Table8">
+    <w:basedOn w:val="TableNormal"/>
+    <w:tblPr>
+      <w:tblStyleRowBandSize w:val="1"/>
+      <w:tblStyleColBandSize w:val="1"/>
+    </w:tblPr>
+  </w:style>
+  <w:style w:type="table" w:styleId="Table9">
     <w:basedOn w:val="TableNormal"/>
     <w:tblPr>
       <w:tblStyleRowBandSize w:val="1"/>
